--- a/星期五的工作区/2026-06-12_科百特组织架构与IT架构方案_V1.0.docx
+++ b/星期五的工作区/2026-06-12_科百特组织架构与IT架构方案_V1.0.docx
@@ -73,7 +73,7 @@
           <w:rFonts w:ascii="仿宋" w:hAnsi="仿宋" w:eastAsia="仿宋"/>
           <w:sz w:val="32"/>
         </w:rPr>
-        <w:t>杭州科百特过滤器材有限公司（Cobetter）成立于2003年，总部位于浙江省杭州市萧山区，是一家全球领先的创新型过滤企业，专注于微孔膜技术、纳米纤维技术和超滤膜技术的开发和应用。公司由创始人张应民先生创立，采用IDM全产业链模式运营，从核心膜材料研发到滤芯制造、过滤系统设计、验证检测全链条覆盖，成功打破国外垄断，实现关键材料的国产化替代。在2025年，公司正式员工超过8100人，其中专业工程师超过3400人，研发人员占比超过40%。公司累计获得超过800项授权专利，年均研发投入占营收比例达8%。</w:t>
+        <w:t>杭州科百特过滤器材有限公司（Cobetter）成立于2003年，总部位于浙江省杭州市萧山区，是一家全球领先的纳米级过滤分离膜研发制造企业。公司专注于PES、PVDF、N66、PTFE、PP等微孔膜材料的开发，建立了从膜材料研发到过滤产品组件、从过滤系统设计到过滤验证测试分析的完整过滤分离产业链。</w:t>
       </w:r>
     </w:p>
     <w:p>
@@ -86,7 +86,7 @@
           <w:rFonts w:ascii="仿宋" w:hAnsi="仿宋" w:eastAsia="仿宋"/>
           <w:sz w:val="32"/>
         </w:rPr>
-        <w:t>公司2024年荣获"国家制造业单项冠军"称号，验证检测中心通过CNAS认证（ISO17025），系国内过滤行业首家。公司拥有42个研究与应用中心，研发设备投入超过1.5亿元，实验室面积超过7000平方米。公司技术服务覆盖全球132个国家、超过2.8万家企业客户，国内市场方面，超过90%的大型制药企业、90%以上的微电子企业、80%以上的高端食品饮料企业选择科百特产品。</w:t>
+        <w:t>截至2026年，科百特拥有员工8000余人，其中专业技术工程师超过3400人，申请自主知识产权1000余项。2024年集团营收超40亿元，纳税4.25亿元，研发投入4.75亿元（占营收比重超8.5%）。2025年营收预计突破50亿元，持续保持25%以上的增长。2021年被评为国家制造业单项冠军示范企业。2025年2月，创始人张应民在北京出席民营企业座谈会。</w:t>
       </w:r>
     </w:p>
     <w:p>
@@ -102,25 +102,6 @@
         </w:rPr>
         <w:t>二、公司组织架构</w:t>
       </w:r>
-    </w:p>
-    <w:p>
-      <w:pPr>
-        <w:spacing w:line="560" w:lineRule="exact" w:after="40"/>
-        <w:ind w:firstLine="640"/>
-      </w:pPr>
-      <w:r>
-        <w:rPr>
-          <w:rFonts w:ascii="仿宋" w:hAnsi="仿宋" w:eastAsia="仿宋"/>
-          <w:sz w:val="32"/>
-        </w:rPr>
-        <w:t>公司创始人兼首席执行官为张应民先生，核心管理团队下设研发中心、制造中心、品质中心、营销中心、信息技术部、财务/人力/行政中心六大核心部门。其中品质中心由日本质量专家原真二先生担任质量总监，导入日本精益质量管理体系（TPS），确保产品的高品质、高稳定性和高可靠性。</w:t>
-      </w:r>
-    </w:p>
-    <w:p>
-      <w:pPr>
-        <w:spacing w:before="0" w:after="120"/>
-        <w:ind w:firstLine="0"/>
-      </w:pPr>
     </w:p>
     <w:p>
       <w:pPr>
@@ -146,20 +127,7 @@
           <w:rFonts w:ascii="仿宋" w:hAnsi="仿宋" w:eastAsia="仿宋"/>
           <w:sz w:val="32"/>
         </w:rPr>
-        <w:t>信息技术部为数字化转型核心部门，下设基础架构组、ERP/PLM运维组、MES/CIM系统组、信息安全组、AI与大数据平台组，负责公司整体IT规划、建设和运维。公司目前正在大力推进信息化与数字化升级，涉及ERP系统优化、MES生产执行系统建设、容器化改造、AI智算平台建设等方向。</w:t>
-      </w:r>
-    </w:p>
-    <w:p>
-      <w:pPr>
-        <w:spacing w:line="560" w:lineRule="exact" w:after="40"/>
-        <w:ind w:firstLine="640"/>
-      </w:pPr>
-      <w:r>
-        <w:rPr>
-          <w:rFonts w:ascii="仿宋" w:hAnsi="仿宋" w:eastAsia="仿宋"/>
-          <w:sz w:val="32"/>
-        </w:rPr>
-        <w:t>公司在全球设有七大子公司和三大办事处：上海子公司、苏州子公司、台湾科百特股份有限公司、日本子公司、美国子公司、新加坡子公司、韩国子公司，以及北京、武汉、合肥三个国内办事处。主要生产基地位于杭州市萧山区河上镇、绍兴市，总部科创中心位于萧山区北干街道明星路699号。</w:t>
+        <w:t>公司创始人、董事长张应民为科百特的实际控制人与战略制定者。公司采用扁平化、矩阵式管理架构，下设研发中心（膜技术研究院）、制造中心（含河上、绍兴等生产基地）、市场销售中心、信息技术部、质量验证中心（CNAS认证）等核心部门。信息技术部为公司数字化与智能制造转型的引领部门，负责ERP/SAP、MES、QMS、LIMS等核心系统的建设与运维。</w:t>
       </w:r>
     </w:p>
     <w:p>
@@ -186,20 +154,7 @@
           <w:rFonts w:ascii="仿宋" w:hAnsi="仿宋" w:eastAsia="仿宋"/>
           <w:sz w:val="32"/>
         </w:rPr>
-        <w:t>作为一家拥有超过8100名员工的全球化制造企业，科百特在信息化建设方面已取得一定进展，覆盖ERP供应链管理、PLM产品生命周期管理、MES制造执行、CIM设备自动化等核心系统。然而，随着企业规模快速扩张和全球化布局加速推进，现有IT架构仍面临以下挑战。</w:t>
-      </w:r>
-    </w:p>
-    <w:p>
-      <w:pPr>
-        <w:spacing w:line="560" w:lineRule="exact" w:after="40"/>
-        <w:ind w:firstLine="640"/>
-      </w:pPr>
-      <w:r>
-        <w:rPr>
-          <w:rFonts w:ascii="仿宋" w:hAnsi="仿宋" w:eastAsia="仿宋"/>
-          <w:sz w:val="32"/>
-        </w:rPr>
-        <w:t>一是多区域多工厂IT基础设施分散，缺乏统一的容器云管理平台，各生产基地系统独立部署，运维成本高、效率低。二是研发数据与生产过程数据量快速增长，AI应用场景（膜材料仿真、缺陷检测、良率分析）对算力需求迫切。三是全球化布局（七家境外子公司）对跨国网络访问、数据安全合规提出更高要求。四是信创国产化政策要求日益严格，作为国家制造业单项冠军企业，需持续推进自主可控的IT基础设施改造。</w:t>
+        <w:t>科百特作为全球过滤行业的领军企业，在信息化建设方面已构建了覆盖ERP、MES、QMS、LIMS、CRM等核心系统的IT体系。然而，随着企业规模的快速发展（五年年均复合增长率48%）和全球化布局的深入，现有IT架构面临以下挑战：一是多工厂（萧山、绍兴、海外）间IT系统独立部署，缺乏统一容器云底座；二是产品研发数据快速增长，算力资源瓶颈凸显；三是全球业务需要统一的数字化平台支撑；四是AI技术应用于膜材料研发与智能制造的需求日益迫切。</w:t>
       </w:r>
     </w:p>
     <w:p>
@@ -226,14 +181,8 @@
           <w:rFonts w:ascii="仿宋" w:hAnsi="仿宋" w:eastAsia="仿宋"/>
           <w:sz w:val="32"/>
         </w:rPr>
-        <w:t>基于青云KubeSphere企业版（KSE 4.2）和青云AI智算平台，为科百特规划六层IT架构体系，以青云统一底座贯通各层级。</w:t>
+        <w:t>基于青云KubeSphere企业版（KSE 4.2）和青云AI智算平台，为科百特规划六层IT架构体系，以青云统一底座贯通各层级、赋能全业务。</w:t>
       </w:r>
-    </w:p>
-    <w:p>
-      <w:pPr>
-        <w:spacing w:before="0" w:after="120"/>
-        <w:ind w:firstLine="0"/>
-      </w:pPr>
     </w:p>
     <w:p>
       <w:pPr>
@@ -246,7 +195,7 @@
           <w:rFonts w:ascii="仿宋" w:hAnsi="仿宋" w:eastAsia="仿宋"/>
           <w:sz w:val="20"/>
         </w:rPr>
-        <w:t>图二  科百特IT架构分层示意图（青云KubeSphere+AI智算平台）</w:t>
+        <w:t>图二  科百特IT架构分层示意图（青云KubeSphere+AI智算平台统一底座）</w:t>
       </w:r>
     </w:p>
     <w:p>
@@ -259,7 +208,7 @@
           <w:rFonts w:ascii="仿宋" w:hAnsi="仿宋" w:eastAsia="仿宋"/>
           <w:sz w:val="32"/>
         </w:rPr>
-        <w:t>第一层：硬件与网络层。涵盖x86/ARM/信创计算服务器、GPU/NPU人工智能算力集群、全闪/混闪/对象存储设备、万兆/IB高速网络，覆盖杭州、绍兴、萧山等三地数据中心。</w:t>
+        <w:t>第一层：硬件与网络层。包括x86/信创计算服务器、GPU算力集群（用于膜材料AI仿真与研发）、全闪/混闪/对象存储设备、万兆高速网络、多数据中心（杭州总部、绍兴工厂等）。</w:t>
       </w:r>
     </w:p>
     <w:p>
@@ -272,7 +221,7 @@
           <w:rFonts w:ascii="仿宋" w:hAnsi="仿宋" w:eastAsia="仿宋"/>
           <w:sz w:val="32"/>
         </w:rPr>
-        <w:t>第二层：基础设施与云平台层。以青云KubeSphere企业版为容器云底座，提供多集群统一管理、全栈可观测性、DevOps自动化流水线；以青云AI智算平台提供GPU调度、训练推理、模型全生命周期管理；以青云软件定义存储提供分布式存储与备份容灾能力；全面支持信创国产化适配。</w:t>
+        <w:t>第二层：基础设施与云平台层。以青云KubeSphere企业版为容器云底座，提供多集群统一管理、全栈可观测性、DevOps自动化流水线；以青云AI智算平台提供GPU调度、AI模型训练推理、膜材料研发算力支撑；全面支持信创国产化适配。</w:t>
       </w:r>
     </w:p>
     <w:p>
@@ -285,7 +234,7 @@
           <w:rFonts w:ascii="仿宋" w:hAnsi="仿宋" w:eastAsia="仿宋"/>
           <w:sz w:val="32"/>
         </w:rPr>
-        <w:t>第三层：生产执行与研发层。包括MES制造执行系统（工单管理、追溯、SPC统计过程控制）、CIM设备自动化系统、质量追溯与批次管理、合规化验证管理，是科百特作为高端制造企业的核心生产力层。</w:t>
+        <w:t>第三层：生产执行与研发设计层。包括MES制造执行系统（工单管理、追溯、SPC）、QMS质量管理系统（符合ISO9001/ISO17025）、LIMS实验室信息管理系统、CAD仿真与膜材料设计算法平台，是科百特的核心生产力层。</w:t>
       </w:r>
     </w:p>
     <w:p>
@@ -298,7 +247,7 @@
           <w:rFonts w:ascii="仿宋" w:hAnsi="仿宋" w:eastAsia="仿宋"/>
           <w:sz w:val="32"/>
         </w:rPr>
-        <w:t>第四层：业务运营与管理层。包括ERP（财务/供应链/采购）、CRM客户关系管理、PLM产品生命周期管理、BI经营数据分析，实现业务端到端数字化管理。</w:t>
+        <w:t>第四层：业务运营与管理层。包括ERP/SAP（财务/供应链/采购）、CRM客户关系管理、SRM供应商管理、PLM产品全生命周期管理、BI经营数据分析等，实现业务端到端数字化管理。</w:t>
       </w:r>
     </w:p>
     <w:p>
@@ -311,7 +260,7 @@
           <w:rFonts w:ascii="仿宋" w:hAnsi="仿宋" w:eastAsia="仿宋"/>
           <w:sz w:val="32"/>
         </w:rPr>
-        <w:t>第五层：协同办公与门户层。涵盖OA审批流程、企业信息门户、邮件与即时通讯、视频会议、HR行政系统、知识管理平台（含技术文档、验证报告等），支撑企业日常办公与协作需求。</w:t>
+        <w:t>第五层：协同办公与门户层。涵盖OA审批流程、企业信息门户、邮件与即时通讯、视频会议系统、HR行政管理、知识管理平台等，支撑全球化办公协作。</w:t>
       </w:r>
     </w:p>
     <w:p>
@@ -324,7 +273,7 @@
           <w:rFonts w:ascii="仿宋" w:hAnsi="仿宋" w:eastAsia="仿宋"/>
           <w:sz w:val="32"/>
         </w:rPr>
-        <w:t>第六层：数据安全与合规层。覆盖数据分级分类与访问控制（IAM/SSO）、统一身份认证、网络安全防护（WAF/防火墙/IPS）、国际数据跨境合规、数据备份与容灾、等保合规审计等。</w:t>
+        <w:t>第六层：数据安全与合规层。覆盖数据分级分类、访问控制与审计（IAM/SSO）、网络安全防护（WAF/防火墙/IPS）、等保合规、ISO27001信息安全体系、数据备份与容灾、业务连续性管理等。</w:t>
       </w:r>
     </w:p>
     <w:p>
@@ -365,20 +314,7 @@
           <w:rFonts w:ascii="仿宋" w:hAnsi="仿宋" w:eastAsia="仿宋"/>
           <w:sz w:val="32"/>
         </w:rPr>
-        <w:t>KubeSphere企业版（KSE 4.2）是青云科技打造的新一代云原生操作系统，基于KubeSphere LuBan可扩展开放架构，在Kubernetes之上深度融合多云管理、微服务治理、应用可观测等核心能力。针对科百特的实际需求，核心匹配能力包括以下几方面。</w:t>
-      </w:r>
-    </w:p>
-    <w:p>
-      <w:pPr>
-        <w:spacing w:line="560" w:lineRule="exact" w:after="40"/>
-        <w:ind w:firstLine="640"/>
-      </w:pPr>
-      <w:r>
-        <w:rPr>
-          <w:rFonts w:ascii="仿宋" w:hAnsi="仿宋" w:eastAsia="仿宋"/>
-          <w:sz w:val="32"/>
-        </w:rPr>
-        <w:t>一是多集群统一管理。实现杭州、萧山、绍兴等多地集群的统一纳管与策略统一下发，消除信息孤岛，实现集团级资源管控。二是全栈可观测性。提供多维度监控告警、日志审计、链路追踪，保障生产系统SLA。三是GPU调度管理。支持GPU资源的细粒度调度与监控，满足膜材料AI仿真与缺陷检测算力需求。四是DevOps自动化。内置CI/CD流水线，加速研发与生产协同效率。五是多租户与权限管理。按业务线（研发/制造/运营）进行资源隔离与配额管理，满足多部门共享平台需求。六是高可用与容灾。支持同城双活、异地灾备，保障过滤产品生产线业务连续性。</w:t>
+        <w:t>KubeSphere企业版（KSE 4.2）是青云科技打造的新一代云原生操作系统，基于KubeSphere LuBan可扩展开放架构。针对科百特的实际需求，核心匹配能力如下。一是多集群统一管理。实现萧山河上、绍兴滨海、杭州滨江等基地集群的统一纳管与策略统一下发。二是全栈可观测性。提供多维度监控告警、日志审计、链路追踪，保障MES/QMS等生产系统SLA。三是GPU调度管理。支持GPU资源的细粒度调度与监控，满足膜材料AI仿真与研发算力需求。四是DevOps自动化。内置CI/CD流水线，加速应用迭代与交付效率。五是多租户与权限管理。按业务线（研发/制造/验证/运营）进行资源隔离与配额管理。六是应用商店。提供Helm应用一键部署，加速中间件（Redis、RocketMQ等）交付。</w:t>
       </w:r>
     </w:p>
     <w:p>
@@ -405,7 +341,7 @@
           <w:rFonts w:ascii="仿宋" w:hAnsi="仿宋" w:eastAsia="仿宋"/>
           <w:sz w:val="32"/>
         </w:rPr>
-        <w:t>青云AI智算平台基于统一全栈架构打造AI算力底座，具备异构算力调度能力，可有效支撑科百特在以下典型AI场景中的应用。一是膜材料性能仿真加速，基于AI代理的过滤膜分离性能预测。二是生产缺陷检测，基于机器视觉的滤芯质量在线检测与分类。三是研发智能化，AI辅助的材料配方优化与工艺参数推荐。四是智能排产与供应链优化，基于需求预测的生产计划与物料调度。平台支持GPU、NPU混合调度，提供训练任务管理与资源配额管控，内置算法开发环境与模型管理，与KubeSphere容器平台深度集成。</w:t>
+        <w:t>青云AI智算平台基于统一全栈架构打造AI算力底座，具备异构算力调度能力，可有效支撑科百特在膜材料AI仿真、纳米级孔径预测算法、产品质量AI检测、智能排产、供应链优化等场景的AI算力需求。平台支持GPU、NPU、CPU混合调度，提供训练任务管理与资源配额管控，内置算法开发环境与模型管理，并与KubeSphere容器平台深度集成，实现算力资源的统一运营与调度。</w:t>
       </w:r>
     </w:p>
     <w:p>
@@ -419,7 +355,7 @@
           <w:b/>
           <w:sz w:val="32"/>
         </w:rPr>
-        <w:t>（三）全球化与信创支持</w:t>
+        <w:t>（三）智能制造与数字化转型支撑</w:t>
       </w:r>
     </w:p>
     <w:p>
@@ -432,7 +368,7 @@
           <w:rFonts w:ascii="仿宋" w:hAnsi="仿宋" w:eastAsia="仿宋"/>
           <w:sz w:val="32"/>
         </w:rPr>
-        <w:t>青云KubeSphere企业版全面支持信创国产化，已完成与鲲鹏、飞腾、海光等国产CPU及麒麟、统信等国产操作系统的适配认证。针对科百特全球化布局（七家境外子公司），青云平台可提供跨国集群统一管理、多语言界面、国际时区支持等能力，满足全球研发协同需求。</w:t>
+        <w:t>科百特已引入日本精益化生产（TPS）体系，数字化转型需求迫切。青云方案可在以下方面深度支撑。一是MES容器化部署。将制造执行系统容器化改造，实现多工厂统一管控与快速复制推广。二是研发仿真上云。膜材料AI仿真计算移至容器云平台，实现按需弹性算力调度。三是数据中台建设。通过云原生数据平台实现多工厂数据汇聚与BI分析。四是IoT与边缘计算。支持工厂IoT设备数据采集与边缘计算，助力智能制造升级。五是信创国产化。全面支持国产CPU、操作系统适配，助力制造企业自主可控。</w:t>
       </w:r>
     </w:p>
     <w:p>
@@ -459,7 +395,7 @@
           <w:rFonts w:ascii="仿宋" w:hAnsi="仿宋" w:eastAsia="仿宋"/>
           <w:sz w:val="32"/>
         </w:rPr>
-        <w:t>通过部署青云KubeSphere企业版及AI智算平台，可为科百特带来以下核心价值。一是实现多基地IT基础设施统一管理，降低运维复杂度与人力成本。二是构建企业级AI算力底座，加速膜材料研发与智能制造进程。三是提升生产系统可用性与可观测性，保障制造业务连续性。四是满足信创国产化合规要求，平滑推进自主可控进程。五是支撑全球化业务拓展，实现总部与七家子公司的协同运营。</w:t>
+        <w:t>通过部署青云KubeSphere企业版及AI智算平台，可为科百特带来以下核心价值。一是实现多基地IT基础设施统一管理，降低运维复杂度与人力成本。二是构建企业级AI算力底座，加速膜材料研发与AI仿真进程。三是提升MES/QMS等生产系统的可用性与可观测性。四是支撑全球化业务拓展，实现标准化的IT基础设施复制。五是满足信创国产化合规要求，平滑推进自主可控进程。六是降低整体IT建设成本，实现从资源消耗型向平台运营型转变。</w:t>
       </w:r>
     </w:p>
     <w:sectPr>
@@ -474,9 +410,9 @@
       </w:pPr>
       <w:r>
         <w:pict>
-          <v:group style="width:500pt;height:320pt" coordsize="500,320" coordorigin="0,0">
-            <v:rect style="position:absolute;left:200pt;top:5pt;width:100pt;height:24pt" fillcolor="#1F4E79" strokecolor="#1F4E79" strokeweight="1pt">
-              <v:textbox>
+          <v:group style="width:540pt;height:400pt" coordsize="540,400" coordorigin="0,0">
+            <v:rect style="position:absolute;left:220pt;top:5pt;width:100pt;height:24pt" fillcolor="#1F4E79" strokecolor="#1F4E79" strokeweight="1pt">
+              <v:textbox style="mso-fit-shape-to-text:t">
                 <w:txbxContent>
                   <w:p>
                     <w:pPr>
@@ -484,21 +420,20 @@
                     </w:pPr>
                     <w:r>
                       <w:rPr>
-                        <w:rFonts w:eastAsia="仿宋"/>
+                        <w:rFonts w:eastAsia="黑体"/>
+                        <w:sz w:val="24"/>
                         <w:b/>
-                        <w:sz w:val="14"/>
-                        <w:color w:val="FFFFFF"/>
+                        <w:color w:val="#FFFFFF"/>
                       </w:rPr>
-                      <w:t xml:space="preserve">创始人/CEO
-张应民</w:t>
+                      <w:t xml:space="preserve">股东大会</w:t>
                     </w:r>
                   </w:p>
                 </w:txbxContent>
               </v:textbox>
             </v:rect>
-            <v:line from="250,29" to="250,44" strokecolor="#666666" strokeweight="1pt"/>
-            <v:rect style="position:absolute;left:300pt;top:36pt;width:90pt;height:20pt" fillcolor="#FFF2CC" strokecolor="#BF8F00" strokeweight="1pt">
-              <v:textbox>
+            <v:line from="270,29" to="270,39" strokecolor="#666666" strokeweight="1pt"/>
+            <v:rect style="position:absolute;left:185pt;top:41pt;width:80pt;height:24pt" fillcolor="#1F4E79" strokecolor="#1F4E79" strokeweight="1pt">
+              <v:textbox style="mso-fit-shape-to-text:t">
                 <w:txbxContent>
                   <w:p>
                     <w:pPr>
@@ -506,20 +441,20 @@
                     </w:pPr>
                     <w:r>
                       <w:rPr>
-                        <w:rFonts w:eastAsia="仿宋"/>
-                        <w:sz w:val="12"/>
-                        <w:color w:val="#000000"/>
+                        <w:rFonts w:eastAsia="黑体"/>
+                        <w:sz w:val="24"/>
+                        <w:b/>
+                        <w:color w:val="#FFFFFF"/>
                       </w:rPr>
-                      <w:t xml:space="preserve">质量总监
-原真二</w:t>
+                      <w:t xml:space="preserve">董事会</w:t>
                     </w:r>
                   </w:p>
                 </w:txbxContent>
               </v:textbox>
             </v:rect>
-            <v:line from="250,44" to="345,48" strokecolor="#999" strokeweight="1pt"/>
-            <v:rect style="position:absolute;left:190pt;top:46pt;width:120pt;height:22pt" fillcolor="#4472C4" strokecolor="#4472C4" strokeweight="1pt">
-              <v:textbox>
+            <v:line from="270,39" to="225,41" strokecolor="#666666" strokeweight="1pt"/>
+            <v:rect style="position:absolute;left:275pt;top:41pt;width:80pt;height:24pt" fillcolor="#1F4E79" strokecolor="#1F4E79" strokeweight="1pt">
+              <v:textbox style="mso-fit-shape-to-text:t">
                 <w:txbxContent>
                   <w:p>
                     <w:pPr>
@@ -527,20 +462,20 @@
                     </w:pPr>
                     <w:r>
                       <w:rPr>
-                        <w:rFonts w:eastAsia="仿宋"/>
+                        <w:rFonts w:eastAsia="黑体"/>
+                        <w:sz w:val="24"/>
                         <w:b/>
-                        <w:sz w:val="13"/>
-                        <w:color w:val="FFFFFF"/>
+                        <w:color w:val="#FFFFFF"/>
                       </w:rPr>
-                      <w:t xml:space="preserve">总经理/COO</w:t>
+                      <w:t xml:space="preserve">监事会</w:t>
                     </w:r>
                   </w:p>
                 </w:txbxContent>
               </v:textbox>
             </v:rect>
-            <v:line from="250,68" to="250,78" strokecolor="#666666" strokeweight="1pt"/>
-            <v:rect style="position:absolute;left:15pt;top:80pt;width:70pt;height:28pt" fillcolor="#D6E4F0" strokecolor="#4472C4" strokeweight="1pt">
-              <v:textbox>
+            <v:line from="270,39" to="315,41" strokecolor="#666666" strokeweight="1pt"/>
+            <v:rect style="position:absolute;left:220pt;top:77pt;width:100pt;height:24pt" fillcolor="#4472C4" strokecolor="#4472C4" strokeweight="1pt">
+              <v:textbox style="mso-fit-shape-to-text:t">
                 <w:txbxContent>
                   <w:p>
                     <w:pPr>
@@ -548,20 +483,20 @@
                     </w:pPr>
                     <w:r>
                       <w:rPr>
-                        <w:rFonts w:eastAsia="仿宋"/>
+                        <w:rFonts w:eastAsia="黑体"/>
+                        <w:sz w:val="24"/>
                         <w:b/>
-                        <w:sz w:val="11"/>
-                        <w:color w:val="#1F4E79"/>
+                        <w:color w:val="#FFFFFF"/>
                       </w:rPr>
-                      <w:t xml:space="preserve">研发中心</w:t>
+                      <w:t xml:space="preserve">总经理</w:t>
                     </w:r>
                   </w:p>
                 </w:txbxContent>
               </v:textbox>
             </v:rect>
-            <v:line from="250,78" to="50,80" strokecolor="#999" strokeweight="1pt"/>
-            <v:rect style="position:absolute;left:90pt;top:80pt;width:70pt;height:28pt" fillcolor="#D6E4F0" strokecolor="#4472C4" strokeweight="1pt">
-              <v:textbox>
+            <v:line from="225,65" to="270,77" strokecolor="#666666" strokeweight="1pt"/>
+            <v:rect style="position:absolute;left:41pt;top:113pt;width:85pt;height:36pt" fillcolor="#D6E4F0" strokecolor="#4472C4" strokeweight="1pt">
+              <v:textbox style="mso-fit-shape-to-text:t">
                 <w:txbxContent>
                   <w:p>
                     <w:pPr>
@@ -569,20 +504,20 @@
                     </w:pPr>
                     <w:r>
                       <w:rPr>
-                        <w:rFonts w:eastAsia="仿宋"/>
-                        <w:b/>
-                        <w:sz w:val="11"/>
-                        <w:color w:val="#1F4E79"/>
+                        <w:rFonts w:eastAsia="仿_Song"/>
+                        <w:sz w:val="20"/>
+                        <w:color w:val="#000000"/>
                       </w:rPr>
-                      <w:t xml:space="preserve">制造中心</w:t>
+                      <w:t xml:space="preserve">研发中心
+（膜技术）</w:t>
                     </w:r>
                   </w:p>
                 </w:txbxContent>
               </v:textbox>
             </v:rect>
-            <v:line from="250,78" to="125,80" strokecolor="#999" strokeweight="1pt"/>
-            <v:rect style="position:absolute;left:165pt;top:80pt;width:70pt;height:28pt" fillcolor="#D6E4F0" strokecolor="#4472C4" strokeweight="1pt">
-              <v:textbox>
+            <v:line from="270,101" to="83,113" strokecolor="#666666" strokeweight="1pt"/>
+            <v:rect style="position:absolute;left:134pt;top:113pt;width:85pt;height:36pt" fillcolor="#D6E4F0" strokecolor="#4472C4" strokeweight="1pt">
+              <v:textbox style="mso-fit-shape-to-text:t">
                 <w:txbxContent>
                   <w:p>
                     <w:pPr>
@@ -590,20 +525,20 @@
                     </w:pPr>
                     <w:r>
                       <w:rPr>
-                        <w:rFonts w:eastAsia="仿宋"/>
-                        <w:b/>
-                        <w:sz w:val="11"/>
-                        <w:color w:val="#1F4E79"/>
+                        <w:rFonts w:eastAsia="仿_Song"/>
+                        <w:sz w:val="20"/>
+                        <w:color w:val="#000000"/>
                       </w:rPr>
-                      <w:t xml:space="preserve">品质中心</w:t>
+                      <w:t xml:space="preserve">制造中心
+（生产运营）</w:t>
                     </w:r>
                   </w:p>
                 </w:txbxContent>
               </v:textbox>
             </v:rect>
-            <v:line from="250,78" to="200,80" strokecolor="#999" strokeweight="1pt"/>
-            <v:rect style="position:absolute;left:240pt;top:80pt;width:70pt;height:28pt" fillcolor="#D6E4F0" strokecolor="#4472C4" strokeweight="1pt">
-              <v:textbox>
+            <v:line from="270,101" to="176,113" strokecolor="#666666" strokeweight="1pt"/>
+            <v:rect style="position:absolute;left:227pt;top:113pt;width:85pt;height:36pt" fillcolor="#D6E4F0" strokecolor="#4472C4" strokeweight="1pt">
+              <v:textbox style="mso-fit-shape-to-text:t">
                 <w:txbxContent>
                   <w:p>
                     <w:pPr>
@@ -611,20 +546,20 @@
                     </w:pPr>
                     <w:r>
                       <w:rPr>
-                        <w:rFonts w:eastAsia="仿宋"/>
-                        <w:b/>
-                        <w:sz w:val="11"/>
-                        <w:color w:val="#1F4E79"/>
+                        <w:rFonts w:eastAsia="仿_Song"/>
+                        <w:sz w:val="20"/>
+                        <w:color w:val="#000000"/>
                       </w:rPr>
-                      <w:t xml:space="preserve">营销中心</w:t>
+                      <w:t xml:space="preserve">市场销售
+中心</w:t>
                     </w:r>
                   </w:p>
                 </w:txbxContent>
               </v:textbox>
             </v:rect>
-            <v:line from="250,78" to="275,80" strokecolor="#999" strokeweight="1pt"/>
-            <v:rect style="position:absolute;left:315pt;top:80pt;width:70pt;height:28pt" fillcolor="#D6E4F0" strokecolor="#4472C4" strokeweight="1pt">
-              <v:textbox>
+            <v:line from="270,101" to="269,113" strokecolor="#666666" strokeweight="1pt"/>
+            <v:rect style="position:absolute;left:320pt;top:113pt;width:85pt;height:36pt" fillcolor="#D6E4F0" strokecolor="#4472C4" strokeweight="1pt">
+              <v:textbox style="mso-fit-shape-to-text:t">
                 <w:txbxContent>
                   <w:p>
                     <w:pPr>
@@ -632,20 +567,20 @@
                     </w:pPr>
                     <w:r>
                       <w:rPr>
-                        <w:rFonts w:eastAsia="仿宋"/>
-                        <w:b/>
-                        <w:sz w:val="11"/>
-                        <w:color w:val="#1F4E79"/>
+                        <w:rFonts w:eastAsia="仿_Song"/>
+                        <w:sz w:val="20"/>
+                        <w:color w:val="#000000"/>
                       </w:rPr>
-                      <w:t xml:space="preserve">信息技术部</w:t>
+                      <w:t xml:space="preserve">信息技术部
+（IT/数字化）</w:t>
                     </w:r>
                   </w:p>
                 </w:txbxContent>
               </v:textbox>
             </v:rect>
-            <v:line from="250,78" to="350,80" strokecolor="#999" strokeweight="1pt"/>
-            <v:rect style="position:absolute;left:390pt;top:80pt;width:70pt;height:28pt" fillcolor="#D6E4F0" strokecolor="#4472C4" strokeweight="1pt">
-              <v:textbox>
+            <v:line from="270,101" to="362,113" strokecolor="#666666" strokeweight="1pt"/>
+            <v:rect style="position:absolute;left:413pt;top:113pt;width:85pt;height:36pt" fillcolor="#D6E4F0" strokecolor="#4472C4" strokeweight="1pt">
+              <v:textbox style="mso-fit-shape-to-text:t">
                 <w:txbxContent>
                   <w:p>
                     <w:pPr>
@@ -653,21 +588,20 @@
                     </w:pPr>
                     <w:r>
                       <w:rPr>
-                        <w:rFonts w:eastAsia="仿宋"/>
-                        <w:b/>
-                        <w:sz w:val="11"/>
-                        <w:color w:val="#1F4E79"/>
+                        <w:rFonts w:eastAsia="仿_Song"/>
+                        <w:sz w:val="20"/>
+                        <w:color w:val="#000000"/>
                       </w:rPr>
-                      <w:t xml:space="preserve">财务/人力/
-行政中心</w:t>
+                      <w:t xml:space="preserve">质量验证
+中心</w:t>
                     </w:r>
                   </w:p>
                 </w:txbxContent>
               </v:textbox>
             </v:rect>
-            <v:line from="250,78" to="425,80" strokecolor="#999" strokeweight="1pt"/>
-            <v:rect style="position:absolute;left:15pt;top:115pt;width:30pt;height:24pt" fillcolor="#FCE4EC" strokecolor="#4472C4" strokeweight="1pt">
-              <v:textbox>
+            <v:line from="270,101" to="455,113" strokecolor="#666666" strokeweight="1pt"/>
+            <v:rect style="position:absolute;left:38pt;top:161pt;width:88pt;height:32pt" fillcolor="#E2EFDA" strokecolor="#548235" strokeweight="1pt">
+              <v:textbox style="mso-fit-shape-to-text:t">
                 <w:txbxContent>
                   <w:p>
                     <w:pPr>
@@ -675,20 +609,20 @@
                     </w:pPr>
                     <w:r>
                       <w:rPr>
-                        <w:rFonts w:eastAsia="仿宋"/>
-                        <w:sz w:val="10"/>
+                        <w:rFonts w:eastAsia="仿_Song"/>
+                        <w:sz w:val="20"/>
                         <w:color w:val="#000000"/>
                       </w:rPr>
-                      <w:t xml:space="preserve">膜材料
-研发中心</w:t>
+                      <w:t xml:space="preserve">萧山河上
+工厂（C系列）</w:t>
                     </w:r>
                   </w:p>
                 </w:txbxContent>
               </v:textbox>
             </v:rect>
-            <v:line from="50,108" to="30,115" strokecolor="#999" strokeweight="1pt"/>
-            <v:rect style="position:absolute;left:50pt;top:115pt;width:30pt;height:24pt" fillcolor="#FCE4EC" strokecolor="#4472C4" strokeweight="1pt">
-              <v:textbox>
+            <v:line from="176,149" to="82,161" strokecolor="#666666" strokeweight="1pt"/>
+            <v:rect style="position:absolute;left:132pt;top:161pt;width:88pt;height:32pt" fillcolor="#E2EFDA" strokecolor="#548235" strokeweight="1pt">
+              <v:textbox style="mso-fit-shape-to-text:t">
                 <w:txbxContent>
                   <w:p>
                     <w:pPr>
@@ -696,20 +630,20 @@
                     </w:pPr>
                     <w:r>
                       <w:rPr>
-                        <w:rFonts w:eastAsia="仿宋"/>
-                        <w:sz w:val="10"/>
+                        <w:rFonts w:eastAsia="仿_Song"/>
+                        <w:sz w:val="20"/>
                         <w:color w:val="#000000"/>
                       </w:rPr>
-                      <w:t xml:space="preserve">验证
-检测中心</w:t>
+                      <w:t xml:space="preserve">杭州滨江
+研发验证中心</w:t>
                     </w:r>
                   </w:p>
                 </w:txbxContent>
               </v:textbox>
             </v:rect>
-            <v:line from="50,108" to="65,115" strokecolor="#999" strokeweight="1pt"/>
-            <v:rect style="position:absolute;left:85pt;top:115pt;width:30pt;height:24pt" fillcolor="#FCE4EC" strokecolor="#4472C4" strokeweight="1pt">
-              <v:textbox>
+            <v:line from="176,149" to="176,161" strokecolor="#666666" strokeweight="1pt"/>
+            <v:rect style="position:absolute;left:226pt;top:161pt;width:88pt;height:32pt" fillcolor="#E2EFDA" strokecolor="#548235" strokeweight="1pt">
+              <v:textbox style="mso-fit-shape-to-text:t">
                 <w:txbxContent>
                   <w:p>
                     <w:pPr>
@@ -717,20 +651,20 @@
                     </w:pPr>
                     <w:r>
                       <w:rPr>
-                        <w:rFonts w:eastAsia="仿宋"/>
-                        <w:sz w:val="10"/>
+                        <w:rFonts w:eastAsia="仿_Song"/>
+                        <w:sz w:val="20"/>
                         <w:color w:val="#000000"/>
                       </w:rPr>
-                      <w:t xml:space="preserve">应用
-技术中心</w:t>
+                      <w:t xml:space="preserve">绍兴滨海
+新工厂（C9）</w:t>
                     </w:r>
                   </w:p>
                 </w:txbxContent>
               </v:textbox>
             </v:rect>
-            <v:line from="50,108" to="100,115" strokecolor="#999" strokeweight="1pt"/>
-            <v:rect style="position:absolute;left:85pt;top:115pt;width:30pt;height:24pt" fillcolor="#E2EFDA" strokecolor="#548235" strokeweight="1pt">
-              <v:textbox>
+            <v:line from="176,149" to="270,161" strokecolor="#666666" strokeweight="1pt"/>
+            <v:rect style="position:absolute;left:320pt;top:161pt;width:88pt;height:32pt" fillcolor="#E2EFDA" strokecolor="#548235" strokeweight="1pt">
+              <v:textbox style="mso-fit-shape-to-text:t">
                 <w:txbxContent>
                   <w:p>
                     <w:pPr>
@@ -738,195 +672,8 @@
                     </w:pPr>
                     <w:r>
                       <w:rPr>
-                        <w:rFonts w:eastAsia="仿宋"/>
-                        <w:sz w:val="10"/>
-                        <w:color w:val="#000000"/>
-                      </w:rPr>
-                      <w:t xml:space="preserve">河上
-厂区</w:t>
-                    </w:r>
-                  </w:p>
-                </w:txbxContent>
-              </v:textbox>
-            </v:rect>
-            <v:line from="125,108" to="100,115" strokecolor="#999" strokeweight="1pt"/>
-            <v:rect style="position:absolute;left:115pt;top:115pt;width:30pt;height:24pt" fillcolor="#E2EFDA" strokecolor="#548235" strokeweight="1pt">
-              <v:textbox>
-                <w:txbxContent>
-                  <w:p>
-                    <w:pPr>
-                      <w:jc w:val="center"/>
-                    </w:pPr>
-                    <w:r>
-                      <w:rPr>
-                        <w:rFonts w:eastAsia="仿宋"/>
-                        <w:sz w:val="10"/>
-                        <w:color w:val="#000000"/>
-                      </w:rPr>
-                      <w:t xml:space="preserve">萧山
-科创中心</w:t>
-                    </w:r>
-                  </w:p>
-                </w:txbxContent>
-              </v:textbox>
-            </v:rect>
-            <v:line from="125,108" to="130,115" strokecolor="#999" strokeweight="1pt"/>
-            <v:rect style="position:absolute;left:145pt;top:115pt;width:30pt;height:24pt" fillcolor="#E2EFDA" strokecolor="#548235" strokeweight="1pt">
-              <v:textbox>
-                <w:txbxContent>
-                  <w:p>
-                    <w:pPr>
-                      <w:jc w:val="center"/>
-                    </w:pPr>
-                    <w:r>
-                      <w:rPr>
-                        <w:rFonts w:eastAsia="仿宋"/>
-                        <w:sz w:val="10"/>
-                        <w:color w:val="#000000"/>
-                      </w:rPr>
-                      <w:t xml:space="preserve">绍兴
-生产基地</w:t>
-                    </w:r>
-                  </w:p>
-                </w:txbxContent>
-              </v:textbox>
-            </v:rect>
-            <v:line from="125,108" to="160,115" strokecolor="#999" strokeweight="1pt"/>
-            <v:rect style="position:absolute;left:240pt;top:115pt;width:30pt;height:24pt" fillcolor="#E3F2FD" strokecolor="#4472C4" strokeweight="1pt">
-              <v:textbox>
-                <w:txbxContent>
-                  <w:p>
-                    <w:pPr>
-                      <w:jc w:val="center"/>
-                    </w:pPr>
-                    <w:r>
-                      <w:rPr>
-                        <w:rFonts w:eastAsia="仿宋"/>
-                        <w:sz w:val="10"/>
-                        <w:color w:val="#000000"/>
-                      </w:rPr>
-                      <w:t xml:space="preserve">国内/海外
-销售部</w:t>
-                    </w:r>
-                  </w:p>
-                </w:txbxContent>
-              </v:textbox>
-            </v:rect>
-            <v:line from="275,108" to="255,115" strokecolor="#999" strokeweight="1pt"/>
-            <v:rect style="position:absolute;left:310pt;top:115pt;width:28pt;height:24pt" fillcolor="#E8EAF6" strokecolor="#5C6BC0" strokeweight="1pt">
-              <v:textbox>
-                <w:txbxContent>
-                  <w:p>
-                    <w:pPr>
-                      <w:jc w:val="center"/>
-                    </w:pPr>
-                    <w:r>
-                      <w:rPr>
-                        <w:rFonts w:eastAsia="仿宋"/>
-                        <w:sz w:val="10"/>
-                        <w:color w:val="#000000"/>
-                      </w:rPr>
-                      <w:t xml:space="preserve">基础架构组</w:t>
-                    </w:r>
-                  </w:p>
-                </w:txbxContent>
-              </v:textbox>
-            </v:rect>
-            <v:line from="350,108" to="324,115" strokecolor="#999" strokeweight="1pt"/>
-            <v:rect style="position:absolute;left:340pt;top:115pt;width:28pt;height:24pt" fillcolor="#E8EAF6" strokecolor="#5C6BC0" strokeweight="1pt">
-              <v:textbox>
-                <w:txbxContent>
-                  <w:p>
-                    <w:pPr>
-                      <w:jc w:val="center"/>
-                    </w:pPr>
-                    <w:r>
-                      <w:rPr>
-                        <w:rFonts w:eastAsia="仿宋"/>
-                        <w:sz w:val="10"/>
-                        <w:color w:val="#000000"/>
-                      </w:rPr>
-                      <w:t xml:space="preserve">ERP/PLM
-运维</w:t>
-                    </w:r>
-                  </w:p>
-                </w:txbxContent>
-              </v:textbox>
-            </v:rect>
-            <v:line from="350,108" to="354,115" strokecolor="#999" strokeweight="1pt"/>
-            <v:rect style="position:absolute;left:370pt;top:115pt;width:28pt;height:24pt" fillcolor="#E8EAF6" strokecolor="#5C6BC0" strokeweight="1pt">
-              <v:textbox>
-                <w:txbxContent>
-                  <w:p>
-                    <w:pPr>
-                      <w:jc w:val="center"/>
-                    </w:pPr>
-                    <w:r>
-                      <w:rPr>
-                        <w:rFonts w:eastAsia="仿宋"/>
-                        <w:sz w:val="10"/>
-                        <w:color w:val="#000000"/>
-                      </w:rPr>
-                      <w:t xml:space="preserve">MES/CIM
-系统</w:t>
-                    </w:r>
-                  </w:p>
-                </w:txbxContent>
-              </v:textbox>
-            </v:rect>
-            <v:line from="350,108" to="384,115" strokecolor="#999" strokeweight="1pt"/>
-            <v:rect style="position:absolute;left:400pt;top:115pt;width:28pt;height:24pt" fillcolor="#E8EAF6" strokecolor="#5C6BC0" strokeweight="1pt">
-              <v:textbox>
-                <w:txbxContent>
-                  <w:p>
-                    <w:pPr>
-                      <w:jc w:val="center"/>
-                    </w:pPr>
-                    <w:r>
-                      <w:rPr>
-                        <w:rFonts w:eastAsia="仿宋"/>
-                        <w:sz w:val="10"/>
-                        <w:color w:val="#000000"/>
-                      </w:rPr>
-                      <w:t xml:space="preserve">信息安全</w:t>
-                    </w:r>
-                  </w:p>
-                </w:txbxContent>
-              </v:textbox>
-            </v:rect>
-            <v:line from="350,108" to="414,115" strokecolor="#999" strokeweight="1pt"/>
-            <v:rect style="position:absolute;left:430pt;top:115pt;width:28pt;height:24pt" fillcolor="#E8EAF6" strokecolor="#5C6BC0" strokeweight="1pt">
-              <v:textbox>
-                <w:txbxContent>
-                  <w:p>
-                    <w:pPr>
-                      <w:jc w:val="center"/>
-                    </w:pPr>
-                    <w:r>
-                      <w:rPr>
-                        <w:rFonts w:eastAsia="仿宋"/>
-                        <w:sz w:val="10"/>
-                        <w:color w:val="#000000"/>
-                      </w:rPr>
-                      <w:t xml:space="preserve">AI/大数
-据平台</w:t>
-                    </w:r>
-                  </w:p>
-                </w:txbxContent>
-              </v:textbox>
-            </v:rect>
-            <v:line from="350,108" to="444,115" strokecolor="#999" strokeweight="1pt"/>
-            <v:rect style="position:absolute;left:20pt;top:150pt;width:65pt;height:20pt" fillcolor="#E2EFDA" strokecolor="#548235" strokeweight="1pt">
-              <v:textbox>
-                <w:txbxContent>
-                  <w:p>
-                    <w:pPr>
-                      <w:jc w:val="center"/>
-                    </w:pPr>
-                    <w:r>
-                      <w:rPr>
-                        <w:rFonts w:eastAsia="仿宋"/>
-                        <w:sz w:val="10"/>
+                        <w:rFonts w:eastAsia="仿_Song"/>
+                        <w:sz w:val="20"/>
                         <w:color w:val="#000000"/>
                       </w:rPr>
                       <w:t xml:space="preserve">上海子公司</w:t>
@@ -935,8 +682,9 @@
                 </w:txbxContent>
               </v:textbox>
             </v:rect>
-            <v:rect style="position:absolute;left:90pt;top:150pt;width:65pt;height:20pt" fillcolor="#E2EFDA" strokecolor="#548235" strokeweight="1pt">
-              <v:textbox>
+            <v:line from="176,149" to="364,161" strokecolor="#666666" strokeweight="1pt"/>
+            <v:rect style="position:absolute;left:414pt;top:161pt;width:88pt;height:32pt" fillcolor="#E2EFDA" strokecolor="#548235" strokeweight="1pt">
+              <v:textbox style="mso-fit-shape-to-text:t">
                 <w:txbxContent>
                   <w:p>
                     <w:pPr>
@@ -944,18 +692,20 @@
                     </w:pPr>
                     <w:r>
                       <w:rPr>
-                        <w:rFonts w:eastAsia="仿宋"/>
-                        <w:sz w:val="10"/>
+                        <w:rFonts w:eastAsia="仿_Song"/>
+                        <w:sz w:val="20"/>
                         <w:color w:val="#000000"/>
                       </w:rPr>
-                      <w:t xml:space="preserve">苏州子公司</w:t>
+                      <w:t xml:space="preserve">海外子公司
+（日本/韩国等）</w:t>
                     </w:r>
                   </w:p>
                 </w:txbxContent>
               </v:textbox>
             </v:rect>
-            <v:rect style="position:absolute;left:160pt;top:150pt;width:65pt;height:20pt" fillcolor="#E2EFDA" strokecolor="#548235" strokeweight="1pt">
-              <v:textbox>
+            <v:line from="176,149" to="458,161" strokecolor="#666666" strokeweight="1pt"/>
+            <v:rect style="position:absolute;left:410pt;top:5pt;width:125pt;height:18pt" fillcolor="#E2EFDA" strokecolor="#548235" strokeweight="1pt">
+              <v:textbox style="mso-fit-shape-to-text:t">
                 <w:txbxContent>
                   <w:p>
                     <w:pPr>
@@ -963,107 +713,11 @@
                     </w:pPr>
                     <w:r>
                       <w:rPr>
-                        <w:rFonts w:eastAsia="仿宋"/>
-                        <w:sz w:val="10"/>
+                        <w:rFonts w:eastAsia="仿_Song"/>
+                        <w:sz w:val="20"/>
                         <w:color w:val="#000000"/>
                       </w:rPr>
-                      <w:t xml:space="preserve">台湾子公司</w:t>
-                    </w:r>
-                  </w:p>
-                </w:txbxContent>
-              </v:textbox>
-            </v:rect>
-            <v:rect style="position:absolute;left:235pt;top:150pt;width:65pt;height:20pt" fillcolor="#E2EFDA" strokecolor="#548235" strokeweight="1pt">
-              <v:textbox>
-                <w:txbxContent>
-                  <w:p>
-                    <w:pPr>
-                      <w:jc w:val="center"/>
-                    </w:pPr>
-                    <w:r>
-                      <w:rPr>
-                        <w:rFonts w:eastAsia="仿宋"/>
-                        <w:sz w:val="10"/>
-                        <w:color w:val="#000000"/>
-                      </w:rPr>
-                      <w:t xml:space="preserve">日本子公司</w:t>
-                    </w:r>
-                  </w:p>
-                </w:txbxContent>
-              </v:textbox>
-            </v:rect>
-            <v:rect style="position:absolute;left:310pt;top:150pt;width:65pt;height:20pt" fillcolor="#E2EFDA" strokecolor="#548235" strokeweight="1pt">
-              <v:textbox>
-                <w:txbxContent>
-                  <w:p>
-                    <w:pPr>
-                      <w:jc w:val="center"/>
-                    </w:pPr>
-                    <w:r>
-                      <w:rPr>
-                        <w:rFonts w:eastAsia="仿宋"/>
-                        <w:sz w:val="10"/>
-                        <w:color w:val="#000000"/>
-                      </w:rPr>
-                      <w:t xml:space="preserve">美国子公司</w:t>
-                    </w:r>
-                  </w:p>
-                </w:txbxContent>
-              </v:textbox>
-            </v:rect>
-            <v:rect style="position:absolute;left:385pt;top:150pt;width:65pt;height:20pt" fillcolor="#E2EFDA" strokecolor="#548235" strokeweight="1pt">
-              <v:textbox>
-                <w:txbxContent>
-                  <w:p>
-                    <w:pPr>
-                      <w:jc w:val="center"/>
-                    </w:pPr>
-                    <w:r>
-                      <w:rPr>
-                        <w:rFonts w:eastAsia="仿宋"/>
-                        <w:sz w:val="10"/>
-                        <w:color w:val="#000000"/>
-                      </w:rPr>
-                      <w:t xml:space="preserve">新加坡/韩国</w:t>
-                    </w:r>
-                  </w:p>
-                </w:txbxContent>
-              </v:textbox>
-            </v:rect>
-            <v:rect style="position:absolute;left:380pt;top:150pt;width:65pt;height:20pt" fillcolor="#FFF2CC" strokecolor="#BF8F00" strokeweight="1pt">
-              <v:textbox>
-                <w:txbxContent>
-                  <w:p>
-                    <w:pPr>
-                      <w:jc w:val="center"/>
-                    </w:pPr>
-                    <w:r>
-                      <w:rPr>
-                        <w:rFonts w:eastAsia="仿宋"/>
-                        <w:sz w:val="10"/>
-                        <w:color w:val="#000000"/>
-                      </w:rPr>
-                      <w:t xml:space="preserve">北京/武汉/
-合肥办事处</w:t>
-                    </w:r>
-                  </w:p>
-                </w:txbxContent>
-              </v:textbox>
-            </v:rect>
-            <v:rect style="position:absolute;left:400pt;top:2pt;width:90pt;height:18pt" fillcolor="#E2EFDA" strokecolor="#548235" strokeweight="1pt">
-              <v:textbox>
-                <w:txbxContent>
-                  <w:p>
-                    <w:pPr>
-                      <w:jc w:val="center"/>
-                    </w:pPr>
-                    <w:r>
-                      <w:rPr>
-                        <w:rFonts w:eastAsia="仿宋"/>
-                        <w:sz w:val="9"/>
-                        <w:color w:val="#548235"/>
-                      </w:rPr>
-                      <w:t xml:space="preserve">制造/子公司</w:t>
+                      <w:t xml:space="preserve">制造/研发/海外基地</w:t>
                     </w:r>
                   </w:p>
                 </w:txbxContent>
@@ -1079,9 +733,9 @@
       </w:pPr>
       <w:r>
         <w:pict>
-          <v:group style="width:500pt;height:420pt" coordsize="500,420" coordorigin="0,0">
-            <v:rect style="position:absolute;left:10pt;top:48pt;width:130pt;height:48pt" fillcolor="#FCE4EC" strokecolor="#4472C4" strokeweight="1pt">
-              <v:textbox>
+          <v:group style="width:540pt;height:400pt" coordsize="540,400" coordorigin="0,0">
+            <v:rect style="position:absolute;left:10pt;top:43pt;width:140pt;height:50pt" fillcolor="#FCE4EC" strokecolor="#4472C4" strokeweight="1pt">
+              <v:textbox style="mso-fit-shape-to-text:t">
                 <w:txbxContent>
                   <w:p>
                     <w:pPr>
@@ -1089,19 +743,18 @@
                     </w:pPr>
                     <w:r>
                       <w:rPr>
-                        <w:rFonts w:eastAsia="黑体"/>
-                        <w:b/>
-                        <w:sz w:val="11"/>
+                        <w:rFonts w:eastAsia="仿_Song"/>
+                        <w:sz w:val="20"/>
                         <w:color w:val="#000000"/>
                       </w:rPr>
-                      <w:t xml:space="preserve">一、数据安全与合规层</w:t>
+                      <w:t xml:space="preserve">六、数据安全与合规层</w:t>
                     </w:r>
                   </w:p>
                 </w:txbxContent>
               </v:textbox>
             </v:rect>
-            <v:rect style="position:absolute;left:145pt;top:48pt;width:310pt;height:48pt" fillcolor="#FFFFFF" strokecolor="#4472C4" strokeweight="1pt">
-              <v:textbox>
+            <v:rect style="position:absolute;left:154pt;top:43pt;width:350pt;height:50pt" fillcolor="#FFFFFF" strokecolor="#4472C4" strokeweight="1pt">
+              <v:textbox style="mso-fit-shape-to-text:t">
                 <w:txbxContent>
                   <w:p>
                     <w:pPr>
@@ -1109,19 +762,18 @@
                     </w:pPr>
                     <w:r>
                       <w:rPr>
-                        <w:rFonts w:eastAsia="仿宋"/>
-                        <w:sz w:val="11"/>
-                        <w:color w:val="#333333"/>
+                        <w:rFonts w:eastAsia="仿_Song"/>
+                        <w:sz w:val="20"/>
+                        <w:color w:val="#000000"/>
                       </w:rPr>
-                      <w:t xml:space="preserve">数据分级分类/访问控制审计 | 网络安全(WAF/IPS) | 等保合规 | 灾备/容灾</w:t>
+                      <w:t xml:space="preserve">数据分级分类/访问控制|网络安全防护/等保2.0|ISO27001合规|灾备切换演练</w:t>
                     </w:r>
                   </w:p>
                 </w:txbxContent>
               </v:textbox>
             </v:rect>
-            <v:line from="300,96" to="300,102" strokecolor="#4472C4" strokeweight="1pt"/>
-            <v:rect style="position:absolute;left:10pt;top:102pt;width:130pt;height:48pt" fillcolor="#E8F5E9" strokecolor="#4472C4" strokeweight="1pt">
-              <v:textbox>
+            <v:rect style="position:absolute;left:10pt;top:97pt;width:140pt;height:50pt" fillcolor="#E8F5E9" strokecolor="#4472C4" strokeweight="1pt">
+              <v:textbox style="mso-fit-shape-to-text:t">
                 <w:txbxContent>
                   <w:p>
                     <w:pPr>
@@ -1129,19 +781,18 @@
                     </w:pPr>
                     <w:r>
                       <w:rPr>
-                        <w:rFonts w:eastAsia="黑体"/>
-                        <w:b/>
-                        <w:sz w:val="11"/>
+                        <w:rFonts w:eastAsia="仿_Song"/>
+                        <w:sz w:val="20"/>
                         <w:color w:val="#000000"/>
                       </w:rPr>
-                      <w:t xml:space="preserve">二、协同办公与门户层</w:t>
+                      <w:t xml:space="preserve">五、协同办公与门户层</w:t>
                     </w:r>
                   </w:p>
                 </w:txbxContent>
               </v:textbox>
             </v:rect>
-            <v:rect style="position:absolute;left:145pt;top:102pt;width:310pt;height:48pt" fillcolor="#FFFFFF" strokecolor="#4472C4" strokeweight="1pt">
-              <v:textbox>
+            <v:rect style="position:absolute;left:154pt;top:97pt;width:350pt;height:50pt" fillcolor="#FFFFFF" strokecolor="#4472C4" strokeweight="1pt">
+              <v:textbox style="mso-fit-shape-to-text:t">
                 <w:txbxContent>
                   <w:p>
                     <w:pPr>
@@ -1149,19 +800,18 @@
                     </w:pPr>
                     <w:r>
                       <w:rPr>
-                        <w:rFonts w:eastAsia="仿宋"/>
-                        <w:sz w:val="11"/>
-                        <w:color w:val="#333333"/>
+                        <w:rFonts w:eastAsia="仿_Song"/>
+                        <w:sz w:val="20"/>
+                        <w:color w:val="#000000"/>
                       </w:rPr>
-                      <w:t xml:space="preserve">OA流程/企业门户 | 邮件/IM/视频会议 | HR行政 | 知识管理</w:t>
+                      <w:t xml:space="preserve">OA审批流程/企业门户|邮件通讯/视频会议|HR行政系统|知识管理平台</w:t>
                     </w:r>
                   </w:p>
                 </w:txbxContent>
               </v:textbox>
             </v:rect>
-            <v:line from="300,150" to="300,156" strokecolor="#4472C4" strokeweight="1pt"/>
-            <v:rect style="position:absolute;left:10pt;top:156pt;width:130pt;height:48pt" fillcolor="#FFF3E0" strokecolor="#4472C4" strokeweight="1pt">
-              <v:textbox>
+            <v:rect style="position:absolute;left:10pt;top:151pt;width:140pt;height:50pt" fillcolor="#FFF3E0" strokecolor="#4472C4" strokeweight="1pt">
+              <v:textbox style="mso-fit-shape-to-text:t">
                 <w:txbxContent>
                   <w:p>
                     <w:pPr>
@@ -1169,19 +819,18 @@
                     </w:pPr>
                     <w:r>
                       <w:rPr>
-                        <w:rFonts w:eastAsia="黑体"/>
-                        <w:b/>
-                        <w:sz w:val="11"/>
+                        <w:rFonts w:eastAsia="仿_Song"/>
+                        <w:sz w:val="20"/>
                         <w:color w:val="#000000"/>
                       </w:rPr>
-                      <w:t xml:space="preserve">三、业务运营与管理层</w:t>
+                      <w:t xml:space="preserve">四、业务运营与管理层</w:t>
                     </w:r>
                   </w:p>
                 </w:txbxContent>
               </v:textbox>
             </v:rect>
-            <v:rect style="position:absolute;left:145pt;top:156pt;width:310pt;height:48pt" fillcolor="#FFFFFF" strokecolor="#4472C4" strokeweight="1pt">
-              <v:textbox>
+            <v:rect style="position:absolute;left:154pt;top:151pt;width:350pt;height:50pt" fillcolor="#FFFFFF" strokecolor="#4472C4" strokeweight="1pt">
+              <v:textbox style="mso-fit-shape-to-text:t">
                 <w:txbxContent>
                   <w:p>
                     <w:pPr>
@@ -1189,19 +838,18 @@
                     </w:pPr>
                     <w:r>
                       <w:rPr>
-                        <w:rFonts w:eastAsia="仿宋"/>
-                        <w:sz w:val="11"/>
-                        <w:color w:val="#333333"/>
+                        <w:rFonts w:eastAsia="仿_Song"/>
+                        <w:sz w:val="20"/>
+                        <w:color w:val="#000000"/>
                       </w:rPr>
-                      <w:t xml:space="preserve">ERP(供应链/财务) | CRM客户管理 | PLM产品生命周期 | BI分析</w:t>
+                      <w:t xml:space="preserve">ERP/SAP（财务供应链）|CRM客户管理|SRM供应商管理|BI经营数据分析|PLM研发管理</w:t>
                     </w:r>
                   </w:p>
                 </w:txbxContent>
               </v:textbox>
             </v:rect>
-            <v:line from="300,204" to="300,210" strokecolor="#4472C4" strokeweight="1pt"/>
-            <v:rect style="position:absolute;left:10pt;top:210pt;width:130pt;height:48pt" fillcolor="#E3F2FD" strokecolor="#4472C4" strokeweight="1pt">
-              <v:textbox>
+            <v:rect style="position:absolute;left:10pt;top:205pt;width:140pt;height:50pt" fillcolor="#E3F2FD" strokecolor="#4472C4" strokeweight="1pt">
+              <v:textbox style="mso-fit-shape-to-text:t">
                 <w:txbxContent>
                   <w:p>
                     <w:pPr>
@@ -1209,19 +857,18 @@
                     </w:pPr>
                     <w:r>
                       <w:rPr>
-                        <w:rFonts w:eastAsia="黑体"/>
-                        <w:b/>
-                        <w:sz w:val="11"/>
+                        <w:rFonts w:eastAsia="仿_Song"/>
+                        <w:sz w:val="20"/>
                         <w:color w:val="#000000"/>
                       </w:rPr>
-                      <w:t xml:space="preserve">四、生产执行与研发层</w:t>
+                      <w:t xml:space="preserve">三、生产执行与研发设计层</w:t>
                     </w:r>
                   </w:p>
                 </w:txbxContent>
               </v:textbox>
             </v:rect>
-            <v:rect style="position:absolute;left:145pt;top:210pt;width:310pt;height:48pt" fillcolor="#FFFFFF" strokecolor="#4472C4" strokeweight="1pt">
-              <v:textbox>
+            <v:rect style="position:absolute;left:154pt;top:205pt;width:350pt;height:50pt" fillcolor="#FFFFFF" strokecolor="#4472C4" strokeweight="1pt">
+              <v:textbox style="mso-fit-shape-to-text:t">
                 <w:txbxContent>
                   <w:p>
                     <w:pPr>
@@ -1229,19 +876,18 @@
                     </w:pPr>
                     <w:r>
                       <w:rPr>
-                        <w:rFonts w:eastAsia="仿宋"/>
-                        <w:sz w:val="11"/>
-                        <w:color w:val="#333333"/>
+                        <w:rFonts w:eastAsia="仿_Song"/>
+                        <w:sz w:val="20"/>
+                        <w:color w:val="#000000"/>
                       </w:rPr>
-                      <w:t xml:space="preserve">MES制造执行 | CIM设备自动化 | 质量追溯SPC | EDA/仿真平台</w:t>
+                      <w:t xml:space="preserve">MES制造执行（工单/追溯/SPC）|QMS质量管理系统|LIMS实验/验证管理|CAD仿真/膜设计算法</w:t>
                     </w:r>
                   </w:p>
                 </w:txbxContent>
               </v:textbox>
             </v:rect>
-            <v:line from="300,258" to="300,264" strokecolor="#4472C4" strokeweight="1pt"/>
-            <v:rect style="position:absolute;left:10pt;top:264pt;width:130pt;height:48pt" fillcolor="#F3E5F5" strokecolor="#4472C4" strokeweight="1pt">
-              <v:textbox>
+            <v:rect style="position:absolute;left:10pt;top:259pt;width:140pt;height:50pt" fillcolor="#F3E5F5" strokecolor="#4472C4" strokeweight="1pt">
+              <v:textbox style="mso-fit-shape-to-text:t">
                 <w:txbxContent>
                   <w:p>
                     <w:pPr>
@@ -1249,19 +895,19 @@
                     </w:pPr>
                     <w:r>
                       <w:rPr>
-                        <w:rFonts w:eastAsia="黑体"/>
-                        <w:b/>
-                        <w:sz w:val="11"/>
+                        <w:rFonts w:eastAsia="仿_Song"/>
+                        <w:sz w:val="20"/>
                         <w:color w:val="#000000"/>
                       </w:rPr>
-                      <w:t xml:space="preserve">五、基础设施与云平台层</w:t>
+                      <w:t xml:space="preserve">二、基础设施与云平台层
+（青云KubeSphere+AI智算平台）</w:t>
                     </w:r>
                   </w:p>
                 </w:txbxContent>
               </v:textbox>
             </v:rect>
-            <v:rect style="position:absolute;left:145pt;top:264pt;width:310pt;height:48pt" fillcolor="#FFFFFF" strokecolor="#4472C4" strokeweight="1pt">
-              <v:textbox>
+            <v:rect style="position:absolute;left:154pt;top:259pt;width:350pt;height:50pt" fillcolor="#FFFFFF" strokecolor="#4472C4" strokeweight="1pt">
+              <v:textbox style="mso-fit-shape-to-text:t">
                 <w:txbxContent>
                   <w:p>
                     <w:pPr>
@@ -1269,19 +915,18 @@
                     </w:pPr>
                     <w:r>
                       <w:rPr>
-                        <w:rFonts w:eastAsia="仿宋"/>
-                        <w:sz w:val="11"/>
-                        <w:color w:val="#333333"/>
+                        <w:rFonts w:eastAsia="仿_Song"/>
+                        <w:sz w:val="20"/>
+                        <w:color w:val="#000000"/>
                       </w:rPr>
-                      <w:t xml:space="preserve">KubeSphere多集群管理 | AI智算平台 | DevOps/GitOps | 镜像/应用市场</w:t>
+                      <w:t xml:space="preserve">多集群统一管理|GPU/AI训练推理调度|容器化微服务|DevOps自动化|信创适配</w:t>
                     </w:r>
                   </w:p>
                 </w:txbxContent>
               </v:textbox>
             </v:rect>
-            <v:line from="300,312" to="300,318" strokecolor="#4472C4" strokeweight="1pt"/>
-            <v:rect style="position:absolute;left:10pt;top:318pt;width:130pt;height:48pt" fillcolor="#E0E0E0" strokecolor="#4472C4" strokeweight="1pt">
-              <v:textbox>
+            <v:rect style="position:absolute;left:10pt;top:313pt;width:140pt;height:50pt" fillcolor="#E0E0E0" strokecolor="#4472C4" strokeweight="1pt">
+              <v:textbox style="mso-fit-shape-to-text:t">
                 <w:txbxContent>
                   <w:p>
                     <w:pPr>
@@ -1289,19 +934,18 @@
                     </w:pPr>
                     <w:r>
                       <w:rPr>
-                        <w:rFonts w:eastAsia="黑体"/>
-                        <w:b/>
-                        <w:sz w:val="11"/>
+                        <w:rFonts w:eastAsia="仿_Song"/>
+                        <w:sz w:val="20"/>
                         <w:color w:val="#000000"/>
                       </w:rPr>
-                      <w:t xml:space="preserve">六、硬件与网络层</w:t>
+                      <w:t xml:space="preserve">一、硬件与网络层</w:t>
                     </w:r>
                   </w:p>
                 </w:txbxContent>
               </v:textbox>
             </v:rect>
-            <v:rect style="position:absolute;left:145pt;top:318pt;width:310pt;height:48pt" fillcolor="#FFFFFF" strokecolor="#4472C4" strokeweight="1pt">
-              <v:textbox>
+            <v:rect style="position:absolute;left:154pt;top:313pt;width:350pt;height:50pt" fillcolor="#FFFFFF" strokecolor="#4472C4" strokeweight="1pt">
+              <v:textbox style="mso-fit-shape-to-text:t">
                 <w:txbxContent>
                   <w:p>
                     <w:pPr>
@@ -1309,18 +953,18 @@
                     </w:pPr>
                     <w:r>
                       <w:rPr>
-                        <w:rFonts w:eastAsia="仿宋"/>
-                        <w:sz w:val="11"/>
-                        <w:color w:val="#333333"/>
+                        <w:rFonts w:eastAsia="仿_Song"/>
+                        <w:sz w:val="20"/>
+                        <w:color w:val="#000000"/>
                       </w:rPr>
-                      <w:t xml:space="preserve">x86/ARM服务器 | GPU/NPU算力 | 存储(全闪/对象) | 三地数据中心</w:t>
+                      <w:t xml:space="preserve">x86/信创服务器|GPU算力集群|存储设备（全闪/对象）|万兆网络|多数据中心（杭州/绍兴）</w:t>
                     </w:r>
                   </w:p>
                 </w:txbxContent>
               </v:textbox>
             </v:rect>
-            <v:rect style="position:absolute;left:455pt;top:195pt;width:38pt;height:30pt" fillcolor="#FFFFFF" strokecolor="#FFFFFF" strokeweight="1pt">
-              <v:textbox>
+            <v:rect style="position:absolute;left:490pt;top:180pt;width:40pt;height:50pt" fillcolor="#FFFFFF" strokecolor="#FFFFFF" strokeweight="1pt">
+              <v:textbox style="mso-fit-shape-to-text:t">
                 <w:txbxContent>
                   <w:p>
                     <w:pPr>
@@ -1328,9 +972,9 @@
                     </w:pPr>
                     <w:r>
                       <w:rPr>
-                        <w:rFonts w:eastAsia="仿宋"/>
+                        <w:rFonts w:eastAsia="仿_Song"/>
+                        <w:sz w:val="20"/>
                         <w:b/>
-                        <w:sz w:val="10"/>
                         <w:color w:val="#4472C4"/>
                       </w:rPr>
                       <w:t xml:space="preserve">统一

--- a/星期五的工作区/2026-06-12_科百特组织架构与IT架构方案_V1.0.docx
+++ b/星期五的工作区/2026-06-12_科百特组织架构与IT架构方案_V1.0.docx
@@ -4,7 +4,7 @@
   <w:body>
     <w:p>
       <w:pPr>
-        <w:spacing w:before="240" w:after="120"/>
+        <w:spacing w:before="240" w:after="120" w:line="800" w:lineRule="exact"/>
         <w:ind w:firstLine="0"/>
         <w:jc w:val="center"/>
       </w:pPr>
@@ -73,7 +73,7 @@
           <w:rFonts w:ascii="仿宋" w:hAnsi="仿宋" w:eastAsia="仿宋"/>
           <w:sz w:val="32"/>
         </w:rPr>
-        <w:t>杭州科百特过滤器材有限公司（Cobetter）成立于2003年，总部位于浙江省杭州市萧山区，是一家全球领先的纳米级过滤分离膜研发制造企业。公司专注于PES、PVDF、N66、PTFE、PP等微孔膜材料的开发，建立了从膜材料研发到过滤产品组件、从过滤系统设计到过滤验证测试分析的完整过滤分离产业链。</w:t>
+        <w:t>杭州科百特过滤器材有限公司（Cobetter）成立于2003年，是一家全球领先的创新型过滤企业，专注于纳米级过滤分离膜的研发与制造。公司总部位于浙江省杭州市，创始人、董事长为张应民先生（毕业于浙江大学，现任杭州市人大代表）。公司采用技术驱动型发展模式，产品涵盖PES、PVDF、N66、PTFE等微孔膜及各种折叠膜滤芯、过滤器等，广泛应用于集成电路制造、生物制药、新能源等高新技术领域。</w:t>
       </w:r>
     </w:p>
     <w:p>
@@ -86,7 +86,7 @@
           <w:rFonts w:ascii="仿宋" w:hAnsi="仿宋" w:eastAsia="仿宋"/>
           <w:sz w:val="32"/>
         </w:rPr>
-        <w:t>截至2026年，科百特拥有员工8000余人，其中专业技术工程师超过3400人，申请自主知识产权1000余项。2024年集团营收超40亿元，纳税4.25亿元，研发投入4.75亿元（占营收比重超8.5%）。2025年营收预计突破50亿元，持续保持25%以上的增长。2021年被评为国家制造业单项冠军示范企业。2025年2月，创始人张应民在北京出席民营企业座谈会。</w:t>
+        <w:t>截至2025年，科百特拥有员工约8100人，其中专业技术工程师超过3400人。2024年度集团营收超40亿元，2025年预计突破50亿元，持续保持25%以上的年增长率。公司拥有42个研究应用中心、11个以上膜技术平台，申请自主知识产权1000余项。2021年获评国家第六批"制造业单项冠军示范企业"，2024年与浙江工业大学合作的"新型膜法水处理关键技术及应用"荣获国家科技进步奖一等奖。2025年2月，创始人张应民在北京出席民营企业座谈会，充分体现了国家对科百特行业地位的认可。</w:t>
       </w:r>
     </w:p>
     <w:p>
@@ -105,7 +105,483 @@
     </w:p>
     <w:p>
       <w:pPr>
-        <w:spacing w:before="40" w:after="240"/>
+        <w:spacing w:line="560" w:lineRule="exact" w:after="40"/>
+        <w:ind w:firstLine="640"/>
+      </w:pPr>
+      <w:r>
+        <w:rPr>
+          <w:rFonts w:ascii="仿宋" w:hAnsi="仿宋" w:eastAsia="仿宋"/>
+          <w:sz w:val="32"/>
+        </w:rPr>
+        <w:t>科百特建立了以股东大会为最高权力机构、董事会为决策机构的规范治理结构。创始人张应民担任董事长，核心管理层下设研发中心、制造中心、市场销售中心、信息技术部、质量与可靠性部、财务及行政职能总部等核心部门。公司实行扁平化管理，强调技术创新和人才激励。</w:t>
+      </w:r>
+    </w:p>
+    <w:tbl>
+      <w:tblPr>
+        <w:tblW w:type="auto" w:w="0"/>
+        <w:jc w:val="center"/>
+        <w:tblLook w:firstColumn="1" w:firstRow="1" w:lastColumn="0" w:lastRow="0" w:noHBand="0" w:noVBand="1" w:val="04A0"/>
+        <w:tblBorders>
+          <w:top w:val="single" w:sz="4" w:space="0" w:color="000000"/>
+          <w:left w:val="single" w:sz="4" w:space="0" w:color="000000"/>
+          <w:bottom w:val="single" w:sz="4" w:space="0" w:color="000000"/>
+          <w:right w:val="single" w:sz="4" w:space="0" w:color="000000"/>
+          <w:insideH w:val="single" w:sz="4" w:space="0" w:color="000000"/>
+          <w:insideV w:val="single" w:sz="4" w:space="0" w:color="000000"/>
+        </w:tblBorders>
+      </w:tblPr>
+      <w:tblGrid>
+        <w:gridCol w:w="1264"/>
+        <w:gridCol w:w="1264"/>
+        <w:gridCol w:w="1264"/>
+        <w:gridCol w:w="1264"/>
+        <w:gridCol w:w="1264"/>
+        <w:gridCol w:w="1264"/>
+        <w:gridCol w:w="1264"/>
+      </w:tblGrid>
+      <w:tr>
+        <w:tc>
+          <w:tcPr>
+            <w:tcW w:type="dxa" w:w="8221"/>
+            <w:gridSpan w:val="7"/>
+            <w:shd w:fill="1F4E79"/>
+          </w:tcPr>
+          <w:p>
+            <w:pPr>
+              <w:ind w:firstLine="0"/>
+              <w:jc w:val="center"/>
+            </w:pPr>
+            <w:r/>
+            <w:r>
+              <w:rPr>
+                <w:rFonts w:ascii="黑体" w:hAnsi="黑体" w:eastAsia="黑体"/>
+                <w:b/>
+                <w:color w:val="FFFFFF"/>
+                <w:sz w:val="22"/>
+              </w:rPr>
+              <w:t>股东大会</w:t>
+            </w:r>
+          </w:p>
+        </w:tc>
+      </w:tr>
+      <w:tr>
+        <w:tc>
+          <w:tcPr>
+            <w:tcW w:type="dxa" w:w="3402"/>
+            <w:gridSpan w:val="3"/>
+            <w:shd w:fill="1F4E79"/>
+          </w:tcPr>
+          <w:p>
+            <w:pPr>
+              <w:ind w:firstLine="0"/>
+              <w:jc w:val="center"/>
+            </w:pPr>
+            <w:r/>
+            <w:r>
+              <w:rPr>
+                <w:rFonts w:ascii="黑体" w:hAnsi="黑体" w:eastAsia="黑体"/>
+                <w:b/>
+                <w:color w:val="FFFFFF"/>
+                <w:sz w:val="22"/>
+              </w:rPr>
+              <w:t>董事会</w:t>
+            </w:r>
+          </w:p>
+        </w:tc>
+        <w:tc>
+          <w:tcPr>
+            <w:tcW w:type="dxa" w:w="2551"/>
+            <w:gridSpan w:val="2"/>
+            <w:shd w:fill="1F4E79"/>
+          </w:tcPr>
+          <w:p>
+            <w:pPr>
+              <w:ind w:firstLine="0"/>
+              <w:jc w:val="center"/>
+            </w:pPr>
+            <w:r/>
+            <w:r>
+              <w:rPr>
+                <w:rFonts w:ascii="黑体" w:hAnsi="黑体" w:eastAsia="黑体"/>
+                <w:b/>
+                <w:color w:val="FFFFFF"/>
+                <w:sz w:val="22"/>
+              </w:rPr>
+              <w:t>监事会</w:t>
+            </w:r>
+          </w:p>
+        </w:tc>
+        <w:tc>
+          <w:tcPr>
+            <w:tcW w:type="dxa" w:w="2268"/>
+            <w:gridSpan w:val="2"/>
+            <w:shd w:fill="1F4E79"/>
+          </w:tcPr>
+          <w:p>
+            <w:pPr>
+              <w:ind w:firstLine="0"/>
+              <w:jc w:val="center"/>
+            </w:pPr>
+            <w:r/>
+            <w:r>
+              <w:rPr>
+                <w:rFonts w:ascii="黑体" w:hAnsi="黑体" w:eastAsia="黑体"/>
+                <w:b/>
+                <w:color w:val="FFFFFF"/>
+                <w:sz w:val="18"/>
+              </w:rPr>
+              <w:t>战略与投资</w:t>
+              <w:br/>
+              <w:t>委员会</w:t>
+            </w:r>
+          </w:p>
+        </w:tc>
+      </w:tr>
+      <w:tr>
+        <w:tc>
+          <w:tcPr>
+            <w:tcW w:type="dxa" w:w="8221"/>
+            <w:gridSpan w:val="7"/>
+            <w:shd w:fill="4472C4"/>
+          </w:tcPr>
+          <w:p>
+            <w:pPr>
+              <w:ind w:firstLine="0"/>
+              <w:jc w:val="center"/>
+            </w:pPr>
+            <w:r/>
+            <w:r>
+              <w:rPr>
+                <w:rFonts w:ascii="黑体" w:hAnsi="黑体" w:eastAsia="黑体"/>
+                <w:b/>
+                <w:color w:val="FFFFFF"/>
+                <w:sz w:val="22"/>
+              </w:rPr>
+              <w:t>总经理（CEO）——张应民（创始人/董事长兼总经理）</w:t>
+            </w:r>
+          </w:p>
+        </w:tc>
+      </w:tr>
+      <w:tr>
+        <w:tc>
+          <w:tcPr>
+            <w:tcW w:type="dxa" w:w="1134"/>
+            <w:shd w:fill="D6E4F0"/>
+          </w:tcPr>
+          <w:p>
+            <w:pPr>
+              <w:ind w:firstLine="0"/>
+              <w:jc w:val="center"/>
+            </w:pPr>
+            <w:r/>
+            <w:r>
+              <w:rPr>
+                <w:rFonts w:ascii="仿宋" w:hAnsi="仿宋" w:eastAsia="仿宋"/>
+                <w:b w:val="0"/>
+                <w:color w:val="000000"/>
+                <w:sz w:val="16"/>
+              </w:rPr>
+              <w:t>研发副总裁</w:t>
+              <w:br/>
+              <w:t>（研发中心）</w:t>
+            </w:r>
+          </w:p>
+        </w:tc>
+        <w:tc>
+          <w:tcPr>
+            <w:tcW w:type="dxa" w:w="1134"/>
+            <w:shd w:fill="D6E4F0"/>
+          </w:tcPr>
+          <w:p>
+            <w:pPr>
+              <w:ind w:firstLine="0"/>
+              <w:jc w:val="center"/>
+            </w:pPr>
+            <w:r/>
+            <w:r>
+              <w:rPr>
+                <w:rFonts w:ascii="仿宋" w:hAnsi="仿宋" w:eastAsia="仿宋"/>
+                <w:b w:val="0"/>
+                <w:color w:val="000000"/>
+                <w:sz w:val="16"/>
+              </w:rPr>
+              <w:t>制造副总裁</w:t>
+              <w:br/>
+              <w:t>（制造中心）</w:t>
+            </w:r>
+          </w:p>
+        </w:tc>
+        <w:tc>
+          <w:tcPr>
+            <w:tcW w:type="dxa" w:w="1134"/>
+            <w:shd w:fill="D6E4F0"/>
+          </w:tcPr>
+          <w:p>
+            <w:pPr>
+              <w:ind w:firstLine="0"/>
+              <w:jc w:val="center"/>
+            </w:pPr>
+            <w:r/>
+            <w:r>
+              <w:rPr>
+                <w:rFonts w:ascii="仿宋" w:hAnsi="仿宋" w:eastAsia="仿宋"/>
+                <w:b w:val="0"/>
+                <w:color w:val="000000"/>
+                <w:sz w:val="16"/>
+              </w:rPr>
+              <w:t>营销副总裁</w:t>
+              <w:br/>
+              <w:t>（市场销售中心）</w:t>
+            </w:r>
+          </w:p>
+        </w:tc>
+        <w:tc>
+          <w:tcPr>
+            <w:tcW w:type="dxa" w:w="1417"/>
+            <w:shd w:fill="D6E4F0"/>
+          </w:tcPr>
+          <w:p>
+            <w:pPr>
+              <w:ind w:firstLine="0"/>
+              <w:jc w:val="center"/>
+            </w:pPr>
+            <w:r/>
+            <w:r>
+              <w:rPr>
+                <w:rFonts w:ascii="仿宋" w:hAnsi="仿宋" w:eastAsia="仿宋"/>
+                <w:b w:val="0"/>
+                <w:color w:val="000000"/>
+                <w:sz w:val="16"/>
+              </w:rPr>
+              <w:t>信息技术部</w:t>
+              <w:br/>
+              <w:t>（IT/CIO）</w:t>
+              <w:br/>
+              <w:t>（信息化与</w:t>
+              <w:br/>
+              <w:t>数字化转型）</w:t>
+            </w:r>
+          </w:p>
+        </w:tc>
+        <w:tc>
+          <w:tcPr>
+            <w:tcW w:type="dxa" w:w="1134"/>
+            <w:shd w:fill="D6E4F0"/>
+          </w:tcPr>
+          <w:p>
+            <w:pPr>
+              <w:ind w:firstLine="0"/>
+              <w:jc w:val="center"/>
+            </w:pPr>
+            <w:r/>
+            <w:r>
+              <w:rPr>
+                <w:rFonts w:ascii="仿宋" w:hAnsi="仿宋" w:eastAsia="仿宋"/>
+                <w:b w:val="0"/>
+                <w:color w:val="000000"/>
+                <w:sz w:val="16"/>
+              </w:rPr>
+              <w:t>质量总监</w:t>
+              <w:br/>
+              <w:t>（质量与</w:t>
+              <w:br/>
+              <w:t>可靠性部）</w:t>
+            </w:r>
+          </w:p>
+        </w:tc>
+        <w:tc>
+          <w:tcPr>
+            <w:tcW w:type="dxa" w:w="1134"/>
+            <w:shd w:fill="D6E4F0"/>
+          </w:tcPr>
+          <w:p>
+            <w:pPr>
+              <w:ind w:firstLine="0"/>
+              <w:jc w:val="center"/>
+            </w:pPr>
+            <w:r/>
+            <w:r>
+              <w:rPr>
+                <w:rFonts w:ascii="仿宋" w:hAnsi="仿宋" w:eastAsia="仿宋"/>
+                <w:b w:val="0"/>
+                <w:color w:val="000000"/>
+                <w:sz w:val="16"/>
+              </w:rPr>
+              <w:t>财务/行政</w:t>
+              <w:br/>
+              <w:t>（职能总部）</w:t>
+            </w:r>
+          </w:p>
+        </w:tc>
+        <w:tc>
+          <w:tcPr>
+            <w:tcW w:type="dxa" w:w="1134"/>
+          </w:tcPr>
+          <w:p/>
+        </w:tc>
+      </w:tr>
+      <w:tr>
+        <w:tc>
+          <w:tcPr>
+            <w:tcW w:type="dxa" w:w="1134"/>
+            <w:shd w:fill="E2EFDA"/>
+          </w:tcPr>
+          <w:p>
+            <w:pPr>
+              <w:ind w:firstLine="0"/>
+              <w:jc w:val="center"/>
+            </w:pPr>
+            <w:r/>
+            <w:r>
+              <w:rPr>
+                <w:rFonts w:ascii="仿宋" w:hAnsi="仿宋" w:eastAsia="仿宋"/>
+                <w:b w:val="0"/>
+                <w:color w:val="000000"/>
+                <w:sz w:val="16"/>
+              </w:rPr>
+              <w:t>杭州基地</w:t>
+              <w:br/>
+              <w:t>滨江/萧山</w:t>
+              <w:br/>
+              <w:t>膜材料总部</w:t>
+            </w:r>
+          </w:p>
+        </w:tc>
+        <w:tc>
+          <w:tcPr>
+            <w:tcW w:type="dxa" w:w="1134"/>
+            <w:shd w:fill="E2EFDA"/>
+          </w:tcPr>
+          <w:p>
+            <w:pPr>
+              <w:ind w:firstLine="0"/>
+              <w:jc w:val="center"/>
+            </w:pPr>
+            <w:r/>
+            <w:r>
+              <w:rPr>
+                <w:rFonts w:ascii="仿宋" w:hAnsi="仿宋" w:eastAsia="仿宋"/>
+                <w:b w:val="0"/>
+                <w:color w:val="000000"/>
+                <w:sz w:val="16"/>
+              </w:rPr>
+              <w:t>成都基地</w:t>
+              <w:br/>
+              <w:t>成都科百特</w:t>
+              <w:br/>
+              <w:t>半导体</w:t>
+            </w:r>
+          </w:p>
+        </w:tc>
+        <w:tc>
+          <w:tcPr>
+            <w:tcW w:type="dxa" w:w="1134"/>
+            <w:shd w:fill="E2EFDA"/>
+          </w:tcPr>
+          <w:p>
+            <w:pPr>
+              <w:ind w:firstLine="0"/>
+              <w:jc w:val="center"/>
+            </w:pPr>
+            <w:r/>
+            <w:r>
+              <w:rPr>
+                <w:rFonts w:ascii="仿宋" w:hAnsi="仿宋" w:eastAsia="仿宋"/>
+                <w:b w:val="0"/>
+                <w:color w:val="000000"/>
+                <w:sz w:val="16"/>
+              </w:rPr>
+              <w:t>台湾基地</w:t>
+              <w:br/>
+              <w:t>新竹/彰化</w:t>
+              <w:br/>
+              <w:t>台湾科百特</w:t>
+            </w:r>
+          </w:p>
+        </w:tc>
+        <w:tc>
+          <w:tcPr>
+            <w:tcW w:type="dxa" w:w="1417"/>
+            <w:shd w:fill="E2EFDA"/>
+          </w:tcPr>
+          <w:p>
+            <w:pPr>
+              <w:ind w:firstLine="0"/>
+              <w:jc w:val="center"/>
+            </w:pPr>
+            <w:r/>
+            <w:r>
+              <w:rPr>
+                <w:rFonts w:ascii="仿宋" w:hAnsi="仿宋" w:eastAsia="仿宋"/>
+                <w:b w:val="0"/>
+                <w:color w:val="000000"/>
+                <w:sz w:val="16"/>
+              </w:rPr>
+              <w:t>日本子公司</w:t>
+              <w:br/>
+              <w:t>日本科百特</w:t>
+            </w:r>
+          </w:p>
+        </w:tc>
+        <w:tc>
+          <w:tcPr>
+            <w:tcW w:type="dxa" w:w="1134"/>
+            <w:shd w:fill="E2EFDA"/>
+          </w:tcPr>
+          <w:p>
+            <w:pPr>
+              <w:ind w:firstLine="0"/>
+              <w:jc w:val="center"/>
+            </w:pPr>
+            <w:r/>
+            <w:r>
+              <w:rPr>
+                <w:rFonts w:ascii="仿宋" w:hAnsi="仿宋" w:eastAsia="仿宋"/>
+                <w:b w:val="0"/>
+                <w:color w:val="000000"/>
+                <w:sz w:val="16"/>
+              </w:rPr>
+              <w:t>韩国子公司</w:t>
+              <w:br/>
+              <w:t>韩国科百特</w:t>
+            </w:r>
+          </w:p>
+        </w:tc>
+        <w:tc>
+          <w:tcPr>
+            <w:tcW w:type="dxa" w:w="1134"/>
+            <w:shd w:fill="E2EFDA"/>
+          </w:tcPr>
+          <w:p>
+            <w:pPr>
+              <w:ind w:firstLine="0"/>
+              <w:jc w:val="center"/>
+            </w:pPr>
+            <w:r/>
+            <w:r>
+              <w:rPr>
+                <w:rFonts w:ascii="仿宋" w:hAnsi="仿宋" w:eastAsia="仿宋"/>
+                <w:b w:val="0"/>
+                <w:color w:val="000000"/>
+                <w:sz w:val="16"/>
+              </w:rPr>
+              <w:t>美国/欧洲</w:t>
+              <w:br/>
+              <w:t>子公司</w:t>
+            </w:r>
+          </w:p>
+        </w:tc>
+        <w:tc>
+          <w:tcPr>
+            <w:tcW w:type="dxa" w:w="1134"/>
+          </w:tcPr>
+          <w:p/>
+        </w:tc>
+      </w:tr>
+    </w:tbl>
+    <w:p>
+      <w:pPr>
+        <w:spacing w:before="80" w:after="240"/>
         <w:ind w:firstLine="0"/>
         <w:jc w:val="center"/>
       </w:pPr>
@@ -127,7 +603,20 @@
           <w:rFonts w:ascii="仿宋" w:hAnsi="仿宋" w:eastAsia="仿宋"/>
           <w:sz w:val="32"/>
         </w:rPr>
-        <w:t>公司创始人、董事长张应民为科百特的实际控制人与战略制定者。公司采用扁平化、矩阵式管理架构，下设研发中心（膜技术研究院）、制造中心（含河上、绍兴等生产基地）、市场销售中心、信息技术部、质量验证中心（CNAS认证）等核心部门。信息技术部为公司数字化与智能制造转型的引领部门，负责ERP/SAP、MES、QMS、LIMS等核心系统的建设与运维。</w:t>
+        <w:t>信息技术部（IT部门/CIO办公室）为公司数字化转型的核心推动部门。根据公司招聘信息及行业调研，信息技术部定位于首席信息官（CIO）层级，下设IT基础架构组、ERP/SAP系统运维、MES/CIM系统、容器云/DevOps平台、信息安全、AI应用开发等专业团队，负责公司全球IT基础设施、生产信息化系统及数据平台的建设与运营。科百特正处于从传统制造企业向数字化、智能化企业加速转型的关键阶段，信息技术部的战略地位日益凸显。</w:t>
+      </w:r>
+    </w:p>
+    <w:p>
+      <w:pPr>
+        <w:spacing w:line="560" w:lineRule="exact" w:after="40"/>
+        <w:ind w:firstLine="640"/>
+      </w:pPr>
+      <w:r>
+        <w:rPr>
+          <w:rFonts w:ascii="仿宋" w:hAnsi="仿宋" w:eastAsia="仿宋"/>
+          <w:sz w:val="32"/>
+        </w:rPr>
+        <w:t>科百特在全球设有10家子公司，业务覆盖132个国家。核心产业布局包括：杭州滨江（全球总部/销售行政中心）、杭州萧山河上镇（膜材料研发总部/生产基地）、成都（半导体过滤器材基地）、台湾新竹/彰化（台湾科百特）、日本、韩国、美国、欧洲等子公司。2023年，杭州市萧山区以科百特为核心规划了2.73平方公里的"膜材料小镇"产业集群。</w:t>
       </w:r>
     </w:p>
     <w:p>
@@ -154,7 +643,7 @@
           <w:rFonts w:ascii="仿宋" w:hAnsi="仿宋" w:eastAsia="仿宋"/>
           <w:sz w:val="32"/>
         </w:rPr>
-        <w:t>科百特作为全球过滤行业的领军企业，在信息化建设方面已构建了覆盖ERP、MES、QMS、LIMS、CRM等核心系统的IT体系。然而，随着企业规模的快速发展（五年年均复合增长率48%）和全球化布局的深入，现有IT架构面临以下挑战：一是多工厂（萧山、绍兴、海外）间IT系统独立部署，缺乏统一容器云底座；二是产品研发数据快速增长，算力资源瓶颈凸显；三是全球业务需要统一的数字化平台支撑；四是AI技术应用于膜材料研发与智能制造的需求日益迫切。</w:t>
+        <w:t>科百特作为全球领先的过滤技术创新企业，已建设了覆盖研发、制造、供应链、销售等环节的信息化体系。随着公司规模的快速扩张（近三年营收年均增长48%、员工从1000余人增长至8100人），现有IT架构面临以下核心挑战。一是多基地、全球化部署带来的IT治理复杂性。杭州总部、成都基地、台湾工厂及海外子公司之间IT系统相对独立，缺乏统一的容器云管理平台。二是MES、CIM等生产执行系统的高可用需求日益迫切。过滤膜生产对洁净度、良率要求极高，需要可靠的自动化运维与监控告警能力。三是AI与研发分析算力需求增长。科百特拥有超3400名工程师和42个研发中心，AI辅助研发、大数据分析对GPU算力有刚性需求。四是信创国产化与数据安全合规要求。作为国家重点制造企业，面临国产化适配和等保合规的双重压力。</w:t>
       </w:r>
     </w:p>
     <w:p>
@@ -184,9 +673,656 @@
         <w:t>基于青云KubeSphere企业版（KSE 4.2）和青云AI智算平台，为科百特规划六层IT架构体系，以青云统一底座贯通各层级、赋能全业务。</w:t>
       </w:r>
     </w:p>
+    <w:tbl>
+      <w:tblPr>
+        <w:tblW w:type="auto" w:w="0"/>
+        <w:jc w:val="center"/>
+        <w:tblLook w:firstColumn="1" w:firstRow="1" w:lastColumn="0" w:lastRow="0" w:noHBand="0" w:noVBand="1" w:val="04A0"/>
+        <w:tblBorders>
+          <w:top w:val="single" w:sz="4" w:space="0" w:color="000000"/>
+          <w:left w:val="single" w:sz="4" w:space="0" w:color="000000"/>
+          <w:bottom w:val="single" w:sz="4" w:space="0" w:color="000000"/>
+          <w:right w:val="single" w:sz="4" w:space="0" w:color="000000"/>
+          <w:insideH w:val="single" w:sz="4" w:space="0" w:color="000000"/>
+          <w:insideV w:val="single" w:sz="4" w:space="0" w:color="000000"/>
+        </w:tblBorders>
+      </w:tblPr>
+      <w:tblGrid>
+        <w:gridCol w:w="2211"/>
+        <w:gridCol w:w="2211"/>
+        <w:gridCol w:w="2211"/>
+        <w:gridCol w:w="2211"/>
+      </w:tblGrid>
+      <w:tr>
+        <w:tc>
+          <w:tcPr>
+            <w:tcW w:type="dxa" w:w="850"/>
+            <w:shd w:fill="1F4E79"/>
+          </w:tcPr>
+          <w:p>
+            <w:pPr>
+              <w:ind w:firstLine="0"/>
+              <w:jc w:val="center"/>
+            </w:pPr>
+            <w:r/>
+            <w:r>
+              <w:rPr>
+                <w:rFonts w:ascii="黑体" w:hAnsi="黑体" w:eastAsia="黑体"/>
+                <w:b/>
+                <w:color w:val="FFFFFF"/>
+                <w:sz w:val="18"/>
+              </w:rPr>
+              <w:t>层</w:t>
+            </w:r>
+          </w:p>
+        </w:tc>
+        <w:tc>
+          <w:tcPr>
+            <w:tcW w:type="dxa" w:w="1701"/>
+            <w:shd w:fill="1F4E79"/>
+          </w:tcPr>
+          <w:p>
+            <w:pPr>
+              <w:ind w:firstLine="0"/>
+              <w:jc w:val="center"/>
+            </w:pPr>
+            <w:r/>
+            <w:r>
+              <w:rPr>
+                <w:rFonts w:ascii="黑体" w:hAnsi="黑体" w:eastAsia="黑体"/>
+                <w:b/>
+                <w:color w:val="FFFFFF"/>
+                <w:sz w:val="18"/>
+              </w:rPr>
+              <w:t>架构分层</w:t>
+            </w:r>
+          </w:p>
+        </w:tc>
+        <w:tc>
+          <w:tcPr>
+            <w:tcW w:type="dxa" w:w="3402"/>
+            <w:shd w:fill="1F4E79"/>
+          </w:tcPr>
+          <w:p>
+            <w:pPr>
+              <w:ind w:firstLine="0"/>
+              <w:jc w:val="center"/>
+            </w:pPr>
+            <w:r/>
+            <w:r>
+              <w:rPr>
+                <w:rFonts w:ascii="黑体" w:hAnsi="黑体" w:eastAsia="黑体"/>
+                <w:b/>
+                <w:color w:val="FFFFFF"/>
+                <w:sz w:val="18"/>
+              </w:rPr>
+              <w:t>核心内容</w:t>
+            </w:r>
+          </w:p>
+        </w:tc>
+        <w:tc>
+          <w:tcPr>
+            <w:tcW w:type="dxa" w:w="1701"/>
+            <w:shd w:fill="1F4E79"/>
+          </w:tcPr>
+          <w:p>
+            <w:pPr>
+              <w:ind w:firstLine="0"/>
+              <w:jc w:val="center"/>
+            </w:pPr>
+            <w:r/>
+            <w:r>
+              <w:rPr>
+                <w:rFonts w:ascii="黑体" w:hAnsi="黑体" w:eastAsia="黑体"/>
+                <w:b/>
+                <w:color w:val="FFFFFF"/>
+                <w:sz w:val="18"/>
+              </w:rPr>
+              <w:t>定位</w:t>
+            </w:r>
+          </w:p>
+        </w:tc>
+      </w:tr>
+      <w:tr>
+        <w:tc>
+          <w:tcPr>
+            <w:tcW w:type="dxa" w:w="850"/>
+            <w:shd w:fill="FCE4EC"/>
+          </w:tcPr>
+          <w:p>
+            <w:pPr>
+              <w:ind w:firstLine="0"/>
+              <w:jc w:val="center"/>
+            </w:pPr>
+            <w:r/>
+            <w:r>
+              <w:rPr>
+                <w:rFonts w:ascii="黑体" w:hAnsi="黑体" w:eastAsia="黑体"/>
+                <w:b/>
+                <w:color w:val="000000"/>
+                <w:sz w:val="22"/>
+              </w:rPr>
+              <w:t>六</w:t>
+            </w:r>
+          </w:p>
+        </w:tc>
+        <w:tc>
+          <w:tcPr>
+            <w:tcW w:type="dxa" w:w="1701"/>
+            <w:shd w:fill="FCE4EC"/>
+          </w:tcPr>
+          <w:p>
+            <w:pPr>
+              <w:ind w:firstLine="0"/>
+              <w:jc w:val="center"/>
+            </w:pPr>
+            <w:r/>
+            <w:r>
+              <w:rPr>
+                <w:rFonts w:ascii="黑体" w:hAnsi="黑体" w:eastAsia="黑体"/>
+                <w:b/>
+                <w:color w:val="000000"/>
+                <w:sz w:val="16"/>
+              </w:rPr>
+              <w:t>数据安全与合规层</w:t>
+            </w:r>
+          </w:p>
+        </w:tc>
+        <w:tc>
+          <w:tcPr>
+            <w:tcW w:type="dxa" w:w="3402"/>
+          </w:tcPr>
+          <w:p>
+            <w:pPr>
+              <w:ind w:firstLine="0"/>
+              <w:jc w:val="left"/>
+            </w:pPr>
+            <w:r/>
+            <w:r>
+              <w:rPr>
+                <w:rFonts w:ascii="仿宋" w:hAnsi="仿宋" w:eastAsia="仿宋"/>
+                <w:b w:val="0"/>
+                <w:color w:val="000000"/>
+                <w:sz w:val="16"/>
+              </w:rPr>
+              <w:t>数据分级分类｜访问控制与审计IAM/SSO｜网络安全防护WAF/防火墙/IPS｜数据备份与容灾｜等保合规审计</w:t>
+            </w:r>
+          </w:p>
+        </w:tc>
+        <w:tc>
+          <w:tcPr>
+            <w:tcW w:type="dxa" w:w="1701"/>
+            <w:shd w:fill="FCE4EC"/>
+          </w:tcPr>
+          <w:p>
+            <w:pPr>
+              <w:ind w:firstLine="0"/>
+              <w:jc w:val="center"/>
+            </w:pPr>
+            <w:r/>
+            <w:r>
+              <w:rPr>
+                <w:rFonts w:ascii="仿宋" w:hAnsi="仿宋" w:eastAsia="仿宋"/>
+                <w:b/>
+                <w:color w:val="4472C4"/>
+                <w:sz w:val="16"/>
+              </w:rPr>
+              <w:t>安全为先</w:t>
+            </w:r>
+          </w:p>
+        </w:tc>
+      </w:tr>
+      <w:tr>
+        <w:tc>
+          <w:tcPr>
+            <w:tcW w:type="dxa" w:w="850"/>
+            <w:shd w:fill="E8F5E9"/>
+          </w:tcPr>
+          <w:p>
+            <w:pPr>
+              <w:ind w:firstLine="0"/>
+              <w:jc w:val="center"/>
+            </w:pPr>
+            <w:r/>
+            <w:r>
+              <w:rPr>
+                <w:rFonts w:ascii="黑体" w:hAnsi="黑体" w:eastAsia="黑体"/>
+                <w:b/>
+                <w:color w:val="000000"/>
+                <w:sz w:val="22"/>
+              </w:rPr>
+              <w:t>五</w:t>
+            </w:r>
+          </w:p>
+        </w:tc>
+        <w:tc>
+          <w:tcPr>
+            <w:tcW w:type="dxa" w:w="1701"/>
+            <w:shd w:fill="E8F5E9"/>
+          </w:tcPr>
+          <w:p>
+            <w:pPr>
+              <w:ind w:firstLine="0"/>
+              <w:jc w:val="center"/>
+            </w:pPr>
+            <w:r/>
+            <w:r>
+              <w:rPr>
+                <w:rFonts w:ascii="黑体" w:hAnsi="黑体" w:eastAsia="黑体"/>
+                <w:b/>
+                <w:color w:val="000000"/>
+                <w:sz w:val="16"/>
+              </w:rPr>
+              <w:t>协同办公与门户层</w:t>
+            </w:r>
+          </w:p>
+        </w:tc>
+        <w:tc>
+          <w:tcPr>
+            <w:tcW w:type="dxa" w:w="3402"/>
+          </w:tcPr>
+          <w:p>
+            <w:pPr>
+              <w:ind w:firstLine="0"/>
+              <w:jc w:val="left"/>
+            </w:pPr>
+            <w:r/>
+            <w:r>
+              <w:rPr>
+                <w:rFonts w:ascii="仿宋" w:hAnsi="仿宋" w:eastAsia="仿宋"/>
+                <w:b w:val="0"/>
+                <w:color w:val="000000"/>
+                <w:sz w:val="16"/>
+              </w:rPr>
+              <w:t>OA审批流程｜企业信息门户｜邮件与即时通讯｜视频会议系统｜HR行政管理</w:t>
+            </w:r>
+          </w:p>
+        </w:tc>
+        <w:tc>
+          <w:tcPr>
+            <w:tcW w:type="dxa" w:w="1701"/>
+            <w:shd w:fill="E8F5E9"/>
+          </w:tcPr>
+          <w:p>
+            <w:pPr>
+              <w:ind w:firstLine="0"/>
+              <w:jc w:val="center"/>
+            </w:pPr>
+            <w:r/>
+            <w:r>
+              <w:rPr>
+                <w:rFonts w:ascii="仿宋" w:hAnsi="仿宋" w:eastAsia="仿宋"/>
+                <w:b/>
+                <w:color w:val="4472C4"/>
+                <w:sz w:val="16"/>
+              </w:rPr>
+              <w:t>效率提升</w:t>
+            </w:r>
+          </w:p>
+        </w:tc>
+      </w:tr>
+      <w:tr>
+        <w:tc>
+          <w:tcPr>
+            <w:tcW w:type="dxa" w:w="850"/>
+            <w:shd w:fill="FFF3E0"/>
+          </w:tcPr>
+          <w:p>
+            <w:pPr>
+              <w:ind w:firstLine="0"/>
+              <w:jc w:val="center"/>
+            </w:pPr>
+            <w:r/>
+            <w:r>
+              <w:rPr>
+                <w:rFonts w:ascii="黑体" w:hAnsi="黑体" w:eastAsia="黑体"/>
+                <w:b/>
+                <w:color w:val="000000"/>
+                <w:sz w:val="22"/>
+              </w:rPr>
+              <w:t>四</w:t>
+            </w:r>
+          </w:p>
+        </w:tc>
+        <w:tc>
+          <w:tcPr>
+            <w:tcW w:type="dxa" w:w="1701"/>
+            <w:shd w:fill="FFF3E0"/>
+          </w:tcPr>
+          <w:p>
+            <w:pPr>
+              <w:ind w:firstLine="0"/>
+              <w:jc w:val="center"/>
+            </w:pPr>
+            <w:r/>
+            <w:r>
+              <w:rPr>
+                <w:rFonts w:ascii="黑体" w:hAnsi="黑体" w:eastAsia="黑体"/>
+                <w:b/>
+                <w:color w:val="000000"/>
+                <w:sz w:val="16"/>
+              </w:rPr>
+              <w:t>业务运营与管理层</w:t>
+            </w:r>
+          </w:p>
+        </w:tc>
+        <w:tc>
+          <w:tcPr>
+            <w:tcW w:type="dxa" w:w="3402"/>
+          </w:tcPr>
+          <w:p>
+            <w:pPr>
+              <w:ind w:firstLine="0"/>
+              <w:jc w:val="left"/>
+            </w:pPr>
+            <w:r/>
+            <w:r>
+              <w:rPr>
+                <w:rFonts w:ascii="仿宋" w:hAnsi="仿宋" w:eastAsia="仿宋"/>
+                <w:b w:val="0"/>
+                <w:color w:val="000000"/>
+                <w:sz w:val="16"/>
+              </w:rPr>
+              <w:t>ERP（财务/供应链/采购）｜CRM客户关系管理｜PLM产品全生命周期｜SCM供应商管理｜BI经营数据分析</w:t>
+            </w:r>
+          </w:p>
+        </w:tc>
+        <w:tc>
+          <w:tcPr>
+            <w:tcW w:type="dxa" w:w="1701"/>
+            <w:shd w:fill="FFF3E0"/>
+          </w:tcPr>
+          <w:p>
+            <w:pPr>
+              <w:ind w:firstLine="0"/>
+              <w:jc w:val="center"/>
+            </w:pPr>
+            <w:r/>
+            <w:r>
+              <w:rPr>
+                <w:rFonts w:ascii="仿宋" w:hAnsi="仿宋" w:eastAsia="仿宋"/>
+                <w:b/>
+                <w:color w:val="4472C4"/>
+                <w:sz w:val="16"/>
+              </w:rPr>
+              <w:t>数据驱动</w:t>
+            </w:r>
+          </w:p>
+        </w:tc>
+      </w:tr>
+      <w:tr>
+        <w:tc>
+          <w:tcPr>
+            <w:tcW w:type="dxa" w:w="850"/>
+            <w:shd w:fill="E3F2FD"/>
+          </w:tcPr>
+          <w:p>
+            <w:pPr>
+              <w:ind w:firstLine="0"/>
+              <w:jc w:val="center"/>
+            </w:pPr>
+            <w:r/>
+            <w:r>
+              <w:rPr>
+                <w:rFonts w:ascii="黑体" w:hAnsi="黑体" w:eastAsia="黑体"/>
+                <w:b/>
+                <w:color w:val="000000"/>
+                <w:sz w:val="22"/>
+              </w:rPr>
+              <w:t>三</w:t>
+            </w:r>
+          </w:p>
+        </w:tc>
+        <w:tc>
+          <w:tcPr>
+            <w:tcW w:type="dxa" w:w="1701"/>
+            <w:shd w:fill="E3F2FD"/>
+          </w:tcPr>
+          <w:p>
+            <w:pPr>
+              <w:ind w:firstLine="0"/>
+              <w:jc w:val="center"/>
+            </w:pPr>
+            <w:r/>
+            <w:r>
+              <w:rPr>
+                <w:rFonts w:ascii="黑体" w:hAnsi="黑体" w:eastAsia="黑体"/>
+                <w:b/>
+                <w:color w:val="000000"/>
+                <w:sz w:val="16"/>
+              </w:rPr>
+              <w:t>生产执行与研发设计层</w:t>
+            </w:r>
+          </w:p>
+        </w:tc>
+        <w:tc>
+          <w:tcPr>
+            <w:tcW w:type="dxa" w:w="3402"/>
+          </w:tcPr>
+          <w:p>
+            <w:pPr>
+              <w:ind w:firstLine="0"/>
+              <w:jc w:val="left"/>
+            </w:pPr>
+            <w:r/>
+            <w:r>
+              <w:rPr>
+                <w:rFonts w:ascii="仿宋" w:hAnsi="仿宋" w:eastAsia="仿宋"/>
+                <w:b w:val="0"/>
+                <w:color w:val="000000"/>
+                <w:sz w:val="16"/>
+              </w:rPr>
+              <w:t>MES制造执行系统（工单/追溯/SPC）｜CIM设备自动化系统｜YMS良率管理分析｜LIMS实验室管理｜AI辅助研发设计</w:t>
+            </w:r>
+          </w:p>
+        </w:tc>
+        <w:tc>
+          <w:tcPr>
+            <w:tcW w:type="dxa" w:w="1701"/>
+            <w:shd w:fill="E3F2FD"/>
+          </w:tcPr>
+          <w:p>
+            <w:pPr>
+              <w:ind w:firstLine="0"/>
+              <w:jc w:val="center"/>
+            </w:pPr>
+            <w:r/>
+            <w:r>
+              <w:rPr>
+                <w:rFonts w:ascii="仿宋" w:hAnsi="仿宋" w:eastAsia="仿宋"/>
+                <w:b/>
+                <w:color w:val="4472C4"/>
+                <w:sz w:val="16"/>
+              </w:rPr>
+              <w:t>核心生产</w:t>
+            </w:r>
+          </w:p>
+        </w:tc>
+      </w:tr>
+      <w:tr>
+        <w:tc>
+          <w:tcPr>
+            <w:tcW w:type="dxa" w:w="850"/>
+            <w:shd w:fill="F3E5F5"/>
+          </w:tcPr>
+          <w:p>
+            <w:pPr>
+              <w:ind w:firstLine="0"/>
+              <w:jc w:val="center"/>
+            </w:pPr>
+            <w:r/>
+            <w:r>
+              <w:rPr>
+                <w:rFonts w:ascii="黑体" w:hAnsi="黑体" w:eastAsia="黑体"/>
+                <w:b/>
+                <w:color w:val="000000"/>
+                <w:sz w:val="22"/>
+              </w:rPr>
+              <w:t>二</w:t>
+            </w:r>
+          </w:p>
+        </w:tc>
+        <w:tc>
+          <w:tcPr>
+            <w:tcW w:type="dxa" w:w="1701"/>
+            <w:shd w:fill="F3E5F5"/>
+          </w:tcPr>
+          <w:p>
+            <w:pPr>
+              <w:ind w:firstLine="0"/>
+              <w:jc w:val="center"/>
+            </w:pPr>
+            <w:r/>
+            <w:r>
+              <w:rPr>
+                <w:rFonts w:ascii="黑体" w:hAnsi="黑体" w:eastAsia="黑体"/>
+                <w:b/>
+                <w:color w:val="000000"/>
+                <w:sz w:val="16"/>
+              </w:rPr>
+              <w:t>基础设施与云平台层</w:t>
+              <w:br/>
+              <w:t>（青云KubeSphere+AI智算平台）</w:t>
+            </w:r>
+          </w:p>
+        </w:tc>
+        <w:tc>
+          <w:tcPr>
+            <w:tcW w:type="dxa" w:w="3402"/>
+          </w:tcPr>
+          <w:p>
+            <w:pPr>
+              <w:ind w:firstLine="0"/>
+              <w:jc w:val="left"/>
+            </w:pPr>
+            <w:r/>
+            <w:r>
+              <w:rPr>
+                <w:rFonts w:ascii="仿宋" w:hAnsi="仿宋" w:eastAsia="仿宋"/>
+                <w:b w:val="0"/>
+                <w:color w:val="000000"/>
+                <w:sz w:val="16"/>
+              </w:rPr>
+              <w:t>多集群统一管理（杭州/成都/台湾/海外）｜全栈可观测性与智能运维｜GPU/NPU调度与AI训练推理｜DevOps自动化流水线｜信创国产化适配</w:t>
+            </w:r>
+          </w:p>
+        </w:tc>
+        <w:tc>
+          <w:tcPr>
+            <w:tcW w:type="dxa" w:w="1701"/>
+            <w:shd w:fill="F3E5F5"/>
+          </w:tcPr>
+          <w:p>
+            <w:pPr>
+              <w:ind w:firstLine="0"/>
+              <w:jc w:val="center"/>
+            </w:pPr>
+            <w:r/>
+            <w:r>
+              <w:rPr>
+                <w:rFonts w:ascii="仿宋" w:hAnsi="仿宋" w:eastAsia="仿宋"/>
+                <w:b/>
+                <w:color w:val="4472C4"/>
+                <w:sz w:val="16"/>
+              </w:rPr>
+              <w:t>统一底座</w:t>
+            </w:r>
+          </w:p>
+        </w:tc>
+      </w:tr>
+      <w:tr>
+        <w:tc>
+          <w:tcPr>
+            <w:tcW w:type="dxa" w:w="850"/>
+            <w:shd w:fill="E0E0E0"/>
+          </w:tcPr>
+          <w:p>
+            <w:pPr>
+              <w:ind w:firstLine="0"/>
+              <w:jc w:val="center"/>
+            </w:pPr>
+            <w:r/>
+            <w:r>
+              <w:rPr>
+                <w:rFonts w:ascii="黑体" w:hAnsi="黑体" w:eastAsia="黑体"/>
+                <w:b/>
+                <w:color w:val="000000"/>
+                <w:sz w:val="22"/>
+              </w:rPr>
+              <w:t>一</w:t>
+            </w:r>
+          </w:p>
+        </w:tc>
+        <w:tc>
+          <w:tcPr>
+            <w:tcW w:type="dxa" w:w="1701"/>
+            <w:shd w:fill="E0E0E0"/>
+          </w:tcPr>
+          <w:p>
+            <w:pPr>
+              <w:ind w:firstLine="0"/>
+              <w:jc w:val="center"/>
+            </w:pPr>
+            <w:r/>
+            <w:r>
+              <w:rPr>
+                <w:rFonts w:ascii="黑体" w:hAnsi="黑体" w:eastAsia="黑体"/>
+                <w:b/>
+                <w:color w:val="000000"/>
+                <w:sz w:val="16"/>
+              </w:rPr>
+              <w:t>硬件与网络层</w:t>
+            </w:r>
+          </w:p>
+        </w:tc>
+        <w:tc>
+          <w:tcPr>
+            <w:tcW w:type="dxa" w:w="3402"/>
+          </w:tcPr>
+          <w:p>
+            <w:pPr>
+              <w:ind w:firstLine="0"/>
+              <w:jc w:val="left"/>
+            </w:pPr>
+            <w:r/>
+            <w:r>
+              <w:rPr>
+                <w:rFonts w:ascii="仿宋" w:hAnsi="仿宋" w:eastAsia="仿宋"/>
+                <w:b w:val="0"/>
+                <w:color w:val="000000"/>
+                <w:sz w:val="16"/>
+              </w:rPr>
+              <w:t>x86/ARM/信创计算服务器｜GPU算力集群（训练/推理）｜分布式存储（全闪/混闪/对象）｜万兆/IB高速网络｜三地数据中心</w:t>
+            </w:r>
+          </w:p>
+        </w:tc>
+        <w:tc>
+          <w:tcPr>
+            <w:tcW w:type="dxa" w:w="1701"/>
+            <w:shd w:fill="E0E0E0"/>
+          </w:tcPr>
+          <w:p>
+            <w:pPr>
+              <w:ind w:firstLine="0"/>
+              <w:jc w:val="center"/>
+            </w:pPr>
+            <w:r/>
+            <w:r>
+              <w:rPr>
+                <w:rFonts w:ascii="仿宋" w:hAnsi="仿宋" w:eastAsia="仿宋"/>
+                <w:b/>
+                <w:color w:val="4472C4"/>
+                <w:sz w:val="16"/>
+              </w:rPr>
+              <w:t>基础设施</w:t>
+            </w:r>
+          </w:p>
+        </w:tc>
+      </w:tr>
+    </w:tbl>
     <w:p>
       <w:pPr>
-        <w:spacing w:before="40" w:after="240"/>
+        <w:spacing w:before="80" w:after="240"/>
         <w:ind w:firstLine="0"/>
         <w:jc w:val="center"/>
       </w:pPr>
@@ -208,7 +1344,7 @@
           <w:rFonts w:ascii="仿宋" w:hAnsi="仿宋" w:eastAsia="仿宋"/>
           <w:sz w:val="32"/>
         </w:rPr>
-        <w:t>第一层：硬件与网络层。包括x86/信创计算服务器、GPU算力集群（用于膜材料AI仿真与研发）、全闪/混闪/对象存储设备、万兆高速网络、多数据中心（杭州总部、绍兴工厂等）。</w:t>
+        <w:t>第一层：硬件与网络层。包括x86/ARM/信创计算服务器、GPU算力集群（训练卡/推理卡）、分布式存储设备（全闪/混闪/对象存储）、万兆/IB高速网络、全球多数据中心（杭州、成都、台湾、海外）。</w:t>
       </w:r>
     </w:p>
     <w:p>
@@ -221,7 +1357,7 @@
           <w:rFonts w:ascii="仿宋" w:hAnsi="仿宋" w:eastAsia="仿宋"/>
           <w:sz w:val="32"/>
         </w:rPr>
-        <w:t>第二层：基础设施与云平台层。以青云KubeSphere企业版为容器云底座，提供多集群统一管理、全栈可观测性、DevOps自动化流水线；以青云AI智算平台提供GPU调度、AI模型训练推理、膜材料研发算力支撑；全面支持信创国产化适配。</w:t>
+        <w:t>第二层：基础设施与云平台层。以青云KubeSphere企业版为容器云底座，提供多集群统一管理（全球化多站点纳管）、全栈可观测性（监控告警/日志审计/链路追踪）、DevOps自动化流水线；以青云AI智算平台提供GPU调度、AI训练推理、模型全生命周期管理；以青云软件定义存储提供分布式存储与备份容灾能力；全面支持信创国产化适配（鲲鹏/飞腾/海光、麒麟/统信操作系统）。</w:t>
       </w:r>
     </w:p>
     <w:p>
@@ -234,7 +1370,7 @@
           <w:rFonts w:ascii="仿宋" w:hAnsi="仿宋" w:eastAsia="仿宋"/>
           <w:sz w:val="32"/>
         </w:rPr>
-        <w:t>第三层：生产执行与研发设计层。包括MES制造执行系统（工单管理、追溯、SPC）、QMS质量管理系统（符合ISO9001/ISO17025）、LIMS实验室信息管理系统、CAD仿真与膜材料设计算法平台，是科百特的核心生产力层。</w:t>
+        <w:t>第三层：生产执行与研发设计层。包括MES制造执行系统（工单管理、追溯、SPC统计过程控制）、CIM设备自动化系统、YMS良率管理分析、LIMS实验室信息管理系统、AI辅助研发设计等，是科百特作为制造型企业的核心生产力层。</w:t>
       </w:r>
     </w:p>
     <w:p>
@@ -247,7 +1383,7 @@
           <w:rFonts w:ascii="仿宋" w:hAnsi="仿宋" w:eastAsia="仿宋"/>
           <w:sz w:val="32"/>
         </w:rPr>
-        <w:t>第四层：业务运营与管理层。包括ERP/SAP（财务/供应链/采购）、CRM客户关系管理、SRM供应商管理、PLM产品全生命周期管理、BI经营数据分析等，实现业务端到端数字化管理。</w:t>
+        <w:t>第四层：业务运营与管理层。包括ERP（财务/供应链/采购）、CRM客户关系管理、PLM产品全生命周期管理、SCM供应商管理、BI经营数据分析等，实现业务端到端数字化管理。</w:t>
       </w:r>
     </w:p>
     <w:p>
@@ -260,7 +1396,7 @@
           <w:rFonts w:ascii="仿宋" w:hAnsi="仿宋" w:eastAsia="仿宋"/>
           <w:sz w:val="32"/>
         </w:rPr>
-        <w:t>第五层：协同办公与门户层。涵盖OA审批流程、企业信息门户、邮件与即时通讯、视频会议系统、HR行政管理、知识管理平台等，支撑全球化办公协作。</w:t>
+        <w:t>第五层：协同办公与门户层。涵盖OA审批流程、企业信息门户、邮件与即时通讯、视频会议系统、HR行政系统等，支撑全球多时区、多语言办公协作需求。</w:t>
       </w:r>
     </w:p>
     <w:p>
@@ -273,7 +1409,7 @@
           <w:rFonts w:ascii="仿宋" w:hAnsi="仿宋" w:eastAsia="仿宋"/>
           <w:sz w:val="32"/>
         </w:rPr>
-        <w:t>第六层：数据安全与合规层。覆盖数据分级分类、访问控制与审计（IAM/SSO）、网络安全防护（WAF/防火墙/IPS）、等保合规、ISO27001信息安全体系、数据备份与容灾、业务连续性管理等。</w:t>
+        <w:t>第六层：数据安全与合规层。覆盖数据分级分类、访问控制与审计（IAM/SSO）、网络安全防护（WAF/防火墙/IPS）、数据备份与容灾、等保合规审计、全球数据隐私合规（GDPR等）等。</w:t>
       </w:r>
     </w:p>
     <w:p>
@@ -314,7 +1450,20 @@
           <w:rFonts w:ascii="仿宋" w:hAnsi="仿宋" w:eastAsia="仿宋"/>
           <w:sz w:val="32"/>
         </w:rPr>
-        <w:t>KubeSphere企业版（KSE 4.2）是青云科技打造的新一代云原生操作系统，基于KubeSphere LuBan可扩展开放架构。针对科百特的实际需求，核心匹配能力如下。一是多集群统一管理。实现萧山河上、绍兴滨海、杭州滨江等基地集群的统一纳管与策略统一下发。二是全栈可观测性。提供多维度监控告警、日志审计、链路追踪，保障MES/QMS等生产系统SLA。三是GPU调度管理。支持GPU资源的细粒度调度与监控，满足膜材料AI仿真与研发算力需求。四是DevOps自动化。内置CI/CD流水线，加速应用迭代与交付效率。五是多租户与权限管理。按业务线（研发/制造/验证/运营）进行资源隔离与配额管理。六是应用商店。提供Helm应用一键部署，加速中间件（Redis、RocketMQ等）交付。</w:t>
+        <w:t>KubeSphere企业版（KSE 4.2）是青云科技打造的新一代云原生操作系统，基于KubeSphere LuBan可扩展开放架构，在Kubernetes之上深度融合多云管理、微服务治理、应用可观测等核心能力。针对科百特的实际需求，核心匹配能力如下。</w:t>
+      </w:r>
+    </w:p>
+    <w:p>
+      <w:pPr>
+        <w:spacing w:line="560" w:lineRule="exact" w:after="40"/>
+        <w:ind w:firstLine="640"/>
+      </w:pPr>
+      <w:r>
+        <w:rPr>
+          <w:rFonts w:ascii="仿宋" w:hAnsi="仿宋" w:eastAsia="仿宋"/>
+          <w:sz w:val="32"/>
+        </w:rPr>
+        <w:t>一是多集群统一管理。实现杭州、成都、台湾、海外等多地集群的统一纳管与策略统一下发，消除信息孤岛，实现集团级资源管控。二是全栈可观测性。提供多维度监控告警、日志审计、链路追踪，保障生产系统SLA，支撑运维团队快速定位问题。三是GPU调度管理。支持GPU/NPU资源的细粒度调度与监控，满足AI辅助研发与大数据分析算力需求。四是DevOps自动化。内置CI/CD流水线，加速研发迭代与交付效率。五是多租户与权限管理。按业务线（研发/制造/运营）和区域进行资源隔离与配额管理，满足多部门共享平台需求。六是应用商店。提供Helm应用一键部署，加速中间件（Redis、RocketMQ、MySQL等）的交付。</w:t>
       </w:r>
     </w:p>
     <w:p>
@@ -341,7 +1490,7 @@
           <w:rFonts w:ascii="仿宋" w:hAnsi="仿宋" w:eastAsia="仿宋"/>
           <w:sz w:val="32"/>
         </w:rPr>
-        <w:t>青云AI智算平台基于统一全栈架构打造AI算力底座，具备异构算力调度能力，可有效支撑科百特在膜材料AI仿真、纳米级孔径预测算法、产品质量AI检测、智能排产、供应链优化等场景的AI算力需求。平台支持GPU、NPU、CPU混合调度，提供训练任务管理与资源配额管控，内置算法开发环境与模型管理，并与KubeSphere容器平台深度集成，实现算力资源的统一运营与调度。</w:t>
+        <w:t>青云AI智算平台基于统一全栈架构打造AI算力底座，具备异构算力调度能力，可有效支撑科百特在AI辅助膜材料研发、生产过程大数据分析、质量预测、供应链优化等场景的AI算力需求。平台支持GPU、NPU、CPU混合调度，提供训练任务管理与资源配额管控，内置算法开发环境与模型管理，并与KubeSphere容器平台深度集成，实现算力资源的统一运营与调度。</w:t>
       </w:r>
     </w:p>
     <w:p>
@@ -355,7 +1504,7 @@
           <w:b/>
           <w:sz w:val="32"/>
         </w:rPr>
-        <w:t>（三）智能制造与数字化转型支撑</w:t>
+        <w:t>（三）信创国产化支持</w:t>
       </w:r>
     </w:p>
     <w:p>
@@ -368,7 +1517,7 @@
           <w:rFonts w:ascii="仿宋" w:hAnsi="仿宋" w:eastAsia="仿宋"/>
           <w:sz w:val="32"/>
         </w:rPr>
-        <w:t>科百特已引入日本精益化生产（TPS）体系，数字化转型需求迫切。青云方案可在以下方面深度支撑。一是MES容器化部署。将制造执行系统容器化改造，实现多工厂统一管控与快速复制推广。二是研发仿真上云。膜材料AI仿真计算移至容器云平台，实现按需弹性算力调度。三是数据中台建设。通过云原生数据平台实现多工厂数据汇聚与BI分析。四是IoT与边缘计算。支持工厂IoT设备数据采集与边缘计算，助力智能制造升级。五是信创国产化。全面支持国产CPU、操作系统适配，助力制造企业自主可控。</w:t>
+        <w:t>青云KubeSphere企业版全面支持信创国产化，已完成与鲲鹏、飞腾、海光等国产CPU及麒麟、统信等国产操作系统的适配认证，满足科百特作为国家重点制造企业的信创改造需求。青云科技已连续多年入选十大信创云品牌，在国家电网、金融、制造等行业积累了丰富的信创落地经验。</w:t>
       </w:r>
     </w:p>
     <w:p>
@@ -395,7 +1544,7 @@
           <w:rFonts w:ascii="仿宋" w:hAnsi="仿宋" w:eastAsia="仿宋"/>
           <w:sz w:val="32"/>
         </w:rPr>
-        <w:t>通过部署青云KubeSphere企业版及AI智算平台，可为科百特带来以下核心价值。一是实现多基地IT基础设施统一管理，降低运维复杂度与人力成本。二是构建企业级AI算力底座，加速膜材料研发与AI仿真进程。三是提升MES/QMS等生产系统的可用性与可观测性。四是支撑全球化业务拓展，实现标准化的IT基础设施复制。五是满足信创国产化合规要求，平滑推进自主可控进程。六是降低整体IT建设成本，实现从资源消耗型向平台运营型转变。</w:t>
+        <w:t>通过部署青云KubeSphere企业版及AI智算平台，可为科百特带来以下核心价值。一是实现全球多站点IT基础设施统一管理，降低运维复杂度与人力成本。二是构建企业级AI算力底座，加速膜材料研发与工艺优化进程。三是提升生产系统可用性与可观测性，保障制造业务连续性。四是满足信创国产化合规要求，平滑推进自主可控进程。五是降低整体IT建设成本，实现从资源消耗型向平台运营型转变。六是支撑企业全球化业务扩张，为未来营收百亿目标提供可靠的IT基础设施保障。</w:t>
       </w:r>
     </w:p>
     <w:sectPr>
@@ -404,590 +1553,6 @@
       <w:cols w:space="720"/>
       <w:docGrid w:linePitch="360"/>
     </w:sectPr>
-    <w:p>
-      <w:pPr>
-        <w:jc w:val="center"/>
-      </w:pPr>
-      <w:r>
-        <w:pict>
-          <v:group style="width:540pt;height:400pt" coordsize="540,400" coordorigin="0,0">
-            <v:rect style="position:absolute;left:220pt;top:5pt;width:100pt;height:24pt" fillcolor="#1F4E79" strokecolor="#1F4E79" strokeweight="1pt">
-              <v:textbox style="mso-fit-shape-to-text:t">
-                <w:txbxContent>
-                  <w:p>
-                    <w:pPr>
-                      <w:jc w:val="center"/>
-                    </w:pPr>
-                    <w:r>
-                      <w:rPr>
-                        <w:rFonts w:eastAsia="黑体"/>
-                        <w:sz w:val="24"/>
-                        <w:b/>
-                        <w:color w:val="#FFFFFF"/>
-                      </w:rPr>
-                      <w:t xml:space="preserve">股东大会</w:t>
-                    </w:r>
-                  </w:p>
-                </w:txbxContent>
-              </v:textbox>
-            </v:rect>
-            <v:line from="270,29" to="270,39" strokecolor="#666666" strokeweight="1pt"/>
-            <v:rect style="position:absolute;left:185pt;top:41pt;width:80pt;height:24pt" fillcolor="#1F4E79" strokecolor="#1F4E79" strokeweight="1pt">
-              <v:textbox style="mso-fit-shape-to-text:t">
-                <w:txbxContent>
-                  <w:p>
-                    <w:pPr>
-                      <w:jc w:val="center"/>
-                    </w:pPr>
-                    <w:r>
-                      <w:rPr>
-                        <w:rFonts w:eastAsia="黑体"/>
-                        <w:sz w:val="24"/>
-                        <w:b/>
-                        <w:color w:val="#FFFFFF"/>
-                      </w:rPr>
-                      <w:t xml:space="preserve">董事会</w:t>
-                    </w:r>
-                  </w:p>
-                </w:txbxContent>
-              </v:textbox>
-            </v:rect>
-            <v:line from="270,39" to="225,41" strokecolor="#666666" strokeweight="1pt"/>
-            <v:rect style="position:absolute;left:275pt;top:41pt;width:80pt;height:24pt" fillcolor="#1F4E79" strokecolor="#1F4E79" strokeweight="1pt">
-              <v:textbox style="mso-fit-shape-to-text:t">
-                <w:txbxContent>
-                  <w:p>
-                    <w:pPr>
-                      <w:jc w:val="center"/>
-                    </w:pPr>
-                    <w:r>
-                      <w:rPr>
-                        <w:rFonts w:eastAsia="黑体"/>
-                        <w:sz w:val="24"/>
-                        <w:b/>
-                        <w:color w:val="#FFFFFF"/>
-                      </w:rPr>
-                      <w:t xml:space="preserve">监事会</w:t>
-                    </w:r>
-                  </w:p>
-                </w:txbxContent>
-              </v:textbox>
-            </v:rect>
-            <v:line from="270,39" to="315,41" strokecolor="#666666" strokeweight="1pt"/>
-            <v:rect style="position:absolute;left:220pt;top:77pt;width:100pt;height:24pt" fillcolor="#4472C4" strokecolor="#4472C4" strokeweight="1pt">
-              <v:textbox style="mso-fit-shape-to-text:t">
-                <w:txbxContent>
-                  <w:p>
-                    <w:pPr>
-                      <w:jc w:val="center"/>
-                    </w:pPr>
-                    <w:r>
-                      <w:rPr>
-                        <w:rFonts w:eastAsia="黑体"/>
-                        <w:sz w:val="24"/>
-                        <w:b/>
-                        <w:color w:val="#FFFFFF"/>
-                      </w:rPr>
-                      <w:t xml:space="preserve">总经理</w:t>
-                    </w:r>
-                  </w:p>
-                </w:txbxContent>
-              </v:textbox>
-            </v:rect>
-            <v:line from="225,65" to="270,77" strokecolor="#666666" strokeweight="1pt"/>
-            <v:rect style="position:absolute;left:41pt;top:113pt;width:85pt;height:36pt" fillcolor="#D6E4F0" strokecolor="#4472C4" strokeweight="1pt">
-              <v:textbox style="mso-fit-shape-to-text:t">
-                <w:txbxContent>
-                  <w:p>
-                    <w:pPr>
-                      <w:jc w:val="center"/>
-                    </w:pPr>
-                    <w:r>
-                      <w:rPr>
-                        <w:rFonts w:eastAsia="仿_Song"/>
-                        <w:sz w:val="20"/>
-                        <w:color w:val="#000000"/>
-                      </w:rPr>
-                      <w:t xml:space="preserve">研发中心
-（膜技术）</w:t>
-                    </w:r>
-                  </w:p>
-                </w:txbxContent>
-              </v:textbox>
-            </v:rect>
-            <v:line from="270,101" to="83,113" strokecolor="#666666" strokeweight="1pt"/>
-            <v:rect style="position:absolute;left:134pt;top:113pt;width:85pt;height:36pt" fillcolor="#D6E4F0" strokecolor="#4472C4" strokeweight="1pt">
-              <v:textbox style="mso-fit-shape-to-text:t">
-                <w:txbxContent>
-                  <w:p>
-                    <w:pPr>
-                      <w:jc w:val="center"/>
-                    </w:pPr>
-                    <w:r>
-                      <w:rPr>
-                        <w:rFonts w:eastAsia="仿_Song"/>
-                        <w:sz w:val="20"/>
-                        <w:color w:val="#000000"/>
-                      </w:rPr>
-                      <w:t xml:space="preserve">制造中心
-（生产运营）</w:t>
-                    </w:r>
-                  </w:p>
-                </w:txbxContent>
-              </v:textbox>
-            </v:rect>
-            <v:line from="270,101" to="176,113" strokecolor="#666666" strokeweight="1pt"/>
-            <v:rect style="position:absolute;left:227pt;top:113pt;width:85pt;height:36pt" fillcolor="#D6E4F0" strokecolor="#4472C4" strokeweight="1pt">
-              <v:textbox style="mso-fit-shape-to-text:t">
-                <w:txbxContent>
-                  <w:p>
-                    <w:pPr>
-                      <w:jc w:val="center"/>
-                    </w:pPr>
-                    <w:r>
-                      <w:rPr>
-                        <w:rFonts w:eastAsia="仿_Song"/>
-                        <w:sz w:val="20"/>
-                        <w:color w:val="#000000"/>
-                      </w:rPr>
-                      <w:t xml:space="preserve">市场销售
-中心</w:t>
-                    </w:r>
-                  </w:p>
-                </w:txbxContent>
-              </v:textbox>
-            </v:rect>
-            <v:line from="270,101" to="269,113" strokecolor="#666666" strokeweight="1pt"/>
-            <v:rect style="position:absolute;left:320pt;top:113pt;width:85pt;height:36pt" fillcolor="#D6E4F0" strokecolor="#4472C4" strokeweight="1pt">
-              <v:textbox style="mso-fit-shape-to-text:t">
-                <w:txbxContent>
-                  <w:p>
-                    <w:pPr>
-                      <w:jc w:val="center"/>
-                    </w:pPr>
-                    <w:r>
-                      <w:rPr>
-                        <w:rFonts w:eastAsia="仿_Song"/>
-                        <w:sz w:val="20"/>
-                        <w:color w:val="#000000"/>
-                      </w:rPr>
-                      <w:t xml:space="preserve">信息技术部
-（IT/数字化）</w:t>
-                    </w:r>
-                  </w:p>
-                </w:txbxContent>
-              </v:textbox>
-            </v:rect>
-            <v:line from="270,101" to="362,113" strokecolor="#666666" strokeweight="1pt"/>
-            <v:rect style="position:absolute;left:413pt;top:113pt;width:85pt;height:36pt" fillcolor="#D6E4F0" strokecolor="#4472C4" strokeweight="1pt">
-              <v:textbox style="mso-fit-shape-to-text:t">
-                <w:txbxContent>
-                  <w:p>
-                    <w:pPr>
-                      <w:jc w:val="center"/>
-                    </w:pPr>
-                    <w:r>
-                      <w:rPr>
-                        <w:rFonts w:eastAsia="仿_Song"/>
-                        <w:sz w:val="20"/>
-                        <w:color w:val="#000000"/>
-                      </w:rPr>
-                      <w:t xml:space="preserve">质量验证
-中心</w:t>
-                    </w:r>
-                  </w:p>
-                </w:txbxContent>
-              </v:textbox>
-            </v:rect>
-            <v:line from="270,101" to="455,113" strokecolor="#666666" strokeweight="1pt"/>
-            <v:rect style="position:absolute;left:38pt;top:161pt;width:88pt;height:32pt" fillcolor="#E2EFDA" strokecolor="#548235" strokeweight="1pt">
-              <v:textbox style="mso-fit-shape-to-text:t">
-                <w:txbxContent>
-                  <w:p>
-                    <w:pPr>
-                      <w:jc w:val="center"/>
-                    </w:pPr>
-                    <w:r>
-                      <w:rPr>
-                        <w:rFonts w:eastAsia="仿_Song"/>
-                        <w:sz w:val="20"/>
-                        <w:color w:val="#000000"/>
-                      </w:rPr>
-                      <w:t xml:space="preserve">萧山河上
-工厂（C系列）</w:t>
-                    </w:r>
-                  </w:p>
-                </w:txbxContent>
-              </v:textbox>
-            </v:rect>
-            <v:line from="176,149" to="82,161" strokecolor="#666666" strokeweight="1pt"/>
-            <v:rect style="position:absolute;left:132pt;top:161pt;width:88pt;height:32pt" fillcolor="#E2EFDA" strokecolor="#548235" strokeweight="1pt">
-              <v:textbox style="mso-fit-shape-to-text:t">
-                <w:txbxContent>
-                  <w:p>
-                    <w:pPr>
-                      <w:jc w:val="center"/>
-                    </w:pPr>
-                    <w:r>
-                      <w:rPr>
-                        <w:rFonts w:eastAsia="仿_Song"/>
-                        <w:sz w:val="20"/>
-                        <w:color w:val="#000000"/>
-                      </w:rPr>
-                      <w:t xml:space="preserve">杭州滨江
-研发验证中心</w:t>
-                    </w:r>
-                  </w:p>
-                </w:txbxContent>
-              </v:textbox>
-            </v:rect>
-            <v:line from="176,149" to="176,161" strokecolor="#666666" strokeweight="1pt"/>
-            <v:rect style="position:absolute;left:226pt;top:161pt;width:88pt;height:32pt" fillcolor="#E2EFDA" strokecolor="#548235" strokeweight="1pt">
-              <v:textbox style="mso-fit-shape-to-text:t">
-                <w:txbxContent>
-                  <w:p>
-                    <w:pPr>
-                      <w:jc w:val="center"/>
-                    </w:pPr>
-                    <w:r>
-                      <w:rPr>
-                        <w:rFonts w:eastAsia="仿_Song"/>
-                        <w:sz w:val="20"/>
-                        <w:color w:val="#000000"/>
-                      </w:rPr>
-                      <w:t xml:space="preserve">绍兴滨海
-新工厂（C9）</w:t>
-                    </w:r>
-                  </w:p>
-                </w:txbxContent>
-              </v:textbox>
-            </v:rect>
-            <v:line from="176,149" to="270,161" strokecolor="#666666" strokeweight="1pt"/>
-            <v:rect style="position:absolute;left:320pt;top:161pt;width:88pt;height:32pt" fillcolor="#E2EFDA" strokecolor="#548235" strokeweight="1pt">
-              <v:textbox style="mso-fit-shape-to-text:t">
-                <w:txbxContent>
-                  <w:p>
-                    <w:pPr>
-                      <w:jc w:val="center"/>
-                    </w:pPr>
-                    <w:r>
-                      <w:rPr>
-                        <w:rFonts w:eastAsia="仿_Song"/>
-                        <w:sz w:val="20"/>
-                        <w:color w:val="#000000"/>
-                      </w:rPr>
-                      <w:t xml:space="preserve">上海子公司</w:t>
-                    </w:r>
-                  </w:p>
-                </w:txbxContent>
-              </v:textbox>
-            </v:rect>
-            <v:line from="176,149" to="364,161" strokecolor="#666666" strokeweight="1pt"/>
-            <v:rect style="position:absolute;left:414pt;top:161pt;width:88pt;height:32pt" fillcolor="#E2EFDA" strokecolor="#548235" strokeweight="1pt">
-              <v:textbox style="mso-fit-shape-to-text:t">
-                <w:txbxContent>
-                  <w:p>
-                    <w:pPr>
-                      <w:jc w:val="center"/>
-                    </w:pPr>
-                    <w:r>
-                      <w:rPr>
-                        <w:rFonts w:eastAsia="仿_Song"/>
-                        <w:sz w:val="20"/>
-                        <w:color w:val="#000000"/>
-                      </w:rPr>
-                      <w:t xml:space="preserve">海外子公司
-（日本/韩国等）</w:t>
-                    </w:r>
-                  </w:p>
-                </w:txbxContent>
-              </v:textbox>
-            </v:rect>
-            <v:line from="176,149" to="458,161" strokecolor="#666666" strokeweight="1pt"/>
-            <v:rect style="position:absolute;left:410pt;top:5pt;width:125pt;height:18pt" fillcolor="#E2EFDA" strokecolor="#548235" strokeweight="1pt">
-              <v:textbox style="mso-fit-shape-to-text:t">
-                <w:txbxContent>
-                  <w:p>
-                    <w:pPr>
-                      <w:jc w:val="center"/>
-                    </w:pPr>
-                    <w:r>
-                      <w:rPr>
-                        <w:rFonts w:eastAsia="仿_Song"/>
-                        <w:sz w:val="20"/>
-                        <w:color w:val="#000000"/>
-                      </w:rPr>
-                      <w:t xml:space="preserve">制造/研发/海外基地</w:t>
-                    </w:r>
-                  </w:p>
-                </w:txbxContent>
-              </v:textbox>
-            </v:rect>
-          </v:group>
-        </w:pict>
-      </w:r>
-    </w:p>
-    <w:p>
-      <w:pPr>
-        <w:jc w:val="center"/>
-      </w:pPr>
-      <w:r>
-        <w:pict>
-          <v:group style="width:540pt;height:400pt" coordsize="540,400" coordorigin="0,0">
-            <v:rect style="position:absolute;left:10pt;top:43pt;width:140pt;height:50pt" fillcolor="#FCE4EC" strokecolor="#4472C4" strokeweight="1pt">
-              <v:textbox style="mso-fit-shape-to-text:t">
-                <w:txbxContent>
-                  <w:p>
-                    <w:pPr>
-                      <w:jc w:val="center"/>
-                    </w:pPr>
-                    <w:r>
-                      <w:rPr>
-                        <w:rFonts w:eastAsia="仿_Song"/>
-                        <w:sz w:val="20"/>
-                        <w:color w:val="#000000"/>
-                      </w:rPr>
-                      <w:t xml:space="preserve">六、数据安全与合规层</w:t>
-                    </w:r>
-                  </w:p>
-                </w:txbxContent>
-              </v:textbox>
-            </v:rect>
-            <v:rect style="position:absolute;left:154pt;top:43pt;width:350pt;height:50pt" fillcolor="#FFFFFF" strokecolor="#4472C4" strokeweight="1pt">
-              <v:textbox style="mso-fit-shape-to-text:t">
-                <w:txbxContent>
-                  <w:p>
-                    <w:pPr>
-                      <w:jc w:val="center"/>
-                    </w:pPr>
-                    <w:r>
-                      <w:rPr>
-                        <w:rFonts w:eastAsia="仿_Song"/>
-                        <w:sz w:val="20"/>
-                        <w:color w:val="#000000"/>
-                      </w:rPr>
-                      <w:t xml:space="preserve">数据分级分类/访问控制|网络安全防护/等保2.0|ISO27001合规|灾备切换演练</w:t>
-                    </w:r>
-                  </w:p>
-                </w:txbxContent>
-              </v:textbox>
-            </v:rect>
-            <v:rect style="position:absolute;left:10pt;top:97pt;width:140pt;height:50pt" fillcolor="#E8F5E9" strokecolor="#4472C4" strokeweight="1pt">
-              <v:textbox style="mso-fit-shape-to-text:t">
-                <w:txbxContent>
-                  <w:p>
-                    <w:pPr>
-                      <w:jc w:val="center"/>
-                    </w:pPr>
-                    <w:r>
-                      <w:rPr>
-                        <w:rFonts w:eastAsia="仿_Song"/>
-                        <w:sz w:val="20"/>
-                        <w:color w:val="#000000"/>
-                      </w:rPr>
-                      <w:t xml:space="preserve">五、协同办公与门户层</w:t>
-                    </w:r>
-                  </w:p>
-                </w:txbxContent>
-              </v:textbox>
-            </v:rect>
-            <v:rect style="position:absolute;left:154pt;top:97pt;width:350pt;height:50pt" fillcolor="#FFFFFF" strokecolor="#4472C4" strokeweight="1pt">
-              <v:textbox style="mso-fit-shape-to-text:t">
-                <w:txbxContent>
-                  <w:p>
-                    <w:pPr>
-                      <w:jc w:val="center"/>
-                    </w:pPr>
-                    <w:r>
-                      <w:rPr>
-                        <w:rFonts w:eastAsia="仿_Song"/>
-                        <w:sz w:val="20"/>
-                        <w:color w:val="#000000"/>
-                      </w:rPr>
-                      <w:t xml:space="preserve">OA审批流程/企业门户|邮件通讯/视频会议|HR行政系统|知识管理平台</w:t>
-                    </w:r>
-                  </w:p>
-                </w:txbxContent>
-              </v:textbox>
-            </v:rect>
-            <v:rect style="position:absolute;left:10pt;top:151pt;width:140pt;height:50pt" fillcolor="#FFF3E0" strokecolor="#4472C4" strokeweight="1pt">
-              <v:textbox style="mso-fit-shape-to-text:t">
-                <w:txbxContent>
-                  <w:p>
-                    <w:pPr>
-                      <w:jc w:val="center"/>
-                    </w:pPr>
-                    <w:r>
-                      <w:rPr>
-                        <w:rFonts w:eastAsia="仿_Song"/>
-                        <w:sz w:val="20"/>
-                        <w:color w:val="#000000"/>
-                      </w:rPr>
-                      <w:t xml:space="preserve">四、业务运营与管理层</w:t>
-                    </w:r>
-                  </w:p>
-                </w:txbxContent>
-              </v:textbox>
-            </v:rect>
-            <v:rect style="position:absolute;left:154pt;top:151pt;width:350pt;height:50pt" fillcolor="#FFFFFF" strokecolor="#4472C4" strokeweight="1pt">
-              <v:textbox style="mso-fit-shape-to-text:t">
-                <w:txbxContent>
-                  <w:p>
-                    <w:pPr>
-                      <w:jc w:val="center"/>
-                    </w:pPr>
-                    <w:r>
-                      <w:rPr>
-                        <w:rFonts w:eastAsia="仿_Song"/>
-                        <w:sz w:val="20"/>
-                        <w:color w:val="#000000"/>
-                      </w:rPr>
-                      <w:t xml:space="preserve">ERP/SAP（财务供应链）|CRM客户管理|SRM供应商管理|BI经营数据分析|PLM研发管理</w:t>
-                    </w:r>
-                  </w:p>
-                </w:txbxContent>
-              </v:textbox>
-            </v:rect>
-            <v:rect style="position:absolute;left:10pt;top:205pt;width:140pt;height:50pt" fillcolor="#E3F2FD" strokecolor="#4472C4" strokeweight="1pt">
-              <v:textbox style="mso-fit-shape-to-text:t">
-                <w:txbxContent>
-                  <w:p>
-                    <w:pPr>
-                      <w:jc w:val="center"/>
-                    </w:pPr>
-                    <w:r>
-                      <w:rPr>
-                        <w:rFonts w:eastAsia="仿_Song"/>
-                        <w:sz w:val="20"/>
-                        <w:color w:val="#000000"/>
-                      </w:rPr>
-                      <w:t xml:space="preserve">三、生产执行与研发设计层</w:t>
-                    </w:r>
-                  </w:p>
-                </w:txbxContent>
-              </v:textbox>
-            </v:rect>
-            <v:rect style="position:absolute;left:154pt;top:205pt;width:350pt;height:50pt" fillcolor="#FFFFFF" strokecolor="#4472C4" strokeweight="1pt">
-              <v:textbox style="mso-fit-shape-to-text:t">
-                <w:txbxContent>
-                  <w:p>
-                    <w:pPr>
-                      <w:jc w:val="center"/>
-                    </w:pPr>
-                    <w:r>
-                      <w:rPr>
-                        <w:rFonts w:eastAsia="仿_Song"/>
-                        <w:sz w:val="20"/>
-                        <w:color w:val="#000000"/>
-                      </w:rPr>
-                      <w:t xml:space="preserve">MES制造执行（工单/追溯/SPC）|QMS质量管理系统|LIMS实验/验证管理|CAD仿真/膜设计算法</w:t>
-                    </w:r>
-                  </w:p>
-                </w:txbxContent>
-              </v:textbox>
-            </v:rect>
-            <v:rect style="position:absolute;left:10pt;top:259pt;width:140pt;height:50pt" fillcolor="#F3E5F5" strokecolor="#4472C4" strokeweight="1pt">
-              <v:textbox style="mso-fit-shape-to-text:t">
-                <w:txbxContent>
-                  <w:p>
-                    <w:pPr>
-                      <w:jc w:val="center"/>
-                    </w:pPr>
-                    <w:r>
-                      <w:rPr>
-                        <w:rFonts w:eastAsia="仿_Song"/>
-                        <w:sz w:val="20"/>
-                        <w:color w:val="#000000"/>
-                      </w:rPr>
-                      <w:t xml:space="preserve">二、基础设施与云平台层
-（青云KubeSphere+AI智算平台）</w:t>
-                    </w:r>
-                  </w:p>
-                </w:txbxContent>
-              </v:textbox>
-            </v:rect>
-            <v:rect style="position:absolute;left:154pt;top:259pt;width:350pt;height:50pt" fillcolor="#FFFFFF" strokecolor="#4472C4" strokeweight="1pt">
-              <v:textbox style="mso-fit-shape-to-text:t">
-                <w:txbxContent>
-                  <w:p>
-                    <w:pPr>
-                      <w:jc w:val="center"/>
-                    </w:pPr>
-                    <w:r>
-                      <w:rPr>
-                        <w:rFonts w:eastAsia="仿_Song"/>
-                        <w:sz w:val="20"/>
-                        <w:color w:val="#000000"/>
-                      </w:rPr>
-                      <w:t xml:space="preserve">多集群统一管理|GPU/AI训练推理调度|容器化微服务|DevOps自动化|信创适配</w:t>
-                    </w:r>
-                  </w:p>
-                </w:txbxContent>
-              </v:textbox>
-            </v:rect>
-            <v:rect style="position:absolute;left:10pt;top:313pt;width:140pt;height:50pt" fillcolor="#E0E0E0" strokecolor="#4472C4" strokeweight="1pt">
-              <v:textbox style="mso-fit-shape-to-text:t">
-                <w:txbxContent>
-                  <w:p>
-                    <w:pPr>
-                      <w:jc w:val="center"/>
-                    </w:pPr>
-                    <w:r>
-                      <w:rPr>
-                        <w:rFonts w:eastAsia="仿_Song"/>
-                        <w:sz w:val="20"/>
-                        <w:color w:val="#000000"/>
-                      </w:rPr>
-                      <w:t xml:space="preserve">一、硬件与网络层</w:t>
-                    </w:r>
-                  </w:p>
-                </w:txbxContent>
-              </v:textbox>
-            </v:rect>
-            <v:rect style="position:absolute;left:154pt;top:313pt;width:350pt;height:50pt" fillcolor="#FFFFFF" strokecolor="#4472C4" strokeweight="1pt">
-              <v:textbox style="mso-fit-shape-to-text:t">
-                <w:txbxContent>
-                  <w:p>
-                    <w:pPr>
-                      <w:jc w:val="center"/>
-                    </w:pPr>
-                    <w:r>
-                      <w:rPr>
-                        <w:rFonts w:eastAsia="仿_Song"/>
-                        <w:sz w:val="20"/>
-                        <w:color w:val="#000000"/>
-                      </w:rPr>
-                      <w:t xml:space="preserve">x86/信创服务器|GPU算力集群|存储设备（全闪/对象）|万兆网络|多数据中心（杭州/绍兴）</w:t>
-                    </w:r>
-                  </w:p>
-                </w:txbxContent>
-              </v:textbox>
-            </v:rect>
-            <v:rect style="position:absolute;left:490pt;top:180pt;width:40pt;height:50pt" fillcolor="#FFFFFF" strokecolor="#FFFFFF" strokeweight="1pt">
-              <v:textbox style="mso-fit-shape-to-text:t">
-                <w:txbxContent>
-                  <w:p>
-                    <w:pPr>
-                      <w:jc w:val="center"/>
-                    </w:pPr>
-                    <w:r>
-                      <w:rPr>
-                        <w:rFonts w:eastAsia="仿_Song"/>
-                        <w:sz w:val="20"/>
-                        <w:b/>
-                        <w:color w:val="#4472C4"/>
-                      </w:rPr>
-                      <w:t xml:space="preserve">统一
-底座</w:t>
-                    </w:r>
-                  </w:p>
-                </w:txbxContent>
-              </v:textbox>
-            </v:rect>
-          </v:group>
-        </w:pict>
-      </w:r>
-    </w:p>
   </w:body>
 </w:document>
 </file>

--- a/星期五的工作区/2026-06-12_科百特组织架构与IT架构方案_V1.0.docx
+++ b/星期五的工作区/2026-06-12_科百特组织架构与IT架构方案_V1.0.docx
@@ -4,36 +4,7 @@
   <w:body>
     <w:p>
       <w:pPr>
-        <w:spacing w:before="240" w:after="120" w:line="800" w:lineRule="exact"/>
-        <w:ind w:firstLine="0"/>
-        <w:jc w:val="center"/>
-      </w:pPr>
-      <w:r>
-        <w:rPr>
-          <w:rFonts w:ascii="黑体" w:hAnsi="黑体" w:eastAsia="黑体"/>
-          <w:b/>
-          <w:sz w:val="44"/>
-        </w:rPr>
-        <w:t>科百特组织架构与IT架构方案</w:t>
-      </w:r>
-    </w:p>
-    <w:p>
-      <w:pPr>
-        <w:spacing w:after="120"/>
-        <w:ind w:firstLine="0"/>
-        <w:jc w:val="center"/>
-      </w:pPr>
-      <w:r>
-        <w:rPr>
-          <w:rFonts w:ascii="仿宋" w:hAnsi="仿宋" w:eastAsia="仿宋"/>
-          <w:sz w:val="32"/>
-        </w:rPr>
-        <w:t>——基于青云KubeSphere企业版及AI智算平台的IT架构规划</w:t>
-      </w:r>
-    </w:p>
-    <w:p>
-      <w:pPr>
-        <w:spacing w:before="480"/>
+        <w:spacing w:before="240"/>
         <w:ind w:firstLine="0"/>
         <w:jc w:val="right"/>
       </w:pPr>
@@ -51,7 +22,36 @@
     </w:p>
     <w:p>
       <w:pPr>
-        <w:spacing w:before="160" w:after="80"/>
+        <w:spacing w:before="120" w:after="60"/>
+        <w:ind w:firstLine="0"/>
+        <w:jc w:val="center"/>
+      </w:pPr>
+      <w:r>
+        <w:rPr>
+          <w:rFonts w:ascii="黑体" w:hAnsi="黑体" w:eastAsia="黑体"/>
+          <w:b/>
+          <w:sz w:val="44"/>
+        </w:rPr>
+        <w:t>科百特组织架构与IT架构方案</w:t>
+      </w:r>
+    </w:p>
+    <w:p>
+      <w:pPr>
+        <w:spacing w:after="60"/>
+        <w:ind w:firstLine="0"/>
+        <w:jc w:val="center"/>
+      </w:pPr>
+      <w:r>
+        <w:rPr>
+          <w:rFonts w:ascii="仿宋" w:hAnsi="仿宋" w:eastAsia="仿宋"/>
+          <w:sz w:val="32"/>
+        </w:rPr>
+        <w:t>——基于青云KubeSphere企业版及AI智算平台的IT架构规划</w:t>
+      </w:r>
+    </w:p>
+    <w:p>
+      <w:pPr>
+        <w:spacing w:before="120" w:after="60"/>
         <w:ind w:firstLine="0"/>
       </w:pPr>
       <w:r>
@@ -65,7 +65,7 @@
     </w:p>
     <w:p>
       <w:pPr>
-        <w:spacing w:line="560" w:lineRule="exact" w:after="40"/>
+        <w:spacing w:line="560" w:lineRule="exact" w:after="20"/>
         <w:ind w:firstLine="640"/>
       </w:pPr>
       <w:r>
@@ -73,12 +73,12 @@
           <w:rFonts w:ascii="仿宋" w:hAnsi="仿宋" w:eastAsia="仿宋"/>
           <w:sz w:val="32"/>
         </w:rPr>
-        <w:t>杭州科百特过滤器材有限公司（Cobetter）成立于2003年，是一家全球领先的创新型过滤企业，专注于纳米级过滤分离膜的研发与制造。公司总部位于浙江省杭州市，创始人、董事长为张应民先生（毕业于浙江大学，现任杭州市人大代表）。公司采用技术驱动型发展模式，产品涵盖PES、PVDF、N66、PTFE等微孔膜及各种折叠膜滤芯、过滤器等，广泛应用于集成电路制造、生物制药、新能源等高新技术领域。</w:t>
+        <w:t>杭州科百特过滤器材有限公司（Cobetter）成立于2003年，是全球领先的创新型过滤企业，专注于纳米级过滤分离膜技术的研发与应用，是国家制造业单项冠军示范企业，荣获国家科技进步奖一等奖。总部位于浙江杭州萧山区。</w:t>
       </w:r>
     </w:p>
     <w:p>
       <w:pPr>
-        <w:spacing w:line="560" w:lineRule="exact" w:after="40"/>
+        <w:spacing w:line="560" w:lineRule="exact" w:after="20"/>
         <w:ind w:firstLine="640"/>
       </w:pPr>
       <w:r>
@@ -86,12 +86,12 @@
           <w:rFonts w:ascii="仿宋" w:hAnsi="仿宋" w:eastAsia="仿宋"/>
           <w:sz w:val="32"/>
         </w:rPr>
-        <w:t>截至2025年，科百特拥有员工约8100人，其中专业技术工程师超过3400人。2024年度集团营收超40亿元，2025年预计突破50亿元，持续保持25%以上的年增长率。公司拥有42个研究应用中心、11个以上膜技术平台，申请自主知识产权1000余项。2021年获评国家第六批"制造业单项冠军示范企业"，2024年与浙江工业大学合作的"新型膜法水处理关键技术及应用"荣获国家科技进步奖一等奖。2025年2月，创始人张应民在北京出席民营企业座谈会，充分体现了国家对科百特行业地位的认可。</w:t>
+        <w:t>公司现有员工8100余人，其中工程师3400余人，建有42个研究与应用中心。2025年营业总收入约50亿元，服务全球132个国家的客户。公司产品覆盖生物医药、集成电路、医疗健康、新能源等领域，突破除病毒过滤、ECMO膜材等关键技术，打破国外长期垄断。</w:t>
       </w:r>
     </w:p>
     <w:p>
       <w:pPr>
-        <w:spacing w:before="160" w:after="80"/>
+        <w:spacing w:before="120" w:after="60"/>
         <w:ind w:firstLine="0"/>
       </w:pPr>
       <w:r>
@@ -105,7 +105,7 @@
     </w:p>
     <w:p>
       <w:pPr>
-        <w:spacing w:line="560" w:lineRule="exact" w:after="40"/>
+        <w:spacing w:line="560" w:lineRule="exact" w:after="20"/>
         <w:ind w:firstLine="640"/>
       </w:pPr>
       <w:r>
@@ -113,22 +113,29 @@
           <w:rFonts w:ascii="仿宋" w:hAnsi="仿宋" w:eastAsia="仿宋"/>
           <w:sz w:val="32"/>
         </w:rPr>
-        <w:t>科百特建立了以股东大会为最高权力机构、董事会为决策机构的规范治理结构。创始人张应民担任董事长，核心管理层下设研发中心、制造中心、市场销售中心、信息技术部、质量与可靠性部、财务及行政职能总部等核心部门。公司实行扁平化管理，强调技术创新和人才激励。</w:t>
+        <w:t>公司形成了以股东大会为最高权力机构、董事会为决策机构、总经理为执行负责人的规范治理结构。董事长张应民为公司创始人兼法定代表人。</w:t>
+      </w:r>
+    </w:p>
+    <w:p>
+      <w:pPr>
+        <w:spacing w:before="80" w:after="40"/>
+        <w:ind w:firstLine="0"/>
+      </w:pPr>
+      <w:r>
+        <w:rPr>
+          <w:rFonts w:ascii="楷体" w:hAnsi="楷体" w:eastAsia="楷体"/>
+          <w:b/>
+          <w:sz w:val="32"/>
+        </w:rPr>
+        <w:t>（一）组织架构表</w:t>
       </w:r>
     </w:p>
     <w:tbl>
       <w:tblPr>
+        <w:tblStyle w:val="TableGrid"/>
         <w:tblW w:type="auto" w:w="0"/>
         <w:jc w:val="center"/>
         <w:tblLook w:firstColumn="1" w:firstRow="1" w:lastColumn="0" w:lastRow="0" w:noHBand="0" w:noVBand="1" w:val="04A0"/>
-        <w:tblBorders>
-          <w:top w:val="single" w:sz="4" w:space="0" w:color="000000"/>
-          <w:left w:val="single" w:sz="4" w:space="0" w:color="000000"/>
-          <w:bottom w:val="single" w:sz="4" w:space="0" w:color="000000"/>
-          <w:right w:val="single" w:sz="4" w:space="0" w:color="000000"/>
-          <w:insideH w:val="single" w:sz="4" w:space="0" w:color="000000"/>
-          <w:insideV w:val="single" w:sz="4" w:space="0" w:color="000000"/>
-        </w:tblBorders>
       </w:tblPr>
       <w:tblGrid>
         <w:gridCol w:w="1264"/>
@@ -142,12 +149,13 @@
       <w:tr>
         <w:tc>
           <w:tcPr>
-            <w:tcW w:type="dxa" w:w="8221"/>
+            <w:tcW w:type="dxa" w:w="10487"/>
             <w:gridSpan w:val="7"/>
             <w:shd w:fill="1F4E79"/>
           </w:tcPr>
           <w:p>
             <w:pPr>
+              <w:spacing w:before="40" w:after="40"/>
               <w:ind w:firstLine="0"/>
               <w:jc w:val="center"/>
             </w:pPr>
@@ -157,7 +165,7 @@
                 <w:rFonts w:ascii="黑体" w:hAnsi="黑体" w:eastAsia="黑体"/>
                 <w:b/>
                 <w:color w:val="FFFFFF"/>
-                <w:sz w:val="22"/>
+                <w:sz w:val="28"/>
               </w:rPr>
               <w:t>股东大会</w:t>
             </w:r>
@@ -167,12 +175,13 @@
       <w:tr>
         <w:tc>
           <w:tcPr>
-            <w:tcW w:type="dxa" w:w="3402"/>
+            <w:tcW w:type="dxa" w:w="4535"/>
             <w:gridSpan w:val="3"/>
-            <w:shd w:fill="1F4E79"/>
+            <w:shd w:fill="2E75B6"/>
           </w:tcPr>
           <w:p>
             <w:pPr>
+              <w:spacing w:before="40" w:after="40"/>
               <w:ind w:firstLine="0"/>
               <w:jc w:val="center"/>
             </w:pPr>
@@ -182,7 +191,7 @@
                 <w:rFonts w:ascii="黑体" w:hAnsi="黑体" w:eastAsia="黑体"/>
                 <w:b/>
                 <w:color w:val="FFFFFF"/>
-                <w:sz w:val="22"/>
+                <w:sz w:val="24"/>
               </w:rPr>
               <w:t>董事会</w:t>
             </w:r>
@@ -190,12 +199,13 @@
         </w:tc>
         <w:tc>
           <w:tcPr>
-            <w:tcW w:type="dxa" w:w="2551"/>
+            <w:tcW w:type="dxa" w:w="2834"/>
             <w:gridSpan w:val="2"/>
-            <w:shd w:fill="1F4E79"/>
+            <w:shd w:fill="2E75B6"/>
           </w:tcPr>
           <w:p>
             <w:pPr>
+              <w:spacing w:before="40" w:after="40"/>
               <w:ind w:firstLine="0"/>
               <w:jc w:val="center"/>
             </w:pPr>
@@ -205,7 +215,7 @@
                 <w:rFonts w:ascii="黑体" w:hAnsi="黑体" w:eastAsia="黑体"/>
                 <w:b/>
                 <w:color w:val="FFFFFF"/>
-                <w:sz w:val="22"/>
+                <w:sz w:val="24"/>
               </w:rPr>
               <w:t>监事会</w:t>
             </w:r>
@@ -213,12 +223,39 @@
         </w:tc>
         <w:tc>
           <w:tcPr>
-            <w:tcW w:type="dxa" w:w="2268"/>
+            <w:tcW w:type="dxa" w:w="3118"/>
             <w:gridSpan w:val="2"/>
-            <w:shd w:fill="1F4E79"/>
+            <w:shd w:fill="2E75B6"/>
           </w:tcPr>
           <w:p>
             <w:pPr>
+              <w:spacing w:before="40" w:after="40"/>
+              <w:ind w:firstLine="0"/>
+              <w:jc w:val="center"/>
+            </w:pPr>
+            <w:r/>
+            <w:r>
+              <w:rPr>
+                <w:rFonts w:ascii="仿宋" w:hAnsi="仿宋" w:eastAsia="仿宋"/>
+                <w:b w:val="0"/>
+                <w:color w:val="FFFFFF"/>
+                <w:sz w:val="20"/>
+              </w:rPr>
+              <w:t>审计委员会</w:t>
+            </w:r>
+          </w:p>
+        </w:tc>
+      </w:tr>
+      <w:tr>
+        <w:tc>
+          <w:tcPr>
+            <w:tcW w:type="dxa" w:w="10487"/>
+            <w:gridSpan w:val="7"/>
+            <w:shd w:fill="4472C4"/>
+          </w:tcPr>
+          <w:p>
+            <w:pPr>
+              <w:spacing w:before="40" w:after="40"/>
               <w:ind w:firstLine="0"/>
               <w:jc w:val="center"/>
             </w:pPr>
@@ -228,11 +265,9 @@
                 <w:rFonts w:ascii="黑体" w:hAnsi="黑体" w:eastAsia="黑体"/>
                 <w:b/>
                 <w:color w:val="FFFFFF"/>
-                <w:sz w:val="18"/>
+                <w:sz w:val="26"/>
               </w:rPr>
-              <w:t>战略与投资</w:t>
-              <w:br/>
-              <w:t>委员会</w:t>
+              <w:t>总经理（CEO）  张应民</w:t>
             </w:r>
           </w:p>
         </w:tc>
@@ -240,24 +275,92 @@
       <w:tr>
         <w:tc>
           <w:tcPr>
-            <w:tcW w:type="dxa" w:w="8221"/>
-            <w:gridSpan w:val="7"/>
-            <w:shd w:fill="4472C4"/>
+            <w:tcW w:type="dxa" w:w="3118"/>
+            <w:gridSpan w:val="2"/>
+            <w:shd w:fill="D6E4F0"/>
           </w:tcPr>
           <w:p>
             <w:pPr>
+              <w:spacing w:before="40" w:after="40"/>
               <w:ind w:firstLine="0"/>
               <w:jc w:val="center"/>
             </w:pPr>
             <w:r/>
             <w:r>
               <w:rPr>
-                <w:rFonts w:ascii="黑体" w:hAnsi="黑体" w:eastAsia="黑体"/>
+                <w:rFonts w:ascii="仿宋" w:hAnsi="仿宋" w:eastAsia="仿宋"/>
                 <w:b/>
-                <w:color w:val="FFFFFF"/>
-                <w:sz w:val="22"/>
+                <w:sz w:val="20"/>
               </w:rPr>
-              <w:t>总经理（CEO）——张应民（创始人/董事长兼总经理）</w:t>
+              <w:t>研发副总裁</w:t>
+            </w:r>
+          </w:p>
+        </w:tc>
+        <w:tc>
+          <w:tcPr>
+            <w:tcW w:type="dxa" w:w="2834"/>
+            <w:gridSpan w:val="2"/>
+            <w:shd w:fill="D6E4F0"/>
+          </w:tcPr>
+          <w:p>
+            <w:pPr>
+              <w:spacing w:before="40" w:after="40"/>
+              <w:ind w:firstLine="0"/>
+              <w:jc w:val="center"/>
+            </w:pPr>
+            <w:r/>
+            <w:r>
+              <w:rPr>
+                <w:rFonts w:ascii="仿宋" w:hAnsi="仿宋" w:eastAsia="仿宋"/>
+                <w:b/>
+                <w:sz w:val="20"/>
+              </w:rPr>
+              <w:t>制造/运营副总裁</w:t>
+            </w:r>
+          </w:p>
+        </w:tc>
+        <w:tc>
+          <w:tcPr>
+            <w:tcW w:type="dxa" w:w="2834"/>
+            <w:gridSpan w:val="2"/>
+            <w:shd w:fill="D6E4F0"/>
+          </w:tcPr>
+          <w:p>
+            <w:pPr>
+              <w:spacing w:before="40" w:after="40"/>
+              <w:ind w:firstLine="0"/>
+              <w:jc w:val="center"/>
+            </w:pPr>
+            <w:r/>
+            <w:r>
+              <w:rPr>
+                <w:rFonts w:ascii="仿宋" w:hAnsi="仿宋" w:eastAsia="仿宋"/>
+                <w:b/>
+                <w:sz w:val="20"/>
+              </w:rPr>
+              <w:t>销售/市场副总裁</w:t>
+            </w:r>
+          </w:p>
+        </w:tc>
+        <w:tc>
+          <w:tcPr>
+            <w:tcW w:type="dxa" w:w="1701"/>
+            <w:shd w:fill="D6E4F0"/>
+          </w:tcPr>
+          <w:p>
+            <w:pPr>
+              <w:spacing w:before="40" w:after="40"/>
+              <w:ind w:firstLine="0"/>
+              <w:jc w:val="center"/>
+            </w:pPr>
+            <w:r/>
+            <w:r>
+              <w:rPr>
+                <w:rFonts w:ascii="仿宋" w:hAnsi="仿宋" w:eastAsia="仿宋"/>
+                <w:b/>
+                <w:sz w:val="20"/>
+              </w:rPr>
+              <w:t>CTO/首席技术官</w:t>
             </w:r>
           </w:p>
         </w:tc>
@@ -265,11 +368,109 @@
       <w:tr>
         <w:tc>
           <w:tcPr>
-            <w:tcW w:type="dxa" w:w="1134"/>
-            <w:shd w:fill="D6E4F0"/>
+            <w:tcW w:type="dxa" w:w="1701"/>
+            <w:shd w:fill="BDD7EE"/>
           </w:tcPr>
           <w:p>
             <w:pPr>
+              <w:spacing w:before="40" w:after="40"/>
+              <w:ind w:firstLine="0"/>
+              <w:jc w:val="center"/>
+            </w:pPr>
+            <w:r/>
+            <w:r>
+              <w:rPr>
+                <w:rFonts w:ascii="仿宋" w:hAnsi="仿宋" w:eastAsia="仿宋"/>
+                <w:b/>
+                <w:sz w:val="20"/>
+              </w:rPr>
+              <w:t>研发中心</w:t>
+            </w:r>
+          </w:p>
+        </w:tc>
+        <w:tc>
+          <w:tcPr>
+            <w:tcW w:type="dxa" w:w="4251"/>
+            <w:gridSpan w:val="3"/>
+            <w:shd w:fill="BDD7EE"/>
+            <w:shd w:fill="BDD7EE"/>
+          </w:tcPr>
+          <w:p>
+            <w:pPr>
+              <w:spacing w:before="40" w:after="40"/>
+              <w:ind w:firstLine="0"/>
+              <w:jc w:val="center"/>
+            </w:pPr>
+            <w:r/>
+            <w:r>
+              <w:rPr>
+                <w:rFonts w:ascii="仿宋" w:hAnsi="仿宋" w:eastAsia="仿宋"/>
+                <w:b/>
+                <w:sz w:val="20"/>
+              </w:rPr>
+              <w:t>市场销售中心</w:t>
+              <w:br/>
+              <w:t>（国内/海外/子公司）</w:t>
+            </w:r>
+          </w:p>
+        </w:tc>
+        <w:tc>
+          <w:tcPr>
+            <w:tcW w:type="dxa" w:w="2834"/>
+            <w:gridSpan w:val="2"/>
+            <w:shd w:fill="BDD7EE"/>
+          </w:tcPr>
+          <w:p>
+            <w:pPr>
+              <w:spacing w:before="40" w:after="40"/>
+              <w:ind w:firstLine="0"/>
+              <w:jc w:val="center"/>
+            </w:pPr>
+            <w:r/>
+            <w:r>
+              <w:rPr>
+                <w:rFonts w:ascii="仿宋" w:hAnsi="仿宋" w:eastAsia="仿宋"/>
+                <w:b/>
+                <w:sz w:val="20"/>
+              </w:rPr>
+              <w:t>信息技术部</w:t>
+              <w:br/>
+              <w:t>（IT）</w:t>
+            </w:r>
+          </w:p>
+        </w:tc>
+        <w:tc>
+          <w:tcPr>
+            <w:tcW w:type="dxa" w:w="1701"/>
+            <w:shd w:fill="BDD7EE"/>
+          </w:tcPr>
+          <w:p>
+            <w:pPr>
+              <w:spacing w:before="40" w:after="40"/>
+              <w:ind w:firstLine="0"/>
+              <w:jc w:val="center"/>
+            </w:pPr>
+            <w:r/>
+            <w:r>
+              <w:rPr>
+                <w:rFonts w:ascii="仿宋" w:hAnsi="仿宋" w:eastAsia="仿宋"/>
+                <w:b/>
+                <w:sz w:val="20"/>
+              </w:rPr>
+              <w:t>质量与可靠性部</w:t>
+            </w:r>
+          </w:p>
+        </w:tc>
+      </w:tr>
+      <w:tr>
+        <w:tc>
+          <w:tcPr>
+            <w:tcW w:type="dxa" w:w="1701"/>
+            <w:shd w:fill="E2EFDA"/>
+          </w:tcPr>
+          <w:p>
+            <w:pPr>
+              <w:spacing w:before="40" w:after="40"/>
               <w:ind w:firstLine="0"/>
               <w:jc w:val="center"/>
             </w:pPr>
@@ -278,224 +479,9 @@
               <w:rPr>
                 <w:rFonts w:ascii="仿宋" w:hAnsi="仿宋" w:eastAsia="仿宋"/>
                 <w:b w:val="0"/>
-                <w:color w:val="000000"/>
-                <w:sz w:val="16"/>
+                <w:sz w:val="18"/>
               </w:rPr>
-              <w:t>研发副总裁</w:t>
-              <w:br/>
-              <w:t>（研发中心）</w:t>
-            </w:r>
-          </w:p>
-        </w:tc>
-        <w:tc>
-          <w:tcPr>
-            <w:tcW w:type="dxa" w:w="1134"/>
-            <w:shd w:fill="D6E4F0"/>
-          </w:tcPr>
-          <w:p>
-            <w:pPr>
-              <w:ind w:firstLine="0"/>
-              <w:jc w:val="center"/>
-            </w:pPr>
-            <w:r/>
-            <w:r>
-              <w:rPr>
-                <w:rFonts w:ascii="仿宋" w:hAnsi="仿宋" w:eastAsia="仿宋"/>
-                <w:b w:val="0"/>
-                <w:color w:val="000000"/>
-                <w:sz w:val="16"/>
-              </w:rPr>
-              <w:t>制造副总裁</w:t>
-              <w:br/>
-              <w:t>（制造中心）</w:t>
-            </w:r>
-          </w:p>
-        </w:tc>
-        <w:tc>
-          <w:tcPr>
-            <w:tcW w:type="dxa" w:w="1134"/>
-            <w:shd w:fill="D6E4F0"/>
-          </w:tcPr>
-          <w:p>
-            <w:pPr>
-              <w:ind w:firstLine="0"/>
-              <w:jc w:val="center"/>
-            </w:pPr>
-            <w:r/>
-            <w:r>
-              <w:rPr>
-                <w:rFonts w:ascii="仿宋" w:hAnsi="仿宋" w:eastAsia="仿宋"/>
-                <w:b w:val="0"/>
-                <w:color w:val="000000"/>
-                <w:sz w:val="16"/>
-              </w:rPr>
-              <w:t>营销副总裁</w:t>
-              <w:br/>
-              <w:t>（市场销售中心）</w:t>
-            </w:r>
-          </w:p>
-        </w:tc>
-        <w:tc>
-          <w:tcPr>
-            <w:tcW w:type="dxa" w:w="1417"/>
-            <w:shd w:fill="D6E4F0"/>
-          </w:tcPr>
-          <w:p>
-            <w:pPr>
-              <w:ind w:firstLine="0"/>
-              <w:jc w:val="center"/>
-            </w:pPr>
-            <w:r/>
-            <w:r>
-              <w:rPr>
-                <w:rFonts w:ascii="仿宋" w:hAnsi="仿宋" w:eastAsia="仿宋"/>
-                <w:b w:val="0"/>
-                <w:color w:val="000000"/>
-                <w:sz w:val="16"/>
-              </w:rPr>
-              <w:t>信息技术部</w:t>
-              <w:br/>
-              <w:t>（IT/CIO）</w:t>
-              <w:br/>
-              <w:t>（信息化与</w:t>
-              <w:br/>
-              <w:t>数字化转型）</w:t>
-            </w:r>
-          </w:p>
-        </w:tc>
-        <w:tc>
-          <w:tcPr>
-            <w:tcW w:type="dxa" w:w="1134"/>
-            <w:shd w:fill="D6E4F0"/>
-          </w:tcPr>
-          <w:p>
-            <w:pPr>
-              <w:ind w:firstLine="0"/>
-              <w:jc w:val="center"/>
-            </w:pPr>
-            <w:r/>
-            <w:r>
-              <w:rPr>
-                <w:rFonts w:ascii="仿宋" w:hAnsi="仿宋" w:eastAsia="仿宋"/>
-                <w:b w:val="0"/>
-                <w:color w:val="000000"/>
-                <w:sz w:val="16"/>
-              </w:rPr>
-              <w:t>质量总监</w:t>
-              <w:br/>
-              <w:t>（质量与</w:t>
-              <w:br/>
-              <w:t>可靠性部）</w:t>
-            </w:r>
-          </w:p>
-        </w:tc>
-        <w:tc>
-          <w:tcPr>
-            <w:tcW w:type="dxa" w:w="1134"/>
-            <w:shd w:fill="D6E4F0"/>
-          </w:tcPr>
-          <w:p>
-            <w:pPr>
-              <w:ind w:firstLine="0"/>
-              <w:jc w:val="center"/>
-            </w:pPr>
-            <w:r/>
-            <w:r>
-              <w:rPr>
-                <w:rFonts w:ascii="仿宋" w:hAnsi="仿宋" w:eastAsia="仿宋"/>
-                <w:b w:val="0"/>
-                <w:color w:val="000000"/>
-                <w:sz w:val="16"/>
-              </w:rPr>
-              <w:t>财务/行政</w:t>
-              <w:br/>
-              <w:t>（职能总部）</w:t>
-            </w:r>
-          </w:p>
-        </w:tc>
-        <w:tc>
-          <w:tcPr>
-            <w:tcW w:type="dxa" w:w="1134"/>
-          </w:tcPr>
-          <w:p/>
-        </w:tc>
-      </w:tr>
-      <w:tr>
-        <w:tc>
-          <w:tcPr>
-            <w:tcW w:type="dxa" w:w="1134"/>
-            <w:shd w:fill="E2EFDA"/>
-          </w:tcPr>
-          <w:p>
-            <w:pPr>
-              <w:ind w:firstLine="0"/>
-              <w:jc w:val="center"/>
-            </w:pPr>
-            <w:r/>
-            <w:r>
-              <w:rPr>
-                <w:rFonts w:ascii="仿宋" w:hAnsi="仿宋" w:eastAsia="仿宋"/>
-                <w:b w:val="0"/>
-                <w:color w:val="000000"/>
-                <w:sz w:val="16"/>
-              </w:rPr>
-              <w:t>杭州基地</w:t>
-              <w:br/>
-              <w:t>滨江/萧山</w:t>
-              <w:br/>
-              <w:t>膜材料总部</w:t>
-            </w:r>
-          </w:p>
-        </w:tc>
-        <w:tc>
-          <w:tcPr>
-            <w:tcW w:type="dxa" w:w="1134"/>
-            <w:shd w:fill="E2EFDA"/>
-          </w:tcPr>
-          <w:p>
-            <w:pPr>
-              <w:ind w:firstLine="0"/>
-              <w:jc w:val="center"/>
-            </w:pPr>
-            <w:r/>
-            <w:r>
-              <w:rPr>
-                <w:rFonts w:ascii="仿宋" w:hAnsi="仿宋" w:eastAsia="仿宋"/>
-                <w:b w:val="0"/>
-                <w:color w:val="000000"/>
-                <w:sz w:val="16"/>
-              </w:rPr>
-              <w:t>成都基地</w:t>
-              <w:br/>
-              <w:t>成都科百特</w:t>
-              <w:br/>
-              <w:t>半导体</w:t>
-            </w:r>
-          </w:p>
-        </w:tc>
-        <w:tc>
-          <w:tcPr>
-            <w:tcW w:type="dxa" w:w="1134"/>
-            <w:shd w:fill="E2EFDA"/>
-          </w:tcPr>
-          <w:p>
-            <w:pPr>
-              <w:ind w:firstLine="0"/>
-              <w:jc w:val="center"/>
-            </w:pPr>
-            <w:r/>
-            <w:r>
-              <w:rPr>
-                <w:rFonts w:ascii="仿宋" w:hAnsi="仿宋" w:eastAsia="仿宋"/>
-                <w:b w:val="0"/>
-                <w:color w:val="000000"/>
-                <w:sz w:val="16"/>
-              </w:rPr>
-              <w:t>台湾基地</w:t>
-              <w:br/>
-              <w:t>新竹/彰化</w:t>
-              <w:br/>
-              <w:t>台湾科百特</w:t>
+              <w:t>研发管理部</w:t>
             </w:r>
           </w:p>
         </w:tc>
@@ -506,6 +492,7 @@
           </w:tcPr>
           <w:p>
             <w:pPr>
+              <w:spacing w:before="40" w:after="40"/>
               <w:ind w:firstLine="0"/>
               <w:jc w:val="center"/>
             </w:pPr>
@@ -514,22 +501,20 @@
               <w:rPr>
                 <w:rFonts w:ascii="仿宋" w:hAnsi="仿宋" w:eastAsia="仿宋"/>
                 <w:b w:val="0"/>
-                <w:color w:val="000000"/>
-                <w:sz w:val="16"/>
+                <w:sz w:val="18"/>
               </w:rPr>
-              <w:t>日本子公司</w:t>
-              <w:br/>
-              <w:t>日本科百特</w:t>
+              <w:t>生产管理部</w:t>
             </w:r>
           </w:p>
         </w:tc>
         <w:tc>
           <w:tcPr>
-            <w:tcW w:type="dxa" w:w="1134"/>
+            <w:tcW w:type="dxa" w:w="1417"/>
             <w:shd w:fill="E2EFDA"/>
           </w:tcPr>
           <w:p>
             <w:pPr>
+              <w:spacing w:before="40" w:after="40"/>
               <w:ind w:firstLine="0"/>
               <w:jc w:val="center"/>
             </w:pPr>
@@ -538,22 +523,20 @@
               <w:rPr>
                 <w:rFonts w:ascii="仿宋" w:hAnsi="仿宋" w:eastAsia="仿宋"/>
                 <w:b w:val="0"/>
-                <w:color w:val="000000"/>
-                <w:sz w:val="16"/>
+                <w:sz w:val="18"/>
               </w:rPr>
-              <w:t>韩国子公司</w:t>
-              <w:br/>
-              <w:t>韩国科百特</w:t>
+              <w:t>国内销售部</w:t>
             </w:r>
           </w:p>
         </w:tc>
         <w:tc>
           <w:tcPr>
-            <w:tcW w:type="dxa" w:w="1134"/>
+            <w:tcW w:type="dxa" w:w="1417"/>
             <w:shd w:fill="E2EFDA"/>
           </w:tcPr>
           <w:p>
             <w:pPr>
+              <w:spacing w:before="40" w:after="40"/>
               <w:ind w:firstLine="0"/>
               <w:jc w:val="center"/>
             </w:pPr>
@@ -562,26 +545,172 @@
               <w:rPr>
                 <w:rFonts w:ascii="仿宋" w:hAnsi="仿宋" w:eastAsia="仿宋"/>
                 <w:b w:val="0"/>
-                <w:color w:val="000000"/>
-                <w:sz w:val="16"/>
+                <w:sz w:val="18"/>
               </w:rPr>
-              <w:t>美国/欧洲</w:t>
-              <w:br/>
-              <w:t>子公司</w:t>
+              <w:t>海外销售部</w:t>
             </w:r>
           </w:p>
         </w:tc>
         <w:tc>
           <w:tcPr>
-            <w:tcW w:type="dxa" w:w="1134"/>
+            <w:tcW w:type="dxa" w:w="2834"/>
+            <w:gridSpan w:val="2"/>
+            <w:shd w:fill="E2EFDA"/>
+          </w:tcPr>
+          <w:p>
+            <w:pPr>
+              <w:spacing w:before="40" w:after="40"/>
+              <w:ind w:firstLine="0"/>
+              <w:jc w:val="center"/>
+            </w:pPr>
+            <w:r/>
+            <w:r>
+              <w:rPr>
+                <w:rFonts w:ascii="仿宋" w:hAnsi="仿宋" w:eastAsia="仿宋"/>
+                <w:b w:val="0"/>
+                <w:sz w:val="18"/>
+              </w:rPr>
+              <w:t>IT基础架构组</w:t>
+            </w:r>
+          </w:p>
+        </w:tc>
+        <w:tc>
+          <w:tcPr>
+            <w:tcW w:type="dxa" w:w="1701"/>
+            <w:shd w:fill="E2EFDA"/>
+          </w:tcPr>
+          <w:p>
+            <w:pPr>
+              <w:spacing w:before="40" w:after="40"/>
+              <w:ind w:firstLine="0"/>
+              <w:jc w:val="center"/>
+            </w:pPr>
+            <w:r/>
+            <w:r>
+              <w:rPr>
+                <w:rFonts w:ascii="仿宋" w:hAnsi="仿宋" w:eastAsia="仿宋"/>
+                <w:b w:val="0"/>
+                <w:sz w:val="18"/>
+              </w:rPr>
+              <w:t>质量管理部</w:t>
+            </w:r>
+          </w:p>
+        </w:tc>
+      </w:tr>
+      <w:tr>
+        <w:tc>
+          <w:tcPr>
+            <w:tcW w:type="dxa" w:w="1701"/>
           </w:tcPr>
           <w:p/>
+        </w:tc>
+        <w:tc>
+          <w:tcPr>
+            <w:tcW w:type="dxa" w:w="1417"/>
+          </w:tcPr>
+          <w:p/>
+        </w:tc>
+        <w:tc>
+          <w:tcPr>
+            <w:tcW w:type="dxa" w:w="1417"/>
+          </w:tcPr>
+          <w:p/>
+        </w:tc>
+        <w:tc>
+          <w:tcPr>
+            <w:tcW w:type="dxa" w:w="1417"/>
+          </w:tcPr>
+          <w:p/>
+        </w:tc>
+        <w:tc>
+          <w:tcPr>
+            <w:tcW w:type="dxa" w:w="2834"/>
+            <w:gridSpan w:val="2"/>
+            <w:shd w:fill="F2F2F2"/>
+          </w:tcPr>
+          <w:p>
+            <w:pPr>
+              <w:spacing w:before="40" w:after="40"/>
+              <w:ind w:firstLine="0"/>
+              <w:jc w:val="left"/>
+            </w:pPr>
+            <w:r/>
+            <w:r>
+              <w:rPr>
+                <w:rFonts w:ascii="仿宋" w:hAnsi="仿宋" w:eastAsia="仿宋"/>
+                <w:b w:val="0"/>
+                <w:sz w:val="16"/>
+              </w:rPr>
+              <w:t>ERP/SAP运维组 | MES/CIM系统组</w:t>
+              <w:br/>
+              <w:t>容器云/DevOps组 | 信息安全组</w:t>
+              <w:br/>
+              <w:t>大数据/AI平台组</w:t>
+            </w:r>
+          </w:p>
+        </w:tc>
+        <w:tc>
+          <w:tcPr>
+            <w:tcW w:type="dxa" w:w="1701"/>
+          </w:tcPr>
+          <w:p/>
+        </w:tc>
+      </w:tr>
+      <w:tr>
+        <w:tc>
+          <w:tcPr>
+            <w:tcW w:type="dxa" w:w="10487"/>
+            <w:gridSpan w:val="7"/>
+            <w:shd w:fill="E7E7E7"/>
+          </w:tcPr>
+          <w:p>
+            <w:pPr>
+              <w:spacing w:before="40" w:after="40"/>
+              <w:ind w:firstLine="0"/>
+              <w:jc w:val="left"/>
+            </w:pPr>
+            <w:r/>
+            <w:r>
+              <w:rPr>
+                <w:rFonts w:ascii="仿宋" w:hAnsi="仿宋" w:eastAsia="仿宋"/>
+                <w:b w:val="0"/>
+                <w:sz w:val="18"/>
+              </w:rPr>
+              <w:t>全资/控股子公司：科百特（上海）、科百特（日本）、科百特（韩国）、科百特（新加坡）、科百特（美国）、科百特（德国）、科百特（台湾）</w:t>
+              <w:br/>
+              <w:t>科百特（厦门）信息科技有限公司（IT子公司）</w:t>
+            </w:r>
+          </w:p>
+        </w:tc>
+      </w:tr>
+      <w:tr>
+        <w:tc>
+          <w:tcPr>
+            <w:tcW w:type="dxa" w:w="10487"/>
+            <w:gridSpan w:val="7"/>
+          </w:tcPr>
+          <w:p>
+            <w:pPr>
+              <w:spacing w:before="40" w:after="40"/>
+              <w:ind w:firstLine="0"/>
+              <w:jc w:val="left"/>
+            </w:pPr>
+            <w:r/>
+            <w:r>
+              <w:rPr>
+                <w:rFonts w:ascii="仿宋" w:hAnsi="仿宋" w:eastAsia="仿宋"/>
+                <w:b w:val="0"/>
+                <w:sz w:val="16"/>
+              </w:rPr>
+              <w:t>注：■深蓝色 治理层  ■中蓝色 决策层  ■浅蓝色 执行层  ■绿色 职能层  ■灰色 子公司/IT子团队</w:t>
+            </w:r>
+          </w:p>
         </w:tc>
       </w:tr>
     </w:tbl>
     <w:p>
       <w:pPr>
-        <w:spacing w:before="80" w:after="240"/>
+        <w:spacing w:before="40" w:after="160"/>
         <w:ind w:firstLine="0"/>
         <w:jc w:val="center"/>
       </w:pPr>
@@ -590,38 +719,12 @@
           <w:rFonts w:ascii="仿宋" w:hAnsi="仿宋" w:eastAsia="仿宋"/>
           <w:sz w:val="20"/>
         </w:rPr>
-        <w:t>图一  科百特组织架构示意图</w:t>
+        <w:t>图一  科百特过滤器材有限公司组织架构示意图</w:t>
       </w:r>
     </w:p>
     <w:p>
       <w:pPr>
-        <w:spacing w:line="560" w:lineRule="exact" w:after="40"/>
-        <w:ind w:firstLine="640"/>
-      </w:pPr>
-      <w:r>
-        <w:rPr>
-          <w:rFonts w:ascii="仿宋" w:hAnsi="仿宋" w:eastAsia="仿宋"/>
-          <w:sz w:val="32"/>
-        </w:rPr>
-        <w:t>信息技术部（IT部门/CIO办公室）为公司数字化转型的核心推动部门。根据公司招聘信息及行业调研，信息技术部定位于首席信息官（CIO）层级，下设IT基础架构组、ERP/SAP系统运维、MES/CIM系统、容器云/DevOps平台、信息安全、AI应用开发等专业团队，负责公司全球IT基础设施、生产信息化系统及数据平台的建设与运营。科百特正处于从传统制造企业向数字化、智能化企业加速转型的关键阶段，信息技术部的战略地位日益凸显。</w:t>
-      </w:r>
-    </w:p>
-    <w:p>
-      <w:pPr>
-        <w:spacing w:line="560" w:lineRule="exact" w:after="40"/>
-        <w:ind w:firstLine="640"/>
-      </w:pPr>
-      <w:r>
-        <w:rPr>
-          <w:rFonts w:ascii="仿宋" w:hAnsi="仿宋" w:eastAsia="仿宋"/>
-          <w:sz w:val="32"/>
-        </w:rPr>
-        <w:t>科百特在全球设有10家子公司，业务覆盖132个国家。核心产业布局包括：杭州滨江（全球总部/销售行政中心）、杭州萧山河上镇（膜材料研发总部/生产基地）、成都（半导体过滤器材基地）、台湾新竹/彰化（台湾科百特）、日本、韩国、美国、欧洲等子公司。2023年，杭州市萧山区以科百特为核心规划了2.73平方公里的"膜材料小镇"产业集群。</w:t>
-      </w:r>
-    </w:p>
-    <w:p>
-      <w:pPr>
-        <w:spacing w:before="160" w:after="80"/>
+        <w:spacing w:before="120" w:after="60"/>
         <w:ind w:firstLine="0"/>
       </w:pPr>
       <w:r>
@@ -630,12 +733,12 @@
           <w:b/>
           <w:sz w:val="32"/>
         </w:rPr>
-        <w:t>三、IT架构现状与规划</w:t>
+        <w:t>三、信息技术部（IT）组织架构</w:t>
       </w:r>
     </w:p>
     <w:p>
       <w:pPr>
-        <w:spacing w:line="560" w:lineRule="exact" w:after="40"/>
+        <w:spacing w:line="560" w:lineRule="exact" w:after="20"/>
         <w:ind w:firstLine="640"/>
       </w:pPr>
       <w:r>
@@ -643,12 +746,829 @@
           <w:rFonts w:ascii="仿宋" w:hAnsi="仿宋" w:eastAsia="仿宋"/>
           <w:sz w:val="32"/>
         </w:rPr>
-        <w:t>科百特作为全球领先的过滤技术创新企业，已建设了覆盖研发、制造、供应链、销售等环节的信息化体系。随着公司规模的快速扩张（近三年营收年均增长48%、员工从1000余人增长至8100人），现有IT架构面临以下核心挑战。一是多基地、全球化部署带来的IT治理复杂性。杭州总部、成都基地、台湾工厂及海外子公司之间IT系统相对独立，缺乏统一的容器云管理平台。二是MES、CIM等生产执行系统的高可用需求日益迫切。过滤膜生产对洁净度、良率要求极高，需要可靠的自动化运维与监控告警能力。三是AI与研发分析算力需求增长。科百特拥有超3400名工程师和42个研发中心，AI辅助研发、大数据分析对GPU算力有刚性需求。四是信创国产化与数据安全合规要求。作为国家重点制造企业，面临国产化适配和等保合规的双重压力。</w:t>
+        <w:t>科百特信息技术部（IT）是集团数字化转型的核心职能部门，由分管副总裁或CIO直接领导，负责公司整体信息化规划、系统建设、运维保障及信息安全等工作。根据公司全球业务布局及近50亿营收规模，IT团队规模约50至80人，下设五个专业组。</w:t>
+      </w:r>
+    </w:p>
+    <w:tbl>
+      <w:tblPr>
+        <w:tblStyle w:val="TableGrid"/>
+        <w:tblW w:type="auto" w:w="0"/>
+        <w:jc w:val="center"/>
+        <w:tblLook w:firstColumn="1" w:firstRow="1" w:lastColumn="0" w:lastRow="0" w:noHBand="0" w:noVBand="1" w:val="04A0"/>
+      </w:tblPr>
+      <w:tblGrid>
+        <w:gridCol w:w="1264"/>
+        <w:gridCol w:w="1264"/>
+        <w:gridCol w:w="1264"/>
+        <w:gridCol w:w="1264"/>
+        <w:gridCol w:w="1264"/>
+        <w:gridCol w:w="1264"/>
+        <w:gridCol w:w="1264"/>
+      </w:tblGrid>
+      <w:tr>
+        <w:tc>
+          <w:tcPr>
+            <w:tcW w:type="dxa" w:w="8848"/>
+            <w:gridSpan w:val="7"/>
+            <w:shd w:fill="1F4E79"/>
+          </w:tcPr>
+          <w:p>
+            <w:pPr>
+              <w:spacing w:before="40" w:after="40"/>
+              <w:ind w:firstLine="0"/>
+              <w:jc w:val="center"/>
+            </w:pPr>
+            <w:r/>
+            <w:r>
+              <w:rPr>
+                <w:rFonts w:ascii="黑体" w:hAnsi="黑体" w:eastAsia="黑体"/>
+                <w:b/>
+                <w:color w:val="FFFFFF"/>
+                <w:sz w:val="26"/>
+              </w:rPr>
+              <w:t>信息技术部（IT）    分管副总裁 / CIO</w:t>
+            </w:r>
+          </w:p>
+        </w:tc>
+      </w:tr>
+      <w:tr>
+        <w:tc>
+          <w:tcPr>
+            <w:tcW w:type="dxa" w:w="8848"/>
+            <w:gridSpan w:val="7"/>
+            <w:shd w:fill="2E75B6"/>
+            <w:shd w:fill="2E75B6"/>
+            <w:shd w:fill="2E75B6"/>
+            <w:shd w:fill="2E75B6"/>
+            <w:shd w:fill="2E75B6"/>
+          </w:tcPr>
+          <w:p>
+            <w:pPr>
+              <w:spacing w:before="40" w:after="40"/>
+              <w:ind w:firstLine="0"/>
+              <w:jc w:val="center"/>
+            </w:pPr>
+            <w:r/>
+            <w:r>
+              <w:rPr>
+                <w:rFonts w:ascii="黑体" w:hAnsi="黑体" w:eastAsia="黑体"/>
+                <w:b/>
+                <w:color w:val="FFFFFF"/>
+                <w:sz w:val="20"/>
+              </w:rPr>
+              <w:t>大数据与</w:t>
+              <w:br/>
+              <w:t>AI平台组</w:t>
+            </w:r>
+          </w:p>
+        </w:tc>
+      </w:tr>
+      <w:tr>
+        <w:tc>
+          <w:tcPr>
+            <w:tcW w:type="dxa" w:w="8848"/>
+            <w:gridSpan w:val="7"/>
+            <w:shd w:fill="D6E4F0"/>
+            <w:shd w:fill="D6E4F0"/>
+            <w:shd w:fill="D6E4F0"/>
+            <w:shd w:fill="D6E4F0"/>
+            <w:shd w:fill="D6E4F0"/>
+          </w:tcPr>
+          <w:p>
+            <w:pPr>
+              <w:spacing w:before="40" w:after="40"/>
+              <w:ind w:firstLine="0"/>
+              <w:jc w:val="center"/>
+            </w:pPr>
+            <w:r/>
+            <w:r>
+              <w:rPr>
+                <w:rFonts w:ascii="仿宋" w:hAnsi="仿宋" w:eastAsia="仿宋"/>
+                <w:b/>
+                <w:sz w:val="18"/>
+              </w:rPr>
+              <w:t>AI平台</w:t>
+              <w:br/>
+              <w:t>负责人</w:t>
+            </w:r>
+          </w:p>
+        </w:tc>
+      </w:tr>
+      <w:tr>
+        <w:tc>
+          <w:tcPr>
+            <w:tcW w:type="dxa" w:w="1264"/>
+            <w:shd w:fill="F2F2F2"/>
+          </w:tcPr>
+          <w:p>
+            <w:pPr>
+              <w:spacing w:before="40" w:after="40"/>
+              <w:ind w:firstLine="0"/>
+              <w:jc w:val="center"/>
+            </w:pPr>
+            <w:r/>
+            <w:r>
+              <w:rPr>
+                <w:rFonts w:ascii="仿宋" w:hAnsi="仿宋" w:eastAsia="仿宋"/>
+                <w:b w:val="0"/>
+                <w:sz w:val="16"/>
+              </w:rPr>
+              <w:t>网络工程师</w:t>
+            </w:r>
+          </w:p>
+        </w:tc>
+        <w:tc>
+          <w:tcPr>
+            <w:tcW w:type="dxa" w:w="1264"/>
+            <w:shd w:fill="F2F2F2"/>
+          </w:tcPr>
+          <w:p>
+            <w:pPr>
+              <w:spacing w:before="40" w:after="40"/>
+              <w:ind w:firstLine="0"/>
+              <w:jc w:val="center"/>
+            </w:pPr>
+            <w:r/>
+            <w:r>
+              <w:rPr>
+                <w:rFonts w:ascii="仿宋" w:hAnsi="仿宋" w:eastAsia="仿宋"/>
+                <w:b w:val="0"/>
+                <w:sz w:val="16"/>
+              </w:rPr>
+              <w:t>系统运维</w:t>
+            </w:r>
+          </w:p>
+        </w:tc>
+        <w:tc>
+          <w:tcPr>
+            <w:tcW w:type="dxa" w:w="1264"/>
+            <w:shd w:fill="F2F2F2"/>
+          </w:tcPr>
+          <w:p>
+            <w:pPr>
+              <w:spacing w:before="40" w:after="40"/>
+              <w:ind w:firstLine="0"/>
+              <w:jc w:val="center"/>
+            </w:pPr>
+            <w:r/>
+            <w:r>
+              <w:rPr>
+                <w:rFonts w:ascii="仿宋" w:hAnsi="仿宋" w:eastAsia="仿宋"/>
+                <w:b w:val="0"/>
+                <w:sz w:val="16"/>
+              </w:rPr>
+              <w:t>DB管理员</w:t>
+            </w:r>
+          </w:p>
+        </w:tc>
+        <w:tc>
+          <w:tcPr>
+            <w:tcW w:type="dxa" w:w="1264"/>
+            <w:shd w:fill="F2F2F2"/>
+          </w:tcPr>
+          <w:p>
+            <w:pPr>
+              <w:spacing w:before="40" w:after="40"/>
+              <w:ind w:firstLine="0"/>
+              <w:jc w:val="center"/>
+            </w:pPr>
+            <w:r/>
+            <w:r>
+              <w:rPr>
+                <w:rFonts w:ascii="仿宋" w:hAnsi="仿宋" w:eastAsia="仿宋"/>
+                <w:b w:val="0"/>
+                <w:sz w:val="16"/>
+              </w:rPr>
+              <w:t>容器/DevOps</w:t>
+            </w:r>
+          </w:p>
+        </w:tc>
+        <w:tc>
+          <w:tcPr>
+            <w:tcW w:type="dxa" w:w="1264"/>
+            <w:shd w:fill="F2F2F2"/>
+          </w:tcPr>
+          <w:p>
+            <w:pPr>
+              <w:spacing w:before="40" w:after="40"/>
+              <w:ind w:firstLine="0"/>
+              <w:jc w:val="center"/>
+            </w:pPr>
+            <w:r/>
+            <w:r>
+              <w:rPr>
+                <w:rFonts w:ascii="仿宋" w:hAnsi="仿宋" w:eastAsia="仿宋"/>
+                <w:b w:val="0"/>
+                <w:sz w:val="16"/>
+              </w:rPr>
+              <w:t>存储/备份</w:t>
+            </w:r>
+          </w:p>
+        </w:tc>
+        <w:tc>
+          <w:tcPr>
+            <w:tcW w:type="dxa" w:w="1264"/>
+          </w:tcPr>
+          <w:p/>
+        </w:tc>
+        <w:tc>
+          <w:tcPr>
+            <w:tcW w:type="dxa" w:w="1264"/>
+          </w:tcPr>
+          <w:p/>
+        </w:tc>
+      </w:tr>
+      <w:tr>
+        <w:tc>
+          <w:tcPr>
+            <w:tcW w:type="dxa" w:w="1264"/>
+            <w:shd w:fill="F2F2F2"/>
+          </w:tcPr>
+          <w:p>
+            <w:pPr>
+              <w:spacing w:before="40" w:after="40"/>
+              <w:ind w:firstLine="0"/>
+              <w:jc w:val="center"/>
+            </w:pPr>
+            <w:r/>
+            <w:r>
+              <w:rPr>
+                <w:rFonts w:ascii="仿宋" w:hAnsi="仿宋" w:eastAsia="仿宋"/>
+                <w:b w:val="0"/>
+                <w:sz w:val="16"/>
+              </w:rPr>
+              <w:t>SAP FICO</w:t>
+            </w:r>
+          </w:p>
+        </w:tc>
+        <w:tc>
+          <w:tcPr>
+            <w:tcW w:type="dxa" w:w="1264"/>
+            <w:shd w:fill="F2F2F2"/>
+          </w:tcPr>
+          <w:p>
+            <w:pPr>
+              <w:spacing w:before="40" w:after="40"/>
+              <w:ind w:firstLine="0"/>
+              <w:jc w:val="center"/>
+            </w:pPr>
+            <w:r/>
+            <w:r>
+              <w:rPr>
+                <w:rFonts w:ascii="仿宋" w:hAnsi="仿宋" w:eastAsia="仿宋"/>
+                <w:b w:val="0"/>
+                <w:sz w:val="16"/>
+              </w:rPr>
+              <w:t>SAP MM/SD/PP</w:t>
+            </w:r>
+          </w:p>
+        </w:tc>
+        <w:tc>
+          <w:tcPr>
+            <w:tcW w:type="dxa" w:w="1264"/>
+            <w:shd w:fill="F2F2F2"/>
+          </w:tcPr>
+          <w:p>
+            <w:pPr>
+              <w:spacing w:before="40" w:after="40"/>
+              <w:ind w:firstLine="0"/>
+              <w:jc w:val="center"/>
+            </w:pPr>
+            <w:r/>
+            <w:r>
+              <w:rPr>
+                <w:rFonts w:ascii="仿宋" w:hAnsi="仿宋" w:eastAsia="仿宋"/>
+                <w:b w:val="0"/>
+                <w:sz w:val="16"/>
+              </w:rPr>
+              <w:t>CRM/PLM</w:t>
+            </w:r>
+          </w:p>
+        </w:tc>
+        <w:tc>
+          <w:tcPr>
+            <w:tcW w:type="dxa" w:w="1264"/>
+            <w:shd w:fill="F2F2F2"/>
+          </w:tcPr>
+          <w:p>
+            <w:pPr>
+              <w:spacing w:before="40" w:after="40"/>
+              <w:ind w:firstLine="0"/>
+              <w:jc w:val="center"/>
+            </w:pPr>
+            <w:r/>
+            <w:r>
+              <w:rPr>
+                <w:rFonts w:ascii="仿宋" w:hAnsi="仿宋" w:eastAsia="仿宋"/>
+                <w:b w:val="0"/>
+                <w:sz w:val="16"/>
+              </w:rPr>
+              <w:t>OA/BPM</w:t>
+            </w:r>
+          </w:p>
+        </w:tc>
+        <w:tc>
+          <w:tcPr>
+            <w:tcW w:type="dxa" w:w="1264"/>
+            <w:shd w:fill="F2F2F2"/>
+          </w:tcPr>
+          <w:p>
+            <w:pPr>
+              <w:spacing w:before="40" w:after="40"/>
+              <w:ind w:firstLine="0"/>
+              <w:jc w:val="center"/>
+            </w:pPr>
+            <w:r/>
+            <w:r>
+              <w:rPr>
+                <w:rFonts w:ascii="仿宋" w:hAnsi="仿宋" w:eastAsia="仿宋"/>
+                <w:b w:val="0"/>
+                <w:sz w:val="16"/>
+              </w:rPr>
+              <w:t>低代码平台</w:t>
+            </w:r>
+          </w:p>
+        </w:tc>
+        <w:tc>
+          <w:tcPr>
+            <w:tcW w:type="dxa" w:w="1264"/>
+          </w:tcPr>
+          <w:p/>
+        </w:tc>
+        <w:tc>
+          <w:tcPr>
+            <w:tcW w:type="dxa" w:w="1264"/>
+          </w:tcPr>
+          <w:p/>
+        </w:tc>
+      </w:tr>
+      <w:tr>
+        <w:tc>
+          <w:tcPr>
+            <w:tcW w:type="dxa" w:w="1264"/>
+            <w:shd w:fill="F2F2F2"/>
+          </w:tcPr>
+          <w:p>
+            <w:pPr>
+              <w:spacing w:before="40" w:after="40"/>
+              <w:ind w:firstLine="0"/>
+              <w:jc w:val="center"/>
+            </w:pPr>
+            <w:r/>
+            <w:r>
+              <w:rPr>
+                <w:rFonts w:ascii="仿宋" w:hAnsi="仿宋" w:eastAsia="仿宋"/>
+                <w:b w:val="0"/>
+                <w:sz w:val="16"/>
+              </w:rPr>
+              <w:t>MES工程师</w:t>
+            </w:r>
+          </w:p>
+        </w:tc>
+        <w:tc>
+          <w:tcPr>
+            <w:tcW w:type="dxa" w:w="1264"/>
+            <w:shd w:fill="F2F2F2"/>
+          </w:tcPr>
+          <w:p>
+            <w:pPr>
+              <w:spacing w:before="40" w:after="40"/>
+              <w:ind w:firstLine="0"/>
+              <w:jc w:val="center"/>
+            </w:pPr>
+            <w:r/>
+            <w:r>
+              <w:rPr>
+                <w:rFonts w:ascii="仿宋" w:hAnsi="仿宋" w:eastAsia="仿宋"/>
+                <w:b w:val="0"/>
+                <w:sz w:val="16"/>
+              </w:rPr>
+              <w:t>CIM/设备集成</w:t>
+            </w:r>
+          </w:p>
+        </w:tc>
+        <w:tc>
+          <w:tcPr>
+            <w:tcW w:type="dxa" w:w="1264"/>
+            <w:shd w:fill="F2F2F2"/>
+          </w:tcPr>
+          <w:p>
+            <w:pPr>
+              <w:spacing w:before="40" w:after="40"/>
+              <w:ind w:firstLine="0"/>
+              <w:jc w:val="center"/>
+            </w:pPr>
+            <w:r/>
+            <w:r>
+              <w:rPr>
+                <w:rFonts w:ascii="仿宋" w:hAnsi="仿宋" w:eastAsia="仿宋"/>
+                <w:b w:val="0"/>
+                <w:sz w:val="16"/>
+              </w:rPr>
+              <w:t>SCADA</w:t>
+            </w:r>
+          </w:p>
+        </w:tc>
+        <w:tc>
+          <w:tcPr>
+            <w:tcW w:type="dxa" w:w="1264"/>
+            <w:shd w:fill="F2F2F2"/>
+          </w:tcPr>
+          <w:p>
+            <w:pPr>
+              <w:spacing w:before="40" w:after="40"/>
+              <w:ind w:firstLine="0"/>
+              <w:jc w:val="center"/>
+            </w:pPr>
+            <w:r/>
+            <w:r>
+              <w:rPr>
+                <w:rFonts w:ascii="仿宋" w:hAnsi="仿宋" w:eastAsia="仿宋"/>
+                <w:b w:val="0"/>
+                <w:sz w:val="16"/>
+              </w:rPr>
+              <w:t>品质追溯</w:t>
+            </w:r>
+          </w:p>
+        </w:tc>
+        <w:tc>
+          <w:tcPr>
+            <w:tcW w:type="dxa" w:w="1264"/>
+            <w:shd w:fill="F2F2F2"/>
+          </w:tcPr>
+          <w:p>
+            <w:pPr>
+              <w:spacing w:before="40" w:after="40"/>
+              <w:ind w:firstLine="0"/>
+              <w:jc w:val="center"/>
+            </w:pPr>
+            <w:r/>
+            <w:r>
+              <w:rPr>
+                <w:rFonts w:ascii="仿宋" w:hAnsi="仿宋" w:eastAsia="仿宋"/>
+                <w:b w:val="0"/>
+                <w:sz w:val="16"/>
+              </w:rPr>
+              <w:t>自动化</w:t>
+            </w:r>
+          </w:p>
+        </w:tc>
+        <w:tc>
+          <w:tcPr>
+            <w:tcW w:type="dxa" w:w="1264"/>
+          </w:tcPr>
+          <w:p/>
+        </w:tc>
+        <w:tc>
+          <w:tcPr>
+            <w:tcW w:type="dxa" w:w="1264"/>
+          </w:tcPr>
+          <w:p/>
+        </w:tc>
+      </w:tr>
+      <w:tr>
+        <w:tc>
+          <w:tcPr>
+            <w:tcW w:type="dxa" w:w="1264"/>
+            <w:shd w:fill="F2F2F2"/>
+          </w:tcPr>
+          <w:p>
+            <w:pPr>
+              <w:spacing w:before="40" w:after="40"/>
+              <w:ind w:firstLine="0"/>
+              <w:jc w:val="center"/>
+            </w:pPr>
+            <w:r/>
+            <w:r>
+              <w:rPr>
+                <w:rFonts w:ascii="仿宋" w:hAnsi="仿宋" w:eastAsia="仿宋"/>
+                <w:b w:val="0"/>
+                <w:sz w:val="16"/>
+              </w:rPr>
+              <w:t>等保合规</w:t>
+            </w:r>
+          </w:p>
+        </w:tc>
+        <w:tc>
+          <w:tcPr>
+            <w:tcW w:type="dxa" w:w="1264"/>
+            <w:shd w:fill="F2F2F2"/>
+          </w:tcPr>
+          <w:p>
+            <w:pPr>
+              <w:spacing w:before="40" w:after="40"/>
+              <w:ind w:firstLine="0"/>
+              <w:jc w:val="center"/>
+            </w:pPr>
+            <w:r/>
+            <w:r>
+              <w:rPr>
+                <w:rFonts w:ascii="仿宋" w:hAnsi="仿宋" w:eastAsia="仿宋"/>
+                <w:b w:val="0"/>
+                <w:sz w:val="16"/>
+              </w:rPr>
+              <w:t>安全审计</w:t>
+            </w:r>
+          </w:p>
+        </w:tc>
+        <w:tc>
+          <w:tcPr>
+            <w:tcW w:type="dxa" w:w="1264"/>
+            <w:shd w:fill="F2F2F2"/>
+          </w:tcPr>
+          <w:p>
+            <w:pPr>
+              <w:spacing w:before="40" w:after="40"/>
+              <w:ind w:firstLine="0"/>
+              <w:jc w:val="center"/>
+            </w:pPr>
+            <w:r/>
+            <w:r>
+              <w:rPr>
+                <w:rFonts w:ascii="仿宋" w:hAnsi="仿宋" w:eastAsia="仿宋"/>
+                <w:b w:val="0"/>
+                <w:sz w:val="16"/>
+              </w:rPr>
+              <w:t>终端/EDR</w:t>
+            </w:r>
+          </w:p>
+        </w:tc>
+        <w:tc>
+          <w:tcPr>
+            <w:tcW w:type="dxa" w:w="1264"/>
+            <w:shd w:fill="F2F2F2"/>
+          </w:tcPr>
+          <w:p>
+            <w:pPr>
+              <w:spacing w:before="40" w:after="40"/>
+              <w:ind w:firstLine="0"/>
+              <w:jc w:val="center"/>
+            </w:pPr>
+            <w:r/>
+            <w:r>
+              <w:rPr>
+                <w:rFonts w:ascii="仿宋" w:hAnsi="仿宋" w:eastAsia="仿宋"/>
+                <w:b w:val="0"/>
+                <w:sz w:val="16"/>
+              </w:rPr>
+              <w:t>IAM/SSO</w:t>
+            </w:r>
+          </w:p>
+        </w:tc>
+        <w:tc>
+          <w:tcPr>
+            <w:tcW w:type="dxa" w:w="1264"/>
+            <w:shd w:fill="F2F2F2"/>
+          </w:tcPr>
+          <w:p>
+            <w:pPr>
+              <w:spacing w:before="40" w:after="40"/>
+              <w:ind w:firstLine="0"/>
+              <w:jc w:val="center"/>
+            </w:pPr>
+            <w:r/>
+            <w:r>
+              <w:rPr>
+                <w:rFonts w:ascii="仿宋" w:hAnsi="仿宋" w:eastAsia="仿宋"/>
+                <w:b w:val="0"/>
+                <w:sz w:val="16"/>
+              </w:rPr>
+              <w:t>安全运营</w:t>
+            </w:r>
+          </w:p>
+        </w:tc>
+        <w:tc>
+          <w:tcPr>
+            <w:tcW w:type="dxa" w:w="1264"/>
+          </w:tcPr>
+          <w:p/>
+        </w:tc>
+        <w:tc>
+          <w:tcPr>
+            <w:tcW w:type="dxa" w:w="1264"/>
+          </w:tcPr>
+          <w:p/>
+        </w:tc>
+      </w:tr>
+      <w:tr>
+        <w:tc>
+          <w:tcPr>
+            <w:tcW w:type="dxa" w:w="8848"/>
+            <w:gridSpan w:val="7"/>
+            <w:shd w:fill="F2F2F2"/>
+          </w:tcPr>
+          <w:p>
+            <w:pPr>
+              <w:spacing w:before="40" w:after="40"/>
+              <w:ind w:firstLine="0"/>
+              <w:jc w:val="left"/>
+            </w:pPr>
+            <w:r/>
+            <w:r>
+              <w:rPr>
+                <w:rFonts w:ascii="仿宋" w:hAnsi="仿宋" w:eastAsia="仿宋"/>
+                <w:b w:val="0"/>
+                <w:sz w:val="16"/>
+              </w:rPr>
+              <w:t>注：IT团队编制约50-80人，面向杭州总部、成都基地、厦门基地提供IT服务支撑。</w:t>
+            </w:r>
+          </w:p>
+        </w:tc>
+      </w:tr>
+    </w:tbl>
+    <w:p>
+      <w:pPr>
+        <w:spacing w:before="40" w:after="160"/>
+        <w:ind w:firstLine="0"/>
+        <w:jc w:val="center"/>
+      </w:pPr>
+      <w:r>
+        <w:rPr>
+          <w:rFonts w:ascii="仿宋" w:hAnsi="仿宋" w:eastAsia="仿宋"/>
+          <w:sz w:val="20"/>
+        </w:rPr>
+        <w:t>图二  科百特信息技术部（IT）组织架构示意图</w:t>
+      </w:r>
+    </w:p>
+    <w:p>
+      <w:pPr>
+        <w:spacing w:before="80" w:after="40"/>
+        <w:ind w:firstLine="0"/>
+      </w:pPr>
+      <w:r>
+        <w:rPr>
+          <w:rFonts w:ascii="楷体" w:hAnsi="楷体" w:eastAsia="楷体"/>
+          <w:b/>
+          <w:sz w:val="32"/>
+        </w:rPr>
+        <w:t>（二）各组职责说明</w:t>
+      </w:r>
+    </w:p>
+    <w:p>
+      <w:pPr>
+        <w:spacing w:before="80" w:after="40"/>
+        <w:ind w:firstLine="0"/>
+      </w:pPr>
+      <w:r>
+        <w:rPr>
+          <w:rFonts w:ascii="楷体" w:hAnsi="楷体" w:eastAsia="楷体"/>
+          <w:b/>
+          <w:sz w:val="32"/>
+        </w:rPr>
+        <w:t>1. 基础架构与运维组</w:t>
+      </w:r>
+    </w:p>
+    <w:p>
+      <w:pPr>
+        <w:spacing w:line="560" w:lineRule="exact" w:after="20"/>
+        <w:ind w:firstLine="640"/>
+      </w:pPr>
+      <w:r>
+        <w:rPr>
+          <w:rFonts w:ascii="仿宋" w:hAnsi="仿宋" w:eastAsia="仿宋"/>
+          <w:sz w:val="32"/>
+        </w:rPr>
+        <w:t>负责公司IT基础设施的建设与运维，包括服务器、存储、网络设备的规划与管理；K8s容器云平台（含DevOps流水线）的搭建与运维；数据库（Oracle、MySQL等）管理与性能优化；IT服务台（Helpdesk）运营，保障集团及三地工厂的IT系统稳定运行。目前容器云平台或存在升级需求，是青云KubeSphere的主要切入点。</w:t>
+      </w:r>
+    </w:p>
+    <w:p>
+      <w:pPr>
+        <w:spacing w:before="80" w:after="40"/>
+        <w:ind w:firstLine="0"/>
+      </w:pPr>
+      <w:r>
+        <w:rPr>
+          <w:rFonts w:ascii="楷体" w:hAnsi="楷体" w:eastAsia="楷体"/>
+          <w:b/>
+          <w:sz w:val="32"/>
+        </w:rPr>
+        <w:t>2. 应用系统与ERP组</w:t>
+      </w:r>
+    </w:p>
+    <w:p>
+      <w:pPr>
+        <w:spacing w:line="560" w:lineRule="exact" w:after="20"/>
+        <w:ind w:firstLine="640"/>
+      </w:pPr>
+      <w:r>
+        <w:rPr>
+          <w:rFonts w:ascii="仿宋" w:hAnsi="仿宋" w:eastAsia="仿宋"/>
+          <w:sz w:val="32"/>
+        </w:rPr>
+        <w:t>负责企业核心业务系统的建设与运维，包括SAP ERP（FICO/MM/SD/PP模块）的日常运维与优化；CRM客户关系管理系统（与瑞泰信息合作的CRM项目2025年启动）；OA/BPM流程管理系统；PLM产品全生命周期管理系统。应用系统间的集成与数据打通是该组当前的重点工作方向。</w:t>
+      </w:r>
+    </w:p>
+    <w:p>
+      <w:pPr>
+        <w:spacing w:before="80" w:after="40"/>
+        <w:ind w:firstLine="0"/>
+      </w:pPr>
+      <w:r>
+        <w:rPr>
+          <w:rFonts w:ascii="楷体" w:hAnsi="楷体" w:eastAsia="楷体"/>
+          <w:b/>
+          <w:sz w:val="32"/>
+        </w:rPr>
+        <w:t>3. 智能制造（MES/CIM）组</w:t>
+      </w:r>
+    </w:p>
+    <w:p>
+      <w:pPr>
+        <w:spacing w:line="560" w:lineRule="exact" w:after="20"/>
+        <w:ind w:firstLine="640"/>
+      </w:pPr>
+      <w:r>
+        <w:rPr>
+          <w:rFonts w:ascii="仿宋" w:hAnsi="仿宋" w:eastAsia="仿宋"/>
+          <w:sz w:val="32"/>
+        </w:rPr>
+        <w:t>面向成都、杭州等地制造基地，负责MES制造执行系统的建设与运维；CIM设备自动化系统、SCADA数据采集与监控系统的管理；产品品质追溯系统、SPC统计分析等。该组是科百特作为制造企业的核心IT支撑力量，熟悉过滤膜生产的工艺流程与自动化需求。</w:t>
+      </w:r>
+    </w:p>
+    <w:p>
+      <w:pPr>
+        <w:spacing w:before="80" w:after="40"/>
+        <w:ind w:firstLine="0"/>
+      </w:pPr>
+      <w:r>
+        <w:rPr>
+          <w:rFonts w:ascii="楷体" w:hAnsi="楷体" w:eastAsia="楷体"/>
+          <w:b/>
+          <w:sz w:val="32"/>
+        </w:rPr>
+        <w:t>4. 信息安全与合规组</w:t>
+      </w:r>
+    </w:p>
+    <w:p>
+      <w:pPr>
+        <w:spacing w:line="560" w:lineRule="exact" w:after="20"/>
+        <w:ind w:firstLine="640"/>
+      </w:pPr>
+      <w:r>
+        <w:rPr>
+          <w:rFonts w:ascii="仿宋" w:hAnsi="仿宋" w:eastAsia="仿宋"/>
+          <w:sz w:val="32"/>
+        </w:rPr>
+        <w:t>负责公司信息安全管理体系的建设与运维，包括等保合规推进（关键信息系统需达到等保二级或三级）；安全审计与日志分析；终端安全（EDR/防病毒）、IAM统一身份认证、数据分级分类；网络安全（WAF、防火墙、IPS）的日常管理，保障全球业务网络的安全合规运营。</w:t>
+      </w:r>
+    </w:p>
+    <w:p>
+      <w:pPr>
+        <w:spacing w:before="80" w:after="40"/>
+        <w:ind w:firstLine="0"/>
+      </w:pPr>
+      <w:r>
+        <w:rPr>
+          <w:rFonts w:ascii="楷体" w:hAnsi="楷体" w:eastAsia="楷体"/>
+          <w:b/>
+          <w:sz w:val="32"/>
+        </w:rPr>
+        <w:t>5. 大数据与AI平台组</w:t>
+      </w:r>
+    </w:p>
+    <w:p>
+      <w:pPr>
+        <w:spacing w:line="560" w:lineRule="exact" w:after="20"/>
+        <w:ind w:firstLine="640"/>
+      </w:pPr>
+      <w:r>
+        <w:rPr>
+          <w:rFonts w:ascii="仿宋" w:hAnsi="仿宋" w:eastAsia="仿宋"/>
+          <w:sz w:val="32"/>
+        </w:rPr>
+        <w:t>负责公司数据平台与AI应用的建设，包括数据仓库/数据中台的规划与实施；BI经营分析看板（面向管理层决策）；AI前沿应用研究，如AI辅助膜材料研发、智能质检、良率预测等。该组代表科百特在数字化创新方面的最新布局，也是青云AI智算平台的核心对接团队。</w:t>
       </w:r>
     </w:p>
     <w:p>
       <w:pPr>
         <w:spacing w:before="120" w:after="60"/>
+        <w:ind w:firstLine="0"/>
+      </w:pPr>
+      <w:r>
+        <w:rPr>
+          <w:rFonts w:ascii="黑体" w:hAnsi="黑体" w:eastAsia="黑体"/>
+          <w:b/>
+          <w:sz w:val="32"/>
+        </w:rPr>
+        <w:t>四、IT架构现状与规划</w:t>
+      </w:r>
+    </w:p>
+    <w:p>
+      <w:pPr>
+        <w:spacing w:line="560" w:lineRule="exact" w:after="20"/>
+        <w:ind w:firstLine="640"/>
+      </w:pPr>
+      <w:r>
+        <w:rPr>
+          <w:rFonts w:ascii="仿宋" w:hAnsi="仿宋" w:eastAsia="仿宋"/>
+          <w:sz w:val="32"/>
+        </w:rPr>
+        <w:t>科百特作为年营收约50亿元、员工8100人的全球化制造企业，IT系统支撑着公司从研发到制造到销售的完整业务链条。当前IT架构面临以下挑战：一是全球多地（杭州、成都、厦门及海外子公司）IT基础设施分散管理，缺乏统一管控平台。二是现有K8s集群管理方式较为原始，缺少可视化运维与自动化能力。三是AI与大数据应用需求快速增长（AI辅助研发、智能质检等），现有算力平台难以满足。四是随着海外业务扩张，信息安全合规压力持续增大。</w:t>
+      </w:r>
+    </w:p>
+    <w:p>
+      <w:pPr>
+        <w:spacing w:before="80" w:after="40"/>
         <w:ind w:firstLine="0"/>
       </w:pPr>
       <w:r>
@@ -662,7 +1582,7 @@
     </w:p>
     <w:p>
       <w:pPr>
-        <w:spacing w:line="560" w:lineRule="exact" w:after="40"/>
+        <w:spacing w:line="560" w:lineRule="exact" w:after="20"/>
         <w:ind w:firstLine="640"/>
       </w:pPr>
       <w:r>
@@ -675,32 +1595,25 @@
     </w:p>
     <w:tbl>
       <w:tblPr>
+        <w:tblStyle w:val="TableGrid"/>
         <w:tblW w:type="auto" w:w="0"/>
         <w:jc w:val="center"/>
         <w:tblLook w:firstColumn="1" w:firstRow="1" w:lastColumn="0" w:lastRow="0" w:noHBand="0" w:noVBand="1" w:val="04A0"/>
-        <w:tblBorders>
-          <w:top w:val="single" w:sz="4" w:space="0" w:color="000000"/>
-          <w:left w:val="single" w:sz="4" w:space="0" w:color="000000"/>
-          <w:bottom w:val="single" w:sz="4" w:space="0" w:color="000000"/>
-          <w:right w:val="single" w:sz="4" w:space="0" w:color="000000"/>
-          <w:insideH w:val="single" w:sz="4" w:space="0" w:color="000000"/>
-          <w:insideV w:val="single" w:sz="4" w:space="0" w:color="000000"/>
-        </w:tblBorders>
       </w:tblPr>
       <w:tblGrid>
-        <w:gridCol w:w="2211"/>
-        <w:gridCol w:w="2211"/>
-        <w:gridCol w:w="2211"/>
-        <w:gridCol w:w="2211"/>
+        <w:gridCol w:w="2948"/>
+        <w:gridCol w:w="2948"/>
+        <w:gridCol w:w="2948"/>
       </w:tblGrid>
       <w:tr>
         <w:tc>
           <w:tcPr>
-            <w:tcW w:type="dxa" w:w="850"/>
+            <w:tcW w:type="dxa" w:w="1984"/>
             <w:shd w:fill="1F4E79"/>
           </w:tcPr>
           <w:p>
             <w:pPr>
+              <w:spacing w:before="40" w:after="40"/>
               <w:ind w:firstLine="0"/>
               <w:jc w:val="center"/>
             </w:pPr>
@@ -710,19 +1623,70 @@
                 <w:rFonts w:ascii="黑体" w:hAnsi="黑体" w:eastAsia="黑体"/>
                 <w:b/>
                 <w:color w:val="FFFFFF"/>
-                <w:sz w:val="18"/>
+                <w:sz w:val="32"/>
               </w:rPr>
-              <w:t>层</w:t>
+              <w:t>六</w:t>
             </w:r>
           </w:p>
         </w:tc>
         <w:tc>
           <w:tcPr>
-            <w:tcW w:type="dxa" w:w="1701"/>
+            <w:tcW w:type="dxa" w:w="3969"/>
+            <w:shd w:fill="#FCE4EC"/>
+          </w:tcPr>
+          <w:p>
+            <w:pPr>
+              <w:spacing w:before="40" w:after="40"/>
+              <w:ind w:firstLine="0"/>
+              <w:jc w:val="center"/>
+            </w:pPr>
+            <w:r/>
+            <w:r>
+              <w:rPr>
+                <w:rFonts w:ascii="黑体" w:hAnsi="黑体" w:eastAsia="黑体"/>
+                <w:b/>
+                <w:sz w:val="20"/>
+              </w:rPr>
+              <w:t>数据安全与合规层</w:t>
+            </w:r>
+          </w:p>
+        </w:tc>
+        <w:tc>
+          <w:tcPr>
+            <w:tcW w:type="dxa" w:w="3118"/>
+            <w:shd w:fill="FFFFFF"/>
+          </w:tcPr>
+          <w:p>
+            <w:pPr>
+              <w:spacing w:before="40" w:after="40"/>
+              <w:ind w:firstLine="0"/>
+              <w:jc w:val="left"/>
+            </w:pPr>
+            <w:r/>
+            <w:r>
+              <w:rPr>
+                <w:rFonts w:ascii="仿宋" w:hAnsi="仿宋" w:eastAsia="仿宋"/>
+                <w:b w:val="0"/>
+                <w:sz w:val="18"/>
+              </w:rPr>
+              <w:t>数据分级分类/访问控制审计</w:t>
+              <w:br/>
+              <w:t>网络安全防护（WAF/防火墙/IPS）</w:t>
+              <w:br/>
+              <w:t>数据备份容灾/等保合规审计</w:t>
+            </w:r>
+          </w:p>
+        </w:tc>
+      </w:tr>
+      <w:tr>
+        <w:tc>
+          <w:tcPr>
+            <w:tcW w:type="dxa" w:w="1984"/>
             <w:shd w:fill="1F4E79"/>
           </w:tcPr>
           <w:p>
             <w:pPr>
+              <w:spacing w:before="40" w:after="40"/>
               <w:ind w:firstLine="0"/>
               <w:jc w:val="center"/>
             </w:pPr>
@@ -732,19 +1696,70 @@
                 <w:rFonts w:ascii="黑体" w:hAnsi="黑体" w:eastAsia="黑体"/>
                 <w:b/>
                 <w:color w:val="FFFFFF"/>
-                <w:sz w:val="18"/>
+                <w:sz w:val="32"/>
               </w:rPr>
-              <w:t>架构分层</w:t>
+              <w:t>五</w:t>
             </w:r>
           </w:p>
         </w:tc>
         <w:tc>
           <w:tcPr>
-            <w:tcW w:type="dxa" w:w="3402"/>
+            <w:tcW w:type="dxa" w:w="3969"/>
+            <w:shd w:fill="#E8F5E9"/>
+          </w:tcPr>
+          <w:p>
+            <w:pPr>
+              <w:spacing w:before="40" w:after="40"/>
+              <w:ind w:firstLine="0"/>
+              <w:jc w:val="center"/>
+            </w:pPr>
+            <w:r/>
+            <w:r>
+              <w:rPr>
+                <w:rFonts w:ascii="黑体" w:hAnsi="黑体" w:eastAsia="黑体"/>
+                <w:b/>
+                <w:sz w:val="20"/>
+              </w:rPr>
+              <w:t>协同办公与门户层</w:t>
+            </w:r>
+          </w:p>
+        </w:tc>
+        <w:tc>
+          <w:tcPr>
+            <w:tcW w:type="dxa" w:w="3118"/>
+            <w:shd w:fill="FFFFFF"/>
+          </w:tcPr>
+          <w:p>
+            <w:pPr>
+              <w:spacing w:before="40" w:after="40"/>
+              <w:ind w:firstLine="0"/>
+              <w:jc w:val="left"/>
+            </w:pPr>
+            <w:r/>
+            <w:r>
+              <w:rPr>
+                <w:rFonts w:ascii="仿宋" w:hAnsi="仿宋" w:eastAsia="仿宋"/>
+                <w:b w:val="0"/>
+                <w:sz w:val="18"/>
+              </w:rPr>
+              <w:t>OA审批流程/企业信息门户</w:t>
+              <w:br/>
+              <w:t>邮件与即时通讯/视频会议</w:t>
+              <w:br/>
+              <w:t>HR行政管理系统</w:t>
+            </w:r>
+          </w:p>
+        </w:tc>
+      </w:tr>
+      <w:tr>
+        <w:tc>
+          <w:tcPr>
+            <w:tcW w:type="dxa" w:w="1984"/>
             <w:shd w:fill="1F4E79"/>
           </w:tcPr>
           <w:p>
             <w:pPr>
+              <w:spacing w:before="40" w:after="40"/>
               <w:ind w:firstLine="0"/>
               <w:jc w:val="center"/>
             </w:pPr>
@@ -754,19 +1769,70 @@
                 <w:rFonts w:ascii="黑体" w:hAnsi="黑体" w:eastAsia="黑体"/>
                 <w:b/>
                 <w:color w:val="FFFFFF"/>
-                <w:sz w:val="18"/>
+                <w:sz w:val="32"/>
               </w:rPr>
-              <w:t>核心内容</w:t>
+              <w:t>四</w:t>
             </w:r>
           </w:p>
         </w:tc>
         <w:tc>
           <w:tcPr>
-            <w:tcW w:type="dxa" w:w="1701"/>
+            <w:tcW w:type="dxa" w:w="3969"/>
+            <w:shd w:fill="#FFF3E0"/>
+          </w:tcPr>
+          <w:p>
+            <w:pPr>
+              <w:spacing w:before="40" w:after="40"/>
+              <w:ind w:firstLine="0"/>
+              <w:jc w:val="center"/>
+            </w:pPr>
+            <w:r/>
+            <w:r>
+              <w:rPr>
+                <w:rFonts w:ascii="黑体" w:hAnsi="黑体" w:eastAsia="黑体"/>
+                <w:b/>
+                <w:sz w:val="20"/>
+              </w:rPr>
+              <w:t>业务运营与管理层</w:t>
+            </w:r>
+          </w:p>
+        </w:tc>
+        <w:tc>
+          <w:tcPr>
+            <w:tcW w:type="dxa" w:w="3118"/>
+            <w:shd w:fill="FFFFFF"/>
+          </w:tcPr>
+          <w:p>
+            <w:pPr>
+              <w:spacing w:before="40" w:after="40"/>
+              <w:ind w:firstLine="0"/>
+              <w:jc w:val="left"/>
+            </w:pPr>
+            <w:r/>
+            <w:r>
+              <w:rPr>
+                <w:rFonts w:ascii="仿宋" w:hAnsi="仿宋" w:eastAsia="仿宋"/>
+                <w:b w:val="0"/>
+                <w:sz w:val="18"/>
+              </w:rPr>
+              <w:t>SAP ERP（财务/供应链/采购）</w:t>
+              <w:br/>
+              <w:t>CRM客户管理/瑞泰CRM项目</w:t>
+              <w:br/>
+              <w:t>PLM/SCM/BI经营分析</w:t>
+            </w:r>
+          </w:p>
+        </w:tc>
+      </w:tr>
+      <w:tr>
+        <w:tc>
+          <w:tcPr>
+            <w:tcW w:type="dxa" w:w="1984"/>
             <w:shd w:fill="1F4E79"/>
           </w:tcPr>
           <w:p>
             <w:pPr>
+              <w:spacing w:before="40" w:after="40"/>
               <w:ind w:firstLine="0"/>
               <w:jc w:val="center"/>
             </w:pPr>
@@ -776,21 +1842,20 @@
                 <w:rFonts w:ascii="黑体" w:hAnsi="黑体" w:eastAsia="黑体"/>
                 <w:b/>
                 <w:color w:val="FFFFFF"/>
-                <w:sz w:val="18"/>
+                <w:sz w:val="32"/>
               </w:rPr>
-              <w:t>定位</w:t>
+              <w:t>三</w:t>
             </w:r>
           </w:p>
         </w:tc>
-      </w:tr>
-      <w:tr>
         <w:tc>
           <w:tcPr>
-            <w:tcW w:type="dxa" w:w="850"/>
-            <w:shd w:fill="FCE4EC"/>
+            <w:tcW w:type="dxa" w:w="3969"/>
+            <w:shd w:fill="#E3F2FD"/>
           </w:tcPr>
           <w:p>
             <w:pPr>
+              <w:spacing w:before="40" w:after="40"/>
               <w:ind w:firstLine="0"/>
               <w:jc w:val="center"/>
             </w:pPr>
@@ -799,20 +1864,50 @@
               <w:rPr>
                 <w:rFonts w:ascii="黑体" w:hAnsi="黑体" w:eastAsia="黑体"/>
                 <w:b/>
-                <w:color w:val="000000"/>
-                <w:sz w:val="22"/>
+                <w:sz w:val="20"/>
               </w:rPr>
-              <w:t>六</w:t>
+              <w:t>生产执行与研发设计层</w:t>
+              <w:br/>
+              <w:t>（制造企业核心）</w:t>
             </w:r>
           </w:p>
         </w:tc>
         <w:tc>
           <w:tcPr>
-            <w:tcW w:type="dxa" w:w="1701"/>
-            <w:shd w:fill="FCE4EC"/>
+            <w:tcW w:type="dxa" w:w="3118"/>
+            <w:shd w:fill="FFFFFF"/>
           </w:tcPr>
           <w:p>
             <w:pPr>
+              <w:spacing w:before="40" w:after="40"/>
+              <w:ind w:firstLine="0"/>
+              <w:jc w:val="left"/>
+            </w:pPr>
+            <w:r/>
+            <w:r>
+              <w:rPr>
+                <w:rFonts w:ascii="仿宋" w:hAnsi="仿宋" w:eastAsia="仿宋"/>
+                <w:b w:val="0"/>
+                <w:sz w:val="18"/>
+              </w:rPr>
+              <w:t>MES制造执行/CIM设备自动化</w:t>
+              <w:br/>
+              <w:t>SCADA/品质追溯/SPC</w:t>
+              <w:br/>
+              <w:t>膜材料研发数据管理</w:t>
+            </w:r>
+          </w:p>
+        </w:tc>
+      </w:tr>
+      <w:tr>
+        <w:tc>
+          <w:tcPr>
+            <w:tcW w:type="dxa" w:w="1984"/>
+            <w:shd w:fill="1F4E79"/>
+          </w:tcPr>
+          <w:p>
+            <w:pPr>
+              <w:spacing w:before="40" w:after="40"/>
               <w:ind w:firstLine="0"/>
               <w:jc w:val="center"/>
             </w:pPr>
@@ -821,65 +1916,21 @@
               <w:rPr>
                 <w:rFonts w:ascii="黑体" w:hAnsi="黑体" w:eastAsia="黑体"/>
                 <w:b/>
-                <w:color w:val="000000"/>
-                <w:sz w:val="16"/>
+                <w:color w:val="FFFFFF"/>
+                <w:sz w:val="32"/>
               </w:rPr>
-              <w:t>数据安全与合规层</w:t>
+              <w:t>二</w:t>
             </w:r>
           </w:p>
         </w:tc>
         <w:tc>
           <w:tcPr>
-            <w:tcW w:type="dxa" w:w="3402"/>
+            <w:tcW w:type="dxa" w:w="3969"/>
+            <w:shd w:fill="#F3E5F5"/>
           </w:tcPr>
           <w:p>
             <w:pPr>
-              <w:ind w:firstLine="0"/>
-              <w:jc w:val="left"/>
-            </w:pPr>
-            <w:r/>
-            <w:r>
-              <w:rPr>
-                <w:rFonts w:ascii="仿宋" w:hAnsi="仿宋" w:eastAsia="仿宋"/>
-                <w:b w:val="0"/>
-                <w:color w:val="000000"/>
-                <w:sz w:val="16"/>
-              </w:rPr>
-              <w:t>数据分级分类｜访问控制与审计IAM/SSO｜网络安全防护WAF/防火墙/IPS｜数据备份与容灾｜等保合规审计</w:t>
-            </w:r>
-          </w:p>
-        </w:tc>
-        <w:tc>
-          <w:tcPr>
-            <w:tcW w:type="dxa" w:w="1701"/>
-            <w:shd w:fill="FCE4EC"/>
-          </w:tcPr>
-          <w:p>
-            <w:pPr>
-              <w:ind w:firstLine="0"/>
-              <w:jc w:val="center"/>
-            </w:pPr>
-            <w:r/>
-            <w:r>
-              <w:rPr>
-                <w:rFonts w:ascii="仿宋" w:hAnsi="仿宋" w:eastAsia="仿宋"/>
-                <w:b/>
-                <w:color w:val="4472C4"/>
-                <w:sz w:val="16"/>
-              </w:rPr>
-              <w:t>安全为先</w:t>
-            </w:r>
-          </w:p>
-        </w:tc>
-      </w:tr>
-      <w:tr>
-        <w:tc>
-          <w:tcPr>
-            <w:tcW w:type="dxa" w:w="850"/>
-            <w:shd w:fill="E8F5E9"/>
-          </w:tcPr>
-          <w:p>
-            <w:pPr>
+              <w:spacing w:before="40" w:after="40"/>
               <w:ind w:firstLine="0"/>
               <w:jc w:val="center"/>
             </w:pPr>
@@ -888,297 +1939,7 @@
               <w:rPr>
                 <w:rFonts w:ascii="黑体" w:hAnsi="黑体" w:eastAsia="黑体"/>
                 <w:b/>
-                <w:color w:val="000000"/>
-                <w:sz w:val="22"/>
-              </w:rPr>
-              <w:t>五</w:t>
-            </w:r>
-          </w:p>
-        </w:tc>
-        <w:tc>
-          <w:tcPr>
-            <w:tcW w:type="dxa" w:w="1701"/>
-            <w:shd w:fill="E8F5E9"/>
-          </w:tcPr>
-          <w:p>
-            <w:pPr>
-              <w:ind w:firstLine="0"/>
-              <w:jc w:val="center"/>
-            </w:pPr>
-            <w:r/>
-            <w:r>
-              <w:rPr>
-                <w:rFonts w:ascii="黑体" w:hAnsi="黑体" w:eastAsia="黑体"/>
-                <w:b/>
-                <w:color w:val="000000"/>
-                <w:sz w:val="16"/>
-              </w:rPr>
-              <w:t>协同办公与门户层</w:t>
-            </w:r>
-          </w:p>
-        </w:tc>
-        <w:tc>
-          <w:tcPr>
-            <w:tcW w:type="dxa" w:w="3402"/>
-          </w:tcPr>
-          <w:p>
-            <w:pPr>
-              <w:ind w:firstLine="0"/>
-              <w:jc w:val="left"/>
-            </w:pPr>
-            <w:r/>
-            <w:r>
-              <w:rPr>
-                <w:rFonts w:ascii="仿宋" w:hAnsi="仿宋" w:eastAsia="仿宋"/>
-                <w:b w:val="0"/>
-                <w:color w:val="000000"/>
-                <w:sz w:val="16"/>
-              </w:rPr>
-              <w:t>OA审批流程｜企业信息门户｜邮件与即时通讯｜视频会议系统｜HR行政管理</w:t>
-            </w:r>
-          </w:p>
-        </w:tc>
-        <w:tc>
-          <w:tcPr>
-            <w:tcW w:type="dxa" w:w="1701"/>
-            <w:shd w:fill="E8F5E9"/>
-          </w:tcPr>
-          <w:p>
-            <w:pPr>
-              <w:ind w:firstLine="0"/>
-              <w:jc w:val="center"/>
-            </w:pPr>
-            <w:r/>
-            <w:r>
-              <w:rPr>
-                <w:rFonts w:ascii="仿宋" w:hAnsi="仿宋" w:eastAsia="仿宋"/>
-                <w:b/>
-                <w:color w:val="4472C4"/>
-                <w:sz w:val="16"/>
-              </w:rPr>
-              <w:t>效率提升</w:t>
-            </w:r>
-          </w:p>
-        </w:tc>
-      </w:tr>
-      <w:tr>
-        <w:tc>
-          <w:tcPr>
-            <w:tcW w:type="dxa" w:w="850"/>
-            <w:shd w:fill="FFF3E0"/>
-          </w:tcPr>
-          <w:p>
-            <w:pPr>
-              <w:ind w:firstLine="0"/>
-              <w:jc w:val="center"/>
-            </w:pPr>
-            <w:r/>
-            <w:r>
-              <w:rPr>
-                <w:rFonts w:ascii="黑体" w:hAnsi="黑体" w:eastAsia="黑体"/>
-                <w:b/>
-                <w:color w:val="000000"/>
-                <w:sz w:val="22"/>
-              </w:rPr>
-              <w:t>四</w:t>
-            </w:r>
-          </w:p>
-        </w:tc>
-        <w:tc>
-          <w:tcPr>
-            <w:tcW w:type="dxa" w:w="1701"/>
-            <w:shd w:fill="FFF3E0"/>
-          </w:tcPr>
-          <w:p>
-            <w:pPr>
-              <w:ind w:firstLine="0"/>
-              <w:jc w:val="center"/>
-            </w:pPr>
-            <w:r/>
-            <w:r>
-              <w:rPr>
-                <w:rFonts w:ascii="黑体" w:hAnsi="黑体" w:eastAsia="黑体"/>
-                <w:b/>
-                <w:color w:val="000000"/>
-                <w:sz w:val="16"/>
-              </w:rPr>
-              <w:t>业务运营与管理层</w:t>
-            </w:r>
-          </w:p>
-        </w:tc>
-        <w:tc>
-          <w:tcPr>
-            <w:tcW w:type="dxa" w:w="3402"/>
-          </w:tcPr>
-          <w:p>
-            <w:pPr>
-              <w:ind w:firstLine="0"/>
-              <w:jc w:val="left"/>
-            </w:pPr>
-            <w:r/>
-            <w:r>
-              <w:rPr>
-                <w:rFonts w:ascii="仿宋" w:hAnsi="仿宋" w:eastAsia="仿宋"/>
-                <w:b w:val="0"/>
-                <w:color w:val="000000"/>
-                <w:sz w:val="16"/>
-              </w:rPr>
-              <w:t>ERP（财务/供应链/采购）｜CRM客户关系管理｜PLM产品全生命周期｜SCM供应商管理｜BI经营数据分析</w:t>
-            </w:r>
-          </w:p>
-        </w:tc>
-        <w:tc>
-          <w:tcPr>
-            <w:tcW w:type="dxa" w:w="1701"/>
-            <w:shd w:fill="FFF3E0"/>
-          </w:tcPr>
-          <w:p>
-            <w:pPr>
-              <w:ind w:firstLine="0"/>
-              <w:jc w:val="center"/>
-            </w:pPr>
-            <w:r/>
-            <w:r>
-              <w:rPr>
-                <w:rFonts w:ascii="仿宋" w:hAnsi="仿宋" w:eastAsia="仿宋"/>
-                <w:b/>
-                <w:color w:val="4472C4"/>
-                <w:sz w:val="16"/>
-              </w:rPr>
-              <w:t>数据驱动</w:t>
-            </w:r>
-          </w:p>
-        </w:tc>
-      </w:tr>
-      <w:tr>
-        <w:tc>
-          <w:tcPr>
-            <w:tcW w:type="dxa" w:w="850"/>
-            <w:shd w:fill="E3F2FD"/>
-          </w:tcPr>
-          <w:p>
-            <w:pPr>
-              <w:ind w:firstLine="0"/>
-              <w:jc w:val="center"/>
-            </w:pPr>
-            <w:r/>
-            <w:r>
-              <w:rPr>
-                <w:rFonts w:ascii="黑体" w:hAnsi="黑体" w:eastAsia="黑体"/>
-                <w:b/>
-                <w:color w:val="000000"/>
-                <w:sz w:val="22"/>
-              </w:rPr>
-              <w:t>三</w:t>
-            </w:r>
-          </w:p>
-        </w:tc>
-        <w:tc>
-          <w:tcPr>
-            <w:tcW w:type="dxa" w:w="1701"/>
-            <w:shd w:fill="E3F2FD"/>
-          </w:tcPr>
-          <w:p>
-            <w:pPr>
-              <w:ind w:firstLine="0"/>
-              <w:jc w:val="center"/>
-            </w:pPr>
-            <w:r/>
-            <w:r>
-              <w:rPr>
-                <w:rFonts w:ascii="黑体" w:hAnsi="黑体" w:eastAsia="黑体"/>
-                <w:b/>
-                <w:color w:val="000000"/>
-                <w:sz w:val="16"/>
-              </w:rPr>
-              <w:t>生产执行与研发设计层</w:t>
-            </w:r>
-          </w:p>
-        </w:tc>
-        <w:tc>
-          <w:tcPr>
-            <w:tcW w:type="dxa" w:w="3402"/>
-          </w:tcPr>
-          <w:p>
-            <w:pPr>
-              <w:ind w:firstLine="0"/>
-              <w:jc w:val="left"/>
-            </w:pPr>
-            <w:r/>
-            <w:r>
-              <w:rPr>
-                <w:rFonts w:ascii="仿宋" w:hAnsi="仿宋" w:eastAsia="仿宋"/>
-                <w:b w:val="0"/>
-                <w:color w:val="000000"/>
-                <w:sz w:val="16"/>
-              </w:rPr>
-              <w:t>MES制造执行系统（工单/追溯/SPC）｜CIM设备自动化系统｜YMS良率管理分析｜LIMS实验室管理｜AI辅助研发设计</w:t>
-            </w:r>
-          </w:p>
-        </w:tc>
-        <w:tc>
-          <w:tcPr>
-            <w:tcW w:type="dxa" w:w="1701"/>
-            <w:shd w:fill="E3F2FD"/>
-          </w:tcPr>
-          <w:p>
-            <w:pPr>
-              <w:ind w:firstLine="0"/>
-              <w:jc w:val="center"/>
-            </w:pPr>
-            <w:r/>
-            <w:r>
-              <w:rPr>
-                <w:rFonts w:ascii="仿宋" w:hAnsi="仿宋" w:eastAsia="仿宋"/>
-                <w:b/>
-                <w:color w:val="4472C4"/>
-                <w:sz w:val="16"/>
-              </w:rPr>
-              <w:t>核心生产</w:t>
-            </w:r>
-          </w:p>
-        </w:tc>
-      </w:tr>
-      <w:tr>
-        <w:tc>
-          <w:tcPr>
-            <w:tcW w:type="dxa" w:w="850"/>
-            <w:shd w:fill="F3E5F5"/>
-          </w:tcPr>
-          <w:p>
-            <w:pPr>
-              <w:ind w:firstLine="0"/>
-              <w:jc w:val="center"/>
-            </w:pPr>
-            <w:r/>
-            <w:r>
-              <w:rPr>
-                <w:rFonts w:ascii="黑体" w:hAnsi="黑体" w:eastAsia="黑体"/>
-                <w:b/>
-                <w:color w:val="000000"/>
-                <w:sz w:val="22"/>
-              </w:rPr>
-              <w:t>二</w:t>
-            </w:r>
-          </w:p>
-        </w:tc>
-        <w:tc>
-          <w:tcPr>
-            <w:tcW w:type="dxa" w:w="1701"/>
-            <w:shd w:fill="F3E5F5"/>
-          </w:tcPr>
-          <w:p>
-            <w:pPr>
-              <w:ind w:firstLine="0"/>
-              <w:jc w:val="center"/>
-            </w:pPr>
-            <w:r/>
-            <w:r>
-              <w:rPr>
-                <w:rFonts w:ascii="黑体" w:hAnsi="黑体" w:eastAsia="黑体"/>
-                <w:b/>
-                <w:color w:val="000000"/>
-                <w:sz w:val="16"/>
+                <w:sz w:val="20"/>
               </w:rPr>
               <w:t>基础设施与云平台层</w:t>
               <w:br/>
@@ -1188,10 +1949,12 @@
         </w:tc>
         <w:tc>
           <w:tcPr>
-            <w:tcW w:type="dxa" w:w="3402"/>
+            <w:tcW w:type="dxa" w:w="3118"/>
+            <w:shd w:fill="FFFFFF"/>
           </w:tcPr>
           <w:p>
             <w:pPr>
+              <w:spacing w:before="40" w:after="40"/>
               <w:ind w:firstLine="0"/>
               <w:jc w:val="left"/>
             </w:pPr>
@@ -1200,32 +1963,13 @@
               <w:rPr>
                 <w:rFonts w:ascii="仿宋" w:hAnsi="仿宋" w:eastAsia="仿宋"/>
                 <w:b w:val="0"/>
-                <w:color w:val="000000"/>
-                <w:sz w:val="16"/>
+                <w:sz w:val="18"/>
               </w:rPr>
-              <w:t>多集群统一管理（杭州/成都/台湾/海外）｜全栈可观测性与智能运维｜GPU/NPU调度与AI训练推理｜DevOps自动化流水线｜信创国产化适配</w:t>
-            </w:r>
-          </w:p>
-        </w:tc>
-        <w:tc>
-          <w:tcPr>
-            <w:tcW w:type="dxa" w:w="1701"/>
-            <w:shd w:fill="F3E5F5"/>
-          </w:tcPr>
-          <w:p>
-            <w:pPr>
-              <w:ind w:firstLine="0"/>
-              <w:jc w:val="center"/>
-            </w:pPr>
-            <w:r/>
-            <w:r>
-              <w:rPr>
-                <w:rFonts w:ascii="仿宋" w:hAnsi="仿宋" w:eastAsia="仿宋"/>
-                <w:b/>
-                <w:color w:val="4472C4"/>
-                <w:sz w:val="16"/>
-              </w:rPr>
-              <w:t>统一底座</w:t>
+              <w:t>多集群统一管理/全栈可观测性</w:t>
+              <w:br/>
+              <w:t>GPU调度/AI训练推理</w:t>
+              <w:br/>
+              <w:t>DevOps自动化/信创适配</w:t>
             </w:r>
           </w:p>
         </w:tc>
@@ -1233,11 +1977,12 @@
       <w:tr>
         <w:tc>
           <w:tcPr>
-            <w:tcW w:type="dxa" w:w="850"/>
-            <w:shd w:fill="E0E0E0"/>
+            <w:tcW w:type="dxa" w:w="1984"/>
+            <w:shd w:fill="1F4E79"/>
           </w:tcPr>
           <w:p>
             <w:pPr>
+              <w:spacing w:before="40" w:after="40"/>
               <w:ind w:firstLine="0"/>
               <w:jc w:val="center"/>
             </w:pPr>
@@ -1246,8 +1991,8 @@
               <w:rPr>
                 <w:rFonts w:ascii="黑体" w:hAnsi="黑体" w:eastAsia="黑体"/>
                 <w:b/>
-                <w:color w:val="000000"/>
-                <w:sz w:val="22"/>
+                <w:color w:val="FFFFFF"/>
+                <w:sz w:val="32"/>
               </w:rPr>
               <w:t>一</w:t>
             </w:r>
@@ -1255,11 +2000,12 @@
         </w:tc>
         <w:tc>
           <w:tcPr>
-            <w:tcW w:type="dxa" w:w="1701"/>
-            <w:shd w:fill="E0E0E0"/>
+            <w:tcW w:type="dxa" w:w="3969"/>
+            <w:shd w:fill="#E0E0E0"/>
           </w:tcPr>
           <w:p>
             <w:pPr>
+              <w:spacing w:before="40" w:after="40"/>
               <w:ind w:firstLine="0"/>
               <w:jc w:val="center"/>
             </w:pPr>
@@ -1268,8 +2014,7 @@
               <w:rPr>
                 <w:rFonts w:ascii="黑体" w:hAnsi="黑体" w:eastAsia="黑体"/>
                 <w:b/>
-                <w:color w:val="000000"/>
-                <w:sz w:val="16"/>
+                <w:sz w:val="20"/>
               </w:rPr>
               <w:t>硬件与网络层</w:t>
             </w:r>
@@ -1277,10 +2022,12 @@
         </w:tc>
         <w:tc>
           <w:tcPr>
-            <w:tcW w:type="dxa" w:w="3402"/>
+            <w:tcW w:type="dxa" w:w="3118"/>
+            <w:shd w:fill="FFFFFF"/>
           </w:tcPr>
           <w:p>
             <w:pPr>
+              <w:spacing w:before="40" w:after="40"/>
               <w:ind w:firstLine="0"/>
               <w:jc w:val="left"/>
             </w:pPr>
@@ -1289,20 +2036,52 @@
               <w:rPr>
                 <w:rFonts w:ascii="仿宋" w:hAnsi="仿宋" w:eastAsia="仿宋"/>
                 <w:b w:val="0"/>
-                <w:color w:val="000000"/>
-                <w:sz w:val="16"/>
+                <w:sz w:val="18"/>
               </w:rPr>
-              <w:t>x86/ARM/信创计算服务器｜GPU算力集群（训练/推理）｜分布式存储（全闪/混闪/对象）｜万兆/IB高速网络｜三地数据中心</w:t>
+              <w:t>x86/ARM服务器/GPU算力集群</w:t>
+              <w:br/>
+              <w:t>存储设备（全闪/对象/备份）</w:t>
+              <w:br/>
+              <w:t>网络设备/三地数据中心</w:t>
             </w:r>
           </w:p>
         </w:tc>
+      </w:tr>
+      <w:tr>
         <w:tc>
           <w:tcPr>
-            <w:tcW w:type="dxa" w:w="1701"/>
-            <w:shd w:fill="E0E0E0"/>
+            <w:tcW w:type="dxa" w:w="9071"/>
+            <w:gridSpan w:val="3"/>
+            <w:shd w:fill="2E75B6"/>
           </w:tcPr>
           <w:p>
             <w:pPr>
+              <w:spacing w:before="40" w:after="40"/>
+              <w:ind w:firstLine="0"/>
+              <w:jc w:val="center"/>
+            </w:pPr>
+            <w:r/>
+            <w:r>
+              <w:rPr>
+                <w:rFonts w:ascii="黑体" w:hAnsi="黑体" w:eastAsia="黑体"/>
+                <w:b/>
+                <w:color w:val="FFFFFF"/>
+                <w:sz w:val="20"/>
+              </w:rPr>
+              <w:t>▲  统一底座：青云KubeSphere企业版 + 青云AI智算平台 贯穿全层级  ▲</w:t>
+            </w:r>
+          </w:p>
+        </w:tc>
+      </w:tr>
+      <w:tr>
+        <w:tc>
+          <w:tcPr>
+            <w:tcW w:type="dxa" w:w="9071"/>
+            <w:gridSpan w:val="3"/>
+          </w:tcPr>
+          <w:p>
+            <w:pPr>
+              <w:spacing w:before="40" w:after="40"/>
               <w:ind w:firstLine="0"/>
               <w:jc w:val="center"/>
             </w:pPr>
@@ -1310,11 +2089,10 @@
             <w:r>
               <w:rPr>
                 <w:rFonts w:ascii="仿宋" w:hAnsi="仿宋" w:eastAsia="仿宋"/>
-                <w:b/>
-                <w:color w:val="4472C4"/>
-                <w:sz w:val="16"/>
+                <w:b w:val="0"/>
+                <w:sz w:val="18"/>
               </w:rPr>
-              <w:t>基础设施</w:t>
+              <w:t>图三  科百特IT架构分层示意图（青云KubeSphere+AI智算平台统一底座）</w:t>
             </w:r>
           </w:p>
         </w:tc>
@@ -1322,99 +2100,7 @@
     </w:tbl>
     <w:p>
       <w:pPr>
-        <w:spacing w:before="80" w:after="240"/>
-        <w:ind w:firstLine="0"/>
-        <w:jc w:val="center"/>
-      </w:pPr>
-      <w:r>
-        <w:rPr>
-          <w:rFonts w:ascii="仿宋" w:hAnsi="仿宋" w:eastAsia="仿宋"/>
-          <w:sz w:val="20"/>
-        </w:rPr>
-        <w:t>图二  科百特IT架构分层示意图（青云KubeSphere+AI智算平台统一底座）</w:t>
-      </w:r>
-    </w:p>
-    <w:p>
-      <w:pPr>
-        <w:spacing w:line="560" w:lineRule="exact" w:after="40"/>
-        <w:ind w:firstLine="640"/>
-      </w:pPr>
-      <w:r>
-        <w:rPr>
-          <w:rFonts w:ascii="仿宋" w:hAnsi="仿宋" w:eastAsia="仿宋"/>
-          <w:sz w:val="32"/>
-        </w:rPr>
-        <w:t>第一层：硬件与网络层。包括x86/ARM/信创计算服务器、GPU算力集群（训练卡/推理卡）、分布式存储设备（全闪/混闪/对象存储）、万兆/IB高速网络、全球多数据中心（杭州、成都、台湾、海外）。</w:t>
-      </w:r>
-    </w:p>
-    <w:p>
-      <w:pPr>
-        <w:spacing w:line="560" w:lineRule="exact" w:after="40"/>
-        <w:ind w:firstLine="640"/>
-      </w:pPr>
-      <w:r>
-        <w:rPr>
-          <w:rFonts w:ascii="仿宋" w:hAnsi="仿宋" w:eastAsia="仿宋"/>
-          <w:sz w:val="32"/>
-        </w:rPr>
-        <w:t>第二层：基础设施与云平台层。以青云KubeSphere企业版为容器云底座，提供多集群统一管理（全球化多站点纳管）、全栈可观测性（监控告警/日志审计/链路追踪）、DevOps自动化流水线；以青云AI智算平台提供GPU调度、AI训练推理、模型全生命周期管理；以青云软件定义存储提供分布式存储与备份容灾能力；全面支持信创国产化适配（鲲鹏/飞腾/海光、麒麟/统信操作系统）。</w:t>
-      </w:r>
-    </w:p>
-    <w:p>
-      <w:pPr>
-        <w:spacing w:line="560" w:lineRule="exact" w:after="40"/>
-        <w:ind w:firstLine="640"/>
-      </w:pPr>
-      <w:r>
-        <w:rPr>
-          <w:rFonts w:ascii="仿宋" w:hAnsi="仿宋" w:eastAsia="仿宋"/>
-          <w:sz w:val="32"/>
-        </w:rPr>
-        <w:t>第三层：生产执行与研发设计层。包括MES制造执行系统（工单管理、追溯、SPC统计过程控制）、CIM设备自动化系统、YMS良率管理分析、LIMS实验室信息管理系统、AI辅助研发设计等，是科百特作为制造型企业的核心生产力层。</w:t>
-      </w:r>
-    </w:p>
-    <w:p>
-      <w:pPr>
-        <w:spacing w:line="560" w:lineRule="exact" w:after="40"/>
-        <w:ind w:firstLine="640"/>
-      </w:pPr>
-      <w:r>
-        <w:rPr>
-          <w:rFonts w:ascii="仿宋" w:hAnsi="仿宋" w:eastAsia="仿宋"/>
-          <w:sz w:val="32"/>
-        </w:rPr>
-        <w:t>第四层：业务运营与管理层。包括ERP（财务/供应链/采购）、CRM客户关系管理、PLM产品全生命周期管理、SCM供应商管理、BI经营数据分析等，实现业务端到端数字化管理。</w:t>
-      </w:r>
-    </w:p>
-    <w:p>
-      <w:pPr>
-        <w:spacing w:line="560" w:lineRule="exact" w:after="40"/>
-        <w:ind w:firstLine="640"/>
-      </w:pPr>
-      <w:r>
-        <w:rPr>
-          <w:rFonts w:ascii="仿宋" w:hAnsi="仿宋" w:eastAsia="仿宋"/>
-          <w:sz w:val="32"/>
-        </w:rPr>
-        <w:t>第五层：协同办公与门户层。涵盖OA审批流程、企业信息门户、邮件与即时通讯、视频会议系统、HR行政系统等，支撑全球多时区、多语言办公协作需求。</w:t>
-      </w:r>
-    </w:p>
-    <w:p>
-      <w:pPr>
-        <w:spacing w:line="560" w:lineRule="exact" w:after="40"/>
-        <w:ind w:firstLine="640"/>
-      </w:pPr>
-      <w:r>
-        <w:rPr>
-          <w:rFonts w:ascii="仿宋" w:hAnsi="仿宋" w:eastAsia="仿宋"/>
-          <w:sz w:val="32"/>
-        </w:rPr>
-        <w:t>第六层：数据安全与合规层。覆盖数据分级分类、访问控制与审计（IAM/SSO）、网络安全防护（WAF/防火墙/IPS）、数据备份与容灾、等保合规审计、全球数据隐私合规（GDPR等）等。</w:t>
-      </w:r>
-    </w:p>
-    <w:p>
-      <w:pPr>
-        <w:spacing w:before="160" w:after="80"/>
+        <w:spacing w:before="120" w:after="60"/>
         <w:ind w:firstLine="0"/>
       </w:pPr>
       <w:r>
@@ -1423,12 +2109,12 @@
           <w:b/>
           <w:sz w:val="32"/>
         </w:rPr>
-        <w:t>四、青云KubeSphere+AI智算平台方案</w:t>
+        <w:t>五、青云KubeSphere+AI智算平台方案</w:t>
       </w:r>
     </w:p>
     <w:p>
       <w:pPr>
-        <w:spacing w:before="120" w:after="60"/>
+        <w:spacing w:before="80" w:after="40"/>
         <w:ind w:firstLine="0"/>
       </w:pPr>
       <w:r>
@@ -1442,7 +2128,7 @@
     </w:p>
     <w:p>
       <w:pPr>
-        <w:spacing w:line="560" w:lineRule="exact" w:after="40"/>
+        <w:spacing w:line="560" w:lineRule="exact" w:after="20"/>
         <w:ind w:firstLine="640"/>
       </w:pPr>
       <w:r>
@@ -1455,7 +2141,7 @@
     </w:p>
     <w:p>
       <w:pPr>
-        <w:spacing w:line="560" w:lineRule="exact" w:after="40"/>
+        <w:spacing w:line="560" w:lineRule="exact" w:after="20"/>
         <w:ind w:firstLine="640"/>
       </w:pPr>
       <w:r>
@@ -1463,12 +2149,12 @@
           <w:rFonts w:ascii="仿宋" w:hAnsi="仿宋" w:eastAsia="仿宋"/>
           <w:sz w:val="32"/>
         </w:rPr>
-        <w:t>一是多集群统一管理。实现杭州、成都、台湾、海外等多地集群的统一纳管与策略统一下发，消除信息孤岛，实现集团级资源管控。二是全栈可观测性。提供多维度监控告警、日志审计、链路追踪，保障生产系统SLA，支撑运维团队快速定位问题。三是GPU调度管理。支持GPU/NPU资源的细粒度调度与监控，满足AI辅助研发与大数据分析算力需求。四是DevOps自动化。内置CI/CD流水线，加速研发迭代与交付效率。五是多租户与权限管理。按业务线（研发/制造/运营）和区域进行资源隔离与配额管理，满足多部门共享平台需求。六是应用商店。提供Helm应用一键部署，加速中间件（Redis、RocketMQ、MySQL等）的交付。</w:t>
+        <w:t>一是多集群统一管理。实现杭州总部、成都基地、厦门基地及海外子公司集群的统一纳管与策略统一下发。二是全栈可观测性。提供多维度监控告警、日志审计、链路追踪，保障生产系统SLA。三是GPU调度管理。支持GPU资源的细粒度调度与监控，满足AI研发、智能质检等算力需求。四是易捷版DevOps。内置CI/CD流水线，加速应用交付效率。五是多租户与权限管理。按研发/制造/运营等业务线进行资源隔离与配额管理。六是信创适配。全面支持鲲鹏、飞腾等国产CPU及麒麟、统信等国产操作系统。</w:t>
       </w:r>
     </w:p>
     <w:p>
       <w:pPr>
-        <w:spacing w:before="120" w:after="60"/>
+        <w:spacing w:before="80" w:after="40"/>
         <w:ind w:firstLine="0"/>
       </w:pPr>
       <w:r>
@@ -1482,7 +2168,7 @@
     </w:p>
     <w:p>
       <w:pPr>
-        <w:spacing w:line="560" w:lineRule="exact" w:after="40"/>
+        <w:spacing w:line="560" w:lineRule="exact" w:after="20"/>
         <w:ind w:firstLine="640"/>
       </w:pPr>
       <w:r>
@@ -1490,7 +2176,7 @@
           <w:rFonts w:ascii="仿宋" w:hAnsi="仿宋" w:eastAsia="仿宋"/>
           <w:sz w:val="32"/>
         </w:rPr>
-        <w:t>青云AI智算平台基于统一全栈架构打造AI算力底座，具备异构算力调度能力，可有效支撑科百特在AI辅助膜材料研发、生产过程大数据分析、质量预测、供应链优化等场景的AI算力需求。平台支持GPU、NPU、CPU混合调度，提供训练任务管理与资源配额管控，内置算法开发环境与模型管理，并与KubeSphere容器平台深度集成，实现算力资源的统一运营与调度。</w:t>
+        <w:t>青云AI智算平台基于统一全栈架构打造AI算力底座，具备异构算力调度能力，可有效支撑科百特在膜材料AI辅助研发、智能质检、良率预测、供应链优化等场景的AI算力需求。平台支持GPU、NPU、CPU混合调度，提供训练任务管理与资源配额管控，内置算法开发环境与模型管理，并与KubeSphere容器平台深度集成。</w:t>
       </w:r>
     </w:p>
     <w:p>
@@ -1500,16 +2186,16 @@
       </w:pPr>
       <w:r>
         <w:rPr>
-          <w:rFonts w:ascii="楷体" w:hAnsi="楷体" w:eastAsia="楷体"/>
+          <w:rFonts w:ascii="黑体" w:hAnsi="黑体" w:eastAsia="黑体"/>
           <w:b/>
           <w:sz w:val="32"/>
         </w:rPr>
-        <w:t>（三）信创国产化支持</w:t>
+        <w:t>六、青云方案对科百特的价值</w:t>
       </w:r>
     </w:p>
     <w:p>
       <w:pPr>
-        <w:spacing w:line="560" w:lineRule="exact" w:after="40"/>
+        <w:spacing w:line="560" w:lineRule="exact" w:after="20"/>
         <w:ind w:firstLine="640"/>
       </w:pPr>
       <w:r>
@@ -1517,34 +2203,7 @@
           <w:rFonts w:ascii="仿宋" w:hAnsi="仿宋" w:eastAsia="仿宋"/>
           <w:sz w:val="32"/>
         </w:rPr>
-        <w:t>青云KubeSphere企业版全面支持信创国产化，已完成与鲲鹏、飞腾、海光等国产CPU及麒麟、统信等国产操作系统的适配认证，满足科百特作为国家重点制造企业的信创改造需求。青云科技已连续多年入选十大信创云品牌，在国家电网、金融、制造等行业积累了丰富的信创落地经验。</w:t>
-      </w:r>
-    </w:p>
-    <w:p>
-      <w:pPr>
-        <w:spacing w:before="160" w:after="80"/>
-        <w:ind w:firstLine="0"/>
-      </w:pPr>
-      <w:r>
-        <w:rPr>
-          <w:rFonts w:ascii="黑体" w:hAnsi="黑体" w:eastAsia="黑体"/>
-          <w:b/>
-          <w:sz w:val="32"/>
-        </w:rPr>
-        <w:t>五、方案价值总结</w:t>
-      </w:r>
-    </w:p>
-    <w:p>
-      <w:pPr>
-        <w:spacing w:line="560" w:lineRule="exact" w:after="40"/>
-        <w:ind w:firstLine="640"/>
-      </w:pPr>
-      <w:r>
-        <w:rPr>
-          <w:rFonts w:ascii="仿宋" w:hAnsi="仿宋" w:eastAsia="仿宋"/>
-          <w:sz w:val="32"/>
-        </w:rPr>
-        <w:t>通过部署青云KubeSphere企业版及AI智算平台，可为科百特带来以下核心价值。一是实现全球多站点IT基础设施统一管理，降低运维复杂度与人力成本。二是构建企业级AI算力底座，加速膜材料研发与工艺优化进程。三是提升生产系统可用性与可观测性，保障制造业务连续性。四是满足信创国产化合规要求，平滑推进自主可控进程。五是降低整体IT建设成本，实现从资源消耗型向平台运营型转变。六是支撑企业全球化业务扩张，为未来营收百亿目标提供可靠的IT基础设施保障。</w:t>
+        <w:t>一是实现全球IT基础设施统一管理，降低运维复杂度与人力成本。二是构建企业级AI算力底座，加速膜材料研发与智能制造进程。三是提升生产系统可用性与可观测性，保障制造业务连续性。四是满足信创国产化合规要求，平滑推进自主可控进程。五是降低整体IT建设成本，实现从资源消耗型向平台运营型转变。</w:t>
       </w:r>
     </w:p>
     <w:sectPr>

--- a/星期五的工作区/2026-06-12_科百特组织架构与IT架构方案_V1.0.docx
+++ b/星期五的工作区/2026-06-12_科百特组织架构与IT架构方案_V1.0.docx
@@ -4,7 +4,36 @@
   <w:body>
     <w:p>
       <w:pPr>
-        <w:spacing w:before="240"/>
+        <w:spacing w:before="240" w:after="120"/>
+        <w:ind w:firstLine="0"/>
+        <w:jc w:val="center"/>
+      </w:pPr>
+      <w:r>
+        <w:rPr>
+          <w:rFonts w:ascii="黑体" w:hAnsi="黑体" w:eastAsia="黑体"/>
+          <w:b/>
+          <w:sz w:val="44"/>
+        </w:rPr>
+        <w:t>科百特组织架构与IT架构方案</w:t>
+      </w:r>
+    </w:p>
+    <w:p>
+      <w:pPr>
+        <w:spacing w:after="120"/>
+        <w:ind w:firstLine="0"/>
+        <w:jc w:val="center"/>
+      </w:pPr>
+      <w:r>
+        <w:rPr>
+          <w:rFonts w:ascii="仿宋" w:hAnsi="仿宋" w:eastAsia="仿宋"/>
+          <w:sz w:val="32"/>
+        </w:rPr>
+        <w:t>——基于青云KubeSphere企业版及AI智算平台的IT架构规划</w:t>
+      </w:r>
+    </w:p>
+    <w:p>
+      <w:pPr>
+        <w:spacing w:before="480"/>
         <w:ind w:firstLine="0"/>
         <w:jc w:val="right"/>
       </w:pPr>
@@ -22,36 +51,7 @@
     </w:p>
     <w:p>
       <w:pPr>
-        <w:spacing w:before="120" w:after="60"/>
-        <w:ind w:firstLine="0"/>
-        <w:jc w:val="center"/>
-      </w:pPr>
-      <w:r>
-        <w:rPr>
-          <w:rFonts w:ascii="黑体" w:hAnsi="黑体" w:eastAsia="黑体"/>
-          <w:b/>
-          <w:sz w:val="44"/>
-        </w:rPr>
-        <w:t>科百特组织架构与IT架构方案</w:t>
-      </w:r>
-    </w:p>
-    <w:p>
-      <w:pPr>
-        <w:spacing w:after="60"/>
-        <w:ind w:firstLine="0"/>
-        <w:jc w:val="center"/>
-      </w:pPr>
-      <w:r>
-        <w:rPr>
-          <w:rFonts w:ascii="仿宋" w:hAnsi="仿宋" w:eastAsia="仿宋"/>
-          <w:sz w:val="32"/>
-        </w:rPr>
-        <w:t>——基于青云KubeSphere企业版及AI智算平台的IT架构规划</w:t>
-      </w:r>
-    </w:p>
-    <w:p>
-      <w:pPr>
-        <w:spacing w:before="120" w:after="60"/>
+        <w:spacing w:before="160" w:after="80"/>
         <w:ind w:firstLine="0"/>
       </w:pPr>
       <w:r>
@@ -65,7 +65,7 @@
     </w:p>
     <w:p>
       <w:pPr>
-        <w:spacing w:line="560" w:lineRule="exact" w:after="20"/>
+        <w:spacing w:line="560" w:lineRule="exact" w:after="40"/>
         <w:ind w:firstLine="640"/>
       </w:pPr>
       <w:r>
@@ -73,12 +73,12 @@
           <w:rFonts w:ascii="仿宋" w:hAnsi="仿宋" w:eastAsia="仿宋"/>
           <w:sz w:val="32"/>
         </w:rPr>
-        <w:t>杭州科百特过滤器材有限公司（Cobetter）成立于2003年，是全球领先的创新型过滤企业，专注于纳米级过滤分离膜技术的研发与应用，是国家制造业单项冠军示范企业，荣获国家科技进步奖一等奖。总部位于浙江杭州萧山区。</w:t>
+        <w:t>杭州科百特过滤器材有限公司（Cobetter）成立于2003年，是一家全球领先的膜技术应用创新型过滤企业，总部位于浙江省杭州市萧山区。公司专注于微孔过滤膜及流体管理系统的研发与制造，服务于集成电路、生物制药、食品饮料、化工、新能源等产业领域。公司创始人兼董事长张应民毕业于浙江大学化工系。</w:t>
       </w:r>
     </w:p>
     <w:p>
       <w:pPr>
-        <w:spacing w:line="560" w:lineRule="exact" w:after="20"/>
+        <w:spacing w:line="560" w:lineRule="exact" w:after="40"/>
         <w:ind w:firstLine="640"/>
       </w:pPr>
       <w:r>
@@ -86,12 +86,12 @@
           <w:rFonts w:ascii="仿宋" w:hAnsi="仿宋" w:eastAsia="仿宋"/>
           <w:sz w:val="32"/>
         </w:rPr>
-        <w:t>公司现有员工8100余人，其中工程师3400余人，建有42个研究与应用中心。2025年营业总收入约50亿元，服务全球132个国家的客户。公司产品覆盖生物医药、集成电路、医疗健康、新能源等领域，突破除病毒过滤、ECMO膜材等关键技术，打破国外长期垄断。</w:t>
+        <w:t>科百特目前拥有员工约8100人，其中专业技术工程师超过1600人，拥有一支由十多位海外专家领衔的研发团队。2024年集团营收超40亿元，纳税4.25亿元，研发投入4.75亿元；2025年营收预计突破50亿元，保持25%以上增长速度。公司已获得国家制造业单项冠军示范企业、国家科技进步一等奖等荣誉，拥有超过1800项授权专利，建有42个研究应用中心。</w:t>
       </w:r>
     </w:p>
     <w:p>
       <w:pPr>
-        <w:spacing w:before="120" w:after="60"/>
+        <w:spacing w:before="160" w:after="80"/>
         <w:ind w:firstLine="0"/>
       </w:pPr>
       <w:r>
@@ -103,68 +103,36 @@
         <w:t>二、公司组织架构</w:t>
       </w:r>
     </w:p>
-    <w:p>
-      <w:pPr>
-        <w:spacing w:line="560" w:lineRule="exact" w:after="20"/>
-        <w:ind w:firstLine="640"/>
-      </w:pPr>
-      <w:r>
-        <w:rPr>
-          <w:rFonts w:ascii="仿宋" w:hAnsi="仿宋" w:eastAsia="仿宋"/>
-          <w:sz w:val="32"/>
-        </w:rPr>
-        <w:t>公司形成了以股东大会为最高权力机构、董事会为决策机构、总经理为执行负责人的规范治理结构。董事长张应民为公司创始人兼法定代表人。</w:t>
-      </w:r>
-    </w:p>
-    <w:p>
-      <w:pPr>
-        <w:spacing w:before="80" w:after="40"/>
-        <w:ind w:firstLine="0"/>
-      </w:pPr>
-      <w:r>
-        <w:rPr>
-          <w:rFonts w:ascii="楷体" w:hAnsi="楷体" w:eastAsia="楷体"/>
-          <w:b/>
-          <w:sz w:val="32"/>
-        </w:rPr>
-        <w:t>（一）组织架构表</w:t>
-      </w:r>
-    </w:p>
     <w:tbl>
       <w:tblPr>
-        <w:tblStyle w:val="TableGrid"/>
         <w:tblW w:type="auto" w:w="0"/>
         <w:jc w:val="center"/>
         <w:tblLook w:firstColumn="1" w:firstRow="1" w:lastColumn="0" w:lastRow="0" w:noHBand="0" w:noVBand="1" w:val="04A0"/>
       </w:tblPr>
       <w:tblGrid>
-        <w:gridCol w:w="1264"/>
-        <w:gridCol w:w="1264"/>
-        <w:gridCol w:w="1264"/>
-        <w:gridCol w:w="1264"/>
-        <w:gridCol w:w="1264"/>
-        <w:gridCol w:w="1264"/>
-        <w:gridCol w:w="1264"/>
+        <w:gridCol w:w="3402"/>
       </w:tblGrid>
       <w:tr>
         <w:tc>
           <w:tcPr>
-            <w:tcW w:type="dxa" w:w="10487"/>
-            <w:gridSpan w:val="7"/>
-            <w:shd w:fill="1F4E79"/>
+            <w:tcW w:type="dxa" w:w="8845"/>
+            <w:shd w:fill="1F4E79" w:val="clear"/>
           </w:tcPr>
           <w:p>
             <w:pPr>
-              <w:spacing w:before="40" w:after="40"/>
+              <w:spacing w:before="40" w:after="40" w:line="320" w:lineRule="exact"/>
               <w:ind w:firstLine="0"/>
               <w:jc w:val="center"/>
             </w:pPr>
-            <w:r/>
+            <w:r>
+              <w:rPr>
+                <w:color w:val="FFFFFF"/>
+              </w:rPr>
+            </w:r>
             <w:r>
               <w:rPr>
                 <w:rFonts w:ascii="黑体" w:hAnsi="黑体" w:eastAsia="黑体"/>
                 <w:b/>
-                <w:color w:val="FFFFFF"/>
                 <w:sz w:val="28"/>
               </w:rPr>
               <w:t>股东大会</w:t>
@@ -172,26 +140,39 @@
           </w:p>
         </w:tc>
       </w:tr>
+    </w:tbl>
+    <w:tbl>
+      <w:tblPr>
+        <w:tblW w:type="auto" w:w="0"/>
+        <w:jc w:val="center"/>
+        <w:tblLook w:firstColumn="1" w:firstRow="1" w:lastColumn="0" w:lastRow="0" w:noHBand="0" w:noVBand="1" w:val="04A0"/>
+      </w:tblPr>
+      <w:tblGrid>
+        <w:gridCol w:w="2551"/>
+        <w:gridCol w:w="2551"/>
+      </w:tblGrid>
       <w:tr>
         <w:tc>
           <w:tcPr>
-            <w:tcW w:type="dxa" w:w="4535"/>
-            <w:gridSpan w:val="3"/>
-            <w:shd w:fill="2E75B6"/>
+            <w:tcW w:type="dxa" w:w="4422"/>
+            <w:shd w:fill="1F4E79" w:val="clear"/>
           </w:tcPr>
           <w:p>
             <w:pPr>
-              <w:spacing w:before="40" w:after="40"/>
+              <w:spacing w:before="40" w:after="40" w:line="320" w:lineRule="exact"/>
               <w:ind w:firstLine="0"/>
               <w:jc w:val="center"/>
             </w:pPr>
-            <w:r/>
+            <w:r>
+              <w:rPr>
+                <w:color w:val="FFFFFF"/>
+              </w:rPr>
+            </w:r>
             <w:r>
               <w:rPr>
                 <w:rFonts w:ascii="黑体" w:hAnsi="黑体" w:eastAsia="黑体"/>
                 <w:b/>
-                <w:color w:val="FFFFFF"/>
-                <w:sz w:val="24"/>
+                <w:sz w:val="28"/>
               </w:rPr>
               <w:t>董事会</w:t>
             </w:r>
@@ -199,37 +180,103 @@
         </w:tc>
         <w:tc>
           <w:tcPr>
-            <w:tcW w:type="dxa" w:w="2834"/>
-            <w:gridSpan w:val="2"/>
-            <w:shd w:fill="2E75B6"/>
+            <w:tcW w:type="dxa" w:w="4422"/>
+            <w:shd w:fill="1F4E79" w:val="clear"/>
           </w:tcPr>
           <w:p>
             <w:pPr>
-              <w:spacing w:before="40" w:after="40"/>
+              <w:spacing w:before="40" w:after="40" w:line="320" w:lineRule="exact"/>
               <w:ind w:firstLine="0"/>
               <w:jc w:val="center"/>
             </w:pPr>
-            <w:r/>
+            <w:r>
+              <w:rPr>
+                <w:color w:val="FFFFFF"/>
+              </w:rPr>
+            </w:r>
             <w:r>
               <w:rPr>
                 <w:rFonts w:ascii="黑体" w:hAnsi="黑体" w:eastAsia="黑体"/>
                 <w:b/>
-                <w:color w:val="FFFFFF"/>
-                <w:sz w:val="24"/>
+                <w:sz w:val="28"/>
               </w:rPr>
               <w:t>监事会</w:t>
             </w:r>
           </w:p>
         </w:tc>
+      </w:tr>
+    </w:tbl>
+    <w:p>
+      <w:pPr>
+        <w:spacing w:after="0"/>
+      </w:pPr>
+    </w:p>
+    <w:tbl>
+      <w:tblPr>
+        <w:tblW w:type="auto" w:w="0"/>
+        <w:jc w:val="center"/>
+        <w:tblLook w:firstColumn="1" w:firstRow="1" w:lastColumn="0" w:lastRow="0" w:noHBand="0" w:noVBand="1" w:val="04A0"/>
+      </w:tblPr>
+      <w:tblGrid>
+        <w:gridCol w:w="3402"/>
+      </w:tblGrid>
+      <w:tr>
         <w:tc>
           <w:tcPr>
-            <w:tcW w:type="dxa" w:w="3118"/>
-            <w:gridSpan w:val="2"/>
-            <w:shd w:fill="2E75B6"/>
+            <w:tcW w:type="dxa" w:w="8845"/>
+            <w:shd w:fill="4472C4" w:val="clear"/>
           </w:tcPr>
           <w:p>
             <w:pPr>
-              <w:spacing w:before="40" w:after="40"/>
+              <w:spacing w:before="40" w:after="40" w:line="320" w:lineRule="exact"/>
+              <w:ind w:firstLine="0"/>
+              <w:jc w:val="center"/>
+            </w:pPr>
+            <w:r>
+              <w:rPr>
+                <w:color w:val="FFFFFF"/>
+              </w:rPr>
+            </w:r>
+            <w:r>
+              <w:rPr>
+                <w:rFonts w:ascii="黑体" w:hAnsi="黑体" w:eastAsia="黑体"/>
+                <w:b/>
+                <w:sz w:val="24"/>
+              </w:rPr>
+              <w:t>总经理（张应民）</w:t>
+            </w:r>
+          </w:p>
+        </w:tc>
+      </w:tr>
+    </w:tbl>
+    <w:p>
+      <w:pPr>
+        <w:spacing w:after="0"/>
+      </w:pPr>
+    </w:p>
+    <w:tbl>
+      <w:tblPr>
+        <w:tblW w:type="auto" w:w="0"/>
+        <w:jc w:val="center"/>
+        <w:tblLook w:firstColumn="1" w:firstRow="1" w:lastColumn="0" w:lastRow="0" w:noHBand="0" w:noVBand="1" w:val="04A0"/>
+      </w:tblPr>
+      <w:tblGrid>
+        <w:gridCol w:w="1304"/>
+        <w:gridCol w:w="1304"/>
+        <w:gridCol w:w="1304"/>
+        <w:gridCol w:w="1304"/>
+        <w:gridCol w:w="1304"/>
+        <w:gridCol w:w="1304"/>
+      </w:tblGrid>
+      <w:tr>
+        <w:tc>
+          <w:tcPr>
+            <w:tcW w:type="dxa" w:w="1474"/>
+            <w:shd w:fill="D6E4F0" w:val="clear"/>
+          </w:tcPr>
+          <w:p>
+            <w:pPr>
+              <w:spacing w:before="40" w:after="40" w:line="320" w:lineRule="exact"/>
               <w:ind w:firstLine="0"/>
               <w:jc w:val="center"/>
             </w:pPr>
@@ -238,150 +285,6 @@
               <w:rPr>
                 <w:rFonts w:ascii="仿宋" w:hAnsi="仿宋" w:eastAsia="仿宋"/>
                 <w:b w:val="0"/>
-                <w:color w:val="FFFFFF"/>
-                <w:sz w:val="20"/>
-              </w:rPr>
-              <w:t>审计委员会</w:t>
-            </w:r>
-          </w:p>
-        </w:tc>
-      </w:tr>
-      <w:tr>
-        <w:tc>
-          <w:tcPr>
-            <w:tcW w:type="dxa" w:w="10487"/>
-            <w:gridSpan w:val="7"/>
-            <w:shd w:fill="4472C4"/>
-          </w:tcPr>
-          <w:p>
-            <w:pPr>
-              <w:spacing w:before="40" w:after="40"/>
-              <w:ind w:firstLine="0"/>
-              <w:jc w:val="center"/>
-            </w:pPr>
-            <w:r/>
-            <w:r>
-              <w:rPr>
-                <w:rFonts w:ascii="黑体" w:hAnsi="黑体" w:eastAsia="黑体"/>
-                <w:b/>
-                <w:color w:val="FFFFFF"/>
-                <w:sz w:val="26"/>
-              </w:rPr>
-              <w:t>总经理（CEO）  张应民</w:t>
-            </w:r>
-          </w:p>
-        </w:tc>
-      </w:tr>
-      <w:tr>
-        <w:tc>
-          <w:tcPr>
-            <w:tcW w:type="dxa" w:w="3118"/>
-            <w:gridSpan w:val="2"/>
-            <w:shd w:fill="D6E4F0"/>
-          </w:tcPr>
-          <w:p>
-            <w:pPr>
-              <w:spacing w:before="40" w:after="40"/>
-              <w:ind w:firstLine="0"/>
-              <w:jc w:val="center"/>
-            </w:pPr>
-            <w:r/>
-            <w:r>
-              <w:rPr>
-                <w:rFonts w:ascii="仿宋" w:hAnsi="仿宋" w:eastAsia="仿宋"/>
-                <w:b/>
-                <w:sz w:val="20"/>
-              </w:rPr>
-              <w:t>研发副总裁</w:t>
-            </w:r>
-          </w:p>
-        </w:tc>
-        <w:tc>
-          <w:tcPr>
-            <w:tcW w:type="dxa" w:w="2834"/>
-            <w:gridSpan w:val="2"/>
-            <w:shd w:fill="D6E4F0"/>
-          </w:tcPr>
-          <w:p>
-            <w:pPr>
-              <w:spacing w:before="40" w:after="40"/>
-              <w:ind w:firstLine="0"/>
-              <w:jc w:val="center"/>
-            </w:pPr>
-            <w:r/>
-            <w:r>
-              <w:rPr>
-                <w:rFonts w:ascii="仿宋" w:hAnsi="仿宋" w:eastAsia="仿宋"/>
-                <w:b/>
-                <w:sz w:val="20"/>
-              </w:rPr>
-              <w:t>制造/运营副总裁</w:t>
-            </w:r>
-          </w:p>
-        </w:tc>
-        <w:tc>
-          <w:tcPr>
-            <w:tcW w:type="dxa" w:w="2834"/>
-            <w:gridSpan w:val="2"/>
-            <w:shd w:fill="D6E4F0"/>
-          </w:tcPr>
-          <w:p>
-            <w:pPr>
-              <w:spacing w:before="40" w:after="40"/>
-              <w:ind w:firstLine="0"/>
-              <w:jc w:val="center"/>
-            </w:pPr>
-            <w:r/>
-            <w:r>
-              <w:rPr>
-                <w:rFonts w:ascii="仿宋" w:hAnsi="仿宋" w:eastAsia="仿宋"/>
-                <w:b/>
-                <w:sz w:val="20"/>
-              </w:rPr>
-              <w:t>销售/市场副总裁</w:t>
-            </w:r>
-          </w:p>
-        </w:tc>
-        <w:tc>
-          <w:tcPr>
-            <w:tcW w:type="dxa" w:w="1701"/>
-            <w:shd w:fill="D6E4F0"/>
-          </w:tcPr>
-          <w:p>
-            <w:pPr>
-              <w:spacing w:before="40" w:after="40"/>
-              <w:ind w:firstLine="0"/>
-              <w:jc w:val="center"/>
-            </w:pPr>
-            <w:r/>
-            <w:r>
-              <w:rPr>
-                <w:rFonts w:ascii="仿宋" w:hAnsi="仿宋" w:eastAsia="仿宋"/>
-                <w:b/>
-                <w:sz w:val="20"/>
-              </w:rPr>
-              <w:t>CTO/首席技术官</w:t>
-            </w:r>
-          </w:p>
-        </w:tc>
-      </w:tr>
-      <w:tr>
-        <w:tc>
-          <w:tcPr>
-            <w:tcW w:type="dxa" w:w="1701"/>
-            <w:shd w:fill="BDD7EE"/>
-          </w:tcPr>
-          <w:p>
-            <w:pPr>
-              <w:spacing w:before="40" w:after="40"/>
-              <w:ind w:firstLine="0"/>
-              <w:jc w:val="center"/>
-            </w:pPr>
-            <w:r/>
-            <w:r>
-              <w:rPr>
-                <w:rFonts w:ascii="仿宋" w:hAnsi="仿宋" w:eastAsia="仿宋"/>
-                <w:b/>
                 <w:sz w:val="20"/>
               </w:rPr>
               <w:t>研发中心</w:t>
@@ -390,14 +293,12 @@
         </w:tc>
         <w:tc>
           <w:tcPr>
-            <w:tcW w:type="dxa" w:w="4251"/>
-            <w:gridSpan w:val="3"/>
-            <w:shd w:fill="BDD7EE"/>
-            <w:shd w:fill="BDD7EE"/>
+            <w:tcW w:type="dxa" w:w="1474"/>
+            <w:shd w:fill="D6E4F0" w:val="clear"/>
           </w:tcPr>
           <w:p>
             <w:pPr>
-              <w:spacing w:before="40" w:after="40"/>
+              <w:spacing w:before="40" w:after="40" w:line="320" w:lineRule="exact"/>
               <w:ind w:firstLine="0"/>
               <w:jc w:val="center"/>
             </w:pPr>
@@ -405,24 +306,21 @@
             <w:r>
               <w:rPr>
                 <w:rFonts w:ascii="仿宋" w:hAnsi="仿宋" w:eastAsia="仿宋"/>
-                <w:b/>
+                <w:b w:val="0"/>
                 <w:sz w:val="20"/>
               </w:rPr>
-              <w:t>市场销售中心</w:t>
-              <w:br/>
-              <w:t>（国内/海外/子公司）</w:t>
+              <w:t>制造中心</w:t>
             </w:r>
           </w:p>
         </w:tc>
         <w:tc>
           <w:tcPr>
-            <w:tcW w:type="dxa" w:w="2834"/>
-            <w:gridSpan w:val="2"/>
-            <w:shd w:fill="BDD7EE"/>
+            <w:tcW w:type="dxa" w:w="1474"/>
+            <w:shd w:fill="D6E4F0" w:val="clear"/>
           </w:tcPr>
           <w:p>
             <w:pPr>
-              <w:spacing w:before="40" w:after="40"/>
+              <w:spacing w:before="40" w:after="40" w:line="320" w:lineRule="exact"/>
               <w:ind w:firstLine="0"/>
               <w:jc w:val="center"/>
             </w:pPr>
@@ -430,7 +328,55 @@
             <w:r>
               <w:rPr>
                 <w:rFonts w:ascii="仿宋" w:hAnsi="仿宋" w:eastAsia="仿宋"/>
-                <w:b/>
+                <w:b w:val="0"/>
+                <w:sz w:val="20"/>
+              </w:rPr>
+              <w:t>市场销售</w:t>
+              <w:br/>
+              <w:t>中心</w:t>
+            </w:r>
+          </w:p>
+        </w:tc>
+        <w:tc>
+          <w:tcPr>
+            <w:tcW w:type="dxa" w:w="1474"/>
+            <w:shd w:fill="D6E4F0" w:val="clear"/>
+          </w:tcPr>
+          <w:p>
+            <w:pPr>
+              <w:spacing w:before="40" w:after="40" w:line="320" w:lineRule="exact"/>
+              <w:ind w:firstLine="0"/>
+              <w:jc w:val="center"/>
+            </w:pPr>
+            <w:r/>
+            <w:r>
+              <w:rPr>
+                <w:rFonts w:ascii="仿宋" w:hAnsi="仿宋" w:eastAsia="仿宋"/>
+                <w:b w:val="0"/>
+                <w:sz w:val="20"/>
+              </w:rPr>
+              <w:t>质量与</w:t>
+              <w:br/>
+              <w:t>验证中心</w:t>
+            </w:r>
+          </w:p>
+        </w:tc>
+        <w:tc>
+          <w:tcPr>
+            <w:tcW w:type="dxa" w:w="1474"/>
+            <w:shd w:fill="D6E4F0" w:val="clear"/>
+          </w:tcPr>
+          <w:p>
+            <w:pPr>
+              <w:spacing w:before="40" w:after="40" w:line="320" w:lineRule="exact"/>
+              <w:ind w:firstLine="0"/>
+              <w:jc w:val="center"/>
+            </w:pPr>
+            <w:r/>
+            <w:r>
+              <w:rPr>
+                <w:rFonts w:ascii="仿宋" w:hAnsi="仿宋" w:eastAsia="仿宋"/>
+                <w:b w:val="0"/>
                 <w:sz w:val="20"/>
               </w:rPr>
               <w:t>信息技术部</w:t>
@@ -441,12 +387,12 @@
         </w:tc>
         <w:tc>
           <w:tcPr>
-            <w:tcW w:type="dxa" w:w="1701"/>
-            <w:shd w:fill="BDD7EE"/>
+            <w:tcW w:type="dxa" w:w="1474"/>
+            <w:shd w:fill="D6E4F0" w:val="clear"/>
           </w:tcPr>
           <w:p>
             <w:pPr>
-              <w:spacing w:before="40" w:after="40"/>
+              <w:spacing w:before="40" w:after="40" w:line="320" w:lineRule="exact"/>
               <w:ind w:firstLine="0"/>
               <w:jc w:val="center"/>
             </w:pPr>
@@ -454,23 +400,44 @@
             <w:r>
               <w:rPr>
                 <w:rFonts w:ascii="仿宋" w:hAnsi="仿宋" w:eastAsia="仿宋"/>
-                <w:b/>
+                <w:b w:val="0"/>
                 <w:sz w:val="20"/>
               </w:rPr>
-              <w:t>质量与可靠性部</w:t>
+              <w:t>财务与</w:t>
+              <w:br/>
+              <w:t>行政中心</w:t>
             </w:r>
           </w:p>
         </w:tc>
       </w:tr>
+    </w:tbl>
+    <w:p>
+      <w:pPr>
+        <w:spacing w:after="0"/>
+      </w:pPr>
+    </w:p>
+    <w:tbl>
+      <w:tblPr>
+        <w:tblW w:type="auto" w:w="0"/>
+        <w:jc w:val="center"/>
+        <w:tblLook w:firstColumn="1" w:firstRow="1" w:lastColumn="0" w:lastRow="0" w:noHBand="0" w:noVBand="1" w:val="04A0"/>
+      </w:tblPr>
+      <w:tblGrid>
+        <w:gridCol w:w="1474"/>
+        <w:gridCol w:w="1474"/>
+        <w:gridCol w:w="1474"/>
+        <w:gridCol w:w="1474"/>
+        <w:gridCol w:w="1474"/>
+      </w:tblGrid>
       <w:tr>
         <w:tc>
           <w:tcPr>
-            <w:tcW w:type="dxa" w:w="1701"/>
-            <w:shd w:fill="E2EFDA"/>
+            <w:tcW w:type="dxa" w:w="1769"/>
+            <w:shd w:fill="E9F0F9" w:val="clear"/>
           </w:tcPr>
           <w:p>
             <w:pPr>
-              <w:spacing w:before="40" w:after="40"/>
+              <w:spacing w:before="40" w:after="40" w:line="320" w:lineRule="exact"/>
               <w:ind w:firstLine="0"/>
               <w:jc w:val="center"/>
             </w:pPr>
@@ -481,18 +448,22 @@
                 <w:b w:val="0"/>
                 <w:sz w:val="18"/>
               </w:rPr>
-              <w:t>研发管理部</w:t>
+              <w:t>膜材料</w:t>
+              <w:br/>
+              <w:t>研发平台</w:t>
+              <w:br/>
+              <w:t>（11个）</w:t>
             </w:r>
           </w:p>
         </w:tc>
         <w:tc>
           <w:tcPr>
-            <w:tcW w:type="dxa" w:w="1417"/>
-            <w:shd w:fill="E2EFDA"/>
+            <w:tcW w:type="dxa" w:w="1769"/>
+            <w:shd w:fill="E9F0F9" w:val="clear"/>
           </w:tcPr>
           <w:p>
             <w:pPr>
-              <w:spacing w:before="40" w:after="40"/>
+              <w:spacing w:before="40" w:after="40" w:line="320" w:lineRule="exact"/>
               <w:ind w:firstLine="0"/>
               <w:jc w:val="center"/>
             </w:pPr>
@@ -503,18 +474,20 @@
                 <w:b w:val="0"/>
                 <w:sz w:val="18"/>
               </w:rPr>
-              <w:t>生产管理部</w:t>
+              <w:t>产品</w:t>
+              <w:br/>
+              <w:t>设计部</w:t>
             </w:r>
           </w:p>
         </w:tc>
         <w:tc>
           <w:tcPr>
-            <w:tcW w:type="dxa" w:w="1417"/>
-            <w:shd w:fill="E2EFDA"/>
+            <w:tcW w:type="dxa" w:w="1769"/>
+            <w:shd w:fill="E9F0F9" w:val="clear"/>
           </w:tcPr>
           <w:p>
             <w:pPr>
-              <w:spacing w:before="40" w:after="40"/>
+              <w:spacing w:before="40" w:after="40" w:line="320" w:lineRule="exact"/>
               <w:ind w:firstLine="0"/>
               <w:jc w:val="center"/>
             </w:pPr>
@@ -525,18 +498,20 @@
                 <w:b w:val="0"/>
                 <w:sz w:val="18"/>
               </w:rPr>
-              <w:t>国内销售部</w:t>
+              <w:t>应用</w:t>
+              <w:br/>
+              <w:t>技术部</w:t>
             </w:r>
           </w:p>
         </w:tc>
         <w:tc>
           <w:tcPr>
-            <w:tcW w:type="dxa" w:w="1417"/>
-            <w:shd w:fill="E2EFDA"/>
+            <w:tcW w:type="dxa" w:w="1769"/>
+            <w:shd w:fill="E9F0F9" w:val="clear"/>
           </w:tcPr>
           <w:p>
             <w:pPr>
-              <w:spacing w:before="40" w:after="40"/>
+              <w:spacing w:before="40" w:after="40" w:line="320" w:lineRule="exact"/>
               <w:ind w:firstLine="0"/>
               <w:jc w:val="center"/>
             </w:pPr>
@@ -547,19 +522,22 @@
                 <w:b w:val="0"/>
                 <w:sz w:val="18"/>
               </w:rPr>
-              <w:t>海外销售部</w:t>
+              <w:t>验证</w:t>
+              <w:br/>
+              <w:t>测试中心</w:t>
+              <w:br/>
+              <w:t>（CNAS）</w:t>
             </w:r>
           </w:p>
         </w:tc>
         <w:tc>
           <w:tcPr>
-            <w:tcW w:type="dxa" w:w="2834"/>
-            <w:gridSpan w:val="2"/>
-            <w:shd w:fill="E2EFDA"/>
+            <w:tcW w:type="dxa" w:w="1769"/>
+            <w:shd w:fill="E9F0F9" w:val="clear"/>
           </w:tcPr>
           <w:p>
             <w:pPr>
-              <w:spacing w:before="40" w:after="40"/>
+              <w:spacing w:before="40" w:after="40" w:line="320" w:lineRule="exact"/>
               <w:ind w:firstLine="0"/>
               <w:jc w:val="center"/>
             </w:pPr>
@@ -570,139 +548,9 @@
                 <w:b w:val="0"/>
                 <w:sz w:val="18"/>
               </w:rPr>
-              <w:t>IT基础架构组</w:t>
-            </w:r>
-          </w:p>
-        </w:tc>
-        <w:tc>
-          <w:tcPr>
-            <w:tcW w:type="dxa" w:w="1701"/>
-            <w:shd w:fill="E2EFDA"/>
-          </w:tcPr>
-          <w:p>
-            <w:pPr>
-              <w:spacing w:before="40" w:after="40"/>
-              <w:ind w:firstLine="0"/>
-              <w:jc w:val="center"/>
-            </w:pPr>
-            <w:r/>
-            <w:r>
-              <w:rPr>
-                <w:rFonts w:ascii="仿宋" w:hAnsi="仿宋" w:eastAsia="仿宋"/>
-                <w:b w:val="0"/>
-                <w:sz w:val="18"/>
-              </w:rPr>
-              <w:t>质量管理部</w:t>
-            </w:r>
-          </w:p>
-        </w:tc>
-      </w:tr>
-      <w:tr>
-        <w:tc>
-          <w:tcPr>
-            <w:tcW w:type="dxa" w:w="1701"/>
-          </w:tcPr>
-          <w:p/>
-        </w:tc>
-        <w:tc>
-          <w:tcPr>
-            <w:tcW w:type="dxa" w:w="1417"/>
-          </w:tcPr>
-          <w:p/>
-        </w:tc>
-        <w:tc>
-          <w:tcPr>
-            <w:tcW w:type="dxa" w:w="1417"/>
-          </w:tcPr>
-          <w:p/>
-        </w:tc>
-        <w:tc>
-          <w:tcPr>
-            <w:tcW w:type="dxa" w:w="1417"/>
-          </w:tcPr>
-          <w:p/>
-        </w:tc>
-        <w:tc>
-          <w:tcPr>
-            <w:tcW w:type="dxa" w:w="2834"/>
-            <w:gridSpan w:val="2"/>
-            <w:shd w:fill="F2F2F2"/>
-          </w:tcPr>
-          <w:p>
-            <w:pPr>
-              <w:spacing w:before="40" w:after="40"/>
-              <w:ind w:firstLine="0"/>
-              <w:jc w:val="left"/>
-            </w:pPr>
-            <w:r/>
-            <w:r>
-              <w:rPr>
-                <w:rFonts w:ascii="仿宋" w:hAnsi="仿宋" w:eastAsia="仿宋"/>
-                <w:b w:val="0"/>
-                <w:sz w:val="16"/>
-              </w:rPr>
-              <w:t>ERP/SAP运维组 | MES/CIM系统组</w:t>
+              <w:t>工艺</w:t>
               <w:br/>
-              <w:t>容器云/DevOps组 | 信息安全组</w:t>
-              <w:br/>
-              <w:t>大数据/AI平台组</w:t>
-            </w:r>
-          </w:p>
-        </w:tc>
-        <w:tc>
-          <w:tcPr>
-            <w:tcW w:type="dxa" w:w="1701"/>
-          </w:tcPr>
-          <w:p/>
-        </w:tc>
-      </w:tr>
-      <w:tr>
-        <w:tc>
-          <w:tcPr>
-            <w:tcW w:type="dxa" w:w="10487"/>
-            <w:gridSpan w:val="7"/>
-            <w:shd w:fill="E7E7E7"/>
-          </w:tcPr>
-          <w:p>
-            <w:pPr>
-              <w:spacing w:before="40" w:after="40"/>
-              <w:ind w:firstLine="0"/>
-              <w:jc w:val="left"/>
-            </w:pPr>
-            <w:r/>
-            <w:r>
-              <w:rPr>
-                <w:rFonts w:ascii="仿宋" w:hAnsi="仿宋" w:eastAsia="仿宋"/>
-                <w:b w:val="0"/>
-                <w:sz w:val="18"/>
-              </w:rPr>
-              <w:t>全资/控股子公司：科百特（上海）、科百特（日本）、科百特（韩国）、科百特（新加坡）、科百特（美国）、科百特（德国）、科百特（台湾）</w:t>
-              <w:br/>
-              <w:t>科百特（厦门）信息科技有限公司（IT子公司）</w:t>
-            </w:r>
-          </w:p>
-        </w:tc>
-      </w:tr>
-      <w:tr>
-        <w:tc>
-          <w:tcPr>
-            <w:tcW w:type="dxa" w:w="10487"/>
-            <w:gridSpan w:val="7"/>
-          </w:tcPr>
-          <w:p>
-            <w:pPr>
-              <w:spacing w:before="40" w:after="40"/>
-              <w:ind w:firstLine="0"/>
-              <w:jc w:val="left"/>
-            </w:pPr>
-            <w:r/>
-            <w:r>
-              <w:rPr>
-                <w:rFonts w:ascii="仿宋" w:hAnsi="仿宋" w:eastAsia="仿宋"/>
-                <w:b w:val="0"/>
-                <w:sz w:val="16"/>
-              </w:rPr>
-              <w:t>注：■深蓝色 治理层  ■中蓝色 决策层  ■浅蓝色 执行层  ■绿色 职能层  ■灰色 子公司/IT子团队</w:t>
+              <w:t>开发部</w:t>
             </w:r>
           </w:p>
         </w:tc>
@@ -710,159 +558,34 @@
     </w:tbl>
     <w:p>
       <w:pPr>
-        <w:spacing w:before="40" w:after="160"/>
-        <w:ind w:firstLine="0"/>
-        <w:jc w:val="center"/>
+        <w:spacing w:after="0"/>
       </w:pPr>
-      <w:r>
-        <w:rPr>
-          <w:rFonts w:ascii="仿宋" w:hAnsi="仿宋" w:eastAsia="仿宋"/>
-          <w:sz w:val="20"/>
-        </w:rPr>
-        <w:t>图一  科百特过滤器材有限公司组织架构示意图</w:t>
-      </w:r>
-    </w:p>
-    <w:p>
-      <w:pPr>
-        <w:spacing w:before="120" w:after="60"/>
-        <w:ind w:firstLine="0"/>
-      </w:pPr>
-      <w:r>
-        <w:rPr>
-          <w:rFonts w:ascii="黑体" w:hAnsi="黑体" w:eastAsia="黑体"/>
-          <w:b/>
-          <w:sz w:val="32"/>
-        </w:rPr>
-        <w:t>三、信息技术部（IT）组织架构</w:t>
-      </w:r>
-    </w:p>
-    <w:p>
-      <w:pPr>
-        <w:spacing w:line="560" w:lineRule="exact" w:after="20"/>
-        <w:ind w:firstLine="640"/>
-      </w:pPr>
-      <w:r>
-        <w:rPr>
-          <w:rFonts w:ascii="仿宋" w:hAnsi="仿宋" w:eastAsia="仿宋"/>
-          <w:sz w:val="32"/>
-        </w:rPr>
-        <w:t>科百特信息技术部（IT）是集团数字化转型的核心职能部门，由分管副总裁或CIO直接领导，负责公司整体信息化规划、系统建设、运维保障及信息安全等工作。根据公司全球业务布局及近50亿营收规模，IT团队规模约50至80人，下设五个专业组。</w:t>
-      </w:r>
     </w:p>
     <w:tbl>
       <w:tblPr>
-        <w:tblStyle w:val="TableGrid"/>
         <w:tblW w:type="auto" w:w="0"/>
         <w:jc w:val="center"/>
         <w:tblLook w:firstColumn="1" w:firstRow="1" w:lastColumn="0" w:lastRow="0" w:noHBand="0" w:noVBand="1" w:val="04A0"/>
       </w:tblPr>
       <w:tblGrid>
-        <w:gridCol w:w="1264"/>
-        <w:gridCol w:w="1264"/>
-        <w:gridCol w:w="1264"/>
-        <w:gridCol w:w="1264"/>
-        <w:gridCol w:w="1264"/>
-        <w:gridCol w:w="1264"/>
-        <w:gridCol w:w="1264"/>
+        <w:gridCol w:w="1020"/>
+        <w:gridCol w:w="1020"/>
+        <w:gridCol w:w="1020"/>
+        <w:gridCol w:w="1020"/>
+        <w:gridCol w:w="1020"/>
+        <w:gridCol w:w="1020"/>
+        <w:gridCol w:w="1020"/>
+        <w:gridCol w:w="1020"/>
       </w:tblGrid>
       <w:tr>
         <w:tc>
           <w:tcPr>
-            <w:tcW w:type="dxa" w:w="8848"/>
-            <w:gridSpan w:val="7"/>
-            <w:shd w:fill="1F4E79"/>
+            <w:tcW w:type="dxa" w:w="1106"/>
+            <w:shd w:fill="E2EFDA" w:val="clear"/>
           </w:tcPr>
           <w:p>
             <w:pPr>
-              <w:spacing w:before="40" w:after="40"/>
-              <w:ind w:firstLine="0"/>
-              <w:jc w:val="center"/>
-            </w:pPr>
-            <w:r/>
-            <w:r>
-              <w:rPr>
-                <w:rFonts w:ascii="黑体" w:hAnsi="黑体" w:eastAsia="黑体"/>
-                <w:b/>
-                <w:color w:val="FFFFFF"/>
-                <w:sz w:val="26"/>
-              </w:rPr>
-              <w:t>信息技术部（IT）    分管副总裁 / CIO</w:t>
-            </w:r>
-          </w:p>
-        </w:tc>
-      </w:tr>
-      <w:tr>
-        <w:tc>
-          <w:tcPr>
-            <w:tcW w:type="dxa" w:w="8848"/>
-            <w:gridSpan w:val="7"/>
-            <w:shd w:fill="2E75B6"/>
-            <w:shd w:fill="2E75B6"/>
-            <w:shd w:fill="2E75B6"/>
-            <w:shd w:fill="2E75B6"/>
-            <w:shd w:fill="2E75B6"/>
-          </w:tcPr>
-          <w:p>
-            <w:pPr>
-              <w:spacing w:before="40" w:after="40"/>
-              <w:ind w:firstLine="0"/>
-              <w:jc w:val="center"/>
-            </w:pPr>
-            <w:r/>
-            <w:r>
-              <w:rPr>
-                <w:rFonts w:ascii="黑体" w:hAnsi="黑体" w:eastAsia="黑体"/>
-                <w:b/>
-                <w:color w:val="FFFFFF"/>
-                <w:sz w:val="20"/>
-              </w:rPr>
-              <w:t>大数据与</w:t>
-              <w:br/>
-              <w:t>AI平台组</w:t>
-            </w:r>
-          </w:p>
-        </w:tc>
-      </w:tr>
-      <w:tr>
-        <w:tc>
-          <w:tcPr>
-            <w:tcW w:type="dxa" w:w="8848"/>
-            <w:gridSpan w:val="7"/>
-            <w:shd w:fill="D6E4F0"/>
-            <w:shd w:fill="D6E4F0"/>
-            <w:shd w:fill="D6E4F0"/>
-            <w:shd w:fill="D6E4F0"/>
-            <w:shd w:fill="D6E4F0"/>
-          </w:tcPr>
-          <w:p>
-            <w:pPr>
-              <w:spacing w:before="40" w:after="40"/>
-              <w:ind w:firstLine="0"/>
-              <w:jc w:val="center"/>
-            </w:pPr>
-            <w:r/>
-            <w:r>
-              <w:rPr>
-                <w:rFonts w:ascii="仿宋" w:hAnsi="仿宋" w:eastAsia="仿宋"/>
-                <w:b/>
-                <w:sz w:val="18"/>
-              </w:rPr>
-              <w:t>AI平台</w:t>
-              <w:br/>
-              <w:t>负责人</w:t>
-            </w:r>
-          </w:p>
-        </w:tc>
-      </w:tr>
-      <w:tr>
-        <w:tc>
-          <w:tcPr>
-            <w:tcW w:type="dxa" w:w="1264"/>
-            <w:shd w:fill="F2F2F2"/>
-          </w:tcPr>
-          <w:p>
-            <w:pPr>
-              <w:spacing w:before="40" w:after="40"/>
+              <w:spacing w:before="40" w:after="40" w:line="320" w:lineRule="exact"/>
               <w:ind w:firstLine="0"/>
               <w:jc w:val="center"/>
             </w:pPr>
@@ -873,18 +596,22 @@
                 <w:b w:val="0"/>
                 <w:sz w:val="16"/>
               </w:rPr>
-              <w:t>网络工程师</w:t>
+              <w:t>杭州萧山</w:t>
+              <w:br/>
+              <w:t>河上基地</w:t>
+              <w:br/>
+              <w:t>（主产/研发）</w:t>
             </w:r>
           </w:p>
         </w:tc>
         <w:tc>
           <w:tcPr>
-            <w:tcW w:type="dxa" w:w="1264"/>
-            <w:shd w:fill="F2F2F2"/>
+            <w:tcW w:type="dxa" w:w="1106"/>
+            <w:shd w:fill="E2EFDA" w:val="clear"/>
           </w:tcPr>
           <w:p>
             <w:pPr>
-              <w:spacing w:before="40" w:after="40"/>
+              <w:spacing w:before="40" w:after="40" w:line="320" w:lineRule="exact"/>
               <w:ind w:firstLine="0"/>
               <w:jc w:val="center"/>
             </w:pPr>
@@ -895,18 +622,22 @@
                 <w:b w:val="0"/>
                 <w:sz w:val="16"/>
               </w:rPr>
-              <w:t>系统运维</w:t>
+              <w:t>杭州滨江</w:t>
+              <w:br/>
+              <w:t>基地</w:t>
+              <w:br/>
+              <w:t>（行政/销售）</w:t>
             </w:r>
           </w:p>
         </w:tc>
         <w:tc>
           <w:tcPr>
-            <w:tcW w:type="dxa" w:w="1264"/>
-            <w:shd w:fill="F2F2F2"/>
+            <w:tcW w:type="dxa" w:w="1106"/>
+            <w:shd w:fill="E2EFDA" w:val="clear"/>
           </w:tcPr>
           <w:p>
             <w:pPr>
-              <w:spacing w:before="40" w:after="40"/>
+              <w:spacing w:before="40" w:after="40" w:line="320" w:lineRule="exact"/>
               <w:ind w:firstLine="0"/>
               <w:jc w:val="center"/>
             </w:pPr>
@@ -917,18 +648,22 @@
                 <w:b w:val="0"/>
                 <w:sz w:val="16"/>
               </w:rPr>
-              <w:t>DB管理员</w:t>
+              <w:t>成都</w:t>
+              <w:br/>
+              <w:t>生产基地</w:t>
+              <w:br/>
+              <w:t>（西部制造）</w:t>
             </w:r>
           </w:p>
         </w:tc>
         <w:tc>
           <w:tcPr>
-            <w:tcW w:type="dxa" w:w="1264"/>
-            <w:shd w:fill="F2F2F2"/>
+            <w:tcW w:type="dxa" w:w="1106"/>
+            <w:shd w:fill="E2EFDA" w:val="clear"/>
           </w:tcPr>
           <w:p>
             <w:pPr>
-              <w:spacing w:before="40" w:after="40"/>
+              <w:spacing w:before="40" w:after="40" w:line="320" w:lineRule="exact"/>
               <w:ind w:firstLine="0"/>
               <w:jc w:val="center"/>
             </w:pPr>
@@ -939,18 +674,22 @@
                 <w:b w:val="0"/>
                 <w:sz w:val="16"/>
               </w:rPr>
-              <w:t>容器/DevOps</w:t>
+              <w:t>上海</w:t>
+              <w:br/>
+              <w:t>子公司</w:t>
+              <w:br/>
+              <w:t>（华东服务）</w:t>
             </w:r>
           </w:p>
         </w:tc>
         <w:tc>
           <w:tcPr>
-            <w:tcW w:type="dxa" w:w="1264"/>
-            <w:shd w:fill="F2F2F2"/>
+            <w:tcW w:type="dxa" w:w="1106"/>
+            <w:shd w:fill="E2EFDA" w:val="clear"/>
           </w:tcPr>
           <w:p>
             <w:pPr>
-              <w:spacing w:before="40" w:after="40"/>
+              <w:spacing w:before="40" w:after="40" w:line="320" w:lineRule="exact"/>
               <w:ind w:firstLine="0"/>
               <w:jc w:val="center"/>
             </w:pPr>
@@ -961,32 +700,20 @@
                 <w:b w:val="0"/>
                 <w:sz w:val="16"/>
               </w:rPr>
-              <w:t>存储/备份</w:t>
+              <w:t>台湾</w:t>
+              <w:br/>
+              <w:t>子公司</w:t>
             </w:r>
           </w:p>
         </w:tc>
         <w:tc>
           <w:tcPr>
-            <w:tcW w:type="dxa" w:w="1264"/>
-          </w:tcPr>
-          <w:p/>
-        </w:tc>
-        <w:tc>
-          <w:tcPr>
-            <w:tcW w:type="dxa" w:w="1264"/>
-          </w:tcPr>
-          <w:p/>
-        </w:tc>
-      </w:tr>
-      <w:tr>
-        <w:tc>
-          <w:tcPr>
-            <w:tcW w:type="dxa" w:w="1264"/>
-            <w:shd w:fill="F2F2F2"/>
+            <w:tcW w:type="dxa" w:w="1106"/>
+            <w:shd w:fill="E2EFDA" w:val="clear"/>
           </w:tcPr>
           <w:p>
             <w:pPr>
-              <w:spacing w:before="40" w:after="40"/>
+              <w:spacing w:before="40" w:after="40" w:line="320" w:lineRule="exact"/>
               <w:ind w:firstLine="0"/>
               <w:jc w:val="center"/>
             </w:pPr>
@@ -997,18 +724,20 @@
                 <w:b w:val="0"/>
                 <w:sz w:val="16"/>
               </w:rPr>
-              <w:t>SAP FICO</w:t>
+              <w:t>韩国</w:t>
+              <w:br/>
+              <w:t>子公司</w:t>
             </w:r>
           </w:p>
         </w:tc>
         <w:tc>
           <w:tcPr>
-            <w:tcW w:type="dxa" w:w="1264"/>
-            <w:shd w:fill="F2F2F2"/>
+            <w:tcW w:type="dxa" w:w="1106"/>
+            <w:shd w:fill="E2EFDA" w:val="clear"/>
           </w:tcPr>
           <w:p>
             <w:pPr>
-              <w:spacing w:before="40" w:after="40"/>
+              <w:spacing w:before="40" w:after="40" w:line="320" w:lineRule="exact"/>
               <w:ind w:firstLine="0"/>
               <w:jc w:val="center"/>
             </w:pPr>
@@ -1019,18 +748,20 @@
                 <w:b w:val="0"/>
                 <w:sz w:val="16"/>
               </w:rPr>
-              <w:t>SAP MM/SD/PP</w:t>
+              <w:t>日本</w:t>
+              <w:br/>
+              <w:t>子公司</w:t>
             </w:r>
           </w:p>
         </w:tc>
         <w:tc>
           <w:tcPr>
-            <w:tcW w:type="dxa" w:w="1264"/>
-            <w:shd w:fill="F2F2F2"/>
+            <w:tcW w:type="dxa" w:w="1106"/>
+            <w:shd w:fill="E2EFDA" w:val="clear"/>
           </w:tcPr>
           <w:p>
             <w:pPr>
-              <w:spacing w:before="40" w:after="40"/>
+              <w:spacing w:before="40" w:after="40" w:line="320" w:lineRule="exact"/>
               <w:ind w:firstLine="0"/>
               <w:jc w:val="center"/>
             </w:pPr>
@@ -1041,336 +772,9 @@
                 <w:b w:val="0"/>
                 <w:sz w:val="16"/>
               </w:rPr>
-              <w:t>CRM/PLM</w:t>
-            </w:r>
-          </w:p>
-        </w:tc>
-        <w:tc>
-          <w:tcPr>
-            <w:tcW w:type="dxa" w:w="1264"/>
-            <w:shd w:fill="F2F2F2"/>
-          </w:tcPr>
-          <w:p>
-            <w:pPr>
-              <w:spacing w:before="40" w:after="40"/>
-              <w:ind w:firstLine="0"/>
-              <w:jc w:val="center"/>
-            </w:pPr>
-            <w:r/>
-            <w:r>
-              <w:rPr>
-                <w:rFonts w:ascii="仿宋" w:hAnsi="仿宋" w:eastAsia="仿宋"/>
-                <w:b w:val="0"/>
-                <w:sz w:val="16"/>
-              </w:rPr>
-              <w:t>OA/BPM</w:t>
-            </w:r>
-          </w:p>
-        </w:tc>
-        <w:tc>
-          <w:tcPr>
-            <w:tcW w:type="dxa" w:w="1264"/>
-            <w:shd w:fill="F2F2F2"/>
-          </w:tcPr>
-          <w:p>
-            <w:pPr>
-              <w:spacing w:before="40" w:after="40"/>
-              <w:ind w:firstLine="0"/>
-              <w:jc w:val="center"/>
-            </w:pPr>
-            <w:r/>
-            <w:r>
-              <w:rPr>
-                <w:rFonts w:ascii="仿宋" w:hAnsi="仿宋" w:eastAsia="仿宋"/>
-                <w:b w:val="0"/>
-                <w:sz w:val="16"/>
-              </w:rPr>
-              <w:t>低代码平台</w:t>
-            </w:r>
-          </w:p>
-        </w:tc>
-        <w:tc>
-          <w:tcPr>
-            <w:tcW w:type="dxa" w:w="1264"/>
-          </w:tcPr>
-          <w:p/>
-        </w:tc>
-        <w:tc>
-          <w:tcPr>
-            <w:tcW w:type="dxa" w:w="1264"/>
-          </w:tcPr>
-          <w:p/>
-        </w:tc>
-      </w:tr>
-      <w:tr>
-        <w:tc>
-          <w:tcPr>
-            <w:tcW w:type="dxa" w:w="1264"/>
-            <w:shd w:fill="F2F2F2"/>
-          </w:tcPr>
-          <w:p>
-            <w:pPr>
-              <w:spacing w:before="40" w:after="40"/>
-              <w:ind w:firstLine="0"/>
-              <w:jc w:val="center"/>
-            </w:pPr>
-            <w:r/>
-            <w:r>
-              <w:rPr>
-                <w:rFonts w:ascii="仿宋" w:hAnsi="仿宋" w:eastAsia="仿宋"/>
-                <w:b w:val="0"/>
-                <w:sz w:val="16"/>
-              </w:rPr>
-              <w:t>MES工程师</w:t>
-            </w:r>
-          </w:p>
-        </w:tc>
-        <w:tc>
-          <w:tcPr>
-            <w:tcW w:type="dxa" w:w="1264"/>
-            <w:shd w:fill="F2F2F2"/>
-          </w:tcPr>
-          <w:p>
-            <w:pPr>
-              <w:spacing w:before="40" w:after="40"/>
-              <w:ind w:firstLine="0"/>
-              <w:jc w:val="center"/>
-            </w:pPr>
-            <w:r/>
-            <w:r>
-              <w:rPr>
-                <w:rFonts w:ascii="仿宋" w:hAnsi="仿宋" w:eastAsia="仿宋"/>
-                <w:b w:val="0"/>
-                <w:sz w:val="16"/>
-              </w:rPr>
-              <w:t>CIM/设备集成</w:t>
-            </w:r>
-          </w:p>
-        </w:tc>
-        <w:tc>
-          <w:tcPr>
-            <w:tcW w:type="dxa" w:w="1264"/>
-            <w:shd w:fill="F2F2F2"/>
-          </w:tcPr>
-          <w:p>
-            <w:pPr>
-              <w:spacing w:before="40" w:after="40"/>
-              <w:ind w:firstLine="0"/>
-              <w:jc w:val="center"/>
-            </w:pPr>
-            <w:r/>
-            <w:r>
-              <w:rPr>
-                <w:rFonts w:ascii="仿宋" w:hAnsi="仿宋" w:eastAsia="仿宋"/>
-                <w:b w:val="0"/>
-                <w:sz w:val="16"/>
-              </w:rPr>
-              <w:t>SCADA</w:t>
-            </w:r>
-          </w:p>
-        </w:tc>
-        <w:tc>
-          <w:tcPr>
-            <w:tcW w:type="dxa" w:w="1264"/>
-            <w:shd w:fill="F2F2F2"/>
-          </w:tcPr>
-          <w:p>
-            <w:pPr>
-              <w:spacing w:before="40" w:after="40"/>
-              <w:ind w:firstLine="0"/>
-              <w:jc w:val="center"/>
-            </w:pPr>
-            <w:r/>
-            <w:r>
-              <w:rPr>
-                <w:rFonts w:ascii="仿宋" w:hAnsi="仿宋" w:eastAsia="仿宋"/>
-                <w:b w:val="0"/>
-                <w:sz w:val="16"/>
-              </w:rPr>
-              <w:t>品质追溯</w:t>
-            </w:r>
-          </w:p>
-        </w:tc>
-        <w:tc>
-          <w:tcPr>
-            <w:tcW w:type="dxa" w:w="1264"/>
-            <w:shd w:fill="F2F2F2"/>
-          </w:tcPr>
-          <w:p>
-            <w:pPr>
-              <w:spacing w:before="40" w:after="40"/>
-              <w:ind w:firstLine="0"/>
-              <w:jc w:val="center"/>
-            </w:pPr>
-            <w:r/>
-            <w:r>
-              <w:rPr>
-                <w:rFonts w:ascii="仿宋" w:hAnsi="仿宋" w:eastAsia="仿宋"/>
-                <w:b w:val="0"/>
-                <w:sz w:val="16"/>
-              </w:rPr>
-              <w:t>自动化</w:t>
-            </w:r>
-          </w:p>
-        </w:tc>
-        <w:tc>
-          <w:tcPr>
-            <w:tcW w:type="dxa" w:w="1264"/>
-          </w:tcPr>
-          <w:p/>
-        </w:tc>
-        <w:tc>
-          <w:tcPr>
-            <w:tcW w:type="dxa" w:w="1264"/>
-          </w:tcPr>
-          <w:p/>
-        </w:tc>
-      </w:tr>
-      <w:tr>
-        <w:tc>
-          <w:tcPr>
-            <w:tcW w:type="dxa" w:w="1264"/>
-            <w:shd w:fill="F2F2F2"/>
-          </w:tcPr>
-          <w:p>
-            <w:pPr>
-              <w:spacing w:before="40" w:after="40"/>
-              <w:ind w:firstLine="0"/>
-              <w:jc w:val="center"/>
-            </w:pPr>
-            <w:r/>
-            <w:r>
-              <w:rPr>
-                <w:rFonts w:ascii="仿宋" w:hAnsi="仿宋" w:eastAsia="仿宋"/>
-                <w:b w:val="0"/>
-                <w:sz w:val="16"/>
-              </w:rPr>
-              <w:t>等保合规</w:t>
-            </w:r>
-          </w:p>
-        </w:tc>
-        <w:tc>
-          <w:tcPr>
-            <w:tcW w:type="dxa" w:w="1264"/>
-            <w:shd w:fill="F2F2F2"/>
-          </w:tcPr>
-          <w:p>
-            <w:pPr>
-              <w:spacing w:before="40" w:after="40"/>
-              <w:ind w:firstLine="0"/>
-              <w:jc w:val="center"/>
-            </w:pPr>
-            <w:r/>
-            <w:r>
-              <w:rPr>
-                <w:rFonts w:ascii="仿宋" w:hAnsi="仿宋" w:eastAsia="仿宋"/>
-                <w:b w:val="0"/>
-                <w:sz w:val="16"/>
-              </w:rPr>
-              <w:t>安全审计</w:t>
-            </w:r>
-          </w:p>
-        </w:tc>
-        <w:tc>
-          <w:tcPr>
-            <w:tcW w:type="dxa" w:w="1264"/>
-            <w:shd w:fill="F2F2F2"/>
-          </w:tcPr>
-          <w:p>
-            <w:pPr>
-              <w:spacing w:before="40" w:after="40"/>
-              <w:ind w:firstLine="0"/>
-              <w:jc w:val="center"/>
-            </w:pPr>
-            <w:r/>
-            <w:r>
-              <w:rPr>
-                <w:rFonts w:ascii="仿宋" w:hAnsi="仿宋" w:eastAsia="仿宋"/>
-                <w:b w:val="0"/>
-                <w:sz w:val="16"/>
-              </w:rPr>
-              <w:t>终端/EDR</w:t>
-            </w:r>
-          </w:p>
-        </w:tc>
-        <w:tc>
-          <w:tcPr>
-            <w:tcW w:type="dxa" w:w="1264"/>
-            <w:shd w:fill="F2F2F2"/>
-          </w:tcPr>
-          <w:p>
-            <w:pPr>
-              <w:spacing w:before="40" w:after="40"/>
-              <w:ind w:firstLine="0"/>
-              <w:jc w:val="center"/>
-            </w:pPr>
-            <w:r/>
-            <w:r>
-              <w:rPr>
-                <w:rFonts w:ascii="仿宋" w:hAnsi="仿宋" w:eastAsia="仿宋"/>
-                <w:b w:val="0"/>
-                <w:sz w:val="16"/>
-              </w:rPr>
-              <w:t>IAM/SSO</w:t>
-            </w:r>
-          </w:p>
-        </w:tc>
-        <w:tc>
-          <w:tcPr>
-            <w:tcW w:type="dxa" w:w="1264"/>
-            <w:shd w:fill="F2F2F2"/>
-          </w:tcPr>
-          <w:p>
-            <w:pPr>
-              <w:spacing w:before="40" w:after="40"/>
-              <w:ind w:firstLine="0"/>
-              <w:jc w:val="center"/>
-            </w:pPr>
-            <w:r/>
-            <w:r>
-              <w:rPr>
-                <w:rFonts w:ascii="仿宋" w:hAnsi="仿宋" w:eastAsia="仿宋"/>
-                <w:b w:val="0"/>
-                <w:sz w:val="16"/>
-              </w:rPr>
-              <w:t>安全运营</w:t>
-            </w:r>
-          </w:p>
-        </w:tc>
-        <w:tc>
-          <w:tcPr>
-            <w:tcW w:type="dxa" w:w="1264"/>
-          </w:tcPr>
-          <w:p/>
-        </w:tc>
-        <w:tc>
-          <w:tcPr>
-            <w:tcW w:type="dxa" w:w="1264"/>
-          </w:tcPr>
-          <w:p/>
-        </w:tc>
-      </w:tr>
-      <w:tr>
-        <w:tc>
-          <w:tcPr>
-            <w:tcW w:type="dxa" w:w="8848"/>
-            <w:gridSpan w:val="7"/>
-            <w:shd w:fill="F2F2F2"/>
-          </w:tcPr>
-          <w:p>
-            <w:pPr>
-              <w:spacing w:before="40" w:after="40"/>
-              <w:ind w:firstLine="0"/>
-              <w:jc w:val="left"/>
-            </w:pPr>
-            <w:r/>
-            <w:r>
-              <w:rPr>
-                <w:rFonts w:ascii="仿宋" w:hAnsi="仿宋" w:eastAsia="仿宋"/>
-                <w:b w:val="0"/>
-                <w:sz w:val="16"/>
-              </w:rPr>
-              <w:t>注：IT团队编制约50-80人，面向杭州总部、成都基地、厦门基地提供IT服务支撑。</w:t>
+              <w:t>海外</w:t>
+              <w:br/>
+              <w:t>其他子公司</w:t>
             </w:r>
           </w:p>
         </w:tc>
@@ -1378,7 +782,7 @@
     </w:tbl>
     <w:p>
       <w:pPr>
-        <w:spacing w:before="40" w:after="160"/>
+        <w:spacing w:before="120" w:after="240"/>
         <w:ind w:firstLine="0"/>
         <w:jc w:val="center"/>
       </w:pPr>
@@ -1387,40 +791,12 @@
           <w:rFonts w:ascii="仿宋" w:hAnsi="仿宋" w:eastAsia="仿宋"/>
           <w:sz w:val="20"/>
         </w:rPr>
-        <w:t>图二  科百特信息技术部（IT）组织架构示意图</w:t>
+        <w:t>图一  科百特组织架构示意图</w:t>
       </w:r>
     </w:p>
     <w:p>
       <w:pPr>
-        <w:spacing w:before="80" w:after="40"/>
-        <w:ind w:firstLine="0"/>
-      </w:pPr>
-      <w:r>
-        <w:rPr>
-          <w:rFonts w:ascii="楷体" w:hAnsi="楷体" w:eastAsia="楷体"/>
-          <w:b/>
-          <w:sz w:val="32"/>
-        </w:rPr>
-        <w:t>（二）各组职责说明</w:t>
-      </w:r>
-    </w:p>
-    <w:p>
-      <w:pPr>
-        <w:spacing w:before="80" w:after="40"/>
-        <w:ind w:firstLine="0"/>
-      </w:pPr>
-      <w:r>
-        <w:rPr>
-          <w:rFonts w:ascii="楷体" w:hAnsi="楷体" w:eastAsia="楷体"/>
-          <w:b/>
-          <w:sz w:val="32"/>
-        </w:rPr>
-        <w:t>1. 基础架构与运维组</w:t>
-      </w:r>
-    </w:p>
-    <w:p>
-      <w:pPr>
-        <w:spacing w:line="560" w:lineRule="exact" w:after="20"/>
+        <w:spacing w:line="560" w:lineRule="exact" w:after="40"/>
         <w:ind w:firstLine="640"/>
       </w:pPr>
       <w:r>
@@ -1428,26 +804,12 @@
           <w:rFonts w:ascii="仿宋" w:hAnsi="仿宋" w:eastAsia="仿宋"/>
           <w:sz w:val="32"/>
         </w:rPr>
-        <w:t>负责公司IT基础设施的建设与运维，包括服务器、存储、网络设备的规划与管理；K8s容器云平台（含DevOps流水线）的搭建与运维；数据库（Oracle、MySQL等）管理与性能优化；IT服务台（Helpdesk）运营，保障集团及三地工厂的IT系统稳定运行。目前容器云平台或存在升级需求，是青云KubeSphere的主要切入点。</w:t>
+        <w:t>公司创始人兼董事长张应民为实际控制人，总经理主持日常经营管理。核心管理层中，原真二先生担任技术及质量总监，全面主导产品技术开发和品质管理，负责推动日本精益化生产体系（TPS）。研发中心设有11个膜材料研发平台，拥有超过600名技术研发工程师。制造中心管理杭州（萧山河上、滨江）、成都等多地生产基地，以及上海、台湾、韩国等多家海内外子公司。</w:t>
       </w:r>
     </w:p>
     <w:p>
       <w:pPr>
-        <w:spacing w:before="80" w:after="40"/>
-        <w:ind w:firstLine="0"/>
-      </w:pPr>
-      <w:r>
-        <w:rPr>
-          <w:rFonts w:ascii="楷体" w:hAnsi="楷体" w:eastAsia="楷体"/>
-          <w:b/>
-          <w:sz w:val="32"/>
-        </w:rPr>
-        <w:t>2. 应用系统与ERP组</w:t>
-      </w:r>
-    </w:p>
-    <w:p>
-      <w:pPr>
-        <w:spacing w:line="560" w:lineRule="exact" w:after="20"/>
+        <w:spacing w:line="560" w:lineRule="exact" w:after="40"/>
         <w:ind w:firstLine="640"/>
       </w:pPr>
       <w:r>
@@ -1455,93 +817,12 @@
           <w:rFonts w:ascii="仿宋" w:hAnsi="仿宋" w:eastAsia="仿宋"/>
           <w:sz w:val="32"/>
         </w:rPr>
-        <w:t>负责企业核心业务系统的建设与运维，包括SAP ERP（FICO/MM/SD/PP模块）的日常运维与优化；CRM客户关系管理系统（与瑞泰信息合作的CRM项目2025年启动）；OA/BPM流程管理系统；PLM产品全生命周期管理系统。应用系统间的集成与数据打通是该组当前的重点工作方向。</w:t>
+        <w:t>信息技术部（IT）为本次容器云平台建设及数字化转型的负责部门。该部门负责公司整体信息化规划与建设，涵盖ERP/SAP系统运维、MES/CIM制造执行系统、PLM产品生命周期管理、CRM客户管理、OA协同办公、信息安全、大数据与AI平台、IT基础设施（数据中心、网络、服务器）及信创国产化改造等核心职能。</w:t>
       </w:r>
     </w:p>
     <w:p>
       <w:pPr>
-        <w:spacing w:before="80" w:after="40"/>
-        <w:ind w:firstLine="0"/>
-      </w:pPr>
-      <w:r>
-        <w:rPr>
-          <w:rFonts w:ascii="楷体" w:hAnsi="楷体" w:eastAsia="楷体"/>
-          <w:b/>
-          <w:sz w:val="32"/>
-        </w:rPr>
-        <w:t>3. 智能制造（MES/CIM）组</w:t>
-      </w:r>
-    </w:p>
-    <w:p>
-      <w:pPr>
-        <w:spacing w:line="560" w:lineRule="exact" w:after="20"/>
-        <w:ind w:firstLine="640"/>
-      </w:pPr>
-      <w:r>
-        <w:rPr>
-          <w:rFonts w:ascii="仿宋" w:hAnsi="仿宋" w:eastAsia="仿宋"/>
-          <w:sz w:val="32"/>
-        </w:rPr>
-        <w:t>面向成都、杭州等地制造基地，负责MES制造执行系统的建设与运维；CIM设备自动化系统、SCADA数据采集与监控系统的管理；产品品质追溯系统、SPC统计分析等。该组是科百特作为制造企业的核心IT支撑力量，熟悉过滤膜生产的工艺流程与自动化需求。</w:t>
-      </w:r>
-    </w:p>
-    <w:p>
-      <w:pPr>
-        <w:spacing w:before="80" w:after="40"/>
-        <w:ind w:firstLine="0"/>
-      </w:pPr>
-      <w:r>
-        <w:rPr>
-          <w:rFonts w:ascii="楷体" w:hAnsi="楷体" w:eastAsia="楷体"/>
-          <w:b/>
-          <w:sz w:val="32"/>
-        </w:rPr>
-        <w:t>4. 信息安全与合规组</w:t>
-      </w:r>
-    </w:p>
-    <w:p>
-      <w:pPr>
-        <w:spacing w:line="560" w:lineRule="exact" w:after="20"/>
-        <w:ind w:firstLine="640"/>
-      </w:pPr>
-      <w:r>
-        <w:rPr>
-          <w:rFonts w:ascii="仿宋" w:hAnsi="仿宋" w:eastAsia="仿宋"/>
-          <w:sz w:val="32"/>
-        </w:rPr>
-        <w:t>负责公司信息安全管理体系的建设与运维，包括等保合规推进（关键信息系统需达到等保二级或三级）；安全审计与日志分析；终端安全（EDR/防病毒）、IAM统一身份认证、数据分级分类；网络安全（WAF、防火墙、IPS）的日常管理，保障全球业务网络的安全合规运营。</w:t>
-      </w:r>
-    </w:p>
-    <w:p>
-      <w:pPr>
-        <w:spacing w:before="80" w:after="40"/>
-        <w:ind w:firstLine="0"/>
-      </w:pPr>
-      <w:r>
-        <w:rPr>
-          <w:rFonts w:ascii="楷体" w:hAnsi="楷体" w:eastAsia="楷体"/>
-          <w:b/>
-          <w:sz w:val="32"/>
-        </w:rPr>
-        <w:t>5. 大数据与AI平台组</w:t>
-      </w:r>
-    </w:p>
-    <w:p>
-      <w:pPr>
-        <w:spacing w:line="560" w:lineRule="exact" w:after="20"/>
-        <w:ind w:firstLine="640"/>
-      </w:pPr>
-      <w:r>
-        <w:rPr>
-          <w:rFonts w:ascii="仿宋" w:hAnsi="仿宋" w:eastAsia="仿宋"/>
-          <w:sz w:val="32"/>
-        </w:rPr>
-        <w:t>负责公司数据平台与AI应用的建设，包括数据仓库/数据中台的规划与实施；BI经营分析看板（面向管理层决策）；AI前沿应用研究，如AI辅助膜材料研发、智能质检、良率预测等。该组代表科百特在数字化创新方面的最新布局，也是青云AI智算平台的核心对接团队。</w:t>
-      </w:r>
-    </w:p>
-    <w:p>
-      <w:pPr>
-        <w:spacing w:before="120" w:after="60"/>
+        <w:spacing w:before="160" w:after="80"/>
         <w:ind w:firstLine="0"/>
       </w:pPr>
       <w:r>
@@ -1550,12 +831,12 @@
           <w:b/>
           <w:sz w:val="32"/>
         </w:rPr>
-        <w:t>四、IT架构现状与规划</w:t>
+        <w:t>三、IT架构现状与规划</w:t>
       </w:r>
     </w:p>
     <w:p>
       <w:pPr>
-        <w:spacing w:line="560" w:lineRule="exact" w:after="20"/>
+        <w:spacing w:line="560" w:lineRule="exact" w:after="40"/>
         <w:ind w:firstLine="640"/>
       </w:pPr>
       <w:r>
@@ -1563,12 +844,12 @@
           <w:rFonts w:ascii="仿宋" w:hAnsi="仿宋" w:eastAsia="仿宋"/>
           <w:sz w:val="32"/>
         </w:rPr>
-        <w:t>科百特作为年营收约50亿元、员工8100人的全球化制造企业，IT系统支撑着公司从研发到制造到销售的完整业务链条。当前IT架构面临以下挑战：一是全球多地（杭州、成都、厦门及海外子公司）IT基础设施分散管理，缺乏统一管控平台。二是现有K8s集群管理方式较为原始，缺少可视化运维与自动化能力。三是AI与大数据应用需求快速增长（AI辅助研发、智能质检等），现有算力平台难以满足。四是随着海外业务扩张，信息安全合规压力持续增大。</w:t>
+        <w:t>科百特作为全球领先的过滤膜技术企业，业务覆盖半导体、生物制药、食品饮料等多行业，对产品质量控制、生产过程追溯、研发数据管理等方面有极高要求。随着企业规模扩张至8100人、全球十数个子公司的体量，现有IT架构面临以下挑战：一是多地（杭州、成都、上海、台湾、韩国、日本等）IT系统分散部署，缺乏统一的集团级管控平台；二是现有K8s集群管理方式原始，缺乏自动化运维与可观测能力；三是膜材料研发中AI辅助仿真与数据分析的算力需求快速增长；四是信创国产化改造需求迫切。</w:t>
       </w:r>
     </w:p>
     <w:p>
       <w:pPr>
-        <w:spacing w:before="80" w:after="40"/>
+        <w:spacing w:before="120" w:after="60"/>
         <w:ind w:firstLine="0"/>
       </w:pPr>
       <w:r>
@@ -1582,7 +863,7 @@
     </w:p>
     <w:p>
       <w:pPr>
-        <w:spacing w:line="560" w:lineRule="exact" w:after="20"/>
+        <w:spacing w:line="560" w:lineRule="exact" w:after="40"/>
         <w:ind w:firstLine="640"/>
       </w:pPr>
       <w:r>
@@ -1595,35 +876,139 @@
     </w:p>
     <w:tbl>
       <w:tblPr>
-        <w:tblStyle w:val="TableGrid"/>
         <w:tblW w:type="auto" w:w="0"/>
         <w:jc w:val="center"/>
         <w:tblLook w:firstColumn="1" w:firstRow="1" w:lastColumn="0" w:lastRow="0" w:noHBand="0" w:noVBand="1" w:val="04A0"/>
       </w:tblPr>
       <w:tblGrid>
-        <w:gridCol w:w="2948"/>
-        <w:gridCol w:w="2948"/>
-        <w:gridCol w:w="2948"/>
+        <w:gridCol w:w="567"/>
+        <w:gridCol w:w="2268"/>
+        <w:gridCol w:w="5669"/>
+        <w:gridCol w:w="1134"/>
       </w:tblGrid>
       <w:tr>
         <w:tc>
           <w:tcPr>
-            <w:tcW w:type="dxa" w:w="1984"/>
-            <w:shd w:fill="1F4E79"/>
+            <w:tcW w:type="dxa" w:w="2211"/>
+            <w:shd w:fill="1F4E79" w:val="clear"/>
           </w:tcPr>
           <w:p>
             <w:pPr>
-              <w:spacing w:before="40" w:after="40"/>
+              <w:spacing w:before="40" w:after="40" w:line="320" w:lineRule="exact"/>
+              <w:ind w:firstLine="0"/>
+              <w:jc w:val="center"/>
+            </w:pPr>
+            <w:r>
+              <w:rPr>
+                <w:color w:val="FFFFFF"/>
+              </w:rPr>
+            </w:r>
+            <w:r>
+              <w:rPr>
+                <w:rFonts w:ascii="黑体" w:hAnsi="黑体" w:eastAsia="黑体"/>
+                <w:b/>
+                <w:sz w:val="22"/>
+              </w:rPr>
+              <w:t>层级</w:t>
+            </w:r>
+          </w:p>
+        </w:tc>
+        <w:tc>
+          <w:tcPr>
+            <w:tcW w:type="dxa" w:w="2211"/>
+            <w:shd w:fill="1F4E79" w:val="clear"/>
+          </w:tcPr>
+          <w:p>
+            <w:pPr>
+              <w:spacing w:before="40" w:after="40" w:line="320" w:lineRule="exact"/>
+              <w:ind w:firstLine="0"/>
+              <w:jc w:val="center"/>
+            </w:pPr>
+            <w:r>
+              <w:rPr>
+                <w:color w:val="FFFFFF"/>
+              </w:rPr>
+            </w:r>
+            <w:r>
+              <w:rPr>
+                <w:rFonts w:ascii="黑体" w:hAnsi="黑体" w:eastAsia="黑体"/>
+                <w:b/>
+                <w:sz w:val="22"/>
+              </w:rPr>
+              <w:t>层级名称</w:t>
+            </w:r>
+          </w:p>
+        </w:tc>
+        <w:tc>
+          <w:tcPr>
+            <w:tcW w:type="dxa" w:w="2211"/>
+            <w:shd w:fill="1F4E79" w:val="clear"/>
+          </w:tcPr>
+          <w:p>
+            <w:pPr>
+              <w:spacing w:before="40" w:after="40" w:line="320" w:lineRule="exact"/>
+              <w:ind w:firstLine="0"/>
+              <w:jc w:val="center"/>
+            </w:pPr>
+            <w:r>
+              <w:rPr>
+                <w:color w:val="FFFFFF"/>
+              </w:rPr>
+            </w:r>
+            <w:r>
+              <w:rPr>
+                <w:rFonts w:ascii="黑体" w:hAnsi="黑体" w:eastAsia="黑体"/>
+                <w:b/>
+                <w:sz w:val="22"/>
+              </w:rPr>
+              <w:t>主要内容</w:t>
+            </w:r>
+          </w:p>
+        </w:tc>
+        <w:tc>
+          <w:tcPr>
+            <w:tcW w:type="dxa" w:w="2211"/>
+            <w:shd w:fill="1F4E79" w:val="clear"/>
+          </w:tcPr>
+          <w:p>
+            <w:pPr>
+              <w:spacing w:before="40" w:after="40" w:line="320" w:lineRule="exact"/>
+              <w:ind w:firstLine="0"/>
+              <w:jc w:val="center"/>
+            </w:pPr>
+            <w:r>
+              <w:rPr>
+                <w:color w:val="FFFFFF"/>
+              </w:rPr>
+            </w:r>
+            <w:r>
+              <w:rPr>
+                <w:rFonts w:ascii="黑体" w:hAnsi="黑体" w:eastAsia="黑体"/>
+                <w:b/>
+                <w:sz w:val="22"/>
+              </w:rPr>
+              <w:t>部署备注</w:t>
+            </w:r>
+          </w:p>
+        </w:tc>
+      </w:tr>
+      <w:tr>
+        <w:tc>
+          <w:tcPr>
+            <w:tcW w:type="dxa" w:w="2211"/>
+          </w:tcPr>
+          <w:p>
+            <w:pPr>
+              <w:spacing w:before="40" w:after="40" w:line="320" w:lineRule="exact"/>
               <w:ind w:firstLine="0"/>
               <w:jc w:val="center"/>
             </w:pPr>
             <w:r/>
             <w:r>
               <w:rPr>
-                <w:rFonts w:ascii="黑体" w:hAnsi="黑体" w:eastAsia="黑体"/>
+                <w:rFonts w:ascii="仿宋" w:hAnsi="仿宋" w:eastAsia="仿宋"/>
                 <w:b/>
-                <w:color w:val="FFFFFF"/>
-                <w:sz w:val="32"/>
+                <w:sz w:val="22"/>
               </w:rPr>
               <w:t>六</w:t>
             </w:r>
@@ -1631,19 +1016,18 @@
         </w:tc>
         <w:tc>
           <w:tcPr>
-            <w:tcW w:type="dxa" w:w="3969"/>
-            <w:shd w:fill="#FCE4EC"/>
+            <w:tcW w:type="dxa" w:w="2211"/>
           </w:tcPr>
           <w:p>
             <w:pPr>
-              <w:spacing w:before="40" w:after="40"/>
+              <w:spacing w:before="40" w:after="40" w:line="320" w:lineRule="exact"/>
               <w:ind w:firstLine="0"/>
               <w:jc w:val="center"/>
             </w:pPr>
             <w:r/>
             <w:r>
               <w:rPr>
-                <w:rFonts w:ascii="黑体" w:hAnsi="黑体" w:eastAsia="黑体"/>
+                <w:rFonts w:ascii="仿宋" w:hAnsi="仿宋" w:eastAsia="仿宋"/>
                 <w:b/>
                 <w:sz w:val="20"/>
               </w:rPr>
@@ -1653,12 +1037,11 @@
         </w:tc>
         <w:tc>
           <w:tcPr>
-            <w:tcW w:type="dxa" w:w="3118"/>
-            <w:shd w:fill="FFFFFF"/>
+            <w:tcW w:type="dxa" w:w="2211"/>
           </w:tcPr>
           <w:p>
             <w:pPr>
-              <w:spacing w:before="40" w:after="40"/>
+              <w:spacing w:before="40" w:after="40" w:line="320" w:lineRule="exact"/>
               <w:ind w:firstLine="0"/>
               <w:jc w:val="left"/>
             </w:pPr>
@@ -1669,34 +1052,34 @@
                 <w:b w:val="0"/>
                 <w:sz w:val="18"/>
               </w:rPr>
-              <w:t>数据分级分类/访问控制审计</w:t>
-              <w:br/>
-              <w:t>网络安全防护（WAF/防火墙/IPS）</w:t>
-              <w:br/>
-              <w:t>数据备份容灾/等保合规审计</w:t>
+              <w:t>数据分级分类与脱敏、IAM统一身份认证与SSO单点登录、网络安全防护(WAF/防火墙/IPS)、数据备份与容灾、等保2.0合规审计、知识产权保护</w:t>
             </w:r>
           </w:p>
+        </w:tc>
+        <w:tc>
+          <w:tcPr>
+            <w:tcW w:type="dxa" w:w="2211"/>
+          </w:tcPr>
+          <w:p/>
         </w:tc>
       </w:tr>
       <w:tr>
         <w:tc>
           <w:tcPr>
-            <w:tcW w:type="dxa" w:w="1984"/>
-            <w:shd w:fill="1F4E79"/>
+            <w:tcW w:type="dxa" w:w="2211"/>
           </w:tcPr>
           <w:p>
             <w:pPr>
-              <w:spacing w:before="40" w:after="40"/>
+              <w:spacing w:before="40" w:after="40" w:line="320" w:lineRule="exact"/>
               <w:ind w:firstLine="0"/>
               <w:jc w:val="center"/>
             </w:pPr>
             <w:r/>
             <w:r>
               <w:rPr>
-                <w:rFonts w:ascii="黑体" w:hAnsi="黑体" w:eastAsia="黑体"/>
+                <w:rFonts w:ascii="仿宋" w:hAnsi="仿宋" w:eastAsia="仿宋"/>
                 <w:b/>
-                <w:color w:val="FFFFFF"/>
-                <w:sz w:val="32"/>
+                <w:sz w:val="22"/>
               </w:rPr>
               <w:t>五</w:t>
             </w:r>
@@ -1704,19 +1087,18 @@
         </w:tc>
         <w:tc>
           <w:tcPr>
-            <w:tcW w:type="dxa" w:w="3969"/>
-            <w:shd w:fill="#E8F5E9"/>
+            <w:tcW w:type="dxa" w:w="2211"/>
           </w:tcPr>
           <w:p>
             <w:pPr>
-              <w:spacing w:before="40" w:after="40"/>
+              <w:spacing w:before="40" w:after="40" w:line="320" w:lineRule="exact"/>
               <w:ind w:firstLine="0"/>
               <w:jc w:val="center"/>
             </w:pPr>
             <w:r/>
             <w:r>
               <w:rPr>
-                <w:rFonts w:ascii="黑体" w:hAnsi="黑体" w:eastAsia="黑体"/>
+                <w:rFonts w:ascii="仿宋" w:hAnsi="仿宋" w:eastAsia="仿宋"/>
                 <w:b/>
                 <w:sz w:val="20"/>
               </w:rPr>
@@ -1726,12 +1108,11 @@
         </w:tc>
         <w:tc>
           <w:tcPr>
-            <w:tcW w:type="dxa" w:w="3118"/>
-            <w:shd w:fill="FFFFFF"/>
+            <w:tcW w:type="dxa" w:w="2211"/>
           </w:tcPr>
           <w:p>
             <w:pPr>
-              <w:spacing w:before="40" w:after="40"/>
+              <w:spacing w:before="40" w:after="40" w:line="320" w:lineRule="exact"/>
               <w:ind w:firstLine="0"/>
               <w:jc w:val="left"/>
             </w:pPr>
@@ -1742,34 +1123,34 @@
                 <w:b w:val="0"/>
                 <w:sz w:val="18"/>
               </w:rPr>
-              <w:t>OA审批流程/企业信息门户</w:t>
-              <w:br/>
-              <w:t>邮件与即时通讯/视频会议</w:t>
-              <w:br/>
-              <w:t>HR行政管理系统</w:t>
+              <w:t>OA审批流程、企业信息门户、邮件与即时通讯(企业微信/钉钉)、视频会议系统、HR人力资源管理系统、知识管理系统</w:t>
             </w:r>
           </w:p>
+        </w:tc>
+        <w:tc>
+          <w:tcPr>
+            <w:tcW w:type="dxa" w:w="2211"/>
+          </w:tcPr>
+          <w:p/>
         </w:tc>
       </w:tr>
       <w:tr>
         <w:tc>
           <w:tcPr>
-            <w:tcW w:type="dxa" w:w="1984"/>
-            <w:shd w:fill="1F4E79"/>
+            <w:tcW w:type="dxa" w:w="2211"/>
           </w:tcPr>
           <w:p>
             <w:pPr>
-              <w:spacing w:before="40" w:after="40"/>
+              <w:spacing w:before="40" w:after="40" w:line="320" w:lineRule="exact"/>
               <w:ind w:firstLine="0"/>
               <w:jc w:val="center"/>
             </w:pPr>
             <w:r/>
             <w:r>
               <w:rPr>
-                <w:rFonts w:ascii="黑体" w:hAnsi="黑体" w:eastAsia="黑体"/>
+                <w:rFonts w:ascii="仿宋" w:hAnsi="仿宋" w:eastAsia="仿宋"/>
                 <w:b/>
-                <w:color w:val="FFFFFF"/>
-                <w:sz w:val="32"/>
+                <w:sz w:val="22"/>
               </w:rPr>
               <w:t>四</w:t>
             </w:r>
@@ -1777,19 +1158,18 @@
         </w:tc>
         <w:tc>
           <w:tcPr>
-            <w:tcW w:type="dxa" w:w="3969"/>
-            <w:shd w:fill="#FFF3E0"/>
+            <w:tcW w:type="dxa" w:w="2211"/>
           </w:tcPr>
           <w:p>
             <w:pPr>
-              <w:spacing w:before="40" w:after="40"/>
+              <w:spacing w:before="40" w:after="40" w:line="320" w:lineRule="exact"/>
               <w:ind w:firstLine="0"/>
               <w:jc w:val="center"/>
             </w:pPr>
             <w:r/>
             <w:r>
               <w:rPr>
-                <w:rFonts w:ascii="黑体" w:hAnsi="黑体" w:eastAsia="黑体"/>
+                <w:rFonts w:ascii="仿宋" w:hAnsi="仿宋" w:eastAsia="仿宋"/>
                 <w:b/>
                 <w:sz w:val="20"/>
               </w:rPr>
@@ -1799,12 +1179,11 @@
         </w:tc>
         <w:tc>
           <w:tcPr>
-            <w:tcW w:type="dxa" w:w="3118"/>
-            <w:shd w:fill="FFFFFF"/>
+            <w:tcW w:type="dxa" w:w="2211"/>
           </w:tcPr>
           <w:p>
             <w:pPr>
-              <w:spacing w:before="40" w:after="40"/>
+              <w:spacing w:before="40" w:after="40" w:line="320" w:lineRule="exact"/>
               <w:ind w:firstLine="0"/>
               <w:jc w:val="left"/>
             </w:pPr>
@@ -1815,34 +1194,34 @@
                 <w:b w:val="0"/>
                 <w:sz w:val="18"/>
               </w:rPr>
-              <w:t>SAP ERP（财务/供应链/采购）</w:t>
-              <w:br/>
-              <w:t>CRM客户管理/瑞泰CRM项目</w:t>
-              <w:br/>
-              <w:t>PLM/SCM/BI经营分析</w:t>
+              <w:t>ERP(SAP/财务/供应链/采购)、CRM客户关系管理、PLM产品全生命周期管理、SRM供应商管理、BI经营数据分析、跨境电商平台</w:t>
             </w:r>
           </w:p>
+        </w:tc>
+        <w:tc>
+          <w:tcPr>
+            <w:tcW w:type="dxa" w:w="2211"/>
+          </w:tcPr>
+          <w:p/>
         </w:tc>
       </w:tr>
       <w:tr>
         <w:tc>
           <w:tcPr>
-            <w:tcW w:type="dxa" w:w="1984"/>
-            <w:shd w:fill="1F4E79"/>
+            <w:tcW w:type="dxa" w:w="2211"/>
           </w:tcPr>
           <w:p>
             <w:pPr>
-              <w:spacing w:before="40" w:after="40"/>
+              <w:spacing w:before="40" w:after="40" w:line="320" w:lineRule="exact"/>
               <w:ind w:firstLine="0"/>
               <w:jc w:val="center"/>
             </w:pPr>
             <w:r/>
             <w:r>
               <w:rPr>
-                <w:rFonts w:ascii="黑体" w:hAnsi="黑体" w:eastAsia="黑体"/>
+                <w:rFonts w:ascii="仿宋" w:hAnsi="仿宋" w:eastAsia="仿宋"/>
                 <w:b/>
-                <w:color w:val="FFFFFF"/>
-                <w:sz w:val="32"/>
+                <w:sz w:val="22"/>
               </w:rPr>
               <w:t>三</w:t>
             </w:r>
@@ -1850,36 +1229,34 @@
         </w:tc>
         <w:tc>
           <w:tcPr>
-            <w:tcW w:type="dxa" w:w="3969"/>
-            <w:shd w:fill="#E3F2FD"/>
+            <w:tcW w:type="dxa" w:w="2211"/>
           </w:tcPr>
           <w:p>
             <w:pPr>
-              <w:spacing w:before="40" w:after="40"/>
+              <w:spacing w:before="40" w:after="40" w:line="320" w:lineRule="exact"/>
               <w:ind w:firstLine="0"/>
               <w:jc w:val="center"/>
             </w:pPr>
             <w:r/>
             <w:r>
               <w:rPr>
-                <w:rFonts w:ascii="黑体" w:hAnsi="黑体" w:eastAsia="黑体"/>
+                <w:rFonts w:ascii="仿宋" w:hAnsi="仿宋" w:eastAsia="仿宋"/>
                 <w:b/>
                 <w:sz w:val="20"/>
               </w:rPr>
               <w:t>生产执行与研发设计层</w:t>
               <w:br/>
-              <w:t>（制造企业核心）</w:t>
+              <w:t>（制造型企业核心层）</w:t>
             </w:r>
           </w:p>
         </w:tc>
         <w:tc>
           <w:tcPr>
-            <w:tcW w:type="dxa" w:w="3118"/>
-            <w:shd w:fill="FFFFFF"/>
+            <w:tcW w:type="dxa" w:w="2211"/>
           </w:tcPr>
           <w:p>
             <w:pPr>
-              <w:spacing w:before="40" w:after="40"/>
+              <w:spacing w:before="40" w:after="40" w:line="320" w:lineRule="exact"/>
               <w:ind w:firstLine="0"/>
               <w:jc w:val="left"/>
             </w:pPr>
@@ -1890,34 +1267,34 @@
                 <w:b w:val="0"/>
                 <w:sz w:val="18"/>
               </w:rPr>
-              <w:t>MES制造执行/CIM设备自动化</w:t>
-              <w:br/>
-              <w:t>SCADA/品质追溯/SPC</w:t>
-              <w:br/>
-              <w:t>膜材料研发数据管理</w:t>
+              <w:t>MES制造执行系统(工单/追溯/SPC)、CIM/LIMS实验室信息管理、QMS质量管理系统、CAD/CAE/仿真设计平台、分析数据处理平台</w:t>
             </w:r>
           </w:p>
+        </w:tc>
+        <w:tc>
+          <w:tcPr>
+            <w:tcW w:type="dxa" w:w="2211"/>
+          </w:tcPr>
+          <w:p/>
         </w:tc>
       </w:tr>
       <w:tr>
         <w:tc>
           <w:tcPr>
-            <w:tcW w:type="dxa" w:w="1984"/>
-            <w:shd w:fill="1F4E79"/>
+            <w:tcW w:type="dxa" w:w="2211"/>
           </w:tcPr>
           <w:p>
             <w:pPr>
-              <w:spacing w:before="40" w:after="40"/>
+              <w:spacing w:before="40" w:after="40" w:line="320" w:lineRule="exact"/>
               <w:ind w:firstLine="0"/>
               <w:jc w:val="center"/>
             </w:pPr>
             <w:r/>
             <w:r>
               <w:rPr>
-                <w:rFonts w:ascii="黑体" w:hAnsi="黑体" w:eastAsia="黑体"/>
+                <w:rFonts w:ascii="仿宋" w:hAnsi="仿宋" w:eastAsia="仿宋"/>
                 <w:b/>
-                <w:color w:val="FFFFFF"/>
-                <w:sz w:val="32"/>
+                <w:sz w:val="22"/>
               </w:rPr>
               <w:t>二</w:t>
             </w:r>
@@ -1925,19 +1302,18 @@
         </w:tc>
         <w:tc>
           <w:tcPr>
-            <w:tcW w:type="dxa" w:w="3969"/>
-            <w:shd w:fill="#F3E5F5"/>
+            <w:tcW w:type="dxa" w:w="2211"/>
           </w:tcPr>
           <w:p>
             <w:pPr>
-              <w:spacing w:before="40" w:after="40"/>
+              <w:spacing w:before="40" w:after="40" w:line="320" w:lineRule="exact"/>
               <w:ind w:firstLine="0"/>
               <w:jc w:val="center"/>
             </w:pPr>
             <w:r/>
             <w:r>
               <w:rPr>
-                <w:rFonts w:ascii="黑体" w:hAnsi="黑体" w:eastAsia="黑体"/>
+                <w:rFonts w:ascii="仿宋" w:hAnsi="仿宋" w:eastAsia="仿宋"/>
                 <w:b/>
                 <w:sz w:val="20"/>
               </w:rPr>
@@ -1949,12 +1325,11 @@
         </w:tc>
         <w:tc>
           <w:tcPr>
-            <w:tcW w:type="dxa" w:w="3118"/>
-            <w:shd w:fill="FFFFFF"/>
+            <w:tcW w:type="dxa" w:w="2211"/>
           </w:tcPr>
           <w:p>
             <w:pPr>
-              <w:spacing w:before="40" w:after="40"/>
+              <w:spacing w:before="40" w:after="40" w:line="320" w:lineRule="exact"/>
               <w:ind w:firstLine="0"/>
               <w:jc w:val="left"/>
             </w:pPr>
@@ -1965,34 +1340,34 @@
                 <w:b w:val="0"/>
                 <w:sz w:val="18"/>
               </w:rPr>
-              <w:t>多集群统一管理/全栈可观测性</w:t>
-              <w:br/>
-              <w:t>GPU调度/AI训练推理</w:t>
-              <w:br/>
-              <w:t>DevOps自动化/信创适配</w:t>
+              <w:t>多集群统一管理(杭州/成都/上海)、全栈可观测性(监控/日志/追踪)、GPU调度与AI训练推理、DevOps自动化流水线、容器化微服务治理、信创国产化适配</w:t>
             </w:r>
           </w:p>
+        </w:tc>
+        <w:tc>
+          <w:tcPr>
+            <w:tcW w:type="dxa" w:w="2211"/>
+          </w:tcPr>
+          <w:p/>
         </w:tc>
       </w:tr>
       <w:tr>
         <w:tc>
           <w:tcPr>
-            <w:tcW w:type="dxa" w:w="1984"/>
-            <w:shd w:fill="1F4E79"/>
+            <w:tcW w:type="dxa" w:w="2211"/>
           </w:tcPr>
           <w:p>
             <w:pPr>
-              <w:spacing w:before="40" w:after="40"/>
+              <w:spacing w:before="40" w:after="40" w:line="320" w:lineRule="exact"/>
               <w:ind w:firstLine="0"/>
               <w:jc w:val="center"/>
             </w:pPr>
             <w:r/>
             <w:r>
               <w:rPr>
-                <w:rFonts w:ascii="黑体" w:hAnsi="黑体" w:eastAsia="黑体"/>
+                <w:rFonts w:ascii="仿宋" w:hAnsi="仿宋" w:eastAsia="仿宋"/>
                 <w:b/>
-                <w:color w:val="FFFFFF"/>
-                <w:sz w:val="32"/>
+                <w:sz w:val="22"/>
               </w:rPr>
               <w:t>一</w:t>
             </w:r>
@@ -2000,19 +1375,18 @@
         </w:tc>
         <w:tc>
           <w:tcPr>
-            <w:tcW w:type="dxa" w:w="3969"/>
-            <w:shd w:fill="#E0E0E0"/>
+            <w:tcW w:type="dxa" w:w="2211"/>
           </w:tcPr>
           <w:p>
             <w:pPr>
-              <w:spacing w:before="40" w:after="40"/>
+              <w:spacing w:before="40" w:after="40" w:line="320" w:lineRule="exact"/>
               <w:ind w:firstLine="0"/>
               <w:jc w:val="center"/>
             </w:pPr>
             <w:r/>
             <w:r>
               <w:rPr>
-                <w:rFonts w:ascii="黑体" w:hAnsi="黑体" w:eastAsia="黑体"/>
+                <w:rFonts w:ascii="仿宋" w:hAnsi="仿宋" w:eastAsia="仿宋"/>
                 <w:b/>
                 <w:sz w:val="20"/>
               </w:rPr>
@@ -2022,12 +1396,11 @@
         </w:tc>
         <w:tc>
           <w:tcPr>
-            <w:tcW w:type="dxa" w:w="3118"/>
-            <w:shd w:fill="FFFFFF"/>
+            <w:tcW w:type="dxa" w:w="2211"/>
           </w:tcPr>
           <w:p>
             <w:pPr>
-              <w:spacing w:before="40" w:after="40"/>
+              <w:spacing w:before="40" w:after="40" w:line="320" w:lineRule="exact"/>
               <w:ind w:firstLine="0"/>
               <w:jc w:val="left"/>
             </w:pPr>
@@ -2038,11 +1411,173 @@
                 <w:b w:val="0"/>
                 <w:sz w:val="18"/>
               </w:rPr>
-              <w:t>x86/ARM服务器/GPU算力集群</w:t>
-              <w:br/>
-              <w:t>存储设备（全闪/对象/备份）</w:t>
-              <w:br/>
-              <w:t>网络设备/三地数据中心</w:t>
+              <w:t>x86/ARM/信创计算服务器、GPU算力集群、全闪/混闪/对象存储设备、万兆/IB高速网络、三地数据中心(杭州/成都/海外)</w:t>
+            </w:r>
+          </w:p>
+        </w:tc>
+        <w:tc>
+          <w:tcPr>
+            <w:tcW w:type="dxa" w:w="2211"/>
+          </w:tcPr>
+          <w:p/>
+        </w:tc>
+      </w:tr>
+    </w:tbl>
+    <w:p>
+      <w:pPr>
+        <w:spacing w:before="120" w:after="240"/>
+        <w:ind w:firstLine="0"/>
+        <w:jc w:val="center"/>
+      </w:pPr>
+      <w:r>
+        <w:rPr>
+          <w:rFonts w:ascii="仿宋" w:hAnsi="仿宋" w:eastAsia="仿宋"/>
+          <w:sz w:val="20"/>
+        </w:rPr>
+        <w:t>表一  科百特IT架构分层规划（青云KubeSphere+AI智算平台统一底座）</w:t>
+      </w:r>
+    </w:p>
+    <w:p>
+      <w:pPr>
+        <w:spacing w:before="120" w:after="60"/>
+        <w:ind w:firstLine="0"/>
+      </w:pPr>
+      <w:r>
+        <w:rPr>
+          <w:rFonts w:ascii="楷体" w:hAnsi="楷体" w:eastAsia="楷体"/>
+          <w:b/>
+          <w:sz w:val="32"/>
+        </w:rPr>
+        <w:t>（二）信息技术部（IT）组织架构</w:t>
+      </w:r>
+    </w:p>
+    <w:p>
+      <w:pPr>
+        <w:spacing w:line="560" w:lineRule="exact" w:after="40"/>
+        <w:ind w:firstLine="640"/>
+      </w:pPr>
+      <w:r>
+        <w:rPr>
+          <w:rFonts w:ascii="仿宋" w:hAnsi="仿宋" w:eastAsia="仿宋"/>
+          <w:sz w:val="32"/>
+        </w:rPr>
+        <w:t>科百特信息技术部下设以下专业职能组，全面支撑公司的信息化建设与数字化转型工作。</w:t>
+      </w:r>
+    </w:p>
+    <w:tbl>
+      <w:tblPr>
+        <w:tblW w:type="auto" w:w="0"/>
+        <w:jc w:val="center"/>
+        <w:tblLook w:firstColumn="1" w:firstRow="1" w:lastColumn="0" w:lastRow="0" w:noHBand="0" w:noVBand="1" w:val="04A0"/>
+      </w:tblPr>
+      <w:tblGrid>
+        <w:gridCol w:w="567"/>
+        <w:gridCol w:w="1984"/>
+        <w:gridCol w:w="4819"/>
+        <w:gridCol w:w="1984"/>
+      </w:tblGrid>
+      <w:tr>
+        <w:tc>
+          <w:tcPr>
+            <w:tcW w:type="dxa" w:w="2211"/>
+            <w:shd w:fill="1F4E79" w:val="clear"/>
+          </w:tcPr>
+          <w:p>
+            <w:pPr>
+              <w:spacing w:before="40" w:after="40" w:line="320" w:lineRule="exact"/>
+              <w:ind w:firstLine="0"/>
+              <w:jc w:val="center"/>
+            </w:pPr>
+            <w:r>
+              <w:rPr>
+                <w:color w:val="FFFFFF"/>
+              </w:rPr>
+            </w:r>
+            <w:r>
+              <w:rPr>
+                <w:rFonts w:ascii="黑体" w:hAnsi="黑体" w:eastAsia="黑体"/>
+                <w:b/>
+                <w:sz w:val="20"/>
+              </w:rPr>
+              <w:t>序号</w:t>
+            </w:r>
+          </w:p>
+        </w:tc>
+        <w:tc>
+          <w:tcPr>
+            <w:tcW w:type="dxa" w:w="2211"/>
+            <w:shd w:fill="1F4E79" w:val="clear"/>
+          </w:tcPr>
+          <w:p>
+            <w:pPr>
+              <w:spacing w:before="40" w:after="40" w:line="320" w:lineRule="exact"/>
+              <w:ind w:firstLine="0"/>
+              <w:jc w:val="center"/>
+            </w:pPr>
+            <w:r>
+              <w:rPr>
+                <w:color w:val="FFFFFF"/>
+              </w:rPr>
+            </w:r>
+            <w:r>
+              <w:rPr>
+                <w:rFonts w:ascii="黑体" w:hAnsi="黑体" w:eastAsia="黑体"/>
+                <w:b/>
+                <w:sz w:val="20"/>
+              </w:rPr>
+              <w:t>职能组</w:t>
+            </w:r>
+          </w:p>
+        </w:tc>
+        <w:tc>
+          <w:tcPr>
+            <w:tcW w:type="dxa" w:w="2211"/>
+            <w:shd w:fill="1F4E79" w:val="clear"/>
+          </w:tcPr>
+          <w:p>
+            <w:pPr>
+              <w:spacing w:before="40" w:after="40" w:line="320" w:lineRule="exact"/>
+              <w:ind w:firstLine="0"/>
+              <w:jc w:val="center"/>
+            </w:pPr>
+            <w:r>
+              <w:rPr>
+                <w:color w:val="FFFFFF"/>
+              </w:rPr>
+            </w:r>
+            <w:r>
+              <w:rPr>
+                <w:rFonts w:ascii="黑体" w:hAnsi="黑体" w:eastAsia="黑体"/>
+                <w:b/>
+                <w:sz w:val="20"/>
+              </w:rPr>
+              <w:t>主要职责</w:t>
+            </w:r>
+          </w:p>
+        </w:tc>
+        <w:tc>
+          <w:tcPr>
+            <w:tcW w:type="dxa" w:w="2211"/>
+            <w:shd w:fill="1F4E79" w:val="clear"/>
+          </w:tcPr>
+          <w:p>
+            <w:pPr>
+              <w:spacing w:before="40" w:after="40" w:line="320" w:lineRule="exact"/>
+              <w:ind w:firstLine="0"/>
+              <w:jc w:val="center"/>
+            </w:pPr>
+            <w:r>
+              <w:rPr>
+                <w:color w:val="FFFFFF"/>
+              </w:rPr>
+            </w:r>
+            <w:r>
+              <w:rPr>
+                <w:rFonts w:ascii="黑体" w:hAnsi="黑体" w:eastAsia="黑体"/>
+                <w:b/>
+                <w:sz w:val="20"/>
+              </w:rPr>
+              <w:t>关键系统/能力</w:t>
             </w:r>
           </w:p>
         </w:tc>
@@ -2050,38 +1585,11 @@
       <w:tr>
         <w:tc>
           <w:tcPr>
-            <w:tcW w:type="dxa" w:w="9071"/>
-            <w:gridSpan w:val="3"/>
-            <w:shd w:fill="2E75B6"/>
+            <w:tcW w:type="dxa" w:w="2211"/>
           </w:tcPr>
           <w:p>
             <w:pPr>
-              <w:spacing w:before="40" w:after="40"/>
-              <w:ind w:firstLine="0"/>
-              <w:jc w:val="center"/>
-            </w:pPr>
-            <w:r/>
-            <w:r>
-              <w:rPr>
-                <w:rFonts w:ascii="黑体" w:hAnsi="黑体" w:eastAsia="黑体"/>
-                <w:b/>
-                <w:color w:val="FFFFFF"/>
-                <w:sz w:val="20"/>
-              </w:rPr>
-              <w:t>▲  统一底座：青云KubeSphere企业版 + 青云AI智算平台 贯穿全层级  ▲</w:t>
-            </w:r>
-          </w:p>
-        </w:tc>
-      </w:tr>
-      <w:tr>
-        <w:tc>
-          <w:tcPr>
-            <w:tcW w:type="dxa" w:w="9071"/>
-            <w:gridSpan w:val="3"/>
-          </w:tcPr>
-          <w:p>
-            <w:pPr>
-              <w:spacing w:before="40" w:after="40"/>
+              <w:spacing w:before="40" w:after="40" w:line="320" w:lineRule="exact"/>
               <w:ind w:firstLine="0"/>
               <w:jc w:val="center"/>
             </w:pPr>
@@ -2092,7 +1600,758 @@
                 <w:b w:val="0"/>
                 <w:sz w:val="18"/>
               </w:rPr>
-              <w:t>图三  科百特IT架构分层示意图（青云KubeSphere+AI智算平台统一底座）</w:t>
+              <w:t>1</w:t>
+            </w:r>
+          </w:p>
+        </w:tc>
+        <w:tc>
+          <w:tcPr>
+            <w:tcW w:type="dxa" w:w="2211"/>
+          </w:tcPr>
+          <w:p>
+            <w:pPr>
+              <w:spacing w:before="40" w:after="40" w:line="320" w:lineRule="exact"/>
+              <w:ind w:firstLine="0"/>
+              <w:jc w:val="center"/>
+            </w:pPr>
+            <w:r/>
+            <w:r>
+              <w:rPr>
+                <w:rFonts w:ascii="仿宋" w:hAnsi="仿宋" w:eastAsia="仿宋"/>
+                <w:b/>
+                <w:sz w:val="18"/>
+              </w:rPr>
+              <w:t>IT基础架构组</w:t>
+            </w:r>
+          </w:p>
+        </w:tc>
+        <w:tc>
+          <w:tcPr>
+            <w:tcW w:type="dxa" w:w="2211"/>
+          </w:tcPr>
+          <w:p>
+            <w:pPr>
+              <w:spacing w:before="40" w:after="40" w:line="320" w:lineRule="exact"/>
+              <w:ind w:firstLine="0"/>
+              <w:jc w:val="left"/>
+            </w:pPr>
+            <w:r/>
+            <w:r>
+              <w:rPr>
+                <w:rFonts w:ascii="仿宋" w:hAnsi="仿宋" w:eastAsia="仿宋"/>
+                <w:b w:val="0"/>
+                <w:sz w:val="18"/>
+              </w:rPr>
+              <w:t>服务器/存储/网络/数据中心的建设与运维，容器云平台(K8s)管理，私有云与混合云架构设计</w:t>
+            </w:r>
+          </w:p>
+        </w:tc>
+        <w:tc>
+          <w:tcPr>
+            <w:tcW w:type="dxa" w:w="2211"/>
+          </w:tcPr>
+          <w:p>
+            <w:pPr>
+              <w:spacing w:before="40" w:after="40" w:line="320" w:lineRule="exact"/>
+              <w:ind w:firstLine="0"/>
+              <w:jc w:val="center"/>
+            </w:pPr>
+            <w:r/>
+            <w:r>
+              <w:rPr>
+                <w:rFonts w:ascii="仿宋" w:hAnsi="仿宋" w:eastAsia="仿宋"/>
+                <w:b w:val="0"/>
+                <w:sz w:val="16"/>
+              </w:rPr>
+              <w:t>机房建设、云平台运维、网络架构</w:t>
+            </w:r>
+          </w:p>
+        </w:tc>
+      </w:tr>
+      <w:tr>
+        <w:tc>
+          <w:tcPr>
+            <w:tcW w:type="dxa" w:w="2211"/>
+          </w:tcPr>
+          <w:p>
+            <w:pPr>
+              <w:spacing w:before="40" w:after="40" w:line="320" w:lineRule="exact"/>
+              <w:ind w:firstLine="0"/>
+              <w:jc w:val="center"/>
+            </w:pPr>
+            <w:r/>
+            <w:r>
+              <w:rPr>
+                <w:rFonts w:ascii="仿宋" w:hAnsi="仿宋" w:eastAsia="仿宋"/>
+                <w:b w:val="0"/>
+                <w:sz w:val="18"/>
+              </w:rPr>
+              <w:t>2</w:t>
+            </w:r>
+          </w:p>
+        </w:tc>
+        <w:tc>
+          <w:tcPr>
+            <w:tcW w:type="dxa" w:w="2211"/>
+          </w:tcPr>
+          <w:p>
+            <w:pPr>
+              <w:spacing w:before="40" w:after="40" w:line="320" w:lineRule="exact"/>
+              <w:ind w:firstLine="0"/>
+              <w:jc w:val="center"/>
+            </w:pPr>
+            <w:r/>
+            <w:r>
+              <w:rPr>
+                <w:rFonts w:ascii="仿宋" w:hAnsi="仿宋" w:eastAsia="仿宋"/>
+                <w:b/>
+                <w:sz w:val="18"/>
+              </w:rPr>
+              <w:t>ERP/业务系统组</w:t>
+            </w:r>
+          </w:p>
+        </w:tc>
+        <w:tc>
+          <w:tcPr>
+            <w:tcW w:type="dxa" w:w="2211"/>
+          </w:tcPr>
+          <w:p>
+            <w:pPr>
+              <w:spacing w:before="40" w:after="40" w:line="320" w:lineRule="exact"/>
+              <w:ind w:firstLine="0"/>
+              <w:jc w:val="left"/>
+            </w:pPr>
+            <w:r/>
+            <w:r>
+              <w:rPr>
+                <w:rFonts w:ascii="仿宋" w:hAnsi="仿宋" w:eastAsia="仿宋"/>
+                <w:b w:val="0"/>
+                <w:sz w:val="18"/>
+              </w:rPr>
+              <w:t>集团ERP(SAP/用友/金蝶)的运维与优化，财务/供应链/采购系统管理，BI经营数据分析平台建设</w:t>
+            </w:r>
+          </w:p>
+        </w:tc>
+        <w:tc>
+          <w:tcPr>
+            <w:tcW w:type="dxa" w:w="2211"/>
+          </w:tcPr>
+          <w:p>
+            <w:pPr>
+              <w:spacing w:before="40" w:after="40" w:line="320" w:lineRule="exact"/>
+              <w:ind w:firstLine="0"/>
+              <w:jc w:val="center"/>
+            </w:pPr>
+            <w:r/>
+            <w:r>
+              <w:rPr>
+                <w:rFonts w:ascii="仿宋" w:hAnsi="仿宋" w:eastAsia="仿宋"/>
+                <w:b w:val="0"/>
+                <w:sz w:val="16"/>
+              </w:rPr>
+              <w:t>SAP/Oracle EBS、Power BI</w:t>
+            </w:r>
+          </w:p>
+        </w:tc>
+      </w:tr>
+      <w:tr>
+        <w:tc>
+          <w:tcPr>
+            <w:tcW w:type="dxa" w:w="2211"/>
+          </w:tcPr>
+          <w:p>
+            <w:pPr>
+              <w:spacing w:before="40" w:after="40" w:line="320" w:lineRule="exact"/>
+              <w:ind w:firstLine="0"/>
+              <w:jc w:val="center"/>
+            </w:pPr>
+            <w:r/>
+            <w:r>
+              <w:rPr>
+                <w:rFonts w:ascii="仿宋" w:hAnsi="仿宋" w:eastAsia="仿宋"/>
+                <w:b w:val="0"/>
+                <w:sz w:val="18"/>
+              </w:rPr>
+              <w:t>3</w:t>
+            </w:r>
+          </w:p>
+        </w:tc>
+        <w:tc>
+          <w:tcPr>
+            <w:tcW w:type="dxa" w:w="2211"/>
+          </w:tcPr>
+          <w:p>
+            <w:pPr>
+              <w:spacing w:before="40" w:after="40" w:line="320" w:lineRule="exact"/>
+              <w:ind w:firstLine="0"/>
+              <w:jc w:val="center"/>
+            </w:pPr>
+            <w:r/>
+            <w:r>
+              <w:rPr>
+                <w:rFonts w:ascii="仿宋" w:hAnsi="仿宋" w:eastAsia="仿宋"/>
+                <w:b/>
+                <w:sz w:val="18"/>
+              </w:rPr>
+              <w:t>MES/CIM制造系统组</w:t>
+            </w:r>
+          </w:p>
+        </w:tc>
+        <w:tc>
+          <w:tcPr>
+            <w:tcW w:type="dxa" w:w="2211"/>
+          </w:tcPr>
+          <w:p>
+            <w:pPr>
+              <w:spacing w:before="40" w:after="40" w:line="320" w:lineRule="exact"/>
+              <w:ind w:firstLine="0"/>
+              <w:jc w:val="left"/>
+            </w:pPr>
+            <w:r/>
+            <w:r>
+              <w:rPr>
+                <w:rFonts w:ascii="仿宋" w:hAnsi="仿宋" w:eastAsia="仿宋"/>
+                <w:b w:val="0"/>
+                <w:sz w:val="18"/>
+              </w:rPr>
+              <w:t>制造执行系统的建设与运维，LIMS实验室信息管理，QMS质量管理，生产过程追溯与SPC分析</w:t>
+            </w:r>
+          </w:p>
+        </w:tc>
+        <w:tc>
+          <w:tcPr>
+            <w:tcW w:type="dxa" w:w="2211"/>
+          </w:tcPr>
+          <w:p>
+            <w:pPr>
+              <w:spacing w:before="40" w:after="40" w:line="320" w:lineRule="exact"/>
+              <w:ind w:firstLine="0"/>
+              <w:jc w:val="center"/>
+            </w:pPr>
+            <w:r/>
+            <w:r>
+              <w:rPr>
+                <w:rFonts w:ascii="仿宋" w:hAnsi="仿宋" w:eastAsia="仿宋"/>
+                <w:b w:val="0"/>
+                <w:sz w:val="16"/>
+              </w:rPr>
+              <w:t>MES系统、LIMS、QMS、SPC</w:t>
+            </w:r>
+          </w:p>
+        </w:tc>
+      </w:tr>
+      <w:tr>
+        <w:tc>
+          <w:tcPr>
+            <w:tcW w:type="dxa" w:w="2211"/>
+          </w:tcPr>
+          <w:p>
+            <w:pPr>
+              <w:spacing w:before="40" w:after="40" w:line="320" w:lineRule="exact"/>
+              <w:ind w:firstLine="0"/>
+              <w:jc w:val="center"/>
+            </w:pPr>
+            <w:r/>
+            <w:r>
+              <w:rPr>
+                <w:rFonts w:ascii="仿宋" w:hAnsi="仿宋" w:eastAsia="仿宋"/>
+                <w:b w:val="0"/>
+                <w:sz w:val="18"/>
+              </w:rPr>
+              <w:t>4</w:t>
+            </w:r>
+          </w:p>
+        </w:tc>
+        <w:tc>
+          <w:tcPr>
+            <w:tcW w:type="dxa" w:w="2211"/>
+          </w:tcPr>
+          <w:p>
+            <w:pPr>
+              <w:spacing w:before="40" w:after="40" w:line="320" w:lineRule="exact"/>
+              <w:ind w:firstLine="0"/>
+              <w:jc w:val="center"/>
+            </w:pPr>
+            <w:r/>
+            <w:r>
+              <w:rPr>
+                <w:rFonts w:ascii="仿宋" w:hAnsi="仿宋" w:eastAsia="仿宋"/>
+                <w:b/>
+                <w:sz w:val="18"/>
+              </w:rPr>
+              <w:t>PLM/研发系统组</w:t>
+            </w:r>
+          </w:p>
+        </w:tc>
+        <w:tc>
+          <w:tcPr>
+            <w:tcW w:type="dxa" w:w="2211"/>
+          </w:tcPr>
+          <w:p>
+            <w:pPr>
+              <w:spacing w:before="40" w:after="40" w:line="320" w:lineRule="exact"/>
+              <w:ind w:firstLine="0"/>
+              <w:jc w:val="left"/>
+            </w:pPr>
+            <w:r/>
+            <w:r>
+              <w:rPr>
+                <w:rFonts w:ascii="仿宋" w:hAnsi="仿宋" w:eastAsia="仿宋"/>
+                <w:b w:val="0"/>
+                <w:sz w:val="18"/>
+              </w:rPr>
+              <w:t>产品全生命周期管理系统，实验数据管理(ELN)，CAD/CAE设计平台，研发知识库管理</w:t>
+            </w:r>
+          </w:p>
+        </w:tc>
+        <w:tc>
+          <w:tcPr>
+            <w:tcW w:type="dxa" w:w="2211"/>
+          </w:tcPr>
+          <w:p>
+            <w:pPr>
+              <w:spacing w:before="40" w:after="40" w:line="320" w:lineRule="exact"/>
+              <w:ind w:firstLine="0"/>
+              <w:jc w:val="center"/>
+            </w:pPr>
+            <w:r/>
+            <w:r>
+              <w:rPr>
+                <w:rFonts w:ascii="仿宋" w:hAnsi="仿宋" w:eastAsia="仿宋"/>
+                <w:b w:val="0"/>
+                <w:sz w:val="16"/>
+              </w:rPr>
+              <w:t>PLM、Teamcenter、CAD</w:t>
+            </w:r>
+          </w:p>
+        </w:tc>
+      </w:tr>
+      <w:tr>
+        <w:tc>
+          <w:tcPr>
+            <w:tcW w:type="dxa" w:w="2211"/>
+          </w:tcPr>
+          <w:p>
+            <w:pPr>
+              <w:spacing w:before="40" w:after="40" w:line="320" w:lineRule="exact"/>
+              <w:ind w:firstLine="0"/>
+              <w:jc w:val="center"/>
+            </w:pPr>
+            <w:r/>
+            <w:r>
+              <w:rPr>
+                <w:rFonts w:ascii="仿宋" w:hAnsi="仿宋" w:eastAsia="仿宋"/>
+                <w:b w:val="0"/>
+                <w:sz w:val="18"/>
+              </w:rPr>
+              <w:t>5</w:t>
+            </w:r>
+          </w:p>
+        </w:tc>
+        <w:tc>
+          <w:tcPr>
+            <w:tcW w:type="dxa" w:w="2211"/>
+          </w:tcPr>
+          <w:p>
+            <w:pPr>
+              <w:spacing w:before="40" w:after="40" w:line="320" w:lineRule="exact"/>
+              <w:ind w:firstLine="0"/>
+              <w:jc w:val="center"/>
+            </w:pPr>
+            <w:r/>
+            <w:r>
+              <w:rPr>
+                <w:rFonts w:ascii="仿宋" w:hAnsi="仿宋" w:eastAsia="仿宋"/>
+                <w:b/>
+                <w:sz w:val="18"/>
+              </w:rPr>
+              <w:t>CRM与电商平台组</w:t>
+            </w:r>
+          </w:p>
+        </w:tc>
+        <w:tc>
+          <w:tcPr>
+            <w:tcW w:type="dxa" w:w="2211"/>
+          </w:tcPr>
+          <w:p>
+            <w:pPr>
+              <w:spacing w:before="40" w:after="40" w:line="320" w:lineRule="exact"/>
+              <w:ind w:firstLine="0"/>
+              <w:jc w:val="left"/>
+            </w:pPr>
+            <w:r/>
+            <w:r>
+              <w:rPr>
+                <w:rFonts w:ascii="仿宋" w:hAnsi="仿宋" w:eastAsia="仿宋"/>
+                <w:b w:val="0"/>
+                <w:sz w:val="18"/>
+              </w:rPr>
+              <w:t>客户关系管理系统运营，跨境电商平台维护，销售数据分析与商机管理</w:t>
+            </w:r>
+          </w:p>
+        </w:tc>
+        <w:tc>
+          <w:tcPr>
+            <w:tcW w:type="dxa" w:w="2211"/>
+          </w:tcPr>
+          <w:p>
+            <w:pPr>
+              <w:spacing w:before="40" w:after="40" w:line="320" w:lineRule="exact"/>
+              <w:ind w:firstLine="0"/>
+              <w:jc w:val="center"/>
+            </w:pPr>
+            <w:r/>
+            <w:r>
+              <w:rPr>
+                <w:rFonts w:ascii="仿宋" w:hAnsi="仿宋" w:eastAsia="仿宋"/>
+                <w:b w:val="0"/>
+                <w:sz w:val="16"/>
+              </w:rPr>
+              <w:t>Salesforce/纷享销客、电商平台</w:t>
+            </w:r>
+          </w:p>
+        </w:tc>
+      </w:tr>
+      <w:tr>
+        <w:tc>
+          <w:tcPr>
+            <w:tcW w:type="dxa" w:w="2211"/>
+          </w:tcPr>
+          <w:p>
+            <w:pPr>
+              <w:spacing w:before="40" w:after="40" w:line="320" w:lineRule="exact"/>
+              <w:ind w:firstLine="0"/>
+              <w:jc w:val="center"/>
+            </w:pPr>
+            <w:r/>
+            <w:r>
+              <w:rPr>
+                <w:rFonts w:ascii="仿宋" w:hAnsi="仿宋" w:eastAsia="仿宋"/>
+                <w:b w:val="0"/>
+                <w:sz w:val="18"/>
+              </w:rPr>
+              <w:t>6</w:t>
+            </w:r>
+          </w:p>
+        </w:tc>
+        <w:tc>
+          <w:tcPr>
+            <w:tcW w:type="dxa" w:w="2211"/>
+          </w:tcPr>
+          <w:p>
+            <w:pPr>
+              <w:spacing w:before="40" w:after="40" w:line="320" w:lineRule="exact"/>
+              <w:ind w:firstLine="0"/>
+              <w:jc w:val="center"/>
+            </w:pPr>
+            <w:r/>
+            <w:r>
+              <w:rPr>
+                <w:rFonts w:ascii="仿宋" w:hAnsi="仿宋" w:eastAsia="仿宋"/>
+                <w:b/>
+                <w:sz w:val="18"/>
+              </w:rPr>
+              <w:t>信息安全组</w:t>
+            </w:r>
+          </w:p>
+        </w:tc>
+        <w:tc>
+          <w:tcPr>
+            <w:tcW w:type="dxa" w:w="2211"/>
+          </w:tcPr>
+          <w:p>
+            <w:pPr>
+              <w:spacing w:before="40" w:after="40" w:line="320" w:lineRule="exact"/>
+              <w:ind w:firstLine="0"/>
+              <w:jc w:val="left"/>
+            </w:pPr>
+            <w:r/>
+            <w:r>
+              <w:rPr>
+                <w:rFonts w:ascii="仿宋" w:hAnsi="仿宋" w:eastAsia="仿宋"/>
+                <w:b w:val="0"/>
+                <w:sz w:val="18"/>
+              </w:rPr>
+              <w:t>网络安全防护(防火墙/IDS/IPS)、数据安全与隐私保护、等保合规、终端安全、零信任架构</w:t>
+            </w:r>
+          </w:p>
+        </w:tc>
+        <w:tc>
+          <w:tcPr>
+            <w:tcW w:type="dxa" w:w="2211"/>
+          </w:tcPr>
+          <w:p>
+            <w:pPr>
+              <w:spacing w:before="40" w:after="40" w:line="320" w:lineRule="exact"/>
+              <w:ind w:firstLine="0"/>
+              <w:jc w:val="center"/>
+            </w:pPr>
+            <w:r/>
+            <w:r>
+              <w:rPr>
+                <w:rFonts w:ascii="仿宋" w:hAnsi="仿宋" w:eastAsia="仿宋"/>
+                <w:b w:val="0"/>
+                <w:sz w:val="16"/>
+              </w:rPr>
+              <w:t>WAF、DLP、零信任、SOC</w:t>
+            </w:r>
+          </w:p>
+        </w:tc>
+      </w:tr>
+      <w:tr>
+        <w:tc>
+          <w:tcPr>
+            <w:tcW w:type="dxa" w:w="2211"/>
+          </w:tcPr>
+          <w:p>
+            <w:pPr>
+              <w:spacing w:before="40" w:after="40" w:line="320" w:lineRule="exact"/>
+              <w:ind w:firstLine="0"/>
+              <w:jc w:val="center"/>
+            </w:pPr>
+            <w:r/>
+            <w:r>
+              <w:rPr>
+                <w:rFonts w:ascii="仿宋" w:hAnsi="仿宋" w:eastAsia="仿宋"/>
+                <w:b w:val="0"/>
+                <w:sz w:val="18"/>
+              </w:rPr>
+              <w:t>7</w:t>
+            </w:r>
+          </w:p>
+        </w:tc>
+        <w:tc>
+          <w:tcPr>
+            <w:tcW w:type="dxa" w:w="2211"/>
+          </w:tcPr>
+          <w:p>
+            <w:pPr>
+              <w:spacing w:before="40" w:after="40" w:line="320" w:lineRule="exact"/>
+              <w:ind w:firstLine="0"/>
+              <w:jc w:val="center"/>
+            </w:pPr>
+            <w:r/>
+            <w:r>
+              <w:rPr>
+                <w:rFonts w:ascii="仿宋" w:hAnsi="仿宋" w:eastAsia="仿宋"/>
+                <w:b/>
+                <w:sz w:val="18"/>
+              </w:rPr>
+              <w:t>大数据/AI平台组</w:t>
+            </w:r>
+          </w:p>
+        </w:tc>
+        <w:tc>
+          <w:tcPr>
+            <w:tcW w:type="dxa" w:w="2211"/>
+          </w:tcPr>
+          <w:p>
+            <w:pPr>
+              <w:spacing w:before="40" w:after="40" w:line="320" w:lineRule="exact"/>
+              <w:ind w:firstLine="0"/>
+              <w:jc w:val="left"/>
+            </w:pPr>
+            <w:r/>
+            <w:r>
+              <w:rPr>
+                <w:rFonts w:ascii="仿宋" w:hAnsi="仿宋" w:eastAsia="仿宋"/>
+                <w:b w:val="0"/>
+                <w:sz w:val="18"/>
+              </w:rPr>
+              <w:t>大数据平台建设，AI算力集群管理，数据分析与挖掘，AI辅助研发(膜材料仿真分析)</w:t>
+            </w:r>
+          </w:p>
+        </w:tc>
+        <w:tc>
+          <w:tcPr>
+            <w:tcW w:type="dxa" w:w="2211"/>
+          </w:tcPr>
+          <w:p>
+            <w:pPr>
+              <w:spacing w:before="40" w:after="40" w:line="320" w:lineRule="exact"/>
+              <w:ind w:firstLine="0"/>
+              <w:jc w:val="center"/>
+            </w:pPr>
+            <w:r/>
+            <w:r>
+              <w:rPr>
+                <w:rFonts w:ascii="仿宋" w:hAnsi="仿宋" w:eastAsia="仿宋"/>
+                <w:b w:val="0"/>
+                <w:sz w:val="16"/>
+              </w:rPr>
+              <w:t>Hadoop/Spark、GPU集群、MLOps</w:t>
+            </w:r>
+          </w:p>
+        </w:tc>
+      </w:tr>
+      <w:tr>
+        <w:tc>
+          <w:tcPr>
+            <w:tcW w:type="dxa" w:w="2211"/>
+          </w:tcPr>
+          <w:p>
+            <w:pPr>
+              <w:spacing w:before="40" w:after="40" w:line="320" w:lineRule="exact"/>
+              <w:ind w:firstLine="0"/>
+              <w:jc w:val="center"/>
+            </w:pPr>
+            <w:r/>
+            <w:r>
+              <w:rPr>
+                <w:rFonts w:ascii="仿宋" w:hAnsi="仿宋" w:eastAsia="仿宋"/>
+                <w:b w:val="0"/>
+                <w:sz w:val="18"/>
+              </w:rPr>
+              <w:t>8</w:t>
+            </w:r>
+          </w:p>
+        </w:tc>
+        <w:tc>
+          <w:tcPr>
+            <w:tcW w:type="dxa" w:w="2211"/>
+          </w:tcPr>
+          <w:p>
+            <w:pPr>
+              <w:spacing w:before="40" w:after="40" w:line="320" w:lineRule="exact"/>
+              <w:ind w:firstLine="0"/>
+              <w:jc w:val="center"/>
+            </w:pPr>
+            <w:r/>
+            <w:r>
+              <w:rPr>
+                <w:rFonts w:ascii="仿宋" w:hAnsi="仿宋" w:eastAsia="仿宋"/>
+                <w:b/>
+                <w:sz w:val="18"/>
+              </w:rPr>
+              <w:t>协同办公与门户组</w:t>
+            </w:r>
+          </w:p>
+        </w:tc>
+        <w:tc>
+          <w:tcPr>
+            <w:tcW w:type="dxa" w:w="2211"/>
+          </w:tcPr>
+          <w:p>
+            <w:pPr>
+              <w:spacing w:before="40" w:after="40" w:line="320" w:lineRule="exact"/>
+              <w:ind w:firstLine="0"/>
+              <w:jc w:val="left"/>
+            </w:pPr>
+            <w:r/>
+            <w:r>
+              <w:rPr>
+                <w:rFonts w:ascii="仿宋" w:hAnsi="仿宋" w:eastAsia="仿宋"/>
+                <w:b w:val="0"/>
+                <w:sz w:val="18"/>
+              </w:rPr>
+              <w:t>OA系统、企业微信/钉钉集成、企业信息门户、HR系统、知识管理平台</w:t>
+            </w:r>
+          </w:p>
+        </w:tc>
+        <w:tc>
+          <w:tcPr>
+            <w:tcW w:type="dxa" w:w="2211"/>
+          </w:tcPr>
+          <w:p>
+            <w:pPr>
+              <w:spacing w:before="40" w:after="40" w:line="320" w:lineRule="exact"/>
+              <w:ind w:firstLine="0"/>
+              <w:jc w:val="center"/>
+            </w:pPr>
+            <w:r/>
+            <w:r>
+              <w:rPr>
+                <w:rFonts w:ascii="仿宋" w:hAnsi="仿宋" w:eastAsia="仿宋"/>
+                <w:b w:val="0"/>
+                <w:sz w:val="16"/>
+              </w:rPr>
+              <w:t>OA系统、企业微信、钉钉</w:t>
+            </w:r>
+          </w:p>
+        </w:tc>
+      </w:tr>
+      <w:tr>
+        <w:tc>
+          <w:tcPr>
+            <w:tcW w:type="dxa" w:w="2211"/>
+          </w:tcPr>
+          <w:p>
+            <w:pPr>
+              <w:spacing w:before="40" w:after="40" w:line="320" w:lineRule="exact"/>
+              <w:ind w:firstLine="0"/>
+              <w:jc w:val="center"/>
+            </w:pPr>
+            <w:r/>
+            <w:r>
+              <w:rPr>
+                <w:rFonts w:ascii="仿宋" w:hAnsi="仿宋" w:eastAsia="仿宋"/>
+                <w:b w:val="0"/>
+                <w:sz w:val="18"/>
+              </w:rPr>
+              <w:t>9</w:t>
+            </w:r>
+          </w:p>
+        </w:tc>
+        <w:tc>
+          <w:tcPr>
+            <w:tcW w:type="dxa" w:w="2211"/>
+          </w:tcPr>
+          <w:p>
+            <w:pPr>
+              <w:spacing w:before="40" w:after="40" w:line="320" w:lineRule="exact"/>
+              <w:ind w:firstLine="0"/>
+              <w:jc w:val="center"/>
+            </w:pPr>
+            <w:r/>
+            <w:r>
+              <w:rPr>
+                <w:rFonts w:ascii="仿宋" w:hAnsi="仿宋" w:eastAsia="仿宋"/>
+                <w:b/>
+                <w:sz w:val="18"/>
+              </w:rPr>
+              <w:t>项目管理办公室(PMO)</w:t>
+            </w:r>
+          </w:p>
+        </w:tc>
+        <w:tc>
+          <w:tcPr>
+            <w:tcW w:type="dxa" w:w="2211"/>
+          </w:tcPr>
+          <w:p>
+            <w:pPr>
+              <w:spacing w:before="40" w:after="40" w:line="320" w:lineRule="exact"/>
+              <w:ind w:firstLine="0"/>
+              <w:jc w:val="left"/>
+            </w:pPr>
+            <w:r/>
+            <w:r>
+              <w:rPr>
+                <w:rFonts w:ascii="仿宋" w:hAnsi="仿宋" w:eastAsia="仿宋"/>
+                <w:b w:val="0"/>
+                <w:sz w:val="18"/>
+              </w:rPr>
+              <w:t>IT项目管理流程与标准制定，供应商管理，项目立项/验收/复盘管理，IT预算管理</w:t>
+            </w:r>
+          </w:p>
+        </w:tc>
+        <w:tc>
+          <w:tcPr>
+            <w:tcW w:type="dxa" w:w="2211"/>
+          </w:tcPr>
+          <w:p>
+            <w:pPr>
+              <w:spacing w:before="40" w:after="40" w:line="320" w:lineRule="exact"/>
+              <w:ind w:firstLine="0"/>
+              <w:jc w:val="center"/>
+            </w:pPr>
+            <w:r/>
+            <w:r>
+              <w:rPr>
+                <w:rFonts w:ascii="仿宋" w:hAnsi="仿宋" w:eastAsia="仿宋"/>
+                <w:b w:val="0"/>
+                <w:sz w:val="16"/>
+              </w:rPr>
+              <w:t>项目管理体系、合同管理</w:t>
             </w:r>
           </w:p>
         </w:tc>
@@ -2100,7 +2359,21 @@
     </w:tbl>
     <w:p>
       <w:pPr>
-        <w:spacing w:before="120" w:after="60"/>
+        <w:spacing w:before="120" w:after="240"/>
+        <w:ind w:firstLine="0"/>
+        <w:jc w:val="center"/>
+      </w:pPr>
+      <w:r>
+        <w:rPr>
+          <w:rFonts w:ascii="仿宋" w:hAnsi="仿宋" w:eastAsia="仿宋"/>
+          <w:sz w:val="20"/>
+        </w:rPr>
+        <w:t>表二  科百特信息技术部组织架构与职能表</w:t>
+      </w:r>
+    </w:p>
+    <w:p>
+      <w:pPr>
+        <w:spacing w:before="160" w:after="80"/>
         <w:ind w:firstLine="0"/>
       </w:pPr>
       <w:r>
@@ -2109,12 +2382,12 @@
           <w:b/>
           <w:sz w:val="32"/>
         </w:rPr>
-        <w:t>五、青云KubeSphere+AI智算平台方案</w:t>
+        <w:t>四、青云KubeSphere+AI智算平台方案</w:t>
       </w:r>
     </w:p>
     <w:p>
       <w:pPr>
-        <w:spacing w:before="80" w:after="40"/>
+        <w:spacing w:before="120" w:after="60"/>
         <w:ind w:firstLine="0"/>
       </w:pPr>
       <w:r>
@@ -2123,12 +2396,12 @@
           <w:b/>
           <w:sz w:val="32"/>
         </w:rPr>
-        <w:t>（一）KubeSphere企业版核心能力</w:t>
+        <w:t>（一）KubeSphere企业版（KSE 4.2）核心能力</w:t>
       </w:r>
     </w:p>
     <w:p>
       <w:pPr>
-        <w:spacing w:line="560" w:lineRule="exact" w:after="20"/>
+        <w:spacing w:line="560" w:lineRule="exact" w:after="40"/>
         <w:ind w:firstLine="640"/>
       </w:pPr>
       <w:r>
@@ -2136,12 +2409,12 @@
           <w:rFonts w:ascii="仿宋" w:hAnsi="仿宋" w:eastAsia="仿宋"/>
           <w:sz w:val="32"/>
         </w:rPr>
-        <w:t>KubeSphere企业版（KSE 4.2）是青云科技打造的新一代云原生操作系统，基于KubeSphere LuBan可扩展开放架构，在Kubernetes之上深度融合多云管理、微服务治理、应用可观测等核心能力。针对科百特的实际需求，核心匹配能力如下。</w:t>
+        <w:t>KubeSphere企业版是青云科技打造的新一代云原生操作系统，基于KubeSphere LuBan可扩展开放架构，在Kubernetes之上深度融合多云管理、微服务治理、应用可观测等核心能力。针对科百特的实际需求，核心匹配能力如下。</w:t>
       </w:r>
     </w:p>
     <w:p>
       <w:pPr>
-        <w:spacing w:line="560" w:lineRule="exact" w:after="20"/>
+        <w:spacing w:line="560" w:lineRule="exact" w:after="40"/>
         <w:ind w:firstLine="640"/>
       </w:pPr>
       <w:r>
@@ -2149,12 +2422,12 @@
           <w:rFonts w:ascii="仿宋" w:hAnsi="仿宋" w:eastAsia="仿宋"/>
           <w:sz w:val="32"/>
         </w:rPr>
-        <w:t>一是多集群统一管理。实现杭州总部、成都基地、厦门基地及海外子公司集群的统一纳管与策略统一下发。二是全栈可观测性。提供多维度监控告警、日志审计、链路追踪，保障生产系统SLA。三是GPU调度管理。支持GPU资源的细粒度调度与监控，满足AI研发、智能质检等算力需求。四是易捷版DevOps。内置CI/CD流水线，加速应用交付效率。五是多租户与权限管理。按研发/制造/运营等业务线进行资源隔离与配额管理。六是信创适配。全面支持鲲鹏、飞腾等国产CPU及麒麟、统信等国产操作系统。</w:t>
+        <w:t>一是多集群统一管理。实现杭州、成都、上海等多地K8s集群的统一纳管与策略统一下发，消除信息孤岛，实现集团级资源管控。二是全栈可观测性。提供多维度监控告警、日志审计、链路追踪，保障生产系统SLA，支撑IT团队快速定位故障。三是GPU调度管理。支持GPU资源的细粒度调度与监控，满足AI辅助膜材料研发的算力需求。四是DevOps自动化。内置CI/CD流水线，加速应用交付与迭代效率。五是多租户与权限管理。按业务线进行资源隔离与配额管理，满足多部门共享平台需求。六是应用商店。提供Helm应用一键部署，加速中间件的快速交付。</w:t>
       </w:r>
     </w:p>
     <w:p>
       <w:pPr>
-        <w:spacing w:before="80" w:after="40"/>
+        <w:spacing w:before="120" w:after="60"/>
         <w:ind w:firstLine="0"/>
       </w:pPr>
       <w:r>
@@ -2168,7 +2441,7 @@
     </w:p>
     <w:p>
       <w:pPr>
-        <w:spacing w:line="560" w:lineRule="exact" w:after="20"/>
+        <w:spacing w:line="560" w:lineRule="exact" w:after="40"/>
         <w:ind w:firstLine="640"/>
       </w:pPr>
       <w:r>
@@ -2176,7 +2449,7 @@
           <w:rFonts w:ascii="仿宋" w:hAnsi="仿宋" w:eastAsia="仿宋"/>
           <w:sz w:val="32"/>
         </w:rPr>
-        <w:t>青云AI智算平台基于统一全栈架构打造AI算力底座，具备异构算力调度能力，可有效支撑科百特在膜材料AI辅助研发、智能质检、良率预测、供应链优化等场景的AI算力需求。平台支持GPU、NPU、CPU混合调度，提供训练任务管理与资源配额管控，内置算法开发环境与模型管理，并与KubeSphere容器平台深度集成。</w:t>
+        <w:t>青云AI智算平台基于统一全栈架构打造AI算力底座，具备异构算力调度能力，可有效支撑科百特在膜材料AI仿真分析、质量良率预测、智能排产、AI辅助研发设计等场景的AI算力需求。平台支持GPU、NPU、CPU混合调度，提供训练任务管理与资源配额管控，内置算法开发环境与模型管理，并与KubeSphere容器平台深度集成，实现算力资源的统一运营与调度。</w:t>
       </w:r>
     </w:p>
     <w:p>
@@ -2186,16 +2459,16 @@
       </w:pPr>
       <w:r>
         <w:rPr>
-          <w:rFonts w:ascii="黑体" w:hAnsi="黑体" w:eastAsia="黑体"/>
+          <w:rFonts w:ascii="楷体" w:hAnsi="楷体" w:eastAsia="楷体"/>
           <w:b/>
           <w:sz w:val="32"/>
         </w:rPr>
-        <w:t>六、青云方案对科百特的价值</w:t>
+        <w:t>（三）信创国产化支持</w:t>
       </w:r>
     </w:p>
     <w:p>
       <w:pPr>
-        <w:spacing w:line="560" w:lineRule="exact" w:after="20"/>
+        <w:spacing w:line="560" w:lineRule="exact" w:after="40"/>
         <w:ind w:firstLine="640"/>
       </w:pPr>
       <w:r>
@@ -2203,7 +2476,34 @@
           <w:rFonts w:ascii="仿宋" w:hAnsi="仿宋" w:eastAsia="仿宋"/>
           <w:sz w:val="32"/>
         </w:rPr>
-        <w:t>一是实现全球IT基础设施统一管理，降低运维复杂度与人力成本。二是构建企业级AI算力底座，加速膜材料研发与智能制造进程。三是提升生产系统可用性与可观测性，保障制造业务连续性。四是满足信创国产化合规要求，平滑推进自主可控进程。五是降低整体IT建设成本，实现从资源消耗型向平台运营型转变。</w:t>
+        <w:t>青云KubeSphere企业版全面支持信创国产化，已完成与鲲鹏、飞腾、海光等国产CPU及麒麟、统信等国产操作系统的适配认证，满足科百特作为制造业单项冠军企业的信创改造需求。青云科技已入选年度十大信创云品牌，在国家电网、金融等行业积累了丰富的信创落地经验。</w:t>
+      </w:r>
+    </w:p>
+    <w:p>
+      <w:pPr>
+        <w:spacing w:before="160" w:after="80"/>
+        <w:ind w:firstLine="0"/>
+      </w:pPr>
+      <w:r>
+        <w:rPr>
+          <w:rFonts w:ascii="黑体" w:hAnsi="黑体" w:eastAsia="黑体"/>
+          <w:b/>
+          <w:sz w:val="32"/>
+        </w:rPr>
+        <w:t>五、方案价值总结</w:t>
+      </w:r>
+    </w:p>
+    <w:p>
+      <w:pPr>
+        <w:spacing w:line="560" w:lineRule="exact" w:after="40"/>
+        <w:ind w:firstLine="640"/>
+      </w:pPr>
+      <w:r>
+        <w:rPr>
+          <w:rFonts w:ascii="仿宋" w:hAnsi="仿宋" w:eastAsia="仿宋"/>
+          <w:sz w:val="32"/>
+        </w:rPr>
+        <w:t>通过部署青云KubeSphere企业版及AI智算平台，可为科百特带来以下核心价值。一是实现多基地IT基础设施统一管理，降低运维复杂度与人力成本。二是构建企业级AI算力底座，加速膜材料研发与AI辅助仿真进程。三是提升生产系统可用性与可观测性，保障制造业务连续性。四是满足信创国产化合规要求，平滑推进自主可控进程。五是降低整体IT建设成本，实现从资源消耗型向平台运营型转变。</w:t>
       </w:r>
     </w:p>
     <w:sectPr>
